--- a/docx/es/BUFRCREX_TableB_es_33.docx
+++ b/docx/es/BUFRCREX_TableB_es_33.docx
@@ -8,19 +8,33 @@
       </w:pPr>
       <w:r>
         <w:rPr>
-          <w:rFonts w:ascii="Arial" w:hAnsi="Arial"/>
+          <w:rFonts w:ascii="Verdana" w:hAnsi="Verdana"/>
           <w:b/>
           <w:sz w:val="22"/>
         </w:rPr>
-        <w:t>BUFR/CREX Table B — Class 33: Información sobre la calidad</w:t>
+        <w:t>Clase 33: Información sobre la calidad</w:t>
       </w:r>
     </w:p>
     <w:tbl>
       <w:tblPr>
         <w:tblStyle w:val="TableGrid"/>
         <w:tblW w:type="auto" w:w="0"/>
-        <w:jc w:val="center"/>
+        <w:jc w:val="left"/>
         <w:tblLook w:firstColumn="1" w:firstRow="1" w:lastColumn="0" w:lastRow="0" w:noHBand="0" w:noVBand="1" w:val="04A0"/>
+        <w:tblBorders>
+          <w:top w:val="single" w:sz="4" w:space="0" w:color="595959"/>
+          <w:left w:val="single" w:sz="4" w:space="0" w:color="595959"/>
+          <w:bottom w:val="single" w:sz="4" w:space="0" w:color="595959"/>
+          <w:right w:val="single" w:sz="4" w:space="0" w:color="595959"/>
+          <w:insideH w:val="single" w:sz="4" w:space="0" w:color="595959"/>
+          <w:insideV w:val="single" w:sz="4" w:space="0" w:color="595959"/>
+        </w:tblBorders>
+        <w:tblCellMar>
+          <w:top w:w="85" w:type="dxa"/>
+          <w:left w:w="85" w:type="dxa"/>
+          <w:bottom w:w="85" w:type="dxa"/>
+          <w:right w:w="85" w:type="dxa"/>
+        </w:tblCellMar>
       </w:tblPr>
       <w:tblGrid>
         <w:gridCol w:w="1514"/>
@@ -35,20 +49,20 @@
         <w:gridCol w:w="1514"/>
       </w:tblGrid>
       <w:tr>
-        <w:tc>
-          <w:tcPr>
-            <w:tcW w:type="dxa" w:w="1514"/>
-            <w:shd w:val="clear" w:color="auto" w:fill="D9E2F3"/>
-          </w:tcPr>
-          <w:p>
-            <w:pPr>
-              <w:jc w:val="center"/>
-            </w:pPr>
-            <w:r/>
-            <w:r>
-              <w:rPr>
-                <w:rFonts w:ascii="Arial" w:hAnsi="Arial"/>
-                <w:b/>
+        <w:trPr>
+          <w:tblHeader/>
+        </w:trPr>
+        <w:tc>
+          <w:tcPr>
+            <w:tcW w:type="dxa" w:w="1514"/>
+            <w:shd w:val="clear" w:color="auto" w:fill="D9D9D9"/>
+          </w:tcPr>
+          <w:p>
+            <w:r/>
+            <w:r>
+              <w:rPr>
+                <w:rFonts w:ascii="Verdana" w:hAnsi="Verdana"/>
+                <w:b w:val="0"/>
                 <w:sz w:val="16"/>
               </w:rPr>
               <w:t>FXY</w:t>
@@ -58,194 +72,170 @@
         <w:tc>
           <w:tcPr>
             <w:tcW w:type="dxa" w:w="1514"/>
-            <w:shd w:val="clear" w:color="auto" w:fill="D9E2F3"/>
-          </w:tcPr>
-          <w:p>
-            <w:pPr>
-              <w:jc w:val="center"/>
-            </w:pPr>
-            <w:r/>
-            <w:r>
-              <w:rPr>
-                <w:rFonts w:ascii="Arial" w:hAnsi="Arial"/>
-                <w:b/>
-                <w:sz w:val="16"/>
-              </w:rPr>
-              <w:t>ElementName</w:t>
-            </w:r>
-          </w:p>
-        </w:tc>
-        <w:tc>
-          <w:tcPr>
-            <w:tcW w:type="dxa" w:w="1514"/>
-            <w:shd w:val="clear" w:color="auto" w:fill="D9E2F3"/>
-          </w:tcPr>
-          <w:p>
-            <w:pPr>
-              <w:jc w:val="center"/>
-            </w:pPr>
-            <w:r/>
-            <w:r>
-              <w:rPr>
-                <w:rFonts w:ascii="Arial" w:hAnsi="Arial"/>
-                <w:b/>
-                <w:sz w:val="16"/>
-              </w:rPr>
-              <w:t>BUFR Unit</w:t>
-            </w:r>
-          </w:p>
-        </w:tc>
-        <w:tc>
-          <w:tcPr>
-            <w:tcW w:type="dxa" w:w="1514"/>
-            <w:shd w:val="clear" w:color="auto" w:fill="D9E2F3"/>
-          </w:tcPr>
-          <w:p>
-            <w:pPr>
-              <w:jc w:val="center"/>
-            </w:pPr>
-            <w:r/>
-            <w:r>
-              <w:rPr>
-                <w:rFonts w:ascii="Arial" w:hAnsi="Arial"/>
-                <w:b/>
-                <w:sz w:val="16"/>
-              </w:rPr>
-              <w:t>Scale</w:t>
-            </w:r>
-          </w:p>
-        </w:tc>
-        <w:tc>
-          <w:tcPr>
-            <w:tcW w:type="dxa" w:w="1514"/>
-            <w:shd w:val="clear" w:color="auto" w:fill="D9E2F3"/>
-          </w:tcPr>
-          <w:p>
-            <w:pPr>
-              <w:jc w:val="center"/>
-            </w:pPr>
-            <w:r/>
-            <w:r>
-              <w:rPr>
-                <w:rFonts w:ascii="Arial" w:hAnsi="Arial"/>
-                <w:b/>
-                <w:sz w:val="16"/>
-              </w:rPr>
-              <w:t>Ref Value</w:t>
-            </w:r>
-          </w:p>
-        </w:tc>
-        <w:tc>
-          <w:tcPr>
-            <w:tcW w:type="dxa" w:w="1514"/>
-            <w:shd w:val="clear" w:color="auto" w:fill="D9E2F3"/>
-          </w:tcPr>
-          <w:p>
-            <w:pPr>
-              <w:jc w:val="center"/>
-            </w:pPr>
-            <w:r/>
-            <w:r>
-              <w:rPr>
-                <w:rFonts w:ascii="Arial" w:hAnsi="Arial"/>
-                <w:b/>
-                <w:sz w:val="16"/>
-              </w:rPr>
-              <w:t>Bits</w:t>
-            </w:r>
-          </w:p>
-        </w:tc>
-        <w:tc>
-          <w:tcPr>
-            <w:tcW w:type="dxa" w:w="1514"/>
-            <w:shd w:val="clear" w:color="auto" w:fill="D9E2F3"/>
-          </w:tcPr>
-          <w:p>
-            <w:pPr>
-              <w:jc w:val="center"/>
-            </w:pPr>
-            <w:r/>
-            <w:r>
-              <w:rPr>
-                <w:rFonts w:ascii="Arial" w:hAnsi="Arial"/>
-                <w:b/>
-                <w:sz w:val="16"/>
-              </w:rPr>
-              <w:t>CREX Unit</w:t>
-            </w:r>
-          </w:p>
-        </w:tc>
-        <w:tc>
-          <w:tcPr>
-            <w:tcW w:type="dxa" w:w="1514"/>
-            <w:shd w:val="clear" w:color="auto" w:fill="D9E2F3"/>
-          </w:tcPr>
-          <w:p>
-            <w:pPr>
-              <w:jc w:val="center"/>
-            </w:pPr>
-            <w:r/>
-            <w:r>
-              <w:rPr>
-                <w:rFonts w:ascii="Arial" w:hAnsi="Arial"/>
-                <w:b/>
-                <w:sz w:val="16"/>
-              </w:rPr>
-              <w:t>Scale</w:t>
-            </w:r>
-          </w:p>
-        </w:tc>
-        <w:tc>
-          <w:tcPr>
-            <w:tcW w:type="dxa" w:w="1514"/>
-            <w:shd w:val="clear" w:color="auto" w:fill="D9E2F3"/>
-          </w:tcPr>
-          <w:p>
-            <w:pPr>
-              <w:jc w:val="center"/>
-            </w:pPr>
-            <w:r/>
-            <w:r>
-              <w:rPr>
-                <w:rFonts w:ascii="Arial" w:hAnsi="Arial"/>
-                <w:b/>
-                <w:sz w:val="16"/>
-              </w:rPr>
-              <w:t>Chars</w:t>
-            </w:r>
-          </w:p>
-        </w:tc>
-        <w:tc>
-          <w:tcPr>
-            <w:tcW w:type="dxa" w:w="1514"/>
-            <w:shd w:val="clear" w:color="auto" w:fill="D9E2F3"/>
-          </w:tcPr>
-          <w:p>
-            <w:pPr>
-              <w:jc w:val="center"/>
-            </w:pPr>
-            <w:r/>
-            <w:r>
-              <w:rPr>
-                <w:rFonts w:ascii="Arial" w:hAnsi="Arial"/>
-                <w:b/>
-                <w:sz w:val="16"/>
-              </w:rPr>
-              <w:t>Note</w:t>
+            <w:shd w:val="clear" w:color="auto" w:fill="D9D9D9"/>
+          </w:tcPr>
+          <w:p>
+            <w:r/>
+            <w:r>
+              <w:rPr>
+                <w:rFonts w:ascii="Verdana" w:hAnsi="Verdana"/>
+                <w:b w:val="0"/>
+                <w:sz w:val="16"/>
+              </w:rPr>
+              <w:t>NOMBRE DEL ELEMENTO</w:t>
+            </w:r>
+          </w:p>
+        </w:tc>
+        <w:tc>
+          <w:tcPr>
+            <w:tcW w:type="dxa" w:w="1514"/>
+            <w:shd w:val="clear" w:color="auto" w:fill="D9D9D9"/>
+          </w:tcPr>
+          <w:p>
+            <w:r/>
+            <w:r>
+              <w:rPr>
+                <w:rFonts w:ascii="Verdana" w:hAnsi="Verdana"/>
+                <w:b w:val="0"/>
+                <w:sz w:val="16"/>
+              </w:rPr>
+              <w:t>UNIDAD BUFR</w:t>
+            </w:r>
+          </w:p>
+        </w:tc>
+        <w:tc>
+          <w:tcPr>
+            <w:tcW w:type="dxa" w:w="1514"/>
+            <w:shd w:val="clear" w:color="auto" w:fill="D9D9D9"/>
+          </w:tcPr>
+          <w:p>
+            <w:r/>
+            <w:r>
+              <w:rPr>
+                <w:rFonts w:ascii="Verdana" w:hAnsi="Verdana"/>
+                <w:b w:val="0"/>
+                <w:sz w:val="16"/>
+              </w:rPr>
+              <w:t>ESCALA</w:t>
+            </w:r>
+          </w:p>
+        </w:tc>
+        <w:tc>
+          <w:tcPr>
+            <w:tcW w:type="dxa" w:w="1514"/>
+            <w:shd w:val="clear" w:color="auto" w:fill="D9D9D9"/>
+          </w:tcPr>
+          <w:p>
+            <w:r/>
+            <w:r>
+              <w:rPr>
+                <w:rFonts w:ascii="Verdana" w:hAnsi="Verdana"/>
+                <w:b w:val="0"/>
+                <w:sz w:val="16"/>
+              </w:rPr>
+              <w:t>VAL. REF.</w:t>
+            </w:r>
+          </w:p>
+        </w:tc>
+        <w:tc>
+          <w:tcPr>
+            <w:tcW w:type="dxa" w:w="1514"/>
+            <w:shd w:val="clear" w:color="auto" w:fill="D9D9D9"/>
+          </w:tcPr>
+          <w:p>
+            <w:r/>
+            <w:r>
+              <w:rPr>
+                <w:rFonts w:ascii="Verdana" w:hAnsi="Verdana"/>
+                <w:b w:val="0"/>
+                <w:sz w:val="16"/>
+              </w:rPr>
+              <w:t>BITS</w:t>
+            </w:r>
+          </w:p>
+        </w:tc>
+        <w:tc>
+          <w:tcPr>
+            <w:tcW w:type="dxa" w:w="1514"/>
+            <w:shd w:val="clear" w:color="auto" w:fill="D9D9D9"/>
+          </w:tcPr>
+          <w:p>
+            <w:r/>
+            <w:r>
+              <w:rPr>
+                <w:rFonts w:ascii="Verdana" w:hAnsi="Verdana"/>
+                <w:b w:val="0"/>
+                <w:sz w:val="16"/>
+              </w:rPr>
+              <w:t>UNIDAD CREX</w:t>
+            </w:r>
+          </w:p>
+        </w:tc>
+        <w:tc>
+          <w:tcPr>
+            <w:tcW w:type="dxa" w:w="1514"/>
+            <w:shd w:val="clear" w:color="auto" w:fill="D9D9D9"/>
+          </w:tcPr>
+          <w:p>
+            <w:r/>
+            <w:r>
+              <w:rPr>
+                <w:rFonts w:ascii="Verdana" w:hAnsi="Verdana"/>
+                <w:b w:val="0"/>
+                <w:sz w:val="16"/>
+              </w:rPr>
+              <w:t>ESCALA</w:t>
+            </w:r>
+          </w:p>
+        </w:tc>
+        <w:tc>
+          <w:tcPr>
+            <w:tcW w:type="dxa" w:w="1514"/>
+            <w:shd w:val="clear" w:color="auto" w:fill="D9D9D9"/>
+          </w:tcPr>
+          <w:p>
+            <w:r/>
+            <w:r>
+              <w:rPr>
+                <w:rFonts w:ascii="Verdana" w:hAnsi="Verdana"/>
+                <w:b w:val="0"/>
+                <w:sz w:val="16"/>
+              </w:rPr>
+              <w:t>CAR.</w:t>
+            </w:r>
+          </w:p>
+        </w:tc>
+        <w:tc>
+          <w:tcPr>
+            <w:tcW w:type="dxa" w:w="1514"/>
+            <w:shd w:val="clear" w:color="auto" w:fill="D9D9D9"/>
+          </w:tcPr>
+          <w:p>
+            <w:r/>
+            <w:r>
+              <w:rPr>
+                <w:rFonts w:ascii="Verdana" w:hAnsi="Verdana"/>
+                <w:b w:val="0"/>
+                <w:sz w:val="16"/>
+              </w:rPr>
+              <w:t>NOTA</w:t>
             </w:r>
           </w:p>
         </w:tc>
       </w:tr>
       <w:tr>
-        <w:tc>
-          <w:tcPr>
-            <w:tcW w:type="dxa" w:w="1514"/>
-          </w:tcPr>
-          <w:p>
-            <w:r/>
-            <w:r>
-              <w:rPr>
-                <w:rFonts w:ascii="Arial" w:hAnsi="Arial"/>
+        <w:trPr>
+          <w:cantSplit/>
+        </w:trPr>
+        <w:tc>
+          <w:tcPr>
+            <w:tcW w:type="dxa" w:w="1514"/>
+          </w:tcPr>
+          <w:p>
+            <w:r/>
+            <w:r>
+              <w:rPr>
+                <w:rFonts w:ascii="Verdana" w:hAnsi="Verdana"/>
                 <w:b w:val="0"/>
                 <w:sz w:val="16"/>
               </w:rPr>
@@ -261,7 +251,7 @@
             <w:r/>
             <w:r>
               <w:rPr>
-                <w:rFonts w:ascii="Arial" w:hAnsi="Arial"/>
+                <w:rFonts w:ascii="Verdana" w:hAnsi="Verdana"/>
                 <w:b w:val="0"/>
                 <w:sz w:val="16"/>
               </w:rPr>
@@ -277,7 +267,7 @@
             <w:r/>
             <w:r>
               <w:rPr>
-                <w:rFonts w:ascii="Arial" w:hAnsi="Arial"/>
+                <w:rFonts w:ascii="Verdana" w:hAnsi="Verdana"/>
                 <w:b w:val="0"/>
                 <w:sz w:val="16"/>
               </w:rPr>
@@ -293,7 +283,7 @@
             <w:r/>
             <w:r>
               <w:rPr>
-                <w:rFonts w:ascii="Arial" w:hAnsi="Arial"/>
+                <w:rFonts w:ascii="Verdana" w:hAnsi="Verdana"/>
                 <w:b w:val="0"/>
                 <w:sz w:val="16"/>
               </w:rPr>
@@ -309,7 +299,7 @@
             <w:r/>
             <w:r>
               <w:rPr>
-                <w:rFonts w:ascii="Arial" w:hAnsi="Arial"/>
+                <w:rFonts w:ascii="Verdana" w:hAnsi="Verdana"/>
                 <w:b w:val="0"/>
                 <w:sz w:val="16"/>
               </w:rPr>
@@ -325,7 +315,7 @@
             <w:r/>
             <w:r>
               <w:rPr>
-                <w:rFonts w:ascii="Arial" w:hAnsi="Arial"/>
+                <w:rFonts w:ascii="Verdana" w:hAnsi="Verdana"/>
                 <w:b w:val="0"/>
                 <w:sz w:val="16"/>
               </w:rPr>
@@ -341,7 +331,7 @@
             <w:r/>
             <w:r>
               <w:rPr>
-                <w:rFonts w:ascii="Arial" w:hAnsi="Arial"/>
+                <w:rFonts w:ascii="Verdana" w:hAnsi="Verdana"/>
                 <w:b w:val="0"/>
                 <w:sz w:val="16"/>
               </w:rPr>
@@ -357,7 +347,7 @@
             <w:r/>
             <w:r>
               <w:rPr>
-                <w:rFonts w:ascii="Arial" w:hAnsi="Arial"/>
+                <w:rFonts w:ascii="Verdana" w:hAnsi="Verdana"/>
                 <w:b w:val="0"/>
                 <w:sz w:val="16"/>
               </w:rPr>
@@ -373,7 +363,7 @@
             <w:r/>
             <w:r>
               <w:rPr>
-                <w:rFonts w:ascii="Arial" w:hAnsi="Arial"/>
+                <w:rFonts w:ascii="Verdana" w:hAnsi="Verdana"/>
                 <w:b w:val="0"/>
                 <w:sz w:val="16"/>
               </w:rPr>
@@ -389,7 +379,7 @@
             <w:r/>
             <w:r>
               <w:rPr>
-                <w:rFonts w:ascii="Arial" w:hAnsi="Arial"/>
+                <w:rFonts w:ascii="Verdana" w:hAnsi="Verdana"/>
                 <w:b w:val="0"/>
                 <w:sz w:val="16"/>
               </w:rPr>
@@ -398,15 +388,18 @@
         </w:tc>
       </w:tr>
       <w:tr>
-        <w:tc>
-          <w:tcPr>
-            <w:tcW w:type="dxa" w:w="1514"/>
-          </w:tcPr>
-          <w:p>
-            <w:r/>
-            <w:r>
-              <w:rPr>
-                <w:rFonts w:ascii="Arial" w:hAnsi="Arial"/>
+        <w:trPr>
+          <w:cantSplit/>
+        </w:trPr>
+        <w:tc>
+          <w:tcPr>
+            <w:tcW w:type="dxa" w:w="1514"/>
+          </w:tcPr>
+          <w:p>
+            <w:r/>
+            <w:r>
+              <w:rPr>
+                <w:rFonts w:ascii="Verdana" w:hAnsi="Verdana"/>
                 <w:b w:val="0"/>
                 <w:sz w:val="16"/>
               </w:rPr>
@@ -422,7 +415,7 @@
             <w:r/>
             <w:r>
               <w:rPr>
-                <w:rFonts w:ascii="Arial" w:hAnsi="Arial"/>
+                <w:rFonts w:ascii="Verdana" w:hAnsi="Verdana"/>
                 <w:b w:val="0"/>
                 <w:sz w:val="16"/>
               </w:rPr>
@@ -438,7 +431,7 @@
             <w:r/>
             <w:r>
               <w:rPr>
-                <w:rFonts w:ascii="Arial" w:hAnsi="Arial"/>
+                <w:rFonts w:ascii="Verdana" w:hAnsi="Verdana"/>
                 <w:b w:val="0"/>
                 <w:sz w:val="16"/>
               </w:rPr>
@@ -454,7 +447,7 @@
             <w:r/>
             <w:r>
               <w:rPr>
-                <w:rFonts w:ascii="Arial" w:hAnsi="Arial"/>
+                <w:rFonts w:ascii="Verdana" w:hAnsi="Verdana"/>
                 <w:b w:val="0"/>
                 <w:sz w:val="16"/>
               </w:rPr>
@@ -470,7 +463,7 @@
             <w:r/>
             <w:r>
               <w:rPr>
-                <w:rFonts w:ascii="Arial" w:hAnsi="Arial"/>
+                <w:rFonts w:ascii="Verdana" w:hAnsi="Verdana"/>
                 <w:b w:val="0"/>
                 <w:sz w:val="16"/>
               </w:rPr>
@@ -486,7 +479,7 @@
             <w:r/>
             <w:r>
               <w:rPr>
-                <w:rFonts w:ascii="Arial" w:hAnsi="Arial"/>
+                <w:rFonts w:ascii="Verdana" w:hAnsi="Verdana"/>
                 <w:b w:val="0"/>
                 <w:sz w:val="16"/>
               </w:rPr>
@@ -502,7 +495,7 @@
             <w:r/>
             <w:r>
               <w:rPr>
-                <w:rFonts w:ascii="Arial" w:hAnsi="Arial"/>
+                <w:rFonts w:ascii="Verdana" w:hAnsi="Verdana"/>
                 <w:b w:val="0"/>
                 <w:sz w:val="16"/>
               </w:rPr>
@@ -518,7 +511,7 @@
             <w:r/>
             <w:r>
               <w:rPr>
-                <w:rFonts w:ascii="Arial" w:hAnsi="Arial"/>
+                <w:rFonts w:ascii="Verdana" w:hAnsi="Verdana"/>
                 <w:b w:val="0"/>
                 <w:sz w:val="16"/>
               </w:rPr>
@@ -534,7 +527,7 @@
             <w:r/>
             <w:r>
               <w:rPr>
-                <w:rFonts w:ascii="Arial" w:hAnsi="Arial"/>
+                <w:rFonts w:ascii="Verdana" w:hAnsi="Verdana"/>
                 <w:b w:val="0"/>
                 <w:sz w:val="16"/>
               </w:rPr>
@@ -550,7 +543,7 @@
             <w:r/>
             <w:r>
               <w:rPr>
-                <w:rFonts w:ascii="Arial" w:hAnsi="Arial"/>
+                <w:rFonts w:ascii="Verdana" w:hAnsi="Verdana"/>
                 <w:b w:val="0"/>
                 <w:sz w:val="16"/>
               </w:rPr>
@@ -559,15 +552,18 @@
         </w:tc>
       </w:tr>
       <w:tr>
-        <w:tc>
-          <w:tcPr>
-            <w:tcW w:type="dxa" w:w="1514"/>
-          </w:tcPr>
-          <w:p>
-            <w:r/>
-            <w:r>
-              <w:rPr>
-                <w:rFonts w:ascii="Arial" w:hAnsi="Arial"/>
+        <w:trPr>
+          <w:cantSplit/>
+        </w:trPr>
+        <w:tc>
+          <w:tcPr>
+            <w:tcW w:type="dxa" w:w="1514"/>
+          </w:tcPr>
+          <w:p>
+            <w:r/>
+            <w:r>
+              <w:rPr>
+                <w:rFonts w:ascii="Verdana" w:hAnsi="Verdana"/>
                 <w:b w:val="0"/>
                 <w:sz w:val="16"/>
               </w:rPr>
@@ -583,7 +579,7 @@
             <w:r/>
             <w:r>
               <w:rPr>
-                <w:rFonts w:ascii="Arial" w:hAnsi="Arial"/>
+                <w:rFonts w:ascii="Verdana" w:hAnsi="Verdana"/>
                 <w:b w:val="0"/>
                 <w:sz w:val="16"/>
               </w:rPr>
@@ -599,7 +595,7 @@
             <w:r/>
             <w:r>
               <w:rPr>
-                <w:rFonts w:ascii="Arial" w:hAnsi="Arial"/>
+                <w:rFonts w:ascii="Verdana" w:hAnsi="Verdana"/>
                 <w:b w:val="0"/>
                 <w:sz w:val="16"/>
               </w:rPr>
@@ -615,7 +611,7 @@
             <w:r/>
             <w:r>
               <w:rPr>
-                <w:rFonts w:ascii="Arial" w:hAnsi="Arial"/>
+                <w:rFonts w:ascii="Verdana" w:hAnsi="Verdana"/>
                 <w:b w:val="0"/>
                 <w:sz w:val="16"/>
               </w:rPr>
@@ -631,7 +627,7 @@
             <w:r/>
             <w:r>
               <w:rPr>
-                <w:rFonts w:ascii="Arial" w:hAnsi="Arial"/>
+                <w:rFonts w:ascii="Verdana" w:hAnsi="Verdana"/>
                 <w:b w:val="0"/>
                 <w:sz w:val="16"/>
               </w:rPr>
@@ -647,7 +643,7 @@
             <w:r/>
             <w:r>
               <w:rPr>
-                <w:rFonts w:ascii="Arial" w:hAnsi="Arial"/>
+                <w:rFonts w:ascii="Verdana" w:hAnsi="Verdana"/>
                 <w:b w:val="0"/>
                 <w:sz w:val="16"/>
               </w:rPr>
@@ -663,7 +659,7 @@
             <w:r/>
             <w:r>
               <w:rPr>
-                <w:rFonts w:ascii="Arial" w:hAnsi="Arial"/>
+                <w:rFonts w:ascii="Verdana" w:hAnsi="Verdana"/>
                 <w:b w:val="0"/>
                 <w:sz w:val="16"/>
               </w:rPr>
@@ -679,7 +675,7 @@
             <w:r/>
             <w:r>
               <w:rPr>
-                <w:rFonts w:ascii="Arial" w:hAnsi="Arial"/>
+                <w:rFonts w:ascii="Verdana" w:hAnsi="Verdana"/>
                 <w:b w:val="0"/>
                 <w:sz w:val="16"/>
               </w:rPr>
@@ -695,7 +691,7 @@
             <w:r/>
             <w:r>
               <w:rPr>
-                <w:rFonts w:ascii="Arial" w:hAnsi="Arial"/>
+                <w:rFonts w:ascii="Verdana" w:hAnsi="Verdana"/>
                 <w:b w:val="0"/>
                 <w:sz w:val="16"/>
               </w:rPr>
@@ -711,7 +707,7 @@
             <w:r/>
             <w:r>
               <w:rPr>
-                <w:rFonts w:ascii="Arial" w:hAnsi="Arial"/>
+                <w:rFonts w:ascii="Verdana" w:hAnsi="Verdana"/>
                 <w:b w:val="0"/>
                 <w:sz w:val="16"/>
               </w:rPr>
@@ -720,15 +716,18 @@
         </w:tc>
       </w:tr>
       <w:tr>
-        <w:tc>
-          <w:tcPr>
-            <w:tcW w:type="dxa" w:w="1514"/>
-          </w:tcPr>
-          <w:p>
-            <w:r/>
-            <w:r>
-              <w:rPr>
-                <w:rFonts w:ascii="Arial" w:hAnsi="Arial"/>
+        <w:trPr>
+          <w:cantSplit/>
+        </w:trPr>
+        <w:tc>
+          <w:tcPr>
+            <w:tcW w:type="dxa" w:w="1514"/>
+          </w:tcPr>
+          <w:p>
+            <w:r/>
+            <w:r>
+              <w:rPr>
+                <w:rFonts w:ascii="Verdana" w:hAnsi="Verdana"/>
                 <w:b w:val="0"/>
                 <w:sz w:val="16"/>
               </w:rPr>
@@ -744,7 +743,7 @@
             <w:r/>
             <w:r>
               <w:rPr>
-                <w:rFonts w:ascii="Arial" w:hAnsi="Arial"/>
+                <w:rFonts w:ascii="Verdana" w:hAnsi="Verdana"/>
                 <w:b w:val="0"/>
                 <w:sz w:val="16"/>
               </w:rPr>
@@ -760,7 +759,7 @@
             <w:r/>
             <w:r>
               <w:rPr>
-                <w:rFonts w:ascii="Arial" w:hAnsi="Arial"/>
+                <w:rFonts w:ascii="Verdana" w:hAnsi="Verdana"/>
                 <w:b w:val="0"/>
                 <w:sz w:val="16"/>
               </w:rPr>
@@ -776,7 +775,7 @@
             <w:r/>
             <w:r>
               <w:rPr>
-                <w:rFonts w:ascii="Arial" w:hAnsi="Arial"/>
+                <w:rFonts w:ascii="Verdana" w:hAnsi="Verdana"/>
                 <w:b w:val="0"/>
                 <w:sz w:val="16"/>
               </w:rPr>
@@ -792,7 +791,7 @@
             <w:r/>
             <w:r>
               <w:rPr>
-                <w:rFonts w:ascii="Arial" w:hAnsi="Arial"/>
+                <w:rFonts w:ascii="Verdana" w:hAnsi="Verdana"/>
                 <w:b w:val="0"/>
                 <w:sz w:val="16"/>
               </w:rPr>
@@ -808,7 +807,7 @@
             <w:r/>
             <w:r>
               <w:rPr>
-                <w:rFonts w:ascii="Arial" w:hAnsi="Arial"/>
+                <w:rFonts w:ascii="Verdana" w:hAnsi="Verdana"/>
                 <w:b w:val="0"/>
                 <w:sz w:val="16"/>
               </w:rPr>
@@ -824,7 +823,7 @@
             <w:r/>
             <w:r>
               <w:rPr>
-                <w:rFonts w:ascii="Arial" w:hAnsi="Arial"/>
+                <w:rFonts w:ascii="Verdana" w:hAnsi="Verdana"/>
                 <w:b w:val="0"/>
                 <w:sz w:val="16"/>
               </w:rPr>
@@ -840,7 +839,7 @@
             <w:r/>
             <w:r>
               <w:rPr>
-                <w:rFonts w:ascii="Arial" w:hAnsi="Arial"/>
+                <w:rFonts w:ascii="Verdana" w:hAnsi="Verdana"/>
                 <w:b w:val="0"/>
                 <w:sz w:val="16"/>
               </w:rPr>
@@ -856,7 +855,7 @@
             <w:r/>
             <w:r>
               <w:rPr>
-                <w:rFonts w:ascii="Arial" w:hAnsi="Arial"/>
+                <w:rFonts w:ascii="Verdana" w:hAnsi="Verdana"/>
                 <w:b w:val="0"/>
                 <w:sz w:val="16"/>
               </w:rPr>
@@ -872,7 +871,7 @@
             <w:r/>
             <w:r>
               <w:rPr>
-                <w:rFonts w:ascii="Arial" w:hAnsi="Arial"/>
+                <w:rFonts w:ascii="Verdana" w:hAnsi="Verdana"/>
                 <w:b w:val="0"/>
                 <w:sz w:val="16"/>
               </w:rPr>
@@ -881,15 +880,18 @@
         </w:tc>
       </w:tr>
       <w:tr>
-        <w:tc>
-          <w:tcPr>
-            <w:tcW w:type="dxa" w:w="1514"/>
-          </w:tcPr>
-          <w:p>
-            <w:r/>
-            <w:r>
-              <w:rPr>
-                <w:rFonts w:ascii="Arial" w:hAnsi="Arial"/>
+        <w:trPr>
+          <w:cantSplit/>
+        </w:trPr>
+        <w:tc>
+          <w:tcPr>
+            <w:tcW w:type="dxa" w:w="1514"/>
+          </w:tcPr>
+          <w:p>
+            <w:r/>
+            <w:r>
+              <w:rPr>
+                <w:rFonts w:ascii="Verdana" w:hAnsi="Verdana"/>
                 <w:b w:val="0"/>
                 <w:sz w:val="16"/>
               </w:rPr>
@@ -905,7 +907,7 @@
             <w:r/>
             <w:r>
               <w:rPr>
-                <w:rFonts w:ascii="Arial" w:hAnsi="Arial"/>
+                <w:rFonts w:ascii="Verdana" w:hAnsi="Verdana"/>
                 <w:b w:val="0"/>
                 <w:sz w:val="16"/>
               </w:rPr>
@@ -921,7 +923,7 @@
             <w:r/>
             <w:r>
               <w:rPr>
-                <w:rFonts w:ascii="Arial" w:hAnsi="Arial"/>
+                <w:rFonts w:ascii="Verdana" w:hAnsi="Verdana"/>
                 <w:b w:val="0"/>
                 <w:sz w:val="16"/>
               </w:rPr>
@@ -937,7 +939,7 @@
             <w:r/>
             <w:r>
               <w:rPr>
-                <w:rFonts w:ascii="Arial" w:hAnsi="Arial"/>
+                <w:rFonts w:ascii="Verdana" w:hAnsi="Verdana"/>
                 <w:b w:val="0"/>
                 <w:sz w:val="16"/>
               </w:rPr>
@@ -953,7 +955,7 @@
             <w:r/>
             <w:r>
               <w:rPr>
-                <w:rFonts w:ascii="Arial" w:hAnsi="Arial"/>
+                <w:rFonts w:ascii="Verdana" w:hAnsi="Verdana"/>
                 <w:b w:val="0"/>
                 <w:sz w:val="16"/>
               </w:rPr>
@@ -969,7 +971,7 @@
             <w:r/>
             <w:r>
               <w:rPr>
-                <w:rFonts w:ascii="Arial" w:hAnsi="Arial"/>
+                <w:rFonts w:ascii="Verdana" w:hAnsi="Verdana"/>
                 <w:b w:val="0"/>
                 <w:sz w:val="16"/>
               </w:rPr>
@@ -985,7 +987,7 @@
             <w:r/>
             <w:r>
               <w:rPr>
-                <w:rFonts w:ascii="Arial" w:hAnsi="Arial"/>
+                <w:rFonts w:ascii="Verdana" w:hAnsi="Verdana"/>
                 <w:b w:val="0"/>
                 <w:sz w:val="16"/>
               </w:rPr>
@@ -1001,7 +1003,7 @@
             <w:r/>
             <w:r>
               <w:rPr>
-                <w:rFonts w:ascii="Arial" w:hAnsi="Arial"/>
+                <w:rFonts w:ascii="Verdana" w:hAnsi="Verdana"/>
                 <w:b w:val="0"/>
                 <w:sz w:val="16"/>
               </w:rPr>
@@ -1017,7 +1019,7 @@
             <w:r/>
             <w:r>
               <w:rPr>
-                <w:rFonts w:ascii="Arial" w:hAnsi="Arial"/>
+                <w:rFonts w:ascii="Verdana" w:hAnsi="Verdana"/>
                 <w:b w:val="0"/>
                 <w:sz w:val="16"/>
               </w:rPr>
@@ -1033,7 +1035,7 @@
             <w:r/>
             <w:r>
               <w:rPr>
-                <w:rFonts w:ascii="Arial" w:hAnsi="Arial"/>
+                <w:rFonts w:ascii="Verdana" w:hAnsi="Verdana"/>
                 <w:b w:val="0"/>
                 <w:sz w:val="16"/>
               </w:rPr>
@@ -1042,15 +1044,18 @@
         </w:tc>
       </w:tr>
       <w:tr>
-        <w:tc>
-          <w:tcPr>
-            <w:tcW w:type="dxa" w:w="1514"/>
-          </w:tcPr>
-          <w:p>
-            <w:r/>
-            <w:r>
-              <w:rPr>
-                <w:rFonts w:ascii="Arial" w:hAnsi="Arial"/>
+        <w:trPr>
+          <w:cantSplit/>
+        </w:trPr>
+        <w:tc>
+          <w:tcPr>
+            <w:tcW w:type="dxa" w:w="1514"/>
+          </w:tcPr>
+          <w:p>
+            <w:r/>
+            <w:r>
+              <w:rPr>
+                <w:rFonts w:ascii="Verdana" w:hAnsi="Verdana"/>
                 <w:b w:val="0"/>
                 <w:sz w:val="16"/>
               </w:rPr>
@@ -1066,7 +1071,7 @@
             <w:r/>
             <w:r>
               <w:rPr>
-                <w:rFonts w:ascii="Arial" w:hAnsi="Arial"/>
+                <w:rFonts w:ascii="Verdana" w:hAnsi="Verdana"/>
                 <w:b w:val="0"/>
                 <w:sz w:val="16"/>
               </w:rPr>
@@ -1082,7 +1087,7 @@
             <w:r/>
             <w:r>
               <w:rPr>
-                <w:rFonts w:ascii="Arial" w:hAnsi="Arial"/>
+                <w:rFonts w:ascii="Verdana" w:hAnsi="Verdana"/>
                 <w:b w:val="0"/>
                 <w:sz w:val="16"/>
               </w:rPr>
@@ -1098,7 +1103,7 @@
             <w:r/>
             <w:r>
               <w:rPr>
-                <w:rFonts w:ascii="Arial" w:hAnsi="Arial"/>
+                <w:rFonts w:ascii="Verdana" w:hAnsi="Verdana"/>
                 <w:b w:val="0"/>
                 <w:sz w:val="16"/>
               </w:rPr>
@@ -1114,7 +1119,7 @@
             <w:r/>
             <w:r>
               <w:rPr>
-                <w:rFonts w:ascii="Arial" w:hAnsi="Arial"/>
+                <w:rFonts w:ascii="Verdana" w:hAnsi="Verdana"/>
                 <w:b w:val="0"/>
                 <w:sz w:val="16"/>
               </w:rPr>
@@ -1130,7 +1135,7 @@
             <w:r/>
             <w:r>
               <w:rPr>
-                <w:rFonts w:ascii="Arial" w:hAnsi="Arial"/>
+                <w:rFonts w:ascii="Verdana" w:hAnsi="Verdana"/>
                 <w:b w:val="0"/>
                 <w:sz w:val="16"/>
               </w:rPr>
@@ -1146,7 +1151,7 @@
             <w:r/>
             <w:r>
               <w:rPr>
-                <w:rFonts w:ascii="Arial" w:hAnsi="Arial"/>
+                <w:rFonts w:ascii="Verdana" w:hAnsi="Verdana"/>
                 <w:b w:val="0"/>
                 <w:sz w:val="16"/>
               </w:rPr>
@@ -1162,7 +1167,7 @@
             <w:r/>
             <w:r>
               <w:rPr>
-                <w:rFonts w:ascii="Arial" w:hAnsi="Arial"/>
+                <w:rFonts w:ascii="Verdana" w:hAnsi="Verdana"/>
                 <w:b w:val="0"/>
                 <w:sz w:val="16"/>
               </w:rPr>
@@ -1178,7 +1183,7 @@
             <w:r/>
             <w:r>
               <w:rPr>
-                <w:rFonts w:ascii="Arial" w:hAnsi="Arial"/>
+                <w:rFonts w:ascii="Verdana" w:hAnsi="Verdana"/>
                 <w:b w:val="0"/>
                 <w:sz w:val="16"/>
               </w:rPr>
@@ -1194,7 +1199,7 @@
             <w:r/>
             <w:r>
               <w:rPr>
-                <w:rFonts w:ascii="Arial" w:hAnsi="Arial"/>
+                <w:rFonts w:ascii="Verdana" w:hAnsi="Verdana"/>
                 <w:b w:val="0"/>
                 <w:sz w:val="16"/>
               </w:rPr>
@@ -1203,15 +1208,18 @@
         </w:tc>
       </w:tr>
       <w:tr>
-        <w:tc>
-          <w:tcPr>
-            <w:tcW w:type="dxa" w:w="1514"/>
-          </w:tcPr>
-          <w:p>
-            <w:r/>
-            <w:r>
-              <w:rPr>
-                <w:rFonts w:ascii="Arial" w:hAnsi="Arial"/>
+        <w:trPr>
+          <w:cantSplit/>
+        </w:trPr>
+        <w:tc>
+          <w:tcPr>
+            <w:tcW w:type="dxa" w:w="1514"/>
+          </w:tcPr>
+          <w:p>
+            <w:r/>
+            <w:r>
+              <w:rPr>
+                <w:rFonts w:ascii="Verdana" w:hAnsi="Verdana"/>
                 <w:b w:val="0"/>
                 <w:sz w:val="16"/>
               </w:rPr>
@@ -1227,7 +1235,7 @@
             <w:r/>
             <w:r>
               <w:rPr>
-                <w:rFonts w:ascii="Arial" w:hAnsi="Arial"/>
+                <w:rFonts w:ascii="Verdana" w:hAnsi="Verdana"/>
                 <w:b w:val="0"/>
                 <w:sz w:val="16"/>
               </w:rPr>
@@ -1243,7 +1251,7 @@
             <w:r/>
             <w:r>
               <w:rPr>
-                <w:rFonts w:ascii="Arial" w:hAnsi="Arial"/>
+                <w:rFonts w:ascii="Verdana" w:hAnsi="Verdana"/>
                 <w:b w:val="0"/>
                 <w:sz w:val="16"/>
               </w:rPr>
@@ -1259,7 +1267,7 @@
             <w:r/>
             <w:r>
               <w:rPr>
-                <w:rFonts w:ascii="Arial" w:hAnsi="Arial"/>
+                <w:rFonts w:ascii="Verdana" w:hAnsi="Verdana"/>
                 <w:b w:val="0"/>
                 <w:sz w:val="16"/>
               </w:rPr>
@@ -1275,7 +1283,7 @@
             <w:r/>
             <w:r>
               <w:rPr>
-                <w:rFonts w:ascii="Arial" w:hAnsi="Arial"/>
+                <w:rFonts w:ascii="Verdana" w:hAnsi="Verdana"/>
                 <w:b w:val="0"/>
                 <w:sz w:val="16"/>
               </w:rPr>
@@ -1291,7 +1299,7 @@
             <w:r/>
             <w:r>
               <w:rPr>
-                <w:rFonts w:ascii="Arial" w:hAnsi="Arial"/>
+                <w:rFonts w:ascii="Verdana" w:hAnsi="Verdana"/>
                 <w:b w:val="0"/>
                 <w:sz w:val="16"/>
               </w:rPr>
@@ -1307,7 +1315,7 @@
             <w:r/>
             <w:r>
               <w:rPr>
-                <w:rFonts w:ascii="Arial" w:hAnsi="Arial"/>
+                <w:rFonts w:ascii="Verdana" w:hAnsi="Verdana"/>
                 <w:b w:val="0"/>
                 <w:sz w:val="16"/>
               </w:rPr>
@@ -1323,7 +1331,7 @@
             <w:r/>
             <w:r>
               <w:rPr>
-                <w:rFonts w:ascii="Arial" w:hAnsi="Arial"/>
+                <w:rFonts w:ascii="Verdana" w:hAnsi="Verdana"/>
                 <w:b w:val="0"/>
                 <w:sz w:val="16"/>
               </w:rPr>
@@ -1339,7 +1347,7 @@
             <w:r/>
             <w:r>
               <w:rPr>
-                <w:rFonts w:ascii="Arial" w:hAnsi="Arial"/>
+                <w:rFonts w:ascii="Verdana" w:hAnsi="Verdana"/>
                 <w:b w:val="0"/>
                 <w:sz w:val="16"/>
               </w:rPr>
@@ -1355,7 +1363,7 @@
             <w:r/>
             <w:r>
               <w:rPr>
-                <w:rFonts w:ascii="Arial" w:hAnsi="Arial"/>
+                <w:rFonts w:ascii="Verdana" w:hAnsi="Verdana"/>
                 <w:b w:val="0"/>
                 <w:sz w:val="16"/>
               </w:rPr>
@@ -1364,15 +1372,18 @@
         </w:tc>
       </w:tr>
       <w:tr>
-        <w:tc>
-          <w:tcPr>
-            <w:tcW w:type="dxa" w:w="1514"/>
-          </w:tcPr>
-          <w:p>
-            <w:r/>
-            <w:r>
-              <w:rPr>
-                <w:rFonts w:ascii="Arial" w:hAnsi="Arial"/>
+        <w:trPr>
+          <w:cantSplit/>
+        </w:trPr>
+        <w:tc>
+          <w:tcPr>
+            <w:tcW w:type="dxa" w:w="1514"/>
+          </w:tcPr>
+          <w:p>
+            <w:r/>
+            <w:r>
+              <w:rPr>
+                <w:rFonts w:ascii="Verdana" w:hAnsi="Verdana"/>
                 <w:b w:val="0"/>
                 <w:sz w:val="16"/>
               </w:rPr>
@@ -1388,7 +1399,7 @@
             <w:r/>
             <w:r>
               <w:rPr>
-                <w:rFonts w:ascii="Arial" w:hAnsi="Arial"/>
+                <w:rFonts w:ascii="Verdana" w:hAnsi="Verdana"/>
                 <w:b w:val="0"/>
                 <w:sz w:val="16"/>
               </w:rPr>
@@ -1404,7 +1415,7 @@
             <w:r/>
             <w:r>
               <w:rPr>
-                <w:rFonts w:ascii="Arial" w:hAnsi="Arial"/>
+                <w:rFonts w:ascii="Verdana" w:hAnsi="Verdana"/>
                 <w:b w:val="0"/>
                 <w:sz w:val="16"/>
               </w:rPr>
@@ -1420,7 +1431,7 @@
             <w:r/>
             <w:r>
               <w:rPr>
-                <w:rFonts w:ascii="Arial" w:hAnsi="Arial"/>
+                <w:rFonts w:ascii="Verdana" w:hAnsi="Verdana"/>
                 <w:b w:val="0"/>
                 <w:sz w:val="16"/>
               </w:rPr>
@@ -1436,7 +1447,7 @@
             <w:r/>
             <w:r>
               <w:rPr>
-                <w:rFonts w:ascii="Arial" w:hAnsi="Arial"/>
+                <w:rFonts w:ascii="Verdana" w:hAnsi="Verdana"/>
                 <w:b w:val="0"/>
                 <w:sz w:val="16"/>
               </w:rPr>
@@ -1452,7 +1463,7 @@
             <w:r/>
             <w:r>
               <w:rPr>
-                <w:rFonts w:ascii="Arial" w:hAnsi="Arial"/>
+                <w:rFonts w:ascii="Verdana" w:hAnsi="Verdana"/>
                 <w:b w:val="0"/>
                 <w:sz w:val="16"/>
               </w:rPr>
@@ -1468,7 +1479,7 @@
             <w:r/>
             <w:r>
               <w:rPr>
-                <w:rFonts w:ascii="Arial" w:hAnsi="Arial"/>
+                <w:rFonts w:ascii="Verdana" w:hAnsi="Verdana"/>
                 <w:b w:val="0"/>
                 <w:sz w:val="16"/>
               </w:rPr>
@@ -1484,7 +1495,7 @@
             <w:r/>
             <w:r>
               <w:rPr>
-                <w:rFonts w:ascii="Arial" w:hAnsi="Arial"/>
+                <w:rFonts w:ascii="Verdana" w:hAnsi="Verdana"/>
                 <w:b w:val="0"/>
                 <w:sz w:val="16"/>
               </w:rPr>
@@ -1500,7 +1511,7 @@
             <w:r/>
             <w:r>
               <w:rPr>
-                <w:rFonts w:ascii="Arial" w:hAnsi="Arial"/>
+                <w:rFonts w:ascii="Verdana" w:hAnsi="Verdana"/>
                 <w:b w:val="0"/>
                 <w:sz w:val="16"/>
               </w:rPr>
@@ -1516,7 +1527,7 @@
             <w:r/>
             <w:r>
               <w:rPr>
-                <w:rFonts w:ascii="Arial" w:hAnsi="Arial"/>
+                <w:rFonts w:ascii="Verdana" w:hAnsi="Verdana"/>
                 <w:b w:val="0"/>
                 <w:sz w:val="16"/>
               </w:rPr>
@@ -1525,15 +1536,18 @@
         </w:tc>
       </w:tr>
       <w:tr>
-        <w:tc>
-          <w:tcPr>
-            <w:tcW w:type="dxa" w:w="1514"/>
-          </w:tcPr>
-          <w:p>
-            <w:r/>
-            <w:r>
-              <w:rPr>
-                <w:rFonts w:ascii="Arial" w:hAnsi="Arial"/>
+        <w:trPr>
+          <w:cantSplit/>
+        </w:trPr>
+        <w:tc>
+          <w:tcPr>
+            <w:tcW w:type="dxa" w:w="1514"/>
+          </w:tcPr>
+          <w:p>
+            <w:r/>
+            <w:r>
+              <w:rPr>
+                <w:rFonts w:ascii="Verdana" w:hAnsi="Verdana"/>
                 <w:b w:val="0"/>
                 <w:sz w:val="16"/>
               </w:rPr>
@@ -1549,7 +1563,7 @@
             <w:r/>
             <w:r>
               <w:rPr>
-                <w:rFonts w:ascii="Arial" w:hAnsi="Arial"/>
+                <w:rFonts w:ascii="Verdana" w:hAnsi="Verdana"/>
                 <w:b w:val="0"/>
                 <w:sz w:val="16"/>
               </w:rPr>
@@ -1565,7 +1579,7 @@
             <w:r/>
             <w:r>
               <w:rPr>
-                <w:rFonts w:ascii="Arial" w:hAnsi="Arial"/>
+                <w:rFonts w:ascii="Verdana" w:hAnsi="Verdana"/>
                 <w:b w:val="0"/>
                 <w:sz w:val="16"/>
               </w:rPr>
@@ -1581,7 +1595,7 @@
             <w:r/>
             <w:r>
               <w:rPr>
-                <w:rFonts w:ascii="Arial" w:hAnsi="Arial"/>
+                <w:rFonts w:ascii="Verdana" w:hAnsi="Verdana"/>
                 <w:b w:val="0"/>
                 <w:sz w:val="16"/>
               </w:rPr>
@@ -1597,7 +1611,7 @@
             <w:r/>
             <w:r>
               <w:rPr>
-                <w:rFonts w:ascii="Arial" w:hAnsi="Arial"/>
+                <w:rFonts w:ascii="Verdana" w:hAnsi="Verdana"/>
                 <w:b w:val="0"/>
                 <w:sz w:val="16"/>
               </w:rPr>
@@ -1613,7 +1627,7 @@
             <w:r/>
             <w:r>
               <w:rPr>
-                <w:rFonts w:ascii="Arial" w:hAnsi="Arial"/>
+                <w:rFonts w:ascii="Verdana" w:hAnsi="Verdana"/>
                 <w:b w:val="0"/>
                 <w:sz w:val="16"/>
               </w:rPr>
@@ -1629,7 +1643,7 @@
             <w:r/>
             <w:r>
               <w:rPr>
-                <w:rFonts w:ascii="Arial" w:hAnsi="Arial"/>
+                <w:rFonts w:ascii="Verdana" w:hAnsi="Verdana"/>
                 <w:b w:val="0"/>
                 <w:sz w:val="16"/>
               </w:rPr>
@@ -1645,7 +1659,7 @@
             <w:r/>
             <w:r>
               <w:rPr>
-                <w:rFonts w:ascii="Arial" w:hAnsi="Arial"/>
+                <w:rFonts w:ascii="Verdana" w:hAnsi="Verdana"/>
                 <w:b w:val="0"/>
                 <w:sz w:val="16"/>
               </w:rPr>
@@ -1661,7 +1675,7 @@
             <w:r/>
             <w:r>
               <w:rPr>
-                <w:rFonts w:ascii="Arial" w:hAnsi="Arial"/>
+                <w:rFonts w:ascii="Verdana" w:hAnsi="Verdana"/>
                 <w:b w:val="0"/>
                 <w:sz w:val="16"/>
               </w:rPr>
@@ -1677,7 +1691,7 @@
             <w:r/>
             <w:r>
               <w:rPr>
-                <w:rFonts w:ascii="Arial" w:hAnsi="Arial"/>
+                <w:rFonts w:ascii="Verdana" w:hAnsi="Verdana"/>
                 <w:b w:val="0"/>
                 <w:sz w:val="16"/>
               </w:rPr>
@@ -1686,15 +1700,18 @@
         </w:tc>
       </w:tr>
       <w:tr>
-        <w:tc>
-          <w:tcPr>
-            <w:tcW w:type="dxa" w:w="1514"/>
-          </w:tcPr>
-          <w:p>
-            <w:r/>
-            <w:r>
-              <w:rPr>
-                <w:rFonts w:ascii="Arial" w:hAnsi="Arial"/>
+        <w:trPr>
+          <w:cantSplit/>
+        </w:trPr>
+        <w:tc>
+          <w:tcPr>
+            <w:tcW w:type="dxa" w:w="1514"/>
+          </w:tcPr>
+          <w:p>
+            <w:r/>
+            <w:r>
+              <w:rPr>
+                <w:rFonts w:ascii="Verdana" w:hAnsi="Verdana"/>
                 <w:b w:val="0"/>
                 <w:sz w:val="16"/>
               </w:rPr>
@@ -1710,7 +1727,7 @@
             <w:r/>
             <w:r>
               <w:rPr>
-                <w:rFonts w:ascii="Arial" w:hAnsi="Arial"/>
+                <w:rFonts w:ascii="Verdana" w:hAnsi="Verdana"/>
                 <w:b w:val="0"/>
                 <w:sz w:val="16"/>
               </w:rPr>
@@ -1726,7 +1743,7 @@
             <w:r/>
             <w:r>
               <w:rPr>
-                <w:rFonts w:ascii="Arial" w:hAnsi="Arial"/>
+                <w:rFonts w:ascii="Verdana" w:hAnsi="Verdana"/>
                 <w:b w:val="0"/>
                 <w:sz w:val="16"/>
               </w:rPr>
@@ -1742,7 +1759,7 @@
             <w:r/>
             <w:r>
               <w:rPr>
-                <w:rFonts w:ascii="Arial" w:hAnsi="Arial"/>
+                <w:rFonts w:ascii="Verdana" w:hAnsi="Verdana"/>
                 <w:b w:val="0"/>
                 <w:sz w:val="16"/>
               </w:rPr>
@@ -1758,7 +1775,7 @@
             <w:r/>
             <w:r>
               <w:rPr>
-                <w:rFonts w:ascii="Arial" w:hAnsi="Arial"/>
+                <w:rFonts w:ascii="Verdana" w:hAnsi="Verdana"/>
                 <w:b w:val="0"/>
                 <w:sz w:val="16"/>
               </w:rPr>
@@ -1774,7 +1791,7 @@
             <w:r/>
             <w:r>
               <w:rPr>
-                <w:rFonts w:ascii="Arial" w:hAnsi="Arial"/>
+                <w:rFonts w:ascii="Verdana" w:hAnsi="Verdana"/>
                 <w:b w:val="0"/>
                 <w:sz w:val="16"/>
               </w:rPr>
@@ -1790,7 +1807,7 @@
             <w:r/>
             <w:r>
               <w:rPr>
-                <w:rFonts w:ascii="Arial" w:hAnsi="Arial"/>
+                <w:rFonts w:ascii="Verdana" w:hAnsi="Verdana"/>
                 <w:b w:val="0"/>
                 <w:sz w:val="16"/>
               </w:rPr>
@@ -1806,7 +1823,7 @@
             <w:r/>
             <w:r>
               <w:rPr>
-                <w:rFonts w:ascii="Arial" w:hAnsi="Arial"/>
+                <w:rFonts w:ascii="Verdana" w:hAnsi="Verdana"/>
                 <w:b w:val="0"/>
                 <w:sz w:val="16"/>
               </w:rPr>
@@ -1822,7 +1839,7 @@
             <w:r/>
             <w:r>
               <w:rPr>
-                <w:rFonts w:ascii="Arial" w:hAnsi="Arial"/>
+                <w:rFonts w:ascii="Verdana" w:hAnsi="Verdana"/>
                 <w:b w:val="0"/>
                 <w:sz w:val="16"/>
               </w:rPr>
@@ -1838,7 +1855,7 @@
             <w:r/>
             <w:r>
               <w:rPr>
-                <w:rFonts w:ascii="Arial" w:hAnsi="Arial"/>
+                <w:rFonts w:ascii="Verdana" w:hAnsi="Verdana"/>
                 <w:b w:val="0"/>
                 <w:sz w:val="16"/>
               </w:rPr>
@@ -1847,15 +1864,18 @@
         </w:tc>
       </w:tr>
       <w:tr>
-        <w:tc>
-          <w:tcPr>
-            <w:tcW w:type="dxa" w:w="1514"/>
-          </w:tcPr>
-          <w:p>
-            <w:r/>
-            <w:r>
-              <w:rPr>
-                <w:rFonts w:ascii="Arial" w:hAnsi="Arial"/>
+        <w:trPr>
+          <w:cantSplit/>
+        </w:trPr>
+        <w:tc>
+          <w:tcPr>
+            <w:tcW w:type="dxa" w:w="1514"/>
+          </w:tcPr>
+          <w:p>
+            <w:r/>
+            <w:r>
+              <w:rPr>
+                <w:rFonts w:ascii="Verdana" w:hAnsi="Verdana"/>
                 <w:b w:val="0"/>
                 <w:sz w:val="16"/>
               </w:rPr>
@@ -1871,7 +1891,7 @@
             <w:r/>
             <w:r>
               <w:rPr>
-                <w:rFonts w:ascii="Arial" w:hAnsi="Arial"/>
+                <w:rFonts w:ascii="Verdana" w:hAnsi="Verdana"/>
                 <w:b w:val="0"/>
                 <w:sz w:val="16"/>
               </w:rPr>
@@ -1887,7 +1907,7 @@
             <w:r/>
             <w:r>
               <w:rPr>
-                <w:rFonts w:ascii="Arial" w:hAnsi="Arial"/>
+                <w:rFonts w:ascii="Verdana" w:hAnsi="Verdana"/>
                 <w:b w:val="0"/>
                 <w:sz w:val="16"/>
               </w:rPr>
@@ -1903,7 +1923,7 @@
             <w:r/>
             <w:r>
               <w:rPr>
-                <w:rFonts w:ascii="Arial" w:hAnsi="Arial"/>
+                <w:rFonts w:ascii="Verdana" w:hAnsi="Verdana"/>
                 <w:b w:val="0"/>
                 <w:sz w:val="16"/>
               </w:rPr>
@@ -1919,7 +1939,7 @@
             <w:r/>
             <w:r>
               <w:rPr>
-                <w:rFonts w:ascii="Arial" w:hAnsi="Arial"/>
+                <w:rFonts w:ascii="Verdana" w:hAnsi="Verdana"/>
                 <w:b w:val="0"/>
                 <w:sz w:val="16"/>
               </w:rPr>
@@ -1935,7 +1955,7 @@
             <w:r/>
             <w:r>
               <w:rPr>
-                <w:rFonts w:ascii="Arial" w:hAnsi="Arial"/>
+                <w:rFonts w:ascii="Verdana" w:hAnsi="Verdana"/>
                 <w:b w:val="0"/>
                 <w:sz w:val="16"/>
               </w:rPr>
@@ -1951,7 +1971,7 @@
             <w:r/>
             <w:r>
               <w:rPr>
-                <w:rFonts w:ascii="Arial" w:hAnsi="Arial"/>
+                <w:rFonts w:ascii="Verdana" w:hAnsi="Verdana"/>
                 <w:b w:val="0"/>
                 <w:sz w:val="16"/>
               </w:rPr>
@@ -1967,7 +1987,7 @@
             <w:r/>
             <w:r>
               <w:rPr>
-                <w:rFonts w:ascii="Arial" w:hAnsi="Arial"/>
+                <w:rFonts w:ascii="Verdana" w:hAnsi="Verdana"/>
                 <w:b w:val="0"/>
                 <w:sz w:val="16"/>
               </w:rPr>
@@ -1983,7 +2003,7 @@
             <w:r/>
             <w:r>
               <w:rPr>
-                <w:rFonts w:ascii="Arial" w:hAnsi="Arial"/>
+                <w:rFonts w:ascii="Verdana" w:hAnsi="Verdana"/>
                 <w:b w:val="0"/>
                 <w:sz w:val="16"/>
               </w:rPr>
@@ -1999,7 +2019,7 @@
             <w:r/>
             <w:r>
               <w:rPr>
-                <w:rFonts w:ascii="Arial" w:hAnsi="Arial"/>
+                <w:rFonts w:ascii="Verdana" w:hAnsi="Verdana"/>
                 <w:b w:val="0"/>
                 <w:sz w:val="16"/>
               </w:rPr>
@@ -2008,15 +2028,18 @@
         </w:tc>
       </w:tr>
       <w:tr>
-        <w:tc>
-          <w:tcPr>
-            <w:tcW w:type="dxa" w:w="1514"/>
-          </w:tcPr>
-          <w:p>
-            <w:r/>
-            <w:r>
-              <w:rPr>
-                <w:rFonts w:ascii="Arial" w:hAnsi="Arial"/>
+        <w:trPr>
+          <w:cantSplit/>
+        </w:trPr>
+        <w:tc>
+          <w:tcPr>
+            <w:tcW w:type="dxa" w:w="1514"/>
+          </w:tcPr>
+          <w:p>
+            <w:r/>
+            <w:r>
+              <w:rPr>
+                <w:rFonts w:ascii="Verdana" w:hAnsi="Verdana"/>
                 <w:b w:val="0"/>
                 <w:sz w:val="16"/>
               </w:rPr>
@@ -2032,7 +2055,7 @@
             <w:r/>
             <w:r>
               <w:rPr>
-                <w:rFonts w:ascii="Arial" w:hAnsi="Arial"/>
+                <w:rFonts w:ascii="Verdana" w:hAnsi="Verdana"/>
                 <w:b w:val="0"/>
                 <w:sz w:val="16"/>
               </w:rPr>
@@ -2048,7 +2071,7 @@
             <w:r/>
             <w:r>
               <w:rPr>
-                <w:rFonts w:ascii="Arial" w:hAnsi="Arial"/>
+                <w:rFonts w:ascii="Verdana" w:hAnsi="Verdana"/>
                 <w:b w:val="0"/>
                 <w:sz w:val="16"/>
               </w:rPr>
@@ -2064,7 +2087,7 @@
             <w:r/>
             <w:r>
               <w:rPr>
-                <w:rFonts w:ascii="Arial" w:hAnsi="Arial"/>
+                <w:rFonts w:ascii="Verdana" w:hAnsi="Verdana"/>
                 <w:b w:val="0"/>
                 <w:sz w:val="16"/>
               </w:rPr>
@@ -2080,7 +2103,7 @@
             <w:r/>
             <w:r>
               <w:rPr>
-                <w:rFonts w:ascii="Arial" w:hAnsi="Arial"/>
+                <w:rFonts w:ascii="Verdana" w:hAnsi="Verdana"/>
                 <w:b w:val="0"/>
                 <w:sz w:val="16"/>
               </w:rPr>
@@ -2096,7 +2119,7 @@
             <w:r/>
             <w:r>
               <w:rPr>
-                <w:rFonts w:ascii="Arial" w:hAnsi="Arial"/>
+                <w:rFonts w:ascii="Verdana" w:hAnsi="Verdana"/>
                 <w:b w:val="0"/>
                 <w:sz w:val="16"/>
               </w:rPr>
@@ -2112,7 +2135,7 @@
             <w:r/>
             <w:r>
               <w:rPr>
-                <w:rFonts w:ascii="Arial" w:hAnsi="Arial"/>
+                <w:rFonts w:ascii="Verdana" w:hAnsi="Verdana"/>
                 <w:b w:val="0"/>
                 <w:sz w:val="16"/>
               </w:rPr>
@@ -2128,7 +2151,7 @@
             <w:r/>
             <w:r>
               <w:rPr>
-                <w:rFonts w:ascii="Arial" w:hAnsi="Arial"/>
+                <w:rFonts w:ascii="Verdana" w:hAnsi="Verdana"/>
                 <w:b w:val="0"/>
                 <w:sz w:val="16"/>
               </w:rPr>
@@ -2144,7 +2167,7 @@
             <w:r/>
             <w:r>
               <w:rPr>
-                <w:rFonts w:ascii="Arial" w:hAnsi="Arial"/>
+                <w:rFonts w:ascii="Verdana" w:hAnsi="Verdana"/>
                 <w:b w:val="0"/>
                 <w:sz w:val="16"/>
               </w:rPr>
@@ -2160,7 +2183,7 @@
             <w:r/>
             <w:r>
               <w:rPr>
-                <w:rFonts w:ascii="Arial" w:hAnsi="Arial"/>
+                <w:rFonts w:ascii="Verdana" w:hAnsi="Verdana"/>
                 <w:b w:val="0"/>
                 <w:sz w:val="16"/>
               </w:rPr>
@@ -2169,15 +2192,18 @@
         </w:tc>
       </w:tr>
       <w:tr>
-        <w:tc>
-          <w:tcPr>
-            <w:tcW w:type="dxa" w:w="1514"/>
-          </w:tcPr>
-          <w:p>
-            <w:r/>
-            <w:r>
-              <w:rPr>
-                <w:rFonts w:ascii="Arial" w:hAnsi="Arial"/>
+        <w:trPr>
+          <w:cantSplit/>
+        </w:trPr>
+        <w:tc>
+          <w:tcPr>
+            <w:tcW w:type="dxa" w:w="1514"/>
+          </w:tcPr>
+          <w:p>
+            <w:r/>
+            <w:r>
+              <w:rPr>
+                <w:rFonts w:ascii="Verdana" w:hAnsi="Verdana"/>
                 <w:b w:val="0"/>
                 <w:sz w:val="16"/>
               </w:rPr>
@@ -2193,7 +2219,7 @@
             <w:r/>
             <w:r>
               <w:rPr>
-                <w:rFonts w:ascii="Arial" w:hAnsi="Arial"/>
+                <w:rFonts w:ascii="Verdana" w:hAnsi="Verdana"/>
                 <w:b w:val="0"/>
                 <w:sz w:val="16"/>
               </w:rPr>
@@ -2209,7 +2235,7 @@
             <w:r/>
             <w:r>
               <w:rPr>
-                <w:rFonts w:ascii="Arial" w:hAnsi="Arial"/>
+                <w:rFonts w:ascii="Verdana" w:hAnsi="Verdana"/>
                 <w:b w:val="0"/>
                 <w:sz w:val="16"/>
               </w:rPr>
@@ -2225,7 +2251,7 @@
             <w:r/>
             <w:r>
               <w:rPr>
-                <w:rFonts w:ascii="Arial" w:hAnsi="Arial"/>
+                <w:rFonts w:ascii="Verdana" w:hAnsi="Verdana"/>
                 <w:b w:val="0"/>
                 <w:sz w:val="16"/>
               </w:rPr>
@@ -2241,7 +2267,7 @@
             <w:r/>
             <w:r>
               <w:rPr>
-                <w:rFonts w:ascii="Arial" w:hAnsi="Arial"/>
+                <w:rFonts w:ascii="Verdana" w:hAnsi="Verdana"/>
                 <w:b w:val="0"/>
                 <w:sz w:val="16"/>
               </w:rPr>
@@ -2257,7 +2283,7 @@
             <w:r/>
             <w:r>
               <w:rPr>
-                <w:rFonts w:ascii="Arial" w:hAnsi="Arial"/>
+                <w:rFonts w:ascii="Verdana" w:hAnsi="Verdana"/>
                 <w:b w:val="0"/>
                 <w:sz w:val="16"/>
               </w:rPr>
@@ -2273,7 +2299,7 @@
             <w:r/>
             <w:r>
               <w:rPr>
-                <w:rFonts w:ascii="Arial" w:hAnsi="Arial"/>
+                <w:rFonts w:ascii="Verdana" w:hAnsi="Verdana"/>
                 <w:b w:val="0"/>
                 <w:sz w:val="16"/>
               </w:rPr>
@@ -2289,7 +2315,7 @@
             <w:r/>
             <w:r>
               <w:rPr>
-                <w:rFonts w:ascii="Arial" w:hAnsi="Arial"/>
+                <w:rFonts w:ascii="Verdana" w:hAnsi="Verdana"/>
                 <w:b w:val="0"/>
                 <w:sz w:val="16"/>
               </w:rPr>
@@ -2305,7 +2331,7 @@
             <w:r/>
             <w:r>
               <w:rPr>
-                <w:rFonts w:ascii="Arial" w:hAnsi="Arial"/>
+                <w:rFonts w:ascii="Verdana" w:hAnsi="Verdana"/>
                 <w:b w:val="0"/>
                 <w:sz w:val="16"/>
               </w:rPr>
@@ -2321,7 +2347,7 @@
             <w:r/>
             <w:r>
               <w:rPr>
-                <w:rFonts w:ascii="Arial" w:hAnsi="Arial"/>
+                <w:rFonts w:ascii="Verdana" w:hAnsi="Verdana"/>
                 <w:b w:val="0"/>
                 <w:sz w:val="16"/>
               </w:rPr>
@@ -2330,15 +2356,18 @@
         </w:tc>
       </w:tr>
       <w:tr>
-        <w:tc>
-          <w:tcPr>
-            <w:tcW w:type="dxa" w:w="1514"/>
-          </w:tcPr>
-          <w:p>
-            <w:r/>
-            <w:r>
-              <w:rPr>
-                <w:rFonts w:ascii="Arial" w:hAnsi="Arial"/>
+        <w:trPr>
+          <w:cantSplit/>
+        </w:trPr>
+        <w:tc>
+          <w:tcPr>
+            <w:tcW w:type="dxa" w:w="1514"/>
+          </w:tcPr>
+          <w:p>
+            <w:r/>
+            <w:r>
+              <w:rPr>
+                <w:rFonts w:ascii="Verdana" w:hAnsi="Verdana"/>
                 <w:b w:val="0"/>
                 <w:sz w:val="16"/>
               </w:rPr>
@@ -2354,7 +2383,7 @@
             <w:r/>
             <w:r>
               <w:rPr>
-                <w:rFonts w:ascii="Arial" w:hAnsi="Arial"/>
+                <w:rFonts w:ascii="Verdana" w:hAnsi="Verdana"/>
                 <w:b w:val="0"/>
                 <w:sz w:val="16"/>
               </w:rPr>
@@ -2370,7 +2399,7 @@
             <w:r/>
             <w:r>
               <w:rPr>
-                <w:rFonts w:ascii="Arial" w:hAnsi="Arial"/>
+                <w:rFonts w:ascii="Verdana" w:hAnsi="Verdana"/>
                 <w:b w:val="0"/>
                 <w:sz w:val="16"/>
               </w:rPr>
@@ -2386,7 +2415,7 @@
             <w:r/>
             <w:r>
               <w:rPr>
-                <w:rFonts w:ascii="Arial" w:hAnsi="Arial"/>
+                <w:rFonts w:ascii="Verdana" w:hAnsi="Verdana"/>
                 <w:b w:val="0"/>
                 <w:sz w:val="16"/>
               </w:rPr>
@@ -2402,7 +2431,7 @@
             <w:r/>
             <w:r>
               <w:rPr>
-                <w:rFonts w:ascii="Arial" w:hAnsi="Arial"/>
+                <w:rFonts w:ascii="Verdana" w:hAnsi="Verdana"/>
                 <w:b w:val="0"/>
                 <w:sz w:val="16"/>
               </w:rPr>
@@ -2418,7 +2447,7 @@
             <w:r/>
             <w:r>
               <w:rPr>
-                <w:rFonts w:ascii="Arial" w:hAnsi="Arial"/>
+                <w:rFonts w:ascii="Verdana" w:hAnsi="Verdana"/>
                 <w:b w:val="0"/>
                 <w:sz w:val="16"/>
               </w:rPr>
@@ -2434,7 +2463,7 @@
             <w:r/>
             <w:r>
               <w:rPr>
-                <w:rFonts w:ascii="Arial" w:hAnsi="Arial"/>
+                <w:rFonts w:ascii="Verdana" w:hAnsi="Verdana"/>
                 <w:b w:val="0"/>
                 <w:sz w:val="16"/>
               </w:rPr>
@@ -2450,7 +2479,7 @@
             <w:r/>
             <w:r>
               <w:rPr>
-                <w:rFonts w:ascii="Arial" w:hAnsi="Arial"/>
+                <w:rFonts w:ascii="Verdana" w:hAnsi="Verdana"/>
                 <w:b w:val="0"/>
                 <w:sz w:val="16"/>
               </w:rPr>
@@ -2466,7 +2495,7 @@
             <w:r/>
             <w:r>
               <w:rPr>
-                <w:rFonts w:ascii="Arial" w:hAnsi="Arial"/>
+                <w:rFonts w:ascii="Verdana" w:hAnsi="Verdana"/>
                 <w:b w:val="0"/>
                 <w:sz w:val="16"/>
               </w:rPr>
@@ -2482,7 +2511,7 @@
             <w:r/>
             <w:r>
               <w:rPr>
-                <w:rFonts w:ascii="Arial" w:hAnsi="Arial"/>
+                <w:rFonts w:ascii="Verdana" w:hAnsi="Verdana"/>
                 <w:b w:val="0"/>
                 <w:sz w:val="16"/>
               </w:rPr>
@@ -2491,15 +2520,18 @@
         </w:tc>
       </w:tr>
       <w:tr>
-        <w:tc>
-          <w:tcPr>
-            <w:tcW w:type="dxa" w:w="1514"/>
-          </w:tcPr>
-          <w:p>
-            <w:r/>
-            <w:r>
-              <w:rPr>
-                <w:rFonts w:ascii="Arial" w:hAnsi="Arial"/>
+        <w:trPr>
+          <w:cantSplit/>
+        </w:trPr>
+        <w:tc>
+          <w:tcPr>
+            <w:tcW w:type="dxa" w:w="1514"/>
+          </w:tcPr>
+          <w:p>
+            <w:r/>
+            <w:r>
+              <w:rPr>
+                <w:rFonts w:ascii="Verdana" w:hAnsi="Verdana"/>
                 <w:b w:val="0"/>
                 <w:sz w:val="16"/>
               </w:rPr>
@@ -2515,7 +2547,7 @@
             <w:r/>
             <w:r>
               <w:rPr>
-                <w:rFonts w:ascii="Arial" w:hAnsi="Arial"/>
+                <w:rFonts w:ascii="Verdana" w:hAnsi="Verdana"/>
                 <w:b w:val="0"/>
                 <w:sz w:val="16"/>
               </w:rPr>
@@ -2531,7 +2563,7 @@
             <w:r/>
             <w:r>
               <w:rPr>
-                <w:rFonts w:ascii="Arial" w:hAnsi="Arial"/>
+                <w:rFonts w:ascii="Verdana" w:hAnsi="Verdana"/>
                 <w:b w:val="0"/>
                 <w:sz w:val="16"/>
               </w:rPr>
@@ -2547,7 +2579,7 @@
             <w:r/>
             <w:r>
               <w:rPr>
-                <w:rFonts w:ascii="Arial" w:hAnsi="Arial"/>
+                <w:rFonts w:ascii="Verdana" w:hAnsi="Verdana"/>
                 <w:b w:val="0"/>
                 <w:sz w:val="16"/>
               </w:rPr>
@@ -2563,7 +2595,7 @@
             <w:r/>
             <w:r>
               <w:rPr>
-                <w:rFonts w:ascii="Arial" w:hAnsi="Arial"/>
+                <w:rFonts w:ascii="Verdana" w:hAnsi="Verdana"/>
                 <w:b w:val="0"/>
                 <w:sz w:val="16"/>
               </w:rPr>
@@ -2579,7 +2611,7 @@
             <w:r/>
             <w:r>
               <w:rPr>
-                <w:rFonts w:ascii="Arial" w:hAnsi="Arial"/>
+                <w:rFonts w:ascii="Verdana" w:hAnsi="Verdana"/>
                 <w:b w:val="0"/>
                 <w:sz w:val="16"/>
               </w:rPr>
@@ -2595,7 +2627,7 @@
             <w:r/>
             <w:r>
               <w:rPr>
-                <w:rFonts w:ascii="Arial" w:hAnsi="Arial"/>
+                <w:rFonts w:ascii="Verdana" w:hAnsi="Verdana"/>
                 <w:b w:val="0"/>
                 <w:sz w:val="16"/>
               </w:rPr>
@@ -2611,7 +2643,7 @@
             <w:r/>
             <w:r>
               <w:rPr>
-                <w:rFonts w:ascii="Arial" w:hAnsi="Arial"/>
+                <w:rFonts w:ascii="Verdana" w:hAnsi="Verdana"/>
                 <w:b w:val="0"/>
                 <w:sz w:val="16"/>
               </w:rPr>
@@ -2627,7 +2659,7 @@
             <w:r/>
             <w:r>
               <w:rPr>
-                <w:rFonts w:ascii="Arial" w:hAnsi="Arial"/>
+                <w:rFonts w:ascii="Verdana" w:hAnsi="Verdana"/>
                 <w:b w:val="0"/>
                 <w:sz w:val="16"/>
               </w:rPr>
@@ -2643,7 +2675,7 @@
             <w:r/>
             <w:r>
               <w:rPr>
-                <w:rFonts w:ascii="Arial" w:hAnsi="Arial"/>
+                <w:rFonts w:ascii="Verdana" w:hAnsi="Verdana"/>
                 <w:b w:val="0"/>
                 <w:sz w:val="16"/>
               </w:rPr>
@@ -2652,15 +2684,18 @@
         </w:tc>
       </w:tr>
       <w:tr>
-        <w:tc>
-          <w:tcPr>
-            <w:tcW w:type="dxa" w:w="1514"/>
-          </w:tcPr>
-          <w:p>
-            <w:r/>
-            <w:r>
-              <w:rPr>
-                <w:rFonts w:ascii="Arial" w:hAnsi="Arial"/>
+        <w:trPr>
+          <w:cantSplit/>
+        </w:trPr>
+        <w:tc>
+          <w:tcPr>
+            <w:tcW w:type="dxa" w:w="1514"/>
+          </w:tcPr>
+          <w:p>
+            <w:r/>
+            <w:r>
+              <w:rPr>
+                <w:rFonts w:ascii="Verdana" w:hAnsi="Verdana"/>
                 <w:b w:val="0"/>
                 <w:sz w:val="16"/>
               </w:rPr>
@@ -2676,7 +2711,7 @@
             <w:r/>
             <w:r>
               <w:rPr>
-                <w:rFonts w:ascii="Arial" w:hAnsi="Arial"/>
+                <w:rFonts w:ascii="Verdana" w:hAnsi="Verdana"/>
                 <w:b w:val="0"/>
                 <w:sz w:val="16"/>
               </w:rPr>
@@ -2692,7 +2727,7 @@
             <w:r/>
             <w:r>
               <w:rPr>
-                <w:rFonts w:ascii="Arial" w:hAnsi="Arial"/>
+                <w:rFonts w:ascii="Verdana" w:hAnsi="Verdana"/>
                 <w:b w:val="0"/>
                 <w:sz w:val="16"/>
               </w:rPr>
@@ -2708,7 +2743,7 @@
             <w:r/>
             <w:r>
               <w:rPr>
-                <w:rFonts w:ascii="Arial" w:hAnsi="Arial"/>
+                <w:rFonts w:ascii="Verdana" w:hAnsi="Verdana"/>
                 <w:b w:val="0"/>
                 <w:sz w:val="16"/>
               </w:rPr>
@@ -2724,7 +2759,7 @@
             <w:r/>
             <w:r>
               <w:rPr>
-                <w:rFonts w:ascii="Arial" w:hAnsi="Arial"/>
+                <w:rFonts w:ascii="Verdana" w:hAnsi="Verdana"/>
                 <w:b w:val="0"/>
                 <w:sz w:val="16"/>
               </w:rPr>
@@ -2740,7 +2775,7 @@
             <w:r/>
             <w:r>
               <w:rPr>
-                <w:rFonts w:ascii="Arial" w:hAnsi="Arial"/>
+                <w:rFonts w:ascii="Verdana" w:hAnsi="Verdana"/>
                 <w:b w:val="0"/>
                 <w:sz w:val="16"/>
               </w:rPr>
@@ -2756,7 +2791,7 @@
             <w:r/>
             <w:r>
               <w:rPr>
-                <w:rFonts w:ascii="Arial" w:hAnsi="Arial"/>
+                <w:rFonts w:ascii="Verdana" w:hAnsi="Verdana"/>
                 <w:b w:val="0"/>
                 <w:sz w:val="16"/>
               </w:rPr>
@@ -2772,7 +2807,7 @@
             <w:r/>
             <w:r>
               <w:rPr>
-                <w:rFonts w:ascii="Arial" w:hAnsi="Arial"/>
+                <w:rFonts w:ascii="Verdana" w:hAnsi="Verdana"/>
                 <w:b w:val="0"/>
                 <w:sz w:val="16"/>
               </w:rPr>
@@ -2788,7 +2823,7 @@
             <w:r/>
             <w:r>
               <w:rPr>
-                <w:rFonts w:ascii="Arial" w:hAnsi="Arial"/>
+                <w:rFonts w:ascii="Verdana" w:hAnsi="Verdana"/>
                 <w:b w:val="0"/>
                 <w:sz w:val="16"/>
               </w:rPr>
@@ -2804,7 +2839,7 @@
             <w:r/>
             <w:r>
               <w:rPr>
-                <w:rFonts w:ascii="Arial" w:hAnsi="Arial"/>
+                <w:rFonts w:ascii="Verdana" w:hAnsi="Verdana"/>
                 <w:b w:val="0"/>
                 <w:sz w:val="16"/>
               </w:rPr>
@@ -2813,15 +2848,18 @@
         </w:tc>
       </w:tr>
       <w:tr>
-        <w:tc>
-          <w:tcPr>
-            <w:tcW w:type="dxa" w:w="1514"/>
-          </w:tcPr>
-          <w:p>
-            <w:r/>
-            <w:r>
-              <w:rPr>
-                <w:rFonts w:ascii="Arial" w:hAnsi="Arial"/>
+        <w:trPr>
+          <w:cantSplit/>
+        </w:trPr>
+        <w:tc>
+          <w:tcPr>
+            <w:tcW w:type="dxa" w:w="1514"/>
+          </w:tcPr>
+          <w:p>
+            <w:r/>
+            <w:r>
+              <w:rPr>
+                <w:rFonts w:ascii="Verdana" w:hAnsi="Verdana"/>
                 <w:b w:val="0"/>
                 <w:sz w:val="16"/>
               </w:rPr>
@@ -2837,7 +2875,7 @@
             <w:r/>
             <w:r>
               <w:rPr>
-                <w:rFonts w:ascii="Arial" w:hAnsi="Arial"/>
+                <w:rFonts w:ascii="Verdana" w:hAnsi="Verdana"/>
                 <w:b w:val="0"/>
                 <w:sz w:val="16"/>
               </w:rPr>
@@ -2853,7 +2891,7 @@
             <w:r/>
             <w:r>
               <w:rPr>
-                <w:rFonts w:ascii="Arial" w:hAnsi="Arial"/>
+                <w:rFonts w:ascii="Verdana" w:hAnsi="Verdana"/>
                 <w:b w:val="0"/>
                 <w:sz w:val="16"/>
               </w:rPr>
@@ -2869,7 +2907,7 @@
             <w:r/>
             <w:r>
               <w:rPr>
-                <w:rFonts w:ascii="Arial" w:hAnsi="Arial"/>
+                <w:rFonts w:ascii="Verdana" w:hAnsi="Verdana"/>
                 <w:b w:val="0"/>
                 <w:sz w:val="16"/>
               </w:rPr>
@@ -2885,7 +2923,7 @@
             <w:r/>
             <w:r>
               <w:rPr>
-                <w:rFonts w:ascii="Arial" w:hAnsi="Arial"/>
+                <w:rFonts w:ascii="Verdana" w:hAnsi="Verdana"/>
                 <w:b w:val="0"/>
                 <w:sz w:val="16"/>
               </w:rPr>
@@ -2901,7 +2939,7 @@
             <w:r/>
             <w:r>
               <w:rPr>
-                <w:rFonts w:ascii="Arial" w:hAnsi="Arial"/>
+                <w:rFonts w:ascii="Verdana" w:hAnsi="Verdana"/>
                 <w:b w:val="0"/>
                 <w:sz w:val="16"/>
               </w:rPr>
@@ -2917,7 +2955,7 @@
             <w:r/>
             <w:r>
               <w:rPr>
-                <w:rFonts w:ascii="Arial" w:hAnsi="Arial"/>
+                <w:rFonts w:ascii="Verdana" w:hAnsi="Verdana"/>
                 <w:b w:val="0"/>
                 <w:sz w:val="16"/>
               </w:rPr>
@@ -2933,7 +2971,7 @@
             <w:r/>
             <w:r>
               <w:rPr>
-                <w:rFonts w:ascii="Arial" w:hAnsi="Arial"/>
+                <w:rFonts w:ascii="Verdana" w:hAnsi="Verdana"/>
                 <w:b w:val="0"/>
                 <w:sz w:val="16"/>
               </w:rPr>
@@ -2949,7 +2987,7 @@
             <w:r/>
             <w:r>
               <w:rPr>
-                <w:rFonts w:ascii="Arial" w:hAnsi="Arial"/>
+                <w:rFonts w:ascii="Verdana" w:hAnsi="Verdana"/>
                 <w:b w:val="0"/>
                 <w:sz w:val="16"/>
               </w:rPr>
@@ -2965,7 +3003,7 @@
             <w:r/>
             <w:r>
               <w:rPr>
-                <w:rFonts w:ascii="Arial" w:hAnsi="Arial"/>
+                <w:rFonts w:ascii="Verdana" w:hAnsi="Verdana"/>
                 <w:b w:val="0"/>
                 <w:sz w:val="16"/>
               </w:rPr>
@@ -2974,15 +3012,18 @@
         </w:tc>
       </w:tr>
       <w:tr>
-        <w:tc>
-          <w:tcPr>
-            <w:tcW w:type="dxa" w:w="1514"/>
-          </w:tcPr>
-          <w:p>
-            <w:r/>
-            <w:r>
-              <w:rPr>
-                <w:rFonts w:ascii="Arial" w:hAnsi="Arial"/>
+        <w:trPr>
+          <w:cantSplit/>
+        </w:trPr>
+        <w:tc>
+          <w:tcPr>
+            <w:tcW w:type="dxa" w:w="1514"/>
+          </w:tcPr>
+          <w:p>
+            <w:r/>
+            <w:r>
+              <w:rPr>
+                <w:rFonts w:ascii="Verdana" w:hAnsi="Verdana"/>
                 <w:b w:val="0"/>
                 <w:sz w:val="16"/>
               </w:rPr>
@@ -2998,7 +3039,7 @@
             <w:r/>
             <w:r>
               <w:rPr>
-                <w:rFonts w:ascii="Arial" w:hAnsi="Arial"/>
+                <w:rFonts w:ascii="Verdana" w:hAnsi="Verdana"/>
                 <w:b w:val="0"/>
                 <w:sz w:val="16"/>
               </w:rPr>
@@ -3014,7 +3055,7 @@
             <w:r/>
             <w:r>
               <w:rPr>
-                <w:rFonts w:ascii="Arial" w:hAnsi="Arial"/>
+                <w:rFonts w:ascii="Verdana" w:hAnsi="Verdana"/>
                 <w:b w:val="0"/>
                 <w:sz w:val="16"/>
               </w:rPr>
@@ -3030,7 +3071,7 @@
             <w:r/>
             <w:r>
               <w:rPr>
-                <w:rFonts w:ascii="Arial" w:hAnsi="Arial"/>
+                <w:rFonts w:ascii="Verdana" w:hAnsi="Verdana"/>
                 <w:b w:val="0"/>
                 <w:sz w:val="16"/>
               </w:rPr>
@@ -3046,7 +3087,7 @@
             <w:r/>
             <w:r>
               <w:rPr>
-                <w:rFonts w:ascii="Arial" w:hAnsi="Arial"/>
+                <w:rFonts w:ascii="Verdana" w:hAnsi="Verdana"/>
                 <w:b w:val="0"/>
                 <w:sz w:val="16"/>
               </w:rPr>
@@ -3062,7 +3103,7 @@
             <w:r/>
             <w:r>
               <w:rPr>
-                <w:rFonts w:ascii="Arial" w:hAnsi="Arial"/>
+                <w:rFonts w:ascii="Verdana" w:hAnsi="Verdana"/>
                 <w:b w:val="0"/>
                 <w:sz w:val="16"/>
               </w:rPr>
@@ -3078,7 +3119,7 @@
             <w:r/>
             <w:r>
               <w:rPr>
-                <w:rFonts w:ascii="Arial" w:hAnsi="Arial"/>
+                <w:rFonts w:ascii="Verdana" w:hAnsi="Verdana"/>
                 <w:b w:val="0"/>
                 <w:sz w:val="16"/>
               </w:rPr>
@@ -3094,7 +3135,7 @@
             <w:r/>
             <w:r>
               <w:rPr>
-                <w:rFonts w:ascii="Arial" w:hAnsi="Arial"/>
+                <w:rFonts w:ascii="Verdana" w:hAnsi="Verdana"/>
                 <w:b w:val="0"/>
                 <w:sz w:val="16"/>
               </w:rPr>
@@ -3110,7 +3151,7 @@
             <w:r/>
             <w:r>
               <w:rPr>
-                <w:rFonts w:ascii="Arial" w:hAnsi="Arial"/>
+                <w:rFonts w:ascii="Verdana" w:hAnsi="Verdana"/>
                 <w:b w:val="0"/>
                 <w:sz w:val="16"/>
               </w:rPr>
@@ -3126,7 +3167,7 @@
             <w:r/>
             <w:r>
               <w:rPr>
-                <w:rFonts w:ascii="Arial" w:hAnsi="Arial"/>
+                <w:rFonts w:ascii="Verdana" w:hAnsi="Verdana"/>
                 <w:b w:val="0"/>
                 <w:sz w:val="16"/>
               </w:rPr>
@@ -3135,15 +3176,18 @@
         </w:tc>
       </w:tr>
       <w:tr>
-        <w:tc>
-          <w:tcPr>
-            <w:tcW w:type="dxa" w:w="1514"/>
-          </w:tcPr>
-          <w:p>
-            <w:r/>
-            <w:r>
-              <w:rPr>
-                <w:rFonts w:ascii="Arial" w:hAnsi="Arial"/>
+        <w:trPr>
+          <w:cantSplit/>
+        </w:trPr>
+        <w:tc>
+          <w:tcPr>
+            <w:tcW w:type="dxa" w:w="1514"/>
+          </w:tcPr>
+          <w:p>
+            <w:r/>
+            <w:r>
+              <w:rPr>
+                <w:rFonts w:ascii="Verdana" w:hAnsi="Verdana"/>
                 <w:b w:val="0"/>
                 <w:sz w:val="16"/>
               </w:rPr>
@@ -3159,7 +3203,7 @@
             <w:r/>
             <w:r>
               <w:rPr>
-                <w:rFonts w:ascii="Arial" w:hAnsi="Arial"/>
+                <w:rFonts w:ascii="Verdana" w:hAnsi="Verdana"/>
                 <w:b w:val="0"/>
                 <w:sz w:val="16"/>
               </w:rPr>
@@ -3175,7 +3219,7 @@
             <w:r/>
             <w:r>
               <w:rPr>
-                <w:rFonts w:ascii="Arial" w:hAnsi="Arial"/>
+                <w:rFonts w:ascii="Verdana" w:hAnsi="Verdana"/>
                 <w:b w:val="0"/>
                 <w:sz w:val="16"/>
               </w:rPr>
@@ -3191,7 +3235,7 @@
             <w:r/>
             <w:r>
               <w:rPr>
-                <w:rFonts w:ascii="Arial" w:hAnsi="Arial"/>
+                <w:rFonts w:ascii="Verdana" w:hAnsi="Verdana"/>
                 <w:b w:val="0"/>
                 <w:sz w:val="16"/>
               </w:rPr>
@@ -3207,7 +3251,7 @@
             <w:r/>
             <w:r>
               <w:rPr>
-                <w:rFonts w:ascii="Arial" w:hAnsi="Arial"/>
+                <w:rFonts w:ascii="Verdana" w:hAnsi="Verdana"/>
                 <w:b w:val="0"/>
                 <w:sz w:val="16"/>
               </w:rPr>
@@ -3223,7 +3267,7 @@
             <w:r/>
             <w:r>
               <w:rPr>
-                <w:rFonts w:ascii="Arial" w:hAnsi="Arial"/>
+                <w:rFonts w:ascii="Verdana" w:hAnsi="Verdana"/>
                 <w:b w:val="0"/>
                 <w:sz w:val="16"/>
               </w:rPr>
@@ -3239,7 +3283,7 @@
             <w:r/>
             <w:r>
               <w:rPr>
-                <w:rFonts w:ascii="Arial" w:hAnsi="Arial"/>
+                <w:rFonts w:ascii="Verdana" w:hAnsi="Verdana"/>
                 <w:b w:val="0"/>
                 <w:sz w:val="16"/>
               </w:rPr>
@@ -3255,7 +3299,7 @@
             <w:r/>
             <w:r>
               <w:rPr>
-                <w:rFonts w:ascii="Arial" w:hAnsi="Arial"/>
+                <w:rFonts w:ascii="Verdana" w:hAnsi="Verdana"/>
                 <w:b w:val="0"/>
                 <w:sz w:val="16"/>
               </w:rPr>
@@ -3271,7 +3315,7 @@
             <w:r/>
             <w:r>
               <w:rPr>
-                <w:rFonts w:ascii="Arial" w:hAnsi="Arial"/>
+                <w:rFonts w:ascii="Verdana" w:hAnsi="Verdana"/>
                 <w:b w:val="0"/>
                 <w:sz w:val="16"/>
               </w:rPr>
@@ -3287,7 +3331,7 @@
             <w:r/>
             <w:r>
               <w:rPr>
-                <w:rFonts w:ascii="Arial" w:hAnsi="Arial"/>
+                <w:rFonts w:ascii="Verdana" w:hAnsi="Verdana"/>
                 <w:b w:val="0"/>
                 <w:sz w:val="16"/>
               </w:rPr>
@@ -3296,15 +3340,18 @@
         </w:tc>
       </w:tr>
       <w:tr>
-        <w:tc>
-          <w:tcPr>
-            <w:tcW w:type="dxa" w:w="1514"/>
-          </w:tcPr>
-          <w:p>
-            <w:r/>
-            <w:r>
-              <w:rPr>
-                <w:rFonts w:ascii="Arial" w:hAnsi="Arial"/>
+        <w:trPr>
+          <w:cantSplit/>
+        </w:trPr>
+        <w:tc>
+          <w:tcPr>
+            <w:tcW w:type="dxa" w:w="1514"/>
+          </w:tcPr>
+          <w:p>
+            <w:r/>
+            <w:r>
+              <w:rPr>
+                <w:rFonts w:ascii="Verdana" w:hAnsi="Verdana"/>
                 <w:b w:val="0"/>
                 <w:sz w:val="16"/>
               </w:rPr>
@@ -3320,7 +3367,7 @@
             <w:r/>
             <w:r>
               <w:rPr>
-                <w:rFonts w:ascii="Arial" w:hAnsi="Arial"/>
+                <w:rFonts w:ascii="Verdana" w:hAnsi="Verdana"/>
                 <w:b w:val="0"/>
                 <w:sz w:val="16"/>
               </w:rPr>
@@ -3336,7 +3383,7 @@
             <w:r/>
             <w:r>
               <w:rPr>
-                <w:rFonts w:ascii="Arial" w:hAnsi="Arial"/>
+                <w:rFonts w:ascii="Verdana" w:hAnsi="Verdana"/>
                 <w:b w:val="0"/>
                 <w:sz w:val="16"/>
               </w:rPr>
@@ -3352,7 +3399,7 @@
             <w:r/>
             <w:r>
               <w:rPr>
-                <w:rFonts w:ascii="Arial" w:hAnsi="Arial"/>
+                <w:rFonts w:ascii="Verdana" w:hAnsi="Verdana"/>
                 <w:b w:val="0"/>
                 <w:sz w:val="16"/>
               </w:rPr>
@@ -3368,7 +3415,7 @@
             <w:r/>
             <w:r>
               <w:rPr>
-                <w:rFonts w:ascii="Arial" w:hAnsi="Arial"/>
+                <w:rFonts w:ascii="Verdana" w:hAnsi="Verdana"/>
                 <w:b w:val="0"/>
                 <w:sz w:val="16"/>
               </w:rPr>
@@ -3384,7 +3431,7 @@
             <w:r/>
             <w:r>
               <w:rPr>
-                <w:rFonts w:ascii="Arial" w:hAnsi="Arial"/>
+                <w:rFonts w:ascii="Verdana" w:hAnsi="Verdana"/>
                 <w:b w:val="0"/>
                 <w:sz w:val="16"/>
               </w:rPr>
@@ -3400,7 +3447,7 @@
             <w:r/>
             <w:r>
               <w:rPr>
-                <w:rFonts w:ascii="Arial" w:hAnsi="Arial"/>
+                <w:rFonts w:ascii="Verdana" w:hAnsi="Verdana"/>
                 <w:b w:val="0"/>
                 <w:sz w:val="16"/>
               </w:rPr>
@@ -3416,7 +3463,7 @@
             <w:r/>
             <w:r>
               <w:rPr>
-                <w:rFonts w:ascii="Arial" w:hAnsi="Arial"/>
+                <w:rFonts w:ascii="Verdana" w:hAnsi="Verdana"/>
                 <w:b w:val="0"/>
                 <w:sz w:val="16"/>
               </w:rPr>
@@ -3432,7 +3479,7 @@
             <w:r/>
             <w:r>
               <w:rPr>
-                <w:rFonts w:ascii="Arial" w:hAnsi="Arial"/>
+                <w:rFonts w:ascii="Verdana" w:hAnsi="Verdana"/>
                 <w:b w:val="0"/>
                 <w:sz w:val="16"/>
               </w:rPr>
@@ -3448,7 +3495,7 @@
             <w:r/>
             <w:r>
               <w:rPr>
-                <w:rFonts w:ascii="Arial" w:hAnsi="Arial"/>
+                <w:rFonts w:ascii="Verdana" w:hAnsi="Verdana"/>
                 <w:b w:val="0"/>
                 <w:sz w:val="16"/>
               </w:rPr>
@@ -3457,15 +3504,18 @@
         </w:tc>
       </w:tr>
       <w:tr>
-        <w:tc>
-          <w:tcPr>
-            <w:tcW w:type="dxa" w:w="1514"/>
-          </w:tcPr>
-          <w:p>
-            <w:r/>
-            <w:r>
-              <w:rPr>
-                <w:rFonts w:ascii="Arial" w:hAnsi="Arial"/>
+        <w:trPr>
+          <w:cantSplit/>
+        </w:trPr>
+        <w:tc>
+          <w:tcPr>
+            <w:tcW w:type="dxa" w:w="1514"/>
+          </w:tcPr>
+          <w:p>
+            <w:r/>
+            <w:r>
+              <w:rPr>
+                <w:rFonts w:ascii="Verdana" w:hAnsi="Verdana"/>
                 <w:b w:val="0"/>
                 <w:sz w:val="16"/>
               </w:rPr>
@@ -3481,7 +3531,7 @@
             <w:r/>
             <w:r>
               <w:rPr>
-                <w:rFonts w:ascii="Arial" w:hAnsi="Arial"/>
+                <w:rFonts w:ascii="Verdana" w:hAnsi="Verdana"/>
                 <w:b w:val="0"/>
                 <w:sz w:val="16"/>
               </w:rPr>
@@ -3497,7 +3547,7 @@
             <w:r/>
             <w:r>
               <w:rPr>
-                <w:rFonts w:ascii="Arial" w:hAnsi="Arial"/>
+                <w:rFonts w:ascii="Verdana" w:hAnsi="Verdana"/>
                 <w:b w:val="0"/>
                 <w:sz w:val="16"/>
               </w:rPr>
@@ -3513,7 +3563,7 @@
             <w:r/>
             <w:r>
               <w:rPr>
-                <w:rFonts w:ascii="Arial" w:hAnsi="Arial"/>
+                <w:rFonts w:ascii="Verdana" w:hAnsi="Verdana"/>
                 <w:b w:val="0"/>
                 <w:sz w:val="16"/>
               </w:rPr>
@@ -3529,7 +3579,7 @@
             <w:r/>
             <w:r>
               <w:rPr>
-                <w:rFonts w:ascii="Arial" w:hAnsi="Arial"/>
+                <w:rFonts w:ascii="Verdana" w:hAnsi="Verdana"/>
                 <w:b w:val="0"/>
                 <w:sz w:val="16"/>
               </w:rPr>
@@ -3545,7 +3595,7 @@
             <w:r/>
             <w:r>
               <w:rPr>
-                <w:rFonts w:ascii="Arial" w:hAnsi="Arial"/>
+                <w:rFonts w:ascii="Verdana" w:hAnsi="Verdana"/>
                 <w:b w:val="0"/>
                 <w:sz w:val="16"/>
               </w:rPr>
@@ -3561,7 +3611,7 @@
             <w:r/>
             <w:r>
               <w:rPr>
-                <w:rFonts w:ascii="Arial" w:hAnsi="Arial"/>
+                <w:rFonts w:ascii="Verdana" w:hAnsi="Verdana"/>
                 <w:b w:val="0"/>
                 <w:sz w:val="16"/>
               </w:rPr>
@@ -3577,7 +3627,7 @@
             <w:r/>
             <w:r>
               <w:rPr>
-                <w:rFonts w:ascii="Arial" w:hAnsi="Arial"/>
+                <w:rFonts w:ascii="Verdana" w:hAnsi="Verdana"/>
                 <w:b w:val="0"/>
                 <w:sz w:val="16"/>
               </w:rPr>
@@ -3593,7 +3643,7 @@
             <w:r/>
             <w:r>
               <w:rPr>
-                <w:rFonts w:ascii="Arial" w:hAnsi="Arial"/>
+                <w:rFonts w:ascii="Verdana" w:hAnsi="Verdana"/>
                 <w:b w:val="0"/>
                 <w:sz w:val="16"/>
               </w:rPr>
@@ -3609,7 +3659,7 @@
             <w:r/>
             <w:r>
               <w:rPr>
-                <w:rFonts w:ascii="Arial" w:hAnsi="Arial"/>
+                <w:rFonts w:ascii="Verdana" w:hAnsi="Verdana"/>
                 <w:b w:val="0"/>
                 <w:sz w:val="16"/>
               </w:rPr>
@@ -3618,15 +3668,18 @@
         </w:tc>
       </w:tr>
       <w:tr>
-        <w:tc>
-          <w:tcPr>
-            <w:tcW w:type="dxa" w:w="1514"/>
-          </w:tcPr>
-          <w:p>
-            <w:r/>
-            <w:r>
-              <w:rPr>
-                <w:rFonts w:ascii="Arial" w:hAnsi="Arial"/>
+        <w:trPr>
+          <w:cantSplit/>
+        </w:trPr>
+        <w:tc>
+          <w:tcPr>
+            <w:tcW w:type="dxa" w:w="1514"/>
+          </w:tcPr>
+          <w:p>
+            <w:r/>
+            <w:r>
+              <w:rPr>
+                <w:rFonts w:ascii="Verdana" w:hAnsi="Verdana"/>
                 <w:b w:val="0"/>
                 <w:sz w:val="16"/>
               </w:rPr>
@@ -3642,7 +3695,7 @@
             <w:r/>
             <w:r>
               <w:rPr>
-                <w:rFonts w:ascii="Arial" w:hAnsi="Arial"/>
+                <w:rFonts w:ascii="Verdana" w:hAnsi="Verdana"/>
                 <w:b w:val="0"/>
                 <w:sz w:val="16"/>
               </w:rPr>
@@ -3658,7 +3711,7 @@
             <w:r/>
             <w:r>
               <w:rPr>
-                <w:rFonts w:ascii="Arial" w:hAnsi="Arial"/>
+                <w:rFonts w:ascii="Verdana" w:hAnsi="Verdana"/>
                 <w:b w:val="0"/>
                 <w:sz w:val="16"/>
               </w:rPr>
@@ -3674,7 +3727,7 @@
             <w:r/>
             <w:r>
               <w:rPr>
-                <w:rFonts w:ascii="Arial" w:hAnsi="Arial"/>
+                <w:rFonts w:ascii="Verdana" w:hAnsi="Verdana"/>
                 <w:b w:val="0"/>
                 <w:sz w:val="16"/>
               </w:rPr>
@@ -3690,7 +3743,7 @@
             <w:r/>
             <w:r>
               <w:rPr>
-                <w:rFonts w:ascii="Arial" w:hAnsi="Arial"/>
+                <w:rFonts w:ascii="Verdana" w:hAnsi="Verdana"/>
                 <w:b w:val="0"/>
                 <w:sz w:val="16"/>
               </w:rPr>
@@ -3706,7 +3759,7 @@
             <w:r/>
             <w:r>
               <w:rPr>
-                <w:rFonts w:ascii="Arial" w:hAnsi="Arial"/>
+                <w:rFonts w:ascii="Verdana" w:hAnsi="Verdana"/>
                 <w:b w:val="0"/>
                 <w:sz w:val="16"/>
               </w:rPr>
@@ -3722,7 +3775,7 @@
             <w:r/>
             <w:r>
               <w:rPr>
-                <w:rFonts w:ascii="Arial" w:hAnsi="Arial"/>
+                <w:rFonts w:ascii="Verdana" w:hAnsi="Verdana"/>
                 <w:b w:val="0"/>
                 <w:sz w:val="16"/>
               </w:rPr>
@@ -3738,7 +3791,7 @@
             <w:r/>
             <w:r>
               <w:rPr>
-                <w:rFonts w:ascii="Arial" w:hAnsi="Arial"/>
+                <w:rFonts w:ascii="Verdana" w:hAnsi="Verdana"/>
                 <w:b w:val="0"/>
                 <w:sz w:val="16"/>
               </w:rPr>
@@ -3754,7 +3807,7 @@
             <w:r/>
             <w:r>
               <w:rPr>
-                <w:rFonts w:ascii="Arial" w:hAnsi="Arial"/>
+                <w:rFonts w:ascii="Verdana" w:hAnsi="Verdana"/>
                 <w:b w:val="0"/>
                 <w:sz w:val="16"/>
               </w:rPr>
@@ -3770,7 +3823,7 @@
             <w:r/>
             <w:r>
               <w:rPr>
-                <w:rFonts w:ascii="Arial" w:hAnsi="Arial"/>
+                <w:rFonts w:ascii="Verdana" w:hAnsi="Verdana"/>
                 <w:b w:val="0"/>
                 <w:sz w:val="16"/>
               </w:rPr>
@@ -3779,15 +3832,18 @@
         </w:tc>
       </w:tr>
       <w:tr>
-        <w:tc>
-          <w:tcPr>
-            <w:tcW w:type="dxa" w:w="1514"/>
-          </w:tcPr>
-          <w:p>
-            <w:r/>
-            <w:r>
-              <w:rPr>
-                <w:rFonts w:ascii="Arial" w:hAnsi="Arial"/>
+        <w:trPr>
+          <w:cantSplit/>
+        </w:trPr>
+        <w:tc>
+          <w:tcPr>
+            <w:tcW w:type="dxa" w:w="1514"/>
+          </w:tcPr>
+          <w:p>
+            <w:r/>
+            <w:r>
+              <w:rPr>
+                <w:rFonts w:ascii="Verdana" w:hAnsi="Verdana"/>
                 <w:b w:val="0"/>
                 <w:sz w:val="16"/>
               </w:rPr>
@@ -3803,7 +3859,7 @@
             <w:r/>
             <w:r>
               <w:rPr>
-                <w:rFonts w:ascii="Arial" w:hAnsi="Arial"/>
+                <w:rFonts w:ascii="Verdana" w:hAnsi="Verdana"/>
                 <w:b w:val="0"/>
                 <w:sz w:val="16"/>
               </w:rPr>
@@ -3819,7 +3875,7 @@
             <w:r/>
             <w:r>
               <w:rPr>
-                <w:rFonts w:ascii="Arial" w:hAnsi="Arial"/>
+                <w:rFonts w:ascii="Verdana" w:hAnsi="Verdana"/>
                 <w:b w:val="0"/>
                 <w:sz w:val="16"/>
               </w:rPr>
@@ -3835,7 +3891,7 @@
             <w:r/>
             <w:r>
               <w:rPr>
-                <w:rFonts w:ascii="Arial" w:hAnsi="Arial"/>
+                <w:rFonts w:ascii="Verdana" w:hAnsi="Verdana"/>
                 <w:b w:val="0"/>
                 <w:sz w:val="16"/>
               </w:rPr>
@@ -3851,7 +3907,7 @@
             <w:r/>
             <w:r>
               <w:rPr>
-                <w:rFonts w:ascii="Arial" w:hAnsi="Arial"/>
+                <w:rFonts w:ascii="Verdana" w:hAnsi="Verdana"/>
                 <w:b w:val="0"/>
                 <w:sz w:val="16"/>
               </w:rPr>
@@ -3867,7 +3923,7 @@
             <w:r/>
             <w:r>
               <w:rPr>
-                <w:rFonts w:ascii="Arial" w:hAnsi="Arial"/>
+                <w:rFonts w:ascii="Verdana" w:hAnsi="Verdana"/>
                 <w:b w:val="0"/>
                 <w:sz w:val="16"/>
               </w:rPr>
@@ -3883,7 +3939,7 @@
             <w:r/>
             <w:r>
               <w:rPr>
-                <w:rFonts w:ascii="Arial" w:hAnsi="Arial"/>
+                <w:rFonts w:ascii="Verdana" w:hAnsi="Verdana"/>
                 <w:b w:val="0"/>
                 <w:sz w:val="16"/>
               </w:rPr>
@@ -3899,7 +3955,7 @@
             <w:r/>
             <w:r>
               <w:rPr>
-                <w:rFonts w:ascii="Arial" w:hAnsi="Arial"/>
+                <w:rFonts w:ascii="Verdana" w:hAnsi="Verdana"/>
                 <w:b w:val="0"/>
                 <w:sz w:val="16"/>
               </w:rPr>
@@ -3915,7 +3971,7 @@
             <w:r/>
             <w:r>
               <w:rPr>
-                <w:rFonts w:ascii="Arial" w:hAnsi="Arial"/>
+                <w:rFonts w:ascii="Verdana" w:hAnsi="Verdana"/>
                 <w:b w:val="0"/>
                 <w:sz w:val="16"/>
               </w:rPr>
@@ -3931,7 +3987,7 @@
             <w:r/>
             <w:r>
               <w:rPr>
-                <w:rFonts w:ascii="Arial" w:hAnsi="Arial"/>
+                <w:rFonts w:ascii="Verdana" w:hAnsi="Verdana"/>
                 <w:b w:val="0"/>
                 <w:sz w:val="16"/>
               </w:rPr>
@@ -3940,15 +3996,18 @@
         </w:tc>
       </w:tr>
       <w:tr>
-        <w:tc>
-          <w:tcPr>
-            <w:tcW w:type="dxa" w:w="1514"/>
-          </w:tcPr>
-          <w:p>
-            <w:r/>
-            <w:r>
-              <w:rPr>
-                <w:rFonts w:ascii="Arial" w:hAnsi="Arial"/>
+        <w:trPr>
+          <w:cantSplit/>
+        </w:trPr>
+        <w:tc>
+          <w:tcPr>
+            <w:tcW w:type="dxa" w:w="1514"/>
+          </w:tcPr>
+          <w:p>
+            <w:r/>
+            <w:r>
+              <w:rPr>
+                <w:rFonts w:ascii="Verdana" w:hAnsi="Verdana"/>
                 <w:b w:val="0"/>
                 <w:sz w:val="16"/>
               </w:rPr>
@@ -3964,7 +4023,7 @@
             <w:r/>
             <w:r>
               <w:rPr>
-                <w:rFonts w:ascii="Arial" w:hAnsi="Arial"/>
+                <w:rFonts w:ascii="Verdana" w:hAnsi="Verdana"/>
                 <w:b w:val="0"/>
                 <w:sz w:val="16"/>
               </w:rPr>
@@ -3980,7 +4039,7 @@
             <w:r/>
             <w:r>
               <w:rPr>
-                <w:rFonts w:ascii="Arial" w:hAnsi="Arial"/>
+                <w:rFonts w:ascii="Verdana" w:hAnsi="Verdana"/>
                 <w:b w:val="0"/>
                 <w:sz w:val="16"/>
               </w:rPr>
@@ -3996,7 +4055,7 @@
             <w:r/>
             <w:r>
               <w:rPr>
-                <w:rFonts w:ascii="Arial" w:hAnsi="Arial"/>
+                <w:rFonts w:ascii="Verdana" w:hAnsi="Verdana"/>
                 <w:b w:val="0"/>
                 <w:sz w:val="16"/>
               </w:rPr>
@@ -4012,7 +4071,7 @@
             <w:r/>
             <w:r>
               <w:rPr>
-                <w:rFonts w:ascii="Arial" w:hAnsi="Arial"/>
+                <w:rFonts w:ascii="Verdana" w:hAnsi="Verdana"/>
                 <w:b w:val="0"/>
                 <w:sz w:val="16"/>
               </w:rPr>
@@ -4028,7 +4087,7 @@
             <w:r/>
             <w:r>
               <w:rPr>
-                <w:rFonts w:ascii="Arial" w:hAnsi="Arial"/>
+                <w:rFonts w:ascii="Verdana" w:hAnsi="Verdana"/>
                 <w:b w:val="0"/>
                 <w:sz w:val="16"/>
               </w:rPr>
@@ -4044,7 +4103,7 @@
             <w:r/>
             <w:r>
               <w:rPr>
-                <w:rFonts w:ascii="Arial" w:hAnsi="Arial"/>
+                <w:rFonts w:ascii="Verdana" w:hAnsi="Verdana"/>
                 <w:b w:val="0"/>
                 <w:sz w:val="16"/>
               </w:rPr>
@@ -4060,7 +4119,7 @@
             <w:r/>
             <w:r>
               <w:rPr>
-                <w:rFonts w:ascii="Arial" w:hAnsi="Arial"/>
+                <w:rFonts w:ascii="Verdana" w:hAnsi="Verdana"/>
                 <w:b w:val="0"/>
                 <w:sz w:val="16"/>
               </w:rPr>
@@ -4076,7 +4135,7 @@
             <w:r/>
             <w:r>
               <w:rPr>
-                <w:rFonts w:ascii="Arial" w:hAnsi="Arial"/>
+                <w:rFonts w:ascii="Verdana" w:hAnsi="Verdana"/>
                 <w:b w:val="0"/>
                 <w:sz w:val="16"/>
               </w:rPr>
@@ -4092,7 +4151,7 @@
             <w:r/>
             <w:r>
               <w:rPr>
-                <w:rFonts w:ascii="Arial" w:hAnsi="Arial"/>
+                <w:rFonts w:ascii="Verdana" w:hAnsi="Verdana"/>
                 <w:b w:val="0"/>
                 <w:sz w:val="16"/>
               </w:rPr>
@@ -4101,15 +4160,18 @@
         </w:tc>
       </w:tr>
       <w:tr>
-        <w:tc>
-          <w:tcPr>
-            <w:tcW w:type="dxa" w:w="1514"/>
-          </w:tcPr>
-          <w:p>
-            <w:r/>
-            <w:r>
-              <w:rPr>
-                <w:rFonts w:ascii="Arial" w:hAnsi="Arial"/>
+        <w:trPr>
+          <w:cantSplit/>
+        </w:trPr>
+        <w:tc>
+          <w:tcPr>
+            <w:tcW w:type="dxa" w:w="1514"/>
+          </w:tcPr>
+          <w:p>
+            <w:r/>
+            <w:r>
+              <w:rPr>
+                <w:rFonts w:ascii="Verdana" w:hAnsi="Verdana"/>
                 <w:b w:val="0"/>
                 <w:sz w:val="16"/>
               </w:rPr>
@@ -4125,7 +4187,7 @@
             <w:r/>
             <w:r>
               <w:rPr>
-                <w:rFonts w:ascii="Arial" w:hAnsi="Arial"/>
+                <w:rFonts w:ascii="Verdana" w:hAnsi="Verdana"/>
                 <w:b w:val="0"/>
                 <w:sz w:val="16"/>
               </w:rPr>
@@ -4141,7 +4203,7 @@
             <w:r/>
             <w:r>
               <w:rPr>
-                <w:rFonts w:ascii="Arial" w:hAnsi="Arial"/>
+                <w:rFonts w:ascii="Verdana" w:hAnsi="Verdana"/>
                 <w:b w:val="0"/>
                 <w:sz w:val="16"/>
               </w:rPr>
@@ -4157,7 +4219,7 @@
             <w:r/>
             <w:r>
               <w:rPr>
-                <w:rFonts w:ascii="Arial" w:hAnsi="Arial"/>
+                <w:rFonts w:ascii="Verdana" w:hAnsi="Verdana"/>
                 <w:b w:val="0"/>
                 <w:sz w:val="16"/>
               </w:rPr>
@@ -4173,7 +4235,7 @@
             <w:r/>
             <w:r>
               <w:rPr>
-                <w:rFonts w:ascii="Arial" w:hAnsi="Arial"/>
+                <w:rFonts w:ascii="Verdana" w:hAnsi="Verdana"/>
                 <w:b w:val="0"/>
                 <w:sz w:val="16"/>
               </w:rPr>
@@ -4189,7 +4251,7 @@
             <w:r/>
             <w:r>
               <w:rPr>
-                <w:rFonts w:ascii="Arial" w:hAnsi="Arial"/>
+                <w:rFonts w:ascii="Verdana" w:hAnsi="Verdana"/>
                 <w:b w:val="0"/>
                 <w:sz w:val="16"/>
               </w:rPr>
@@ -4205,7 +4267,7 @@
             <w:r/>
             <w:r>
               <w:rPr>
-                <w:rFonts w:ascii="Arial" w:hAnsi="Arial"/>
+                <w:rFonts w:ascii="Verdana" w:hAnsi="Verdana"/>
                 <w:b w:val="0"/>
                 <w:sz w:val="16"/>
               </w:rPr>
@@ -4221,7 +4283,7 @@
             <w:r/>
             <w:r>
               <w:rPr>
-                <w:rFonts w:ascii="Arial" w:hAnsi="Arial"/>
+                <w:rFonts w:ascii="Verdana" w:hAnsi="Verdana"/>
                 <w:b w:val="0"/>
                 <w:sz w:val="16"/>
               </w:rPr>
@@ -4237,7 +4299,7 @@
             <w:r/>
             <w:r>
               <w:rPr>
-                <w:rFonts w:ascii="Arial" w:hAnsi="Arial"/>
+                <w:rFonts w:ascii="Verdana" w:hAnsi="Verdana"/>
                 <w:b w:val="0"/>
                 <w:sz w:val="16"/>
               </w:rPr>
@@ -4253,7 +4315,7 @@
             <w:r/>
             <w:r>
               <w:rPr>
-                <w:rFonts w:ascii="Arial" w:hAnsi="Arial"/>
+                <w:rFonts w:ascii="Verdana" w:hAnsi="Verdana"/>
                 <w:b w:val="0"/>
                 <w:sz w:val="16"/>
               </w:rPr>
@@ -4262,15 +4324,18 @@
         </w:tc>
       </w:tr>
       <w:tr>
-        <w:tc>
-          <w:tcPr>
-            <w:tcW w:type="dxa" w:w="1514"/>
-          </w:tcPr>
-          <w:p>
-            <w:r/>
-            <w:r>
-              <w:rPr>
-                <w:rFonts w:ascii="Arial" w:hAnsi="Arial"/>
+        <w:trPr>
+          <w:cantSplit/>
+        </w:trPr>
+        <w:tc>
+          <w:tcPr>
+            <w:tcW w:type="dxa" w:w="1514"/>
+          </w:tcPr>
+          <w:p>
+            <w:r/>
+            <w:r>
+              <w:rPr>
+                <w:rFonts w:ascii="Verdana" w:hAnsi="Verdana"/>
                 <w:b w:val="0"/>
                 <w:sz w:val="16"/>
               </w:rPr>
@@ -4286,7 +4351,7 @@
             <w:r/>
             <w:r>
               <w:rPr>
-                <w:rFonts w:ascii="Arial" w:hAnsi="Arial"/>
+                <w:rFonts w:ascii="Verdana" w:hAnsi="Verdana"/>
                 <w:b w:val="0"/>
                 <w:sz w:val="16"/>
               </w:rPr>
@@ -4302,7 +4367,7 @@
             <w:r/>
             <w:r>
               <w:rPr>
-                <w:rFonts w:ascii="Arial" w:hAnsi="Arial"/>
+                <w:rFonts w:ascii="Verdana" w:hAnsi="Verdana"/>
                 <w:b w:val="0"/>
                 <w:sz w:val="16"/>
               </w:rPr>
@@ -4318,7 +4383,7 @@
             <w:r/>
             <w:r>
               <w:rPr>
-                <w:rFonts w:ascii="Arial" w:hAnsi="Arial"/>
+                <w:rFonts w:ascii="Verdana" w:hAnsi="Verdana"/>
                 <w:b w:val="0"/>
                 <w:sz w:val="16"/>
               </w:rPr>
@@ -4334,7 +4399,7 @@
             <w:r/>
             <w:r>
               <w:rPr>
-                <w:rFonts w:ascii="Arial" w:hAnsi="Arial"/>
+                <w:rFonts w:ascii="Verdana" w:hAnsi="Verdana"/>
                 <w:b w:val="0"/>
                 <w:sz w:val="16"/>
               </w:rPr>
@@ -4350,7 +4415,7 @@
             <w:r/>
             <w:r>
               <w:rPr>
-                <w:rFonts w:ascii="Arial" w:hAnsi="Arial"/>
+                <w:rFonts w:ascii="Verdana" w:hAnsi="Verdana"/>
                 <w:b w:val="0"/>
                 <w:sz w:val="16"/>
               </w:rPr>
@@ -4366,7 +4431,7 @@
             <w:r/>
             <w:r>
               <w:rPr>
-                <w:rFonts w:ascii="Arial" w:hAnsi="Arial"/>
+                <w:rFonts w:ascii="Verdana" w:hAnsi="Verdana"/>
                 <w:b w:val="0"/>
                 <w:sz w:val="16"/>
               </w:rPr>
@@ -4382,7 +4447,7 @@
             <w:r/>
             <w:r>
               <w:rPr>
-                <w:rFonts w:ascii="Arial" w:hAnsi="Arial"/>
+                <w:rFonts w:ascii="Verdana" w:hAnsi="Verdana"/>
                 <w:b w:val="0"/>
                 <w:sz w:val="16"/>
               </w:rPr>
@@ -4398,7 +4463,7 @@
             <w:r/>
             <w:r>
               <w:rPr>
-                <w:rFonts w:ascii="Arial" w:hAnsi="Arial"/>
+                <w:rFonts w:ascii="Verdana" w:hAnsi="Verdana"/>
                 <w:b w:val="0"/>
                 <w:sz w:val="16"/>
               </w:rPr>
@@ -4414,7 +4479,7 @@
             <w:r/>
             <w:r>
               <w:rPr>
-                <w:rFonts w:ascii="Arial" w:hAnsi="Arial"/>
+                <w:rFonts w:ascii="Verdana" w:hAnsi="Verdana"/>
                 <w:b w:val="0"/>
                 <w:sz w:val="16"/>
               </w:rPr>
@@ -4423,15 +4488,18 @@
         </w:tc>
       </w:tr>
       <w:tr>
-        <w:tc>
-          <w:tcPr>
-            <w:tcW w:type="dxa" w:w="1514"/>
-          </w:tcPr>
-          <w:p>
-            <w:r/>
-            <w:r>
-              <w:rPr>
-                <w:rFonts w:ascii="Arial" w:hAnsi="Arial"/>
+        <w:trPr>
+          <w:cantSplit/>
+        </w:trPr>
+        <w:tc>
+          <w:tcPr>
+            <w:tcW w:type="dxa" w:w="1514"/>
+          </w:tcPr>
+          <w:p>
+            <w:r/>
+            <w:r>
+              <w:rPr>
+                <w:rFonts w:ascii="Verdana" w:hAnsi="Verdana"/>
                 <w:b w:val="0"/>
                 <w:sz w:val="16"/>
               </w:rPr>
@@ -4447,7 +4515,7 @@
             <w:r/>
             <w:r>
               <w:rPr>
-                <w:rFonts w:ascii="Arial" w:hAnsi="Arial"/>
+                <w:rFonts w:ascii="Verdana" w:hAnsi="Verdana"/>
                 <w:b w:val="0"/>
                 <w:sz w:val="16"/>
               </w:rPr>
@@ -4463,7 +4531,7 @@
             <w:r/>
             <w:r>
               <w:rPr>
-                <w:rFonts w:ascii="Arial" w:hAnsi="Arial"/>
+                <w:rFonts w:ascii="Verdana" w:hAnsi="Verdana"/>
                 <w:b w:val="0"/>
                 <w:sz w:val="16"/>
               </w:rPr>
@@ -4479,7 +4547,7 @@
             <w:r/>
             <w:r>
               <w:rPr>
-                <w:rFonts w:ascii="Arial" w:hAnsi="Arial"/>
+                <w:rFonts w:ascii="Verdana" w:hAnsi="Verdana"/>
                 <w:b w:val="0"/>
                 <w:sz w:val="16"/>
               </w:rPr>
@@ -4495,7 +4563,7 @@
             <w:r/>
             <w:r>
               <w:rPr>
-                <w:rFonts w:ascii="Arial" w:hAnsi="Arial"/>
+                <w:rFonts w:ascii="Verdana" w:hAnsi="Verdana"/>
                 <w:b w:val="0"/>
                 <w:sz w:val="16"/>
               </w:rPr>
@@ -4511,7 +4579,7 @@
             <w:r/>
             <w:r>
               <w:rPr>
-                <w:rFonts w:ascii="Arial" w:hAnsi="Arial"/>
+                <w:rFonts w:ascii="Verdana" w:hAnsi="Verdana"/>
                 <w:b w:val="0"/>
                 <w:sz w:val="16"/>
               </w:rPr>
@@ -4527,7 +4595,7 @@
             <w:r/>
             <w:r>
               <w:rPr>
-                <w:rFonts w:ascii="Arial" w:hAnsi="Arial"/>
+                <w:rFonts w:ascii="Verdana" w:hAnsi="Verdana"/>
                 <w:b w:val="0"/>
                 <w:sz w:val="16"/>
               </w:rPr>
@@ -4543,7 +4611,7 @@
             <w:r/>
             <w:r>
               <w:rPr>
-                <w:rFonts w:ascii="Arial" w:hAnsi="Arial"/>
+                <w:rFonts w:ascii="Verdana" w:hAnsi="Verdana"/>
                 <w:b w:val="0"/>
                 <w:sz w:val="16"/>
               </w:rPr>
@@ -4559,7 +4627,7 @@
             <w:r/>
             <w:r>
               <w:rPr>
-                <w:rFonts w:ascii="Arial" w:hAnsi="Arial"/>
+                <w:rFonts w:ascii="Verdana" w:hAnsi="Verdana"/>
                 <w:b w:val="0"/>
                 <w:sz w:val="16"/>
               </w:rPr>
@@ -4575,7 +4643,7 @@
             <w:r/>
             <w:r>
               <w:rPr>
-                <w:rFonts w:ascii="Arial" w:hAnsi="Arial"/>
+                <w:rFonts w:ascii="Verdana" w:hAnsi="Verdana"/>
                 <w:b w:val="0"/>
                 <w:sz w:val="16"/>
               </w:rPr>
@@ -4584,15 +4652,18 @@
         </w:tc>
       </w:tr>
       <w:tr>
-        <w:tc>
-          <w:tcPr>
-            <w:tcW w:type="dxa" w:w="1514"/>
-          </w:tcPr>
-          <w:p>
-            <w:r/>
-            <w:r>
-              <w:rPr>
-                <w:rFonts w:ascii="Arial" w:hAnsi="Arial"/>
+        <w:trPr>
+          <w:cantSplit/>
+        </w:trPr>
+        <w:tc>
+          <w:tcPr>
+            <w:tcW w:type="dxa" w:w="1514"/>
+          </w:tcPr>
+          <w:p>
+            <w:r/>
+            <w:r>
+              <w:rPr>
+                <w:rFonts w:ascii="Verdana" w:hAnsi="Verdana"/>
                 <w:b w:val="0"/>
                 <w:sz w:val="16"/>
               </w:rPr>
@@ -4608,7 +4679,7 @@
             <w:r/>
             <w:r>
               <w:rPr>
-                <w:rFonts w:ascii="Arial" w:hAnsi="Arial"/>
+                <w:rFonts w:ascii="Verdana" w:hAnsi="Verdana"/>
                 <w:b w:val="0"/>
                 <w:sz w:val="16"/>
               </w:rPr>
@@ -4624,7 +4695,7 @@
             <w:r/>
             <w:r>
               <w:rPr>
-                <w:rFonts w:ascii="Arial" w:hAnsi="Arial"/>
+                <w:rFonts w:ascii="Verdana" w:hAnsi="Verdana"/>
                 <w:b w:val="0"/>
                 <w:sz w:val="16"/>
               </w:rPr>
@@ -4640,7 +4711,7 @@
             <w:r/>
             <w:r>
               <w:rPr>
-                <w:rFonts w:ascii="Arial" w:hAnsi="Arial"/>
+                <w:rFonts w:ascii="Verdana" w:hAnsi="Verdana"/>
                 <w:b w:val="0"/>
                 <w:sz w:val="16"/>
               </w:rPr>
@@ -4656,7 +4727,7 @@
             <w:r/>
             <w:r>
               <w:rPr>
-                <w:rFonts w:ascii="Arial" w:hAnsi="Arial"/>
+                <w:rFonts w:ascii="Verdana" w:hAnsi="Verdana"/>
                 <w:b w:val="0"/>
                 <w:sz w:val="16"/>
               </w:rPr>
@@ -4672,7 +4743,7 @@
             <w:r/>
             <w:r>
               <w:rPr>
-                <w:rFonts w:ascii="Arial" w:hAnsi="Arial"/>
+                <w:rFonts w:ascii="Verdana" w:hAnsi="Verdana"/>
                 <w:b w:val="0"/>
                 <w:sz w:val="16"/>
               </w:rPr>
@@ -4688,7 +4759,7 @@
             <w:r/>
             <w:r>
               <w:rPr>
-                <w:rFonts w:ascii="Arial" w:hAnsi="Arial"/>
+                <w:rFonts w:ascii="Verdana" w:hAnsi="Verdana"/>
                 <w:b w:val="0"/>
                 <w:sz w:val="16"/>
               </w:rPr>
@@ -4704,7 +4775,7 @@
             <w:r/>
             <w:r>
               <w:rPr>
-                <w:rFonts w:ascii="Arial" w:hAnsi="Arial"/>
+                <w:rFonts w:ascii="Verdana" w:hAnsi="Verdana"/>
                 <w:b w:val="0"/>
                 <w:sz w:val="16"/>
               </w:rPr>
@@ -4720,7 +4791,7 @@
             <w:r/>
             <w:r>
               <w:rPr>
-                <w:rFonts w:ascii="Arial" w:hAnsi="Arial"/>
+                <w:rFonts w:ascii="Verdana" w:hAnsi="Verdana"/>
                 <w:b w:val="0"/>
                 <w:sz w:val="16"/>
               </w:rPr>
@@ -4736,7 +4807,7 @@
             <w:r/>
             <w:r>
               <w:rPr>
-                <w:rFonts w:ascii="Arial" w:hAnsi="Arial"/>
+                <w:rFonts w:ascii="Verdana" w:hAnsi="Verdana"/>
                 <w:b w:val="0"/>
                 <w:sz w:val="16"/>
               </w:rPr>
@@ -4745,15 +4816,18 @@
         </w:tc>
       </w:tr>
       <w:tr>
-        <w:tc>
-          <w:tcPr>
-            <w:tcW w:type="dxa" w:w="1514"/>
-          </w:tcPr>
-          <w:p>
-            <w:r/>
-            <w:r>
-              <w:rPr>
-                <w:rFonts w:ascii="Arial" w:hAnsi="Arial"/>
+        <w:trPr>
+          <w:cantSplit/>
+        </w:trPr>
+        <w:tc>
+          <w:tcPr>
+            <w:tcW w:type="dxa" w:w="1514"/>
+          </w:tcPr>
+          <w:p>
+            <w:r/>
+            <w:r>
+              <w:rPr>
+                <w:rFonts w:ascii="Verdana" w:hAnsi="Verdana"/>
                 <w:b w:val="0"/>
                 <w:sz w:val="16"/>
               </w:rPr>
@@ -4769,7 +4843,7 @@
             <w:r/>
             <w:r>
               <w:rPr>
-                <w:rFonts w:ascii="Arial" w:hAnsi="Arial"/>
+                <w:rFonts w:ascii="Verdana" w:hAnsi="Verdana"/>
                 <w:b w:val="0"/>
                 <w:sz w:val="16"/>
               </w:rPr>
@@ -4785,7 +4859,7 @@
             <w:r/>
             <w:r>
               <w:rPr>
-                <w:rFonts w:ascii="Arial" w:hAnsi="Arial"/>
+                <w:rFonts w:ascii="Verdana" w:hAnsi="Verdana"/>
                 <w:b w:val="0"/>
                 <w:sz w:val="16"/>
               </w:rPr>
@@ -4801,7 +4875,7 @@
             <w:r/>
             <w:r>
               <w:rPr>
-                <w:rFonts w:ascii="Arial" w:hAnsi="Arial"/>
+                <w:rFonts w:ascii="Verdana" w:hAnsi="Verdana"/>
                 <w:b w:val="0"/>
                 <w:sz w:val="16"/>
               </w:rPr>
@@ -4817,7 +4891,7 @@
             <w:r/>
             <w:r>
               <w:rPr>
-                <w:rFonts w:ascii="Arial" w:hAnsi="Arial"/>
+                <w:rFonts w:ascii="Verdana" w:hAnsi="Verdana"/>
                 <w:b w:val="0"/>
                 <w:sz w:val="16"/>
               </w:rPr>
@@ -4833,7 +4907,7 @@
             <w:r/>
             <w:r>
               <w:rPr>
-                <w:rFonts w:ascii="Arial" w:hAnsi="Arial"/>
+                <w:rFonts w:ascii="Verdana" w:hAnsi="Verdana"/>
                 <w:b w:val="0"/>
                 <w:sz w:val="16"/>
               </w:rPr>
@@ -4849,7 +4923,7 @@
             <w:r/>
             <w:r>
               <w:rPr>
-                <w:rFonts w:ascii="Arial" w:hAnsi="Arial"/>
+                <w:rFonts w:ascii="Verdana" w:hAnsi="Verdana"/>
                 <w:b w:val="0"/>
                 <w:sz w:val="16"/>
               </w:rPr>
@@ -4865,7 +4939,7 @@
             <w:r/>
             <w:r>
               <w:rPr>
-                <w:rFonts w:ascii="Arial" w:hAnsi="Arial"/>
+                <w:rFonts w:ascii="Verdana" w:hAnsi="Verdana"/>
                 <w:b w:val="0"/>
                 <w:sz w:val="16"/>
               </w:rPr>
@@ -4881,7 +4955,7 @@
             <w:r/>
             <w:r>
               <w:rPr>
-                <w:rFonts w:ascii="Arial" w:hAnsi="Arial"/>
+                <w:rFonts w:ascii="Verdana" w:hAnsi="Verdana"/>
                 <w:b w:val="0"/>
                 <w:sz w:val="16"/>
               </w:rPr>
@@ -4897,7 +4971,7 @@
             <w:r/>
             <w:r>
               <w:rPr>
-                <w:rFonts w:ascii="Arial" w:hAnsi="Arial"/>
+                <w:rFonts w:ascii="Verdana" w:hAnsi="Verdana"/>
                 <w:b w:val="0"/>
                 <w:sz w:val="16"/>
               </w:rPr>
@@ -4906,15 +4980,18 @@
         </w:tc>
       </w:tr>
       <w:tr>
-        <w:tc>
-          <w:tcPr>
-            <w:tcW w:type="dxa" w:w="1514"/>
-          </w:tcPr>
-          <w:p>
-            <w:r/>
-            <w:r>
-              <w:rPr>
-                <w:rFonts w:ascii="Arial" w:hAnsi="Arial"/>
+        <w:trPr>
+          <w:cantSplit/>
+        </w:trPr>
+        <w:tc>
+          <w:tcPr>
+            <w:tcW w:type="dxa" w:w="1514"/>
+          </w:tcPr>
+          <w:p>
+            <w:r/>
+            <w:r>
+              <w:rPr>
+                <w:rFonts w:ascii="Verdana" w:hAnsi="Verdana"/>
                 <w:b w:val="0"/>
                 <w:sz w:val="16"/>
               </w:rPr>
@@ -4930,7 +5007,7 @@
             <w:r/>
             <w:r>
               <w:rPr>
-                <w:rFonts w:ascii="Arial" w:hAnsi="Arial"/>
+                <w:rFonts w:ascii="Verdana" w:hAnsi="Verdana"/>
                 <w:b w:val="0"/>
                 <w:sz w:val="16"/>
               </w:rPr>
@@ -4946,7 +5023,7 @@
             <w:r/>
             <w:r>
               <w:rPr>
-                <w:rFonts w:ascii="Arial" w:hAnsi="Arial"/>
+                <w:rFonts w:ascii="Verdana" w:hAnsi="Verdana"/>
                 <w:b w:val="0"/>
                 <w:sz w:val="16"/>
               </w:rPr>
@@ -4962,7 +5039,7 @@
             <w:r/>
             <w:r>
               <w:rPr>
-                <w:rFonts w:ascii="Arial" w:hAnsi="Arial"/>
+                <w:rFonts w:ascii="Verdana" w:hAnsi="Verdana"/>
                 <w:b w:val="0"/>
                 <w:sz w:val="16"/>
               </w:rPr>
@@ -4978,7 +5055,7 @@
             <w:r/>
             <w:r>
               <w:rPr>
-                <w:rFonts w:ascii="Arial" w:hAnsi="Arial"/>
+                <w:rFonts w:ascii="Verdana" w:hAnsi="Verdana"/>
                 <w:b w:val="0"/>
                 <w:sz w:val="16"/>
               </w:rPr>
@@ -4994,7 +5071,7 @@
             <w:r/>
             <w:r>
               <w:rPr>
-                <w:rFonts w:ascii="Arial" w:hAnsi="Arial"/>
+                <w:rFonts w:ascii="Verdana" w:hAnsi="Verdana"/>
                 <w:b w:val="0"/>
                 <w:sz w:val="16"/>
               </w:rPr>
@@ -5010,7 +5087,7 @@
             <w:r/>
             <w:r>
               <w:rPr>
-                <w:rFonts w:ascii="Arial" w:hAnsi="Arial"/>
+                <w:rFonts w:ascii="Verdana" w:hAnsi="Verdana"/>
                 <w:b w:val="0"/>
                 <w:sz w:val="16"/>
               </w:rPr>
@@ -5026,7 +5103,7 @@
             <w:r/>
             <w:r>
               <w:rPr>
-                <w:rFonts w:ascii="Arial" w:hAnsi="Arial"/>
+                <w:rFonts w:ascii="Verdana" w:hAnsi="Verdana"/>
                 <w:b w:val="0"/>
                 <w:sz w:val="16"/>
               </w:rPr>
@@ -5042,7 +5119,7 @@
             <w:r/>
             <w:r>
               <w:rPr>
-                <w:rFonts w:ascii="Arial" w:hAnsi="Arial"/>
+                <w:rFonts w:ascii="Verdana" w:hAnsi="Verdana"/>
                 <w:b w:val="0"/>
                 <w:sz w:val="16"/>
               </w:rPr>
@@ -5058,7 +5135,7 @@
             <w:r/>
             <w:r>
               <w:rPr>
-                <w:rFonts w:ascii="Arial" w:hAnsi="Arial"/>
+                <w:rFonts w:ascii="Verdana" w:hAnsi="Verdana"/>
                 <w:b w:val="0"/>
                 <w:sz w:val="16"/>
               </w:rPr>
@@ -5068,15 +5145,18 @@
         </w:tc>
       </w:tr>
       <w:tr>
-        <w:tc>
-          <w:tcPr>
-            <w:tcW w:type="dxa" w:w="1514"/>
-          </w:tcPr>
-          <w:p>
-            <w:r/>
-            <w:r>
-              <w:rPr>
-                <w:rFonts w:ascii="Arial" w:hAnsi="Arial"/>
+        <w:trPr>
+          <w:cantSplit/>
+        </w:trPr>
+        <w:tc>
+          <w:tcPr>
+            <w:tcW w:type="dxa" w:w="1514"/>
+          </w:tcPr>
+          <w:p>
+            <w:r/>
+            <w:r>
+              <w:rPr>
+                <w:rFonts w:ascii="Verdana" w:hAnsi="Verdana"/>
                 <w:b w:val="0"/>
                 <w:sz w:val="16"/>
               </w:rPr>
@@ -5092,7 +5172,7 @@
             <w:r/>
             <w:r>
               <w:rPr>
-                <w:rFonts w:ascii="Arial" w:hAnsi="Arial"/>
+                <w:rFonts w:ascii="Verdana" w:hAnsi="Verdana"/>
                 <w:b w:val="0"/>
                 <w:sz w:val="16"/>
               </w:rPr>
@@ -5108,7 +5188,7 @@
             <w:r/>
             <w:r>
               <w:rPr>
-                <w:rFonts w:ascii="Arial" w:hAnsi="Arial"/>
+                <w:rFonts w:ascii="Verdana" w:hAnsi="Verdana"/>
                 <w:b w:val="0"/>
                 <w:sz w:val="16"/>
               </w:rPr>
@@ -5124,7 +5204,7 @@
             <w:r/>
             <w:r>
               <w:rPr>
-                <w:rFonts w:ascii="Arial" w:hAnsi="Arial"/>
+                <w:rFonts w:ascii="Verdana" w:hAnsi="Verdana"/>
                 <w:b w:val="0"/>
                 <w:sz w:val="16"/>
               </w:rPr>
@@ -5140,7 +5220,7 @@
             <w:r/>
             <w:r>
               <w:rPr>
-                <w:rFonts w:ascii="Arial" w:hAnsi="Arial"/>
+                <w:rFonts w:ascii="Verdana" w:hAnsi="Verdana"/>
                 <w:b w:val="0"/>
                 <w:sz w:val="16"/>
               </w:rPr>
@@ -5156,7 +5236,7 @@
             <w:r/>
             <w:r>
               <w:rPr>
-                <w:rFonts w:ascii="Arial" w:hAnsi="Arial"/>
+                <w:rFonts w:ascii="Verdana" w:hAnsi="Verdana"/>
                 <w:b w:val="0"/>
                 <w:sz w:val="16"/>
               </w:rPr>
@@ -5172,7 +5252,7 @@
             <w:r/>
             <w:r>
               <w:rPr>
-                <w:rFonts w:ascii="Arial" w:hAnsi="Arial"/>
+                <w:rFonts w:ascii="Verdana" w:hAnsi="Verdana"/>
                 <w:b w:val="0"/>
                 <w:sz w:val="16"/>
               </w:rPr>
@@ -5188,7 +5268,7 @@
             <w:r/>
             <w:r>
               <w:rPr>
-                <w:rFonts w:ascii="Arial" w:hAnsi="Arial"/>
+                <w:rFonts w:ascii="Verdana" w:hAnsi="Verdana"/>
                 <w:b w:val="0"/>
                 <w:sz w:val="16"/>
               </w:rPr>
@@ -5204,7 +5284,7 @@
             <w:r/>
             <w:r>
               <w:rPr>
-                <w:rFonts w:ascii="Arial" w:hAnsi="Arial"/>
+                <w:rFonts w:ascii="Verdana" w:hAnsi="Verdana"/>
                 <w:b w:val="0"/>
                 <w:sz w:val="16"/>
               </w:rPr>
@@ -5220,7 +5300,7 @@
             <w:r/>
             <w:r>
               <w:rPr>
-                <w:rFonts w:ascii="Arial" w:hAnsi="Arial"/>
+                <w:rFonts w:ascii="Verdana" w:hAnsi="Verdana"/>
                 <w:b w:val="0"/>
                 <w:sz w:val="16"/>
               </w:rPr>
@@ -5230,15 +5310,18 @@
         </w:tc>
       </w:tr>
       <w:tr>
-        <w:tc>
-          <w:tcPr>
-            <w:tcW w:type="dxa" w:w="1514"/>
-          </w:tcPr>
-          <w:p>
-            <w:r/>
-            <w:r>
-              <w:rPr>
-                <w:rFonts w:ascii="Arial" w:hAnsi="Arial"/>
+        <w:trPr>
+          <w:cantSplit/>
+        </w:trPr>
+        <w:tc>
+          <w:tcPr>
+            <w:tcW w:type="dxa" w:w="1514"/>
+          </w:tcPr>
+          <w:p>
+            <w:r/>
+            <w:r>
+              <w:rPr>
+                <w:rFonts w:ascii="Verdana" w:hAnsi="Verdana"/>
                 <w:b w:val="0"/>
                 <w:sz w:val="16"/>
               </w:rPr>
@@ -5254,7 +5337,7 @@
             <w:r/>
             <w:r>
               <w:rPr>
-                <w:rFonts w:ascii="Arial" w:hAnsi="Arial"/>
+                <w:rFonts w:ascii="Verdana" w:hAnsi="Verdana"/>
                 <w:b w:val="0"/>
                 <w:sz w:val="16"/>
               </w:rPr>
@@ -5270,7 +5353,7 @@
             <w:r/>
             <w:r>
               <w:rPr>
-                <w:rFonts w:ascii="Arial" w:hAnsi="Arial"/>
+                <w:rFonts w:ascii="Verdana" w:hAnsi="Verdana"/>
                 <w:b w:val="0"/>
                 <w:sz w:val="16"/>
               </w:rPr>
@@ -5286,7 +5369,7 @@
             <w:r/>
             <w:r>
               <w:rPr>
-                <w:rFonts w:ascii="Arial" w:hAnsi="Arial"/>
+                <w:rFonts w:ascii="Verdana" w:hAnsi="Verdana"/>
                 <w:b w:val="0"/>
                 <w:sz w:val="16"/>
               </w:rPr>
@@ -5302,7 +5385,7 @@
             <w:r/>
             <w:r>
               <w:rPr>
-                <w:rFonts w:ascii="Arial" w:hAnsi="Arial"/>
+                <w:rFonts w:ascii="Verdana" w:hAnsi="Verdana"/>
                 <w:b w:val="0"/>
                 <w:sz w:val="16"/>
               </w:rPr>
@@ -5318,7 +5401,7 @@
             <w:r/>
             <w:r>
               <w:rPr>
-                <w:rFonts w:ascii="Arial" w:hAnsi="Arial"/>
+                <w:rFonts w:ascii="Verdana" w:hAnsi="Verdana"/>
                 <w:b w:val="0"/>
                 <w:sz w:val="16"/>
               </w:rPr>
@@ -5334,7 +5417,7 @@
             <w:r/>
             <w:r>
               <w:rPr>
-                <w:rFonts w:ascii="Arial" w:hAnsi="Arial"/>
+                <w:rFonts w:ascii="Verdana" w:hAnsi="Verdana"/>
                 <w:b w:val="0"/>
                 <w:sz w:val="16"/>
               </w:rPr>
@@ -5350,7 +5433,7 @@
             <w:r/>
             <w:r>
               <w:rPr>
-                <w:rFonts w:ascii="Arial" w:hAnsi="Arial"/>
+                <w:rFonts w:ascii="Verdana" w:hAnsi="Verdana"/>
                 <w:b w:val="0"/>
                 <w:sz w:val="16"/>
               </w:rPr>
@@ -5366,7 +5449,7 @@
             <w:r/>
             <w:r>
               <w:rPr>
-                <w:rFonts w:ascii="Arial" w:hAnsi="Arial"/>
+                <w:rFonts w:ascii="Verdana" w:hAnsi="Verdana"/>
                 <w:b w:val="0"/>
                 <w:sz w:val="16"/>
               </w:rPr>
@@ -5382,7 +5465,7 @@
             <w:r/>
             <w:r>
               <w:rPr>
-                <w:rFonts w:ascii="Arial" w:hAnsi="Arial"/>
+                <w:rFonts w:ascii="Verdana" w:hAnsi="Verdana"/>
                 <w:b w:val="0"/>
                 <w:sz w:val="16"/>
               </w:rPr>
@@ -5391,15 +5474,18 @@
         </w:tc>
       </w:tr>
       <w:tr>
-        <w:tc>
-          <w:tcPr>
-            <w:tcW w:type="dxa" w:w="1514"/>
-          </w:tcPr>
-          <w:p>
-            <w:r/>
-            <w:r>
-              <w:rPr>
-                <w:rFonts w:ascii="Arial" w:hAnsi="Arial"/>
+        <w:trPr>
+          <w:cantSplit/>
+        </w:trPr>
+        <w:tc>
+          <w:tcPr>
+            <w:tcW w:type="dxa" w:w="1514"/>
+          </w:tcPr>
+          <w:p>
+            <w:r/>
+            <w:r>
+              <w:rPr>
+                <w:rFonts w:ascii="Verdana" w:hAnsi="Verdana"/>
                 <w:b w:val="0"/>
                 <w:sz w:val="16"/>
               </w:rPr>
@@ -5415,7 +5501,7 @@
             <w:r/>
             <w:r>
               <w:rPr>
-                <w:rFonts w:ascii="Arial" w:hAnsi="Arial"/>
+                <w:rFonts w:ascii="Verdana" w:hAnsi="Verdana"/>
                 <w:b w:val="0"/>
                 <w:sz w:val="16"/>
               </w:rPr>
@@ -5431,7 +5517,7 @@
             <w:r/>
             <w:r>
               <w:rPr>
-                <w:rFonts w:ascii="Arial" w:hAnsi="Arial"/>
+                <w:rFonts w:ascii="Verdana" w:hAnsi="Verdana"/>
                 <w:b w:val="0"/>
                 <w:sz w:val="16"/>
               </w:rPr>
@@ -5447,7 +5533,7 @@
             <w:r/>
             <w:r>
               <w:rPr>
-                <w:rFonts w:ascii="Arial" w:hAnsi="Arial"/>
+                <w:rFonts w:ascii="Verdana" w:hAnsi="Verdana"/>
                 <w:b w:val="0"/>
                 <w:sz w:val="16"/>
               </w:rPr>
@@ -5463,7 +5549,7 @@
             <w:r/>
             <w:r>
               <w:rPr>
-                <w:rFonts w:ascii="Arial" w:hAnsi="Arial"/>
+                <w:rFonts w:ascii="Verdana" w:hAnsi="Verdana"/>
                 <w:b w:val="0"/>
                 <w:sz w:val="16"/>
               </w:rPr>
@@ -5479,7 +5565,7 @@
             <w:r/>
             <w:r>
               <w:rPr>
-                <w:rFonts w:ascii="Arial" w:hAnsi="Arial"/>
+                <w:rFonts w:ascii="Verdana" w:hAnsi="Verdana"/>
                 <w:b w:val="0"/>
                 <w:sz w:val="16"/>
               </w:rPr>
@@ -5495,7 +5581,7 @@
             <w:r/>
             <w:r>
               <w:rPr>
-                <w:rFonts w:ascii="Arial" w:hAnsi="Arial"/>
+                <w:rFonts w:ascii="Verdana" w:hAnsi="Verdana"/>
                 <w:b w:val="0"/>
                 <w:sz w:val="16"/>
               </w:rPr>
@@ -5511,7 +5597,7 @@
             <w:r/>
             <w:r>
               <w:rPr>
-                <w:rFonts w:ascii="Arial" w:hAnsi="Arial"/>
+                <w:rFonts w:ascii="Verdana" w:hAnsi="Verdana"/>
                 <w:b w:val="0"/>
                 <w:sz w:val="16"/>
               </w:rPr>
@@ -5527,7 +5613,7 @@
             <w:r/>
             <w:r>
               <w:rPr>
-                <w:rFonts w:ascii="Arial" w:hAnsi="Arial"/>
+                <w:rFonts w:ascii="Verdana" w:hAnsi="Verdana"/>
                 <w:b w:val="0"/>
                 <w:sz w:val="16"/>
               </w:rPr>
@@ -5543,7 +5629,7 @@
             <w:r/>
             <w:r>
               <w:rPr>
-                <w:rFonts w:ascii="Arial" w:hAnsi="Arial"/>
+                <w:rFonts w:ascii="Verdana" w:hAnsi="Verdana"/>
                 <w:b w:val="0"/>
                 <w:sz w:val="16"/>
               </w:rPr>
@@ -5552,15 +5638,18 @@
         </w:tc>
       </w:tr>
       <w:tr>
-        <w:tc>
-          <w:tcPr>
-            <w:tcW w:type="dxa" w:w="1514"/>
-          </w:tcPr>
-          <w:p>
-            <w:r/>
-            <w:r>
-              <w:rPr>
-                <w:rFonts w:ascii="Arial" w:hAnsi="Arial"/>
+        <w:trPr>
+          <w:cantSplit/>
+        </w:trPr>
+        <w:tc>
+          <w:tcPr>
+            <w:tcW w:type="dxa" w:w="1514"/>
+          </w:tcPr>
+          <w:p>
+            <w:r/>
+            <w:r>
+              <w:rPr>
+                <w:rFonts w:ascii="Verdana" w:hAnsi="Verdana"/>
                 <w:b w:val="0"/>
                 <w:sz w:val="16"/>
               </w:rPr>
@@ -5576,7 +5665,7 @@
             <w:r/>
             <w:r>
               <w:rPr>
-                <w:rFonts w:ascii="Arial" w:hAnsi="Arial"/>
+                <w:rFonts w:ascii="Verdana" w:hAnsi="Verdana"/>
                 <w:b w:val="0"/>
                 <w:sz w:val="16"/>
               </w:rPr>
@@ -5592,7 +5681,7 @@
             <w:r/>
             <w:r>
               <w:rPr>
-                <w:rFonts w:ascii="Arial" w:hAnsi="Arial"/>
+                <w:rFonts w:ascii="Verdana" w:hAnsi="Verdana"/>
                 <w:b w:val="0"/>
                 <w:sz w:val="16"/>
               </w:rPr>
@@ -5608,7 +5697,7 @@
             <w:r/>
             <w:r>
               <w:rPr>
-                <w:rFonts w:ascii="Arial" w:hAnsi="Arial"/>
+                <w:rFonts w:ascii="Verdana" w:hAnsi="Verdana"/>
                 <w:b w:val="0"/>
                 <w:sz w:val="16"/>
               </w:rPr>
@@ -5624,7 +5713,7 @@
             <w:r/>
             <w:r>
               <w:rPr>
-                <w:rFonts w:ascii="Arial" w:hAnsi="Arial"/>
+                <w:rFonts w:ascii="Verdana" w:hAnsi="Verdana"/>
                 <w:b w:val="0"/>
                 <w:sz w:val="16"/>
               </w:rPr>
@@ -5640,7 +5729,7 @@
             <w:r/>
             <w:r>
               <w:rPr>
-                <w:rFonts w:ascii="Arial" w:hAnsi="Arial"/>
+                <w:rFonts w:ascii="Verdana" w:hAnsi="Verdana"/>
                 <w:b w:val="0"/>
                 <w:sz w:val="16"/>
               </w:rPr>
@@ -5656,7 +5745,7 @@
             <w:r/>
             <w:r>
               <w:rPr>
-                <w:rFonts w:ascii="Arial" w:hAnsi="Arial"/>
+                <w:rFonts w:ascii="Verdana" w:hAnsi="Verdana"/>
                 <w:b w:val="0"/>
                 <w:sz w:val="16"/>
               </w:rPr>
@@ -5672,7 +5761,7 @@
             <w:r/>
             <w:r>
               <w:rPr>
-                <w:rFonts w:ascii="Arial" w:hAnsi="Arial"/>
+                <w:rFonts w:ascii="Verdana" w:hAnsi="Verdana"/>
                 <w:b w:val="0"/>
                 <w:sz w:val="16"/>
               </w:rPr>
@@ -5688,7 +5777,7 @@
             <w:r/>
             <w:r>
               <w:rPr>
-                <w:rFonts w:ascii="Arial" w:hAnsi="Arial"/>
+                <w:rFonts w:ascii="Verdana" w:hAnsi="Verdana"/>
                 <w:b w:val="0"/>
                 <w:sz w:val="16"/>
               </w:rPr>
@@ -5704,7 +5793,7 @@
             <w:r/>
             <w:r>
               <w:rPr>
-                <w:rFonts w:ascii="Arial" w:hAnsi="Arial"/>
+                <w:rFonts w:ascii="Verdana" w:hAnsi="Verdana"/>
                 <w:b w:val="0"/>
                 <w:sz w:val="16"/>
               </w:rPr>
@@ -5713,15 +5802,18 @@
         </w:tc>
       </w:tr>
       <w:tr>
-        <w:tc>
-          <w:tcPr>
-            <w:tcW w:type="dxa" w:w="1514"/>
-          </w:tcPr>
-          <w:p>
-            <w:r/>
-            <w:r>
-              <w:rPr>
-                <w:rFonts w:ascii="Arial" w:hAnsi="Arial"/>
+        <w:trPr>
+          <w:cantSplit/>
+        </w:trPr>
+        <w:tc>
+          <w:tcPr>
+            <w:tcW w:type="dxa" w:w="1514"/>
+          </w:tcPr>
+          <w:p>
+            <w:r/>
+            <w:r>
+              <w:rPr>
+                <w:rFonts w:ascii="Verdana" w:hAnsi="Verdana"/>
                 <w:b w:val="0"/>
                 <w:sz w:val="16"/>
               </w:rPr>
@@ -5737,7 +5829,7 @@
             <w:r/>
             <w:r>
               <w:rPr>
-                <w:rFonts w:ascii="Arial" w:hAnsi="Arial"/>
+                <w:rFonts w:ascii="Verdana" w:hAnsi="Verdana"/>
                 <w:b w:val="0"/>
                 <w:sz w:val="16"/>
               </w:rPr>
@@ -5753,7 +5845,7 @@
             <w:r/>
             <w:r>
               <w:rPr>
-                <w:rFonts w:ascii="Arial" w:hAnsi="Arial"/>
+                <w:rFonts w:ascii="Verdana" w:hAnsi="Verdana"/>
                 <w:b w:val="0"/>
                 <w:sz w:val="16"/>
               </w:rPr>
@@ -5769,7 +5861,7 @@
             <w:r/>
             <w:r>
               <w:rPr>
-                <w:rFonts w:ascii="Arial" w:hAnsi="Arial"/>
+                <w:rFonts w:ascii="Verdana" w:hAnsi="Verdana"/>
                 <w:b w:val="0"/>
                 <w:sz w:val="16"/>
               </w:rPr>
@@ -5785,7 +5877,7 @@
             <w:r/>
             <w:r>
               <w:rPr>
-                <w:rFonts w:ascii="Arial" w:hAnsi="Arial"/>
+                <w:rFonts w:ascii="Verdana" w:hAnsi="Verdana"/>
                 <w:b w:val="0"/>
                 <w:sz w:val="16"/>
               </w:rPr>
@@ -5801,7 +5893,7 @@
             <w:r/>
             <w:r>
               <w:rPr>
-                <w:rFonts w:ascii="Arial" w:hAnsi="Arial"/>
+                <w:rFonts w:ascii="Verdana" w:hAnsi="Verdana"/>
                 <w:b w:val="0"/>
                 <w:sz w:val="16"/>
               </w:rPr>
@@ -5817,7 +5909,7 @@
             <w:r/>
             <w:r>
               <w:rPr>
-                <w:rFonts w:ascii="Arial" w:hAnsi="Arial"/>
+                <w:rFonts w:ascii="Verdana" w:hAnsi="Verdana"/>
                 <w:b w:val="0"/>
                 <w:sz w:val="16"/>
               </w:rPr>
@@ -5833,7 +5925,7 @@
             <w:r/>
             <w:r>
               <w:rPr>
-                <w:rFonts w:ascii="Arial" w:hAnsi="Arial"/>
+                <w:rFonts w:ascii="Verdana" w:hAnsi="Verdana"/>
                 <w:b w:val="0"/>
                 <w:sz w:val="16"/>
               </w:rPr>
@@ -5849,7 +5941,7 @@
             <w:r/>
             <w:r>
               <w:rPr>
-                <w:rFonts w:ascii="Arial" w:hAnsi="Arial"/>
+                <w:rFonts w:ascii="Verdana" w:hAnsi="Verdana"/>
                 <w:b w:val="0"/>
                 <w:sz w:val="16"/>
               </w:rPr>
@@ -5865,7 +5957,7 @@
             <w:r/>
             <w:r>
               <w:rPr>
-                <w:rFonts w:ascii="Arial" w:hAnsi="Arial"/>
+                <w:rFonts w:ascii="Verdana" w:hAnsi="Verdana"/>
                 <w:b w:val="0"/>
                 <w:sz w:val="16"/>
               </w:rPr>
@@ -5874,15 +5966,18 @@
         </w:tc>
       </w:tr>
       <w:tr>
-        <w:tc>
-          <w:tcPr>
-            <w:tcW w:type="dxa" w:w="1514"/>
-          </w:tcPr>
-          <w:p>
-            <w:r/>
-            <w:r>
-              <w:rPr>
-                <w:rFonts w:ascii="Arial" w:hAnsi="Arial"/>
+        <w:trPr>
+          <w:cantSplit/>
+        </w:trPr>
+        <w:tc>
+          <w:tcPr>
+            <w:tcW w:type="dxa" w:w="1514"/>
+          </w:tcPr>
+          <w:p>
+            <w:r/>
+            <w:r>
+              <w:rPr>
+                <w:rFonts w:ascii="Verdana" w:hAnsi="Verdana"/>
                 <w:b w:val="0"/>
                 <w:sz w:val="16"/>
               </w:rPr>
@@ -5898,7 +5993,7 @@
             <w:r/>
             <w:r>
               <w:rPr>
-                <w:rFonts w:ascii="Arial" w:hAnsi="Arial"/>
+                <w:rFonts w:ascii="Verdana" w:hAnsi="Verdana"/>
                 <w:b w:val="0"/>
                 <w:sz w:val="16"/>
               </w:rPr>
@@ -5914,7 +6009,7 @@
             <w:r/>
             <w:r>
               <w:rPr>
-                <w:rFonts w:ascii="Arial" w:hAnsi="Arial"/>
+                <w:rFonts w:ascii="Verdana" w:hAnsi="Verdana"/>
                 <w:b w:val="0"/>
                 <w:sz w:val="16"/>
               </w:rPr>
@@ -5930,7 +6025,7 @@
             <w:r/>
             <w:r>
               <w:rPr>
-                <w:rFonts w:ascii="Arial" w:hAnsi="Arial"/>
+                <w:rFonts w:ascii="Verdana" w:hAnsi="Verdana"/>
                 <w:b w:val="0"/>
                 <w:sz w:val="16"/>
               </w:rPr>
@@ -5946,7 +6041,7 @@
             <w:r/>
             <w:r>
               <w:rPr>
-                <w:rFonts w:ascii="Arial" w:hAnsi="Arial"/>
+                <w:rFonts w:ascii="Verdana" w:hAnsi="Verdana"/>
                 <w:b w:val="0"/>
                 <w:sz w:val="16"/>
               </w:rPr>
@@ -5962,7 +6057,7 @@
             <w:r/>
             <w:r>
               <w:rPr>
-                <w:rFonts w:ascii="Arial" w:hAnsi="Arial"/>
+                <w:rFonts w:ascii="Verdana" w:hAnsi="Verdana"/>
                 <w:b w:val="0"/>
                 <w:sz w:val="16"/>
               </w:rPr>
@@ -5978,7 +6073,7 @@
             <w:r/>
             <w:r>
               <w:rPr>
-                <w:rFonts w:ascii="Arial" w:hAnsi="Arial"/>
+                <w:rFonts w:ascii="Verdana" w:hAnsi="Verdana"/>
                 <w:b w:val="0"/>
                 <w:sz w:val="16"/>
               </w:rPr>
@@ -5994,7 +6089,7 @@
             <w:r/>
             <w:r>
               <w:rPr>
-                <w:rFonts w:ascii="Arial" w:hAnsi="Arial"/>
+                <w:rFonts w:ascii="Verdana" w:hAnsi="Verdana"/>
                 <w:b w:val="0"/>
                 <w:sz w:val="16"/>
               </w:rPr>
@@ -6010,7 +6105,7 @@
             <w:r/>
             <w:r>
               <w:rPr>
-                <w:rFonts w:ascii="Arial" w:hAnsi="Arial"/>
+                <w:rFonts w:ascii="Verdana" w:hAnsi="Verdana"/>
                 <w:b w:val="0"/>
                 <w:sz w:val="16"/>
               </w:rPr>
@@ -6026,7 +6121,7 @@
             <w:r/>
             <w:r>
               <w:rPr>
-                <w:rFonts w:ascii="Arial" w:hAnsi="Arial"/>
+                <w:rFonts w:ascii="Verdana" w:hAnsi="Verdana"/>
                 <w:b w:val="0"/>
                 <w:sz w:val="16"/>
               </w:rPr>
@@ -6035,15 +6130,18 @@
         </w:tc>
       </w:tr>
       <w:tr>
-        <w:tc>
-          <w:tcPr>
-            <w:tcW w:type="dxa" w:w="1514"/>
-          </w:tcPr>
-          <w:p>
-            <w:r/>
-            <w:r>
-              <w:rPr>
-                <w:rFonts w:ascii="Arial" w:hAnsi="Arial"/>
+        <w:trPr>
+          <w:cantSplit/>
+        </w:trPr>
+        <w:tc>
+          <w:tcPr>
+            <w:tcW w:type="dxa" w:w="1514"/>
+          </w:tcPr>
+          <w:p>
+            <w:r/>
+            <w:r>
+              <w:rPr>
+                <w:rFonts w:ascii="Verdana" w:hAnsi="Verdana"/>
                 <w:b w:val="0"/>
                 <w:sz w:val="16"/>
               </w:rPr>
@@ -6059,7 +6157,7 @@
             <w:r/>
             <w:r>
               <w:rPr>
-                <w:rFonts w:ascii="Arial" w:hAnsi="Arial"/>
+                <w:rFonts w:ascii="Verdana" w:hAnsi="Verdana"/>
                 <w:b w:val="0"/>
                 <w:sz w:val="16"/>
               </w:rPr>
@@ -6075,7 +6173,7 @@
             <w:r/>
             <w:r>
               <w:rPr>
-                <w:rFonts w:ascii="Arial" w:hAnsi="Arial"/>
+                <w:rFonts w:ascii="Verdana" w:hAnsi="Verdana"/>
                 <w:b w:val="0"/>
                 <w:sz w:val="16"/>
               </w:rPr>
@@ -6091,7 +6189,7 @@
             <w:r/>
             <w:r>
               <w:rPr>
-                <w:rFonts w:ascii="Arial" w:hAnsi="Arial"/>
+                <w:rFonts w:ascii="Verdana" w:hAnsi="Verdana"/>
                 <w:b w:val="0"/>
                 <w:sz w:val="16"/>
               </w:rPr>
@@ -6107,7 +6205,7 @@
             <w:r/>
             <w:r>
               <w:rPr>
-                <w:rFonts w:ascii="Arial" w:hAnsi="Arial"/>
+                <w:rFonts w:ascii="Verdana" w:hAnsi="Verdana"/>
                 <w:b w:val="0"/>
                 <w:sz w:val="16"/>
               </w:rPr>
@@ -6123,7 +6221,7 @@
             <w:r/>
             <w:r>
               <w:rPr>
-                <w:rFonts w:ascii="Arial" w:hAnsi="Arial"/>
+                <w:rFonts w:ascii="Verdana" w:hAnsi="Verdana"/>
                 <w:b w:val="0"/>
                 <w:sz w:val="16"/>
               </w:rPr>
@@ -6139,7 +6237,7 @@
             <w:r/>
             <w:r>
               <w:rPr>
-                <w:rFonts w:ascii="Arial" w:hAnsi="Arial"/>
+                <w:rFonts w:ascii="Verdana" w:hAnsi="Verdana"/>
                 <w:b w:val="0"/>
                 <w:sz w:val="16"/>
               </w:rPr>
@@ -6155,7 +6253,7 @@
             <w:r/>
             <w:r>
               <w:rPr>
-                <w:rFonts w:ascii="Arial" w:hAnsi="Arial"/>
+                <w:rFonts w:ascii="Verdana" w:hAnsi="Verdana"/>
                 <w:b w:val="0"/>
                 <w:sz w:val="16"/>
               </w:rPr>
@@ -6171,7 +6269,7 @@
             <w:r/>
             <w:r>
               <w:rPr>
-                <w:rFonts w:ascii="Arial" w:hAnsi="Arial"/>
+                <w:rFonts w:ascii="Verdana" w:hAnsi="Verdana"/>
                 <w:b w:val="0"/>
                 <w:sz w:val="16"/>
               </w:rPr>
@@ -6187,7 +6285,7 @@
             <w:r/>
             <w:r>
               <w:rPr>
-                <w:rFonts w:ascii="Arial" w:hAnsi="Arial"/>
+                <w:rFonts w:ascii="Verdana" w:hAnsi="Verdana"/>
                 <w:b w:val="0"/>
                 <w:sz w:val="16"/>
               </w:rPr>
@@ -6196,15 +6294,18 @@
         </w:tc>
       </w:tr>
       <w:tr>
-        <w:tc>
-          <w:tcPr>
-            <w:tcW w:type="dxa" w:w="1514"/>
-          </w:tcPr>
-          <w:p>
-            <w:r/>
-            <w:r>
-              <w:rPr>
-                <w:rFonts w:ascii="Arial" w:hAnsi="Arial"/>
+        <w:trPr>
+          <w:cantSplit/>
+        </w:trPr>
+        <w:tc>
+          <w:tcPr>
+            <w:tcW w:type="dxa" w:w="1514"/>
+          </w:tcPr>
+          <w:p>
+            <w:r/>
+            <w:r>
+              <w:rPr>
+                <w:rFonts w:ascii="Verdana" w:hAnsi="Verdana"/>
                 <w:b w:val="0"/>
                 <w:sz w:val="16"/>
               </w:rPr>
@@ -6220,7 +6321,7 @@
             <w:r/>
             <w:r>
               <w:rPr>
-                <w:rFonts w:ascii="Arial" w:hAnsi="Arial"/>
+                <w:rFonts w:ascii="Verdana" w:hAnsi="Verdana"/>
                 <w:b w:val="0"/>
                 <w:sz w:val="16"/>
               </w:rPr>
@@ -6236,7 +6337,7 @@
             <w:r/>
             <w:r>
               <w:rPr>
-                <w:rFonts w:ascii="Arial" w:hAnsi="Arial"/>
+                <w:rFonts w:ascii="Verdana" w:hAnsi="Verdana"/>
                 <w:b w:val="0"/>
                 <w:sz w:val="16"/>
               </w:rPr>
@@ -6252,7 +6353,7 @@
             <w:r/>
             <w:r>
               <w:rPr>
-                <w:rFonts w:ascii="Arial" w:hAnsi="Arial"/>
+                <w:rFonts w:ascii="Verdana" w:hAnsi="Verdana"/>
                 <w:b w:val="0"/>
                 <w:sz w:val="16"/>
               </w:rPr>
@@ -6268,7 +6369,7 @@
             <w:r/>
             <w:r>
               <w:rPr>
-                <w:rFonts w:ascii="Arial" w:hAnsi="Arial"/>
+                <w:rFonts w:ascii="Verdana" w:hAnsi="Verdana"/>
                 <w:b w:val="0"/>
                 <w:sz w:val="16"/>
               </w:rPr>
@@ -6284,7 +6385,7 @@
             <w:r/>
             <w:r>
               <w:rPr>
-                <w:rFonts w:ascii="Arial" w:hAnsi="Arial"/>
+                <w:rFonts w:ascii="Verdana" w:hAnsi="Verdana"/>
                 <w:b w:val="0"/>
                 <w:sz w:val="16"/>
               </w:rPr>
@@ -6300,7 +6401,7 @@
             <w:r/>
             <w:r>
               <w:rPr>
-                <w:rFonts w:ascii="Arial" w:hAnsi="Arial"/>
+                <w:rFonts w:ascii="Verdana" w:hAnsi="Verdana"/>
                 <w:b w:val="0"/>
                 <w:sz w:val="16"/>
               </w:rPr>
@@ -6316,7 +6417,7 @@
             <w:r/>
             <w:r>
               <w:rPr>
-                <w:rFonts w:ascii="Arial" w:hAnsi="Arial"/>
+                <w:rFonts w:ascii="Verdana" w:hAnsi="Verdana"/>
                 <w:b w:val="0"/>
                 <w:sz w:val="16"/>
               </w:rPr>
@@ -6332,7 +6433,7 @@
             <w:r/>
             <w:r>
               <w:rPr>
-                <w:rFonts w:ascii="Arial" w:hAnsi="Arial"/>
+                <w:rFonts w:ascii="Verdana" w:hAnsi="Verdana"/>
                 <w:b w:val="0"/>
                 <w:sz w:val="16"/>
               </w:rPr>
@@ -6348,7 +6449,7 @@
             <w:r/>
             <w:r>
               <w:rPr>
-                <w:rFonts w:ascii="Arial" w:hAnsi="Arial"/>
+                <w:rFonts w:ascii="Verdana" w:hAnsi="Verdana"/>
                 <w:b w:val="0"/>
                 <w:sz w:val="16"/>
               </w:rPr>
@@ -6357,15 +6458,18 @@
         </w:tc>
       </w:tr>
       <w:tr>
-        <w:tc>
-          <w:tcPr>
-            <w:tcW w:type="dxa" w:w="1514"/>
-          </w:tcPr>
-          <w:p>
-            <w:r/>
-            <w:r>
-              <w:rPr>
-                <w:rFonts w:ascii="Arial" w:hAnsi="Arial"/>
+        <w:trPr>
+          <w:cantSplit/>
+        </w:trPr>
+        <w:tc>
+          <w:tcPr>
+            <w:tcW w:type="dxa" w:w="1514"/>
+          </w:tcPr>
+          <w:p>
+            <w:r/>
+            <w:r>
+              <w:rPr>
+                <w:rFonts w:ascii="Verdana" w:hAnsi="Verdana"/>
                 <w:b w:val="0"/>
                 <w:sz w:val="16"/>
               </w:rPr>
@@ -6381,7 +6485,7 @@
             <w:r/>
             <w:r>
               <w:rPr>
-                <w:rFonts w:ascii="Arial" w:hAnsi="Arial"/>
+                <w:rFonts w:ascii="Verdana" w:hAnsi="Verdana"/>
                 <w:b w:val="0"/>
                 <w:sz w:val="16"/>
               </w:rPr>
@@ -6397,7 +6501,7 @@
             <w:r/>
             <w:r>
               <w:rPr>
-                <w:rFonts w:ascii="Arial" w:hAnsi="Arial"/>
+                <w:rFonts w:ascii="Verdana" w:hAnsi="Verdana"/>
                 <w:b w:val="0"/>
                 <w:sz w:val="16"/>
               </w:rPr>
@@ -6413,7 +6517,7 @@
             <w:r/>
             <w:r>
               <w:rPr>
-                <w:rFonts w:ascii="Arial" w:hAnsi="Arial"/>
+                <w:rFonts w:ascii="Verdana" w:hAnsi="Verdana"/>
                 <w:b w:val="0"/>
                 <w:sz w:val="16"/>
               </w:rPr>
@@ -6429,7 +6533,7 @@
             <w:r/>
             <w:r>
               <w:rPr>
-                <w:rFonts w:ascii="Arial" w:hAnsi="Arial"/>
+                <w:rFonts w:ascii="Verdana" w:hAnsi="Verdana"/>
                 <w:b w:val="0"/>
                 <w:sz w:val="16"/>
               </w:rPr>
@@ -6445,7 +6549,7 @@
             <w:r/>
             <w:r>
               <w:rPr>
-                <w:rFonts w:ascii="Arial" w:hAnsi="Arial"/>
+                <w:rFonts w:ascii="Verdana" w:hAnsi="Verdana"/>
                 <w:b w:val="0"/>
                 <w:sz w:val="16"/>
               </w:rPr>
@@ -6461,7 +6565,7 @@
             <w:r/>
             <w:r>
               <w:rPr>
-                <w:rFonts w:ascii="Arial" w:hAnsi="Arial"/>
+                <w:rFonts w:ascii="Verdana" w:hAnsi="Verdana"/>
                 <w:b w:val="0"/>
                 <w:sz w:val="16"/>
               </w:rPr>
@@ -6477,7 +6581,7 @@
             <w:r/>
             <w:r>
               <w:rPr>
-                <w:rFonts w:ascii="Arial" w:hAnsi="Arial"/>
+                <w:rFonts w:ascii="Verdana" w:hAnsi="Verdana"/>
                 <w:b w:val="0"/>
                 <w:sz w:val="16"/>
               </w:rPr>
@@ -6493,7 +6597,7 @@
             <w:r/>
             <w:r>
               <w:rPr>
-                <w:rFonts w:ascii="Arial" w:hAnsi="Arial"/>
+                <w:rFonts w:ascii="Verdana" w:hAnsi="Verdana"/>
                 <w:b w:val="0"/>
                 <w:sz w:val="16"/>
               </w:rPr>
@@ -6509,7 +6613,7 @@
             <w:r/>
             <w:r>
               <w:rPr>
-                <w:rFonts w:ascii="Arial" w:hAnsi="Arial"/>
+                <w:rFonts w:ascii="Verdana" w:hAnsi="Verdana"/>
                 <w:b w:val="0"/>
                 <w:sz w:val="16"/>
               </w:rPr>
@@ -6518,15 +6622,18 @@
         </w:tc>
       </w:tr>
       <w:tr>
-        <w:tc>
-          <w:tcPr>
-            <w:tcW w:type="dxa" w:w="1514"/>
-          </w:tcPr>
-          <w:p>
-            <w:r/>
-            <w:r>
-              <w:rPr>
-                <w:rFonts w:ascii="Arial" w:hAnsi="Arial"/>
+        <w:trPr>
+          <w:cantSplit/>
+        </w:trPr>
+        <w:tc>
+          <w:tcPr>
+            <w:tcW w:type="dxa" w:w="1514"/>
+          </w:tcPr>
+          <w:p>
+            <w:r/>
+            <w:r>
+              <w:rPr>
+                <w:rFonts w:ascii="Verdana" w:hAnsi="Verdana"/>
                 <w:b w:val="0"/>
                 <w:sz w:val="16"/>
               </w:rPr>
@@ -6542,7 +6649,7 @@
             <w:r/>
             <w:r>
               <w:rPr>
-                <w:rFonts w:ascii="Arial" w:hAnsi="Arial"/>
+                <w:rFonts w:ascii="Verdana" w:hAnsi="Verdana"/>
                 <w:b w:val="0"/>
                 <w:sz w:val="16"/>
               </w:rPr>
@@ -6558,7 +6665,7 @@
             <w:r/>
             <w:r>
               <w:rPr>
-                <w:rFonts w:ascii="Arial" w:hAnsi="Arial"/>
+                <w:rFonts w:ascii="Verdana" w:hAnsi="Verdana"/>
                 <w:b w:val="0"/>
                 <w:sz w:val="16"/>
               </w:rPr>
@@ -6574,7 +6681,7 @@
             <w:r/>
             <w:r>
               <w:rPr>
-                <w:rFonts w:ascii="Arial" w:hAnsi="Arial"/>
+                <w:rFonts w:ascii="Verdana" w:hAnsi="Verdana"/>
                 <w:b w:val="0"/>
                 <w:sz w:val="16"/>
               </w:rPr>
@@ -6590,7 +6697,7 @@
             <w:r/>
             <w:r>
               <w:rPr>
-                <w:rFonts w:ascii="Arial" w:hAnsi="Arial"/>
+                <w:rFonts w:ascii="Verdana" w:hAnsi="Verdana"/>
                 <w:b w:val="0"/>
                 <w:sz w:val="16"/>
               </w:rPr>
@@ -6606,7 +6713,7 @@
             <w:r/>
             <w:r>
               <w:rPr>
-                <w:rFonts w:ascii="Arial" w:hAnsi="Arial"/>
+                <w:rFonts w:ascii="Verdana" w:hAnsi="Verdana"/>
                 <w:b w:val="0"/>
                 <w:sz w:val="16"/>
               </w:rPr>
@@ -6622,7 +6729,7 @@
             <w:r/>
             <w:r>
               <w:rPr>
-                <w:rFonts w:ascii="Arial" w:hAnsi="Arial"/>
+                <w:rFonts w:ascii="Verdana" w:hAnsi="Verdana"/>
                 <w:b w:val="0"/>
                 <w:sz w:val="16"/>
               </w:rPr>
@@ -6638,7 +6745,7 @@
             <w:r/>
             <w:r>
               <w:rPr>
-                <w:rFonts w:ascii="Arial" w:hAnsi="Arial"/>
+                <w:rFonts w:ascii="Verdana" w:hAnsi="Verdana"/>
                 <w:b w:val="0"/>
                 <w:sz w:val="16"/>
               </w:rPr>
@@ -6654,7 +6761,7 @@
             <w:r/>
             <w:r>
               <w:rPr>
-                <w:rFonts w:ascii="Arial" w:hAnsi="Arial"/>
+                <w:rFonts w:ascii="Verdana" w:hAnsi="Verdana"/>
                 <w:b w:val="0"/>
                 <w:sz w:val="16"/>
               </w:rPr>
@@ -6670,7 +6777,7 @@
             <w:r/>
             <w:r>
               <w:rPr>
-                <w:rFonts w:ascii="Arial" w:hAnsi="Arial"/>
+                <w:rFonts w:ascii="Verdana" w:hAnsi="Verdana"/>
                 <w:b w:val="0"/>
                 <w:sz w:val="16"/>
               </w:rPr>
@@ -6679,15 +6786,18 @@
         </w:tc>
       </w:tr>
       <w:tr>
-        <w:tc>
-          <w:tcPr>
-            <w:tcW w:type="dxa" w:w="1514"/>
-          </w:tcPr>
-          <w:p>
-            <w:r/>
-            <w:r>
-              <w:rPr>
-                <w:rFonts w:ascii="Arial" w:hAnsi="Arial"/>
+        <w:trPr>
+          <w:cantSplit/>
+        </w:trPr>
+        <w:tc>
+          <w:tcPr>
+            <w:tcW w:type="dxa" w:w="1514"/>
+          </w:tcPr>
+          <w:p>
+            <w:r/>
+            <w:r>
+              <w:rPr>
+                <w:rFonts w:ascii="Verdana" w:hAnsi="Verdana"/>
                 <w:b w:val="0"/>
                 <w:sz w:val="16"/>
               </w:rPr>
@@ -6703,7 +6813,7 @@
             <w:r/>
             <w:r>
               <w:rPr>
-                <w:rFonts w:ascii="Arial" w:hAnsi="Arial"/>
+                <w:rFonts w:ascii="Verdana" w:hAnsi="Verdana"/>
                 <w:b w:val="0"/>
                 <w:sz w:val="16"/>
               </w:rPr>
@@ -6719,7 +6829,7 @@
             <w:r/>
             <w:r>
               <w:rPr>
-                <w:rFonts w:ascii="Arial" w:hAnsi="Arial"/>
+                <w:rFonts w:ascii="Verdana" w:hAnsi="Verdana"/>
                 <w:b w:val="0"/>
                 <w:sz w:val="16"/>
               </w:rPr>
@@ -6735,7 +6845,7 @@
             <w:r/>
             <w:r>
               <w:rPr>
-                <w:rFonts w:ascii="Arial" w:hAnsi="Arial"/>
+                <w:rFonts w:ascii="Verdana" w:hAnsi="Verdana"/>
                 <w:b w:val="0"/>
                 <w:sz w:val="16"/>
               </w:rPr>
@@ -6751,7 +6861,7 @@
             <w:r/>
             <w:r>
               <w:rPr>
-                <w:rFonts w:ascii="Arial" w:hAnsi="Arial"/>
+                <w:rFonts w:ascii="Verdana" w:hAnsi="Verdana"/>
                 <w:b w:val="0"/>
                 <w:sz w:val="16"/>
               </w:rPr>
@@ -6767,7 +6877,7 @@
             <w:r/>
             <w:r>
               <w:rPr>
-                <w:rFonts w:ascii="Arial" w:hAnsi="Arial"/>
+                <w:rFonts w:ascii="Verdana" w:hAnsi="Verdana"/>
                 <w:b w:val="0"/>
                 <w:sz w:val="16"/>
               </w:rPr>
@@ -6783,7 +6893,7 @@
             <w:r/>
             <w:r>
               <w:rPr>
-                <w:rFonts w:ascii="Arial" w:hAnsi="Arial"/>
+                <w:rFonts w:ascii="Verdana" w:hAnsi="Verdana"/>
                 <w:b w:val="0"/>
                 <w:sz w:val="16"/>
               </w:rPr>
@@ -6799,7 +6909,7 @@
             <w:r/>
             <w:r>
               <w:rPr>
-                <w:rFonts w:ascii="Arial" w:hAnsi="Arial"/>
+                <w:rFonts w:ascii="Verdana" w:hAnsi="Verdana"/>
                 <w:b w:val="0"/>
                 <w:sz w:val="16"/>
               </w:rPr>
@@ -6815,7 +6925,7 @@
             <w:r/>
             <w:r>
               <w:rPr>
-                <w:rFonts w:ascii="Arial" w:hAnsi="Arial"/>
+                <w:rFonts w:ascii="Verdana" w:hAnsi="Verdana"/>
                 <w:b w:val="0"/>
                 <w:sz w:val="16"/>
               </w:rPr>
@@ -6831,7 +6941,7 @@
             <w:r/>
             <w:r>
               <w:rPr>
-                <w:rFonts w:ascii="Arial" w:hAnsi="Arial"/>
+                <w:rFonts w:ascii="Verdana" w:hAnsi="Verdana"/>
                 <w:b w:val="0"/>
                 <w:sz w:val="16"/>
               </w:rPr>
@@ -6840,15 +6950,18 @@
         </w:tc>
       </w:tr>
       <w:tr>
-        <w:tc>
-          <w:tcPr>
-            <w:tcW w:type="dxa" w:w="1514"/>
-          </w:tcPr>
-          <w:p>
-            <w:r/>
-            <w:r>
-              <w:rPr>
-                <w:rFonts w:ascii="Arial" w:hAnsi="Arial"/>
+        <w:trPr>
+          <w:cantSplit/>
+        </w:trPr>
+        <w:tc>
+          <w:tcPr>
+            <w:tcW w:type="dxa" w:w="1514"/>
+          </w:tcPr>
+          <w:p>
+            <w:r/>
+            <w:r>
+              <w:rPr>
+                <w:rFonts w:ascii="Verdana" w:hAnsi="Verdana"/>
                 <w:b w:val="0"/>
                 <w:sz w:val="16"/>
               </w:rPr>
@@ -6864,7 +6977,7 @@
             <w:r/>
             <w:r>
               <w:rPr>
-                <w:rFonts w:ascii="Arial" w:hAnsi="Arial"/>
+                <w:rFonts w:ascii="Verdana" w:hAnsi="Verdana"/>
                 <w:b w:val="0"/>
                 <w:sz w:val="16"/>
               </w:rPr>
@@ -6880,7 +6993,7 @@
             <w:r/>
             <w:r>
               <w:rPr>
-                <w:rFonts w:ascii="Arial" w:hAnsi="Arial"/>
+                <w:rFonts w:ascii="Verdana" w:hAnsi="Verdana"/>
                 <w:b w:val="0"/>
                 <w:sz w:val="16"/>
               </w:rPr>
@@ -6896,7 +7009,7 @@
             <w:r/>
             <w:r>
               <w:rPr>
-                <w:rFonts w:ascii="Arial" w:hAnsi="Arial"/>
+                <w:rFonts w:ascii="Verdana" w:hAnsi="Verdana"/>
                 <w:b w:val="0"/>
                 <w:sz w:val="16"/>
               </w:rPr>
@@ -6912,7 +7025,7 @@
             <w:r/>
             <w:r>
               <w:rPr>
-                <w:rFonts w:ascii="Arial" w:hAnsi="Arial"/>
+                <w:rFonts w:ascii="Verdana" w:hAnsi="Verdana"/>
                 <w:b w:val="0"/>
                 <w:sz w:val="16"/>
               </w:rPr>
@@ -6928,7 +7041,7 @@
             <w:r/>
             <w:r>
               <w:rPr>
-                <w:rFonts w:ascii="Arial" w:hAnsi="Arial"/>
+                <w:rFonts w:ascii="Verdana" w:hAnsi="Verdana"/>
                 <w:b w:val="0"/>
                 <w:sz w:val="16"/>
               </w:rPr>
@@ -6944,7 +7057,7 @@
             <w:r/>
             <w:r>
               <w:rPr>
-                <w:rFonts w:ascii="Arial" w:hAnsi="Arial"/>
+                <w:rFonts w:ascii="Verdana" w:hAnsi="Verdana"/>
                 <w:b w:val="0"/>
                 <w:sz w:val="16"/>
               </w:rPr>
@@ -6960,7 +7073,7 @@
             <w:r/>
             <w:r>
               <w:rPr>
-                <w:rFonts w:ascii="Arial" w:hAnsi="Arial"/>
+                <w:rFonts w:ascii="Verdana" w:hAnsi="Verdana"/>
                 <w:b w:val="0"/>
                 <w:sz w:val="16"/>
               </w:rPr>
@@ -6976,7 +7089,7 @@
             <w:r/>
             <w:r>
               <w:rPr>
-                <w:rFonts w:ascii="Arial" w:hAnsi="Arial"/>
+                <w:rFonts w:ascii="Verdana" w:hAnsi="Verdana"/>
                 <w:b w:val="0"/>
                 <w:sz w:val="16"/>
               </w:rPr>
@@ -6992,7 +7105,7 @@
             <w:r/>
             <w:r>
               <w:rPr>
-                <w:rFonts w:ascii="Arial" w:hAnsi="Arial"/>
+                <w:rFonts w:ascii="Verdana" w:hAnsi="Verdana"/>
                 <w:b w:val="0"/>
                 <w:sz w:val="16"/>
               </w:rPr>
@@ -7001,15 +7114,18 @@
         </w:tc>
       </w:tr>
       <w:tr>
-        <w:tc>
-          <w:tcPr>
-            <w:tcW w:type="dxa" w:w="1514"/>
-          </w:tcPr>
-          <w:p>
-            <w:r/>
-            <w:r>
-              <w:rPr>
-                <w:rFonts w:ascii="Arial" w:hAnsi="Arial"/>
+        <w:trPr>
+          <w:cantSplit/>
+        </w:trPr>
+        <w:tc>
+          <w:tcPr>
+            <w:tcW w:type="dxa" w:w="1514"/>
+          </w:tcPr>
+          <w:p>
+            <w:r/>
+            <w:r>
+              <w:rPr>
+                <w:rFonts w:ascii="Verdana" w:hAnsi="Verdana"/>
                 <w:b w:val="0"/>
                 <w:sz w:val="16"/>
               </w:rPr>
@@ -7025,7 +7141,7 @@
             <w:r/>
             <w:r>
               <w:rPr>
-                <w:rFonts w:ascii="Arial" w:hAnsi="Arial"/>
+                <w:rFonts w:ascii="Verdana" w:hAnsi="Verdana"/>
                 <w:b w:val="0"/>
                 <w:sz w:val="16"/>
               </w:rPr>
@@ -7041,7 +7157,7 @@
             <w:r/>
             <w:r>
               <w:rPr>
-                <w:rFonts w:ascii="Arial" w:hAnsi="Arial"/>
+                <w:rFonts w:ascii="Verdana" w:hAnsi="Verdana"/>
                 <w:b w:val="0"/>
                 <w:sz w:val="16"/>
               </w:rPr>
@@ -7057,7 +7173,7 @@
             <w:r/>
             <w:r>
               <w:rPr>
-                <w:rFonts w:ascii="Arial" w:hAnsi="Arial"/>
+                <w:rFonts w:ascii="Verdana" w:hAnsi="Verdana"/>
                 <w:b w:val="0"/>
                 <w:sz w:val="16"/>
               </w:rPr>
@@ -7073,7 +7189,7 @@
             <w:r/>
             <w:r>
               <w:rPr>
-                <w:rFonts w:ascii="Arial" w:hAnsi="Arial"/>
+                <w:rFonts w:ascii="Verdana" w:hAnsi="Verdana"/>
                 <w:b w:val="0"/>
                 <w:sz w:val="16"/>
               </w:rPr>
@@ -7089,7 +7205,7 @@
             <w:r/>
             <w:r>
               <w:rPr>
-                <w:rFonts w:ascii="Arial" w:hAnsi="Arial"/>
+                <w:rFonts w:ascii="Verdana" w:hAnsi="Verdana"/>
                 <w:b w:val="0"/>
                 <w:sz w:val="16"/>
               </w:rPr>
@@ -7105,7 +7221,7 @@
             <w:r/>
             <w:r>
               <w:rPr>
-                <w:rFonts w:ascii="Arial" w:hAnsi="Arial"/>
+                <w:rFonts w:ascii="Verdana" w:hAnsi="Verdana"/>
                 <w:b w:val="0"/>
                 <w:sz w:val="16"/>
               </w:rPr>
@@ -7121,7 +7237,7 @@
             <w:r/>
             <w:r>
               <w:rPr>
-                <w:rFonts w:ascii="Arial" w:hAnsi="Arial"/>
+                <w:rFonts w:ascii="Verdana" w:hAnsi="Verdana"/>
                 <w:b w:val="0"/>
                 <w:sz w:val="16"/>
               </w:rPr>
@@ -7137,7 +7253,7 @@
             <w:r/>
             <w:r>
               <w:rPr>
-                <w:rFonts w:ascii="Arial" w:hAnsi="Arial"/>
+                <w:rFonts w:ascii="Verdana" w:hAnsi="Verdana"/>
                 <w:b w:val="0"/>
                 <w:sz w:val="16"/>
               </w:rPr>
@@ -7153,7 +7269,7 @@
             <w:r/>
             <w:r>
               <w:rPr>
-                <w:rFonts w:ascii="Arial" w:hAnsi="Arial"/>
+                <w:rFonts w:ascii="Verdana" w:hAnsi="Verdana"/>
                 <w:b w:val="0"/>
                 <w:sz w:val="16"/>
               </w:rPr>
@@ -7162,15 +7278,18 @@
         </w:tc>
       </w:tr>
       <w:tr>
-        <w:tc>
-          <w:tcPr>
-            <w:tcW w:type="dxa" w:w="1514"/>
-          </w:tcPr>
-          <w:p>
-            <w:r/>
-            <w:r>
-              <w:rPr>
-                <w:rFonts w:ascii="Arial" w:hAnsi="Arial"/>
+        <w:trPr>
+          <w:cantSplit/>
+        </w:trPr>
+        <w:tc>
+          <w:tcPr>
+            <w:tcW w:type="dxa" w:w="1514"/>
+          </w:tcPr>
+          <w:p>
+            <w:r/>
+            <w:r>
+              <w:rPr>
+                <w:rFonts w:ascii="Verdana" w:hAnsi="Verdana"/>
                 <w:b w:val="0"/>
                 <w:sz w:val="16"/>
               </w:rPr>
@@ -7186,7 +7305,7 @@
             <w:r/>
             <w:r>
               <w:rPr>
-                <w:rFonts w:ascii="Arial" w:hAnsi="Arial"/>
+                <w:rFonts w:ascii="Verdana" w:hAnsi="Verdana"/>
                 <w:b w:val="0"/>
                 <w:sz w:val="16"/>
               </w:rPr>
@@ -7202,7 +7321,7 @@
             <w:r/>
             <w:r>
               <w:rPr>
-                <w:rFonts w:ascii="Arial" w:hAnsi="Arial"/>
+                <w:rFonts w:ascii="Verdana" w:hAnsi="Verdana"/>
                 <w:b w:val="0"/>
                 <w:sz w:val="16"/>
               </w:rPr>
@@ -7218,7 +7337,7 @@
             <w:r/>
             <w:r>
               <w:rPr>
-                <w:rFonts w:ascii="Arial" w:hAnsi="Arial"/>
+                <w:rFonts w:ascii="Verdana" w:hAnsi="Verdana"/>
                 <w:b w:val="0"/>
                 <w:sz w:val="16"/>
               </w:rPr>
@@ -7234,7 +7353,7 @@
             <w:r/>
             <w:r>
               <w:rPr>
-                <w:rFonts w:ascii="Arial" w:hAnsi="Arial"/>
+                <w:rFonts w:ascii="Verdana" w:hAnsi="Verdana"/>
                 <w:b w:val="0"/>
                 <w:sz w:val="16"/>
               </w:rPr>
@@ -7250,7 +7369,7 @@
             <w:r/>
             <w:r>
               <w:rPr>
-                <w:rFonts w:ascii="Arial" w:hAnsi="Arial"/>
+                <w:rFonts w:ascii="Verdana" w:hAnsi="Verdana"/>
                 <w:b w:val="0"/>
                 <w:sz w:val="16"/>
               </w:rPr>
@@ -7266,7 +7385,7 @@
             <w:r/>
             <w:r>
               <w:rPr>
-                <w:rFonts w:ascii="Arial" w:hAnsi="Arial"/>
+                <w:rFonts w:ascii="Verdana" w:hAnsi="Verdana"/>
                 <w:b w:val="0"/>
                 <w:sz w:val="16"/>
               </w:rPr>
@@ -7282,7 +7401,7 @@
             <w:r/>
             <w:r>
               <w:rPr>
-                <w:rFonts w:ascii="Arial" w:hAnsi="Arial"/>
+                <w:rFonts w:ascii="Verdana" w:hAnsi="Verdana"/>
                 <w:b w:val="0"/>
                 <w:sz w:val="16"/>
               </w:rPr>
@@ -7298,7 +7417,7 @@
             <w:r/>
             <w:r>
               <w:rPr>
-                <w:rFonts w:ascii="Arial" w:hAnsi="Arial"/>
+                <w:rFonts w:ascii="Verdana" w:hAnsi="Verdana"/>
                 <w:b w:val="0"/>
                 <w:sz w:val="16"/>
               </w:rPr>
@@ -7314,7 +7433,7 @@
             <w:r/>
             <w:r>
               <w:rPr>
-                <w:rFonts w:ascii="Arial" w:hAnsi="Arial"/>
+                <w:rFonts w:ascii="Verdana" w:hAnsi="Verdana"/>
                 <w:b w:val="0"/>
                 <w:sz w:val="16"/>
               </w:rPr>
@@ -7323,15 +7442,18 @@
         </w:tc>
       </w:tr>
       <w:tr>
-        <w:tc>
-          <w:tcPr>
-            <w:tcW w:type="dxa" w:w="1514"/>
-          </w:tcPr>
-          <w:p>
-            <w:r/>
-            <w:r>
-              <w:rPr>
-                <w:rFonts w:ascii="Arial" w:hAnsi="Arial"/>
+        <w:trPr>
+          <w:cantSplit/>
+        </w:trPr>
+        <w:tc>
+          <w:tcPr>
+            <w:tcW w:type="dxa" w:w="1514"/>
+          </w:tcPr>
+          <w:p>
+            <w:r/>
+            <w:r>
+              <w:rPr>
+                <w:rFonts w:ascii="Verdana" w:hAnsi="Verdana"/>
                 <w:b w:val="0"/>
                 <w:sz w:val="16"/>
               </w:rPr>
@@ -7347,7 +7469,7 @@
             <w:r/>
             <w:r>
               <w:rPr>
-                <w:rFonts w:ascii="Arial" w:hAnsi="Arial"/>
+                <w:rFonts w:ascii="Verdana" w:hAnsi="Verdana"/>
                 <w:b w:val="0"/>
                 <w:sz w:val="16"/>
               </w:rPr>
@@ -7363,7 +7485,7 @@
             <w:r/>
             <w:r>
               <w:rPr>
-                <w:rFonts w:ascii="Arial" w:hAnsi="Arial"/>
+                <w:rFonts w:ascii="Verdana" w:hAnsi="Verdana"/>
                 <w:b w:val="0"/>
                 <w:sz w:val="16"/>
               </w:rPr>
@@ -7379,7 +7501,7 @@
             <w:r/>
             <w:r>
               <w:rPr>
-                <w:rFonts w:ascii="Arial" w:hAnsi="Arial"/>
+                <w:rFonts w:ascii="Verdana" w:hAnsi="Verdana"/>
                 <w:b w:val="0"/>
                 <w:sz w:val="16"/>
               </w:rPr>
@@ -7395,7 +7517,7 @@
             <w:r/>
             <w:r>
               <w:rPr>
-                <w:rFonts w:ascii="Arial" w:hAnsi="Arial"/>
+                <w:rFonts w:ascii="Verdana" w:hAnsi="Verdana"/>
                 <w:b w:val="0"/>
                 <w:sz w:val="16"/>
               </w:rPr>
@@ -7411,7 +7533,7 @@
             <w:r/>
             <w:r>
               <w:rPr>
-                <w:rFonts w:ascii="Arial" w:hAnsi="Arial"/>
+                <w:rFonts w:ascii="Verdana" w:hAnsi="Verdana"/>
                 <w:b w:val="0"/>
                 <w:sz w:val="16"/>
               </w:rPr>
@@ -7427,7 +7549,7 @@
             <w:r/>
             <w:r>
               <w:rPr>
-                <w:rFonts w:ascii="Arial" w:hAnsi="Arial"/>
+                <w:rFonts w:ascii="Verdana" w:hAnsi="Verdana"/>
                 <w:b w:val="0"/>
                 <w:sz w:val="16"/>
               </w:rPr>
@@ -7443,7 +7565,7 @@
             <w:r/>
             <w:r>
               <w:rPr>
-                <w:rFonts w:ascii="Arial" w:hAnsi="Arial"/>
+                <w:rFonts w:ascii="Verdana" w:hAnsi="Verdana"/>
                 <w:b w:val="0"/>
                 <w:sz w:val="16"/>
               </w:rPr>
@@ -7459,7 +7581,7 @@
             <w:r/>
             <w:r>
               <w:rPr>
-                <w:rFonts w:ascii="Arial" w:hAnsi="Arial"/>
+                <w:rFonts w:ascii="Verdana" w:hAnsi="Verdana"/>
                 <w:b w:val="0"/>
                 <w:sz w:val="16"/>
               </w:rPr>
@@ -7475,7 +7597,7 @@
             <w:r/>
             <w:r>
               <w:rPr>
-                <w:rFonts w:ascii="Arial" w:hAnsi="Arial"/>
+                <w:rFonts w:ascii="Verdana" w:hAnsi="Verdana"/>
                 <w:b w:val="0"/>
                 <w:sz w:val="16"/>
               </w:rPr>
@@ -7484,15 +7606,18 @@
         </w:tc>
       </w:tr>
       <w:tr>
-        <w:tc>
-          <w:tcPr>
-            <w:tcW w:type="dxa" w:w="1514"/>
-          </w:tcPr>
-          <w:p>
-            <w:r/>
-            <w:r>
-              <w:rPr>
-                <w:rFonts w:ascii="Arial" w:hAnsi="Arial"/>
+        <w:trPr>
+          <w:cantSplit/>
+        </w:trPr>
+        <w:tc>
+          <w:tcPr>
+            <w:tcW w:type="dxa" w:w="1514"/>
+          </w:tcPr>
+          <w:p>
+            <w:r/>
+            <w:r>
+              <w:rPr>
+                <w:rFonts w:ascii="Verdana" w:hAnsi="Verdana"/>
                 <w:b w:val="0"/>
                 <w:sz w:val="16"/>
               </w:rPr>
@@ -7508,7 +7633,7 @@
             <w:r/>
             <w:r>
               <w:rPr>
-                <w:rFonts w:ascii="Arial" w:hAnsi="Arial"/>
+                <w:rFonts w:ascii="Verdana" w:hAnsi="Verdana"/>
                 <w:b w:val="0"/>
                 <w:sz w:val="16"/>
               </w:rPr>
@@ -7524,7 +7649,7 @@
             <w:r/>
             <w:r>
               <w:rPr>
-                <w:rFonts w:ascii="Arial" w:hAnsi="Arial"/>
+                <w:rFonts w:ascii="Verdana" w:hAnsi="Verdana"/>
                 <w:b w:val="0"/>
                 <w:sz w:val="16"/>
               </w:rPr>
@@ -7540,7 +7665,7 @@
             <w:r/>
             <w:r>
               <w:rPr>
-                <w:rFonts w:ascii="Arial" w:hAnsi="Arial"/>
+                <w:rFonts w:ascii="Verdana" w:hAnsi="Verdana"/>
                 <w:b w:val="0"/>
                 <w:sz w:val="16"/>
               </w:rPr>
@@ -7556,7 +7681,7 @@
             <w:r/>
             <w:r>
               <w:rPr>
-                <w:rFonts w:ascii="Arial" w:hAnsi="Arial"/>
+                <w:rFonts w:ascii="Verdana" w:hAnsi="Verdana"/>
                 <w:b w:val="0"/>
                 <w:sz w:val="16"/>
               </w:rPr>
@@ -7572,7 +7697,7 @@
             <w:r/>
             <w:r>
               <w:rPr>
-                <w:rFonts w:ascii="Arial" w:hAnsi="Arial"/>
+                <w:rFonts w:ascii="Verdana" w:hAnsi="Verdana"/>
                 <w:b w:val="0"/>
                 <w:sz w:val="16"/>
               </w:rPr>
@@ -7588,7 +7713,7 @@
             <w:r/>
             <w:r>
               <w:rPr>
-                <w:rFonts w:ascii="Arial" w:hAnsi="Arial"/>
+                <w:rFonts w:ascii="Verdana" w:hAnsi="Verdana"/>
                 <w:b w:val="0"/>
                 <w:sz w:val="16"/>
               </w:rPr>
@@ -7604,7 +7729,7 @@
             <w:r/>
             <w:r>
               <w:rPr>
-                <w:rFonts w:ascii="Arial" w:hAnsi="Arial"/>
+                <w:rFonts w:ascii="Verdana" w:hAnsi="Verdana"/>
                 <w:b w:val="0"/>
                 <w:sz w:val="16"/>
               </w:rPr>
@@ -7620,7 +7745,7 @@
             <w:r/>
             <w:r>
               <w:rPr>
-                <w:rFonts w:ascii="Arial" w:hAnsi="Arial"/>
+                <w:rFonts w:ascii="Verdana" w:hAnsi="Verdana"/>
                 <w:b w:val="0"/>
                 <w:sz w:val="16"/>
               </w:rPr>
@@ -7636,7 +7761,7 @@
             <w:r/>
             <w:r>
               <w:rPr>
-                <w:rFonts w:ascii="Arial" w:hAnsi="Arial"/>
+                <w:rFonts w:ascii="Verdana" w:hAnsi="Verdana"/>
                 <w:b w:val="0"/>
                 <w:sz w:val="16"/>
               </w:rPr>
@@ -7645,15 +7770,18 @@
         </w:tc>
       </w:tr>
       <w:tr>
-        <w:tc>
-          <w:tcPr>
-            <w:tcW w:type="dxa" w:w="1514"/>
-          </w:tcPr>
-          <w:p>
-            <w:r/>
-            <w:r>
-              <w:rPr>
-                <w:rFonts w:ascii="Arial" w:hAnsi="Arial"/>
+        <w:trPr>
+          <w:cantSplit/>
+        </w:trPr>
+        <w:tc>
+          <w:tcPr>
+            <w:tcW w:type="dxa" w:w="1514"/>
+          </w:tcPr>
+          <w:p>
+            <w:r/>
+            <w:r>
+              <w:rPr>
+                <w:rFonts w:ascii="Verdana" w:hAnsi="Verdana"/>
                 <w:b w:val="0"/>
                 <w:sz w:val="16"/>
               </w:rPr>
@@ -7669,7 +7797,7 @@
             <w:r/>
             <w:r>
               <w:rPr>
-                <w:rFonts w:ascii="Arial" w:hAnsi="Arial"/>
+                <w:rFonts w:ascii="Verdana" w:hAnsi="Verdana"/>
                 <w:b w:val="0"/>
                 <w:sz w:val="16"/>
               </w:rPr>
@@ -7685,7 +7813,7 @@
             <w:r/>
             <w:r>
               <w:rPr>
-                <w:rFonts w:ascii="Arial" w:hAnsi="Arial"/>
+                <w:rFonts w:ascii="Verdana" w:hAnsi="Verdana"/>
                 <w:b w:val="0"/>
                 <w:sz w:val="16"/>
               </w:rPr>
@@ -7701,7 +7829,7 @@
             <w:r/>
             <w:r>
               <w:rPr>
-                <w:rFonts w:ascii="Arial" w:hAnsi="Arial"/>
+                <w:rFonts w:ascii="Verdana" w:hAnsi="Verdana"/>
                 <w:b w:val="0"/>
                 <w:sz w:val="16"/>
               </w:rPr>
@@ -7717,7 +7845,7 @@
             <w:r/>
             <w:r>
               <w:rPr>
-                <w:rFonts w:ascii="Arial" w:hAnsi="Arial"/>
+                <w:rFonts w:ascii="Verdana" w:hAnsi="Verdana"/>
                 <w:b w:val="0"/>
                 <w:sz w:val="16"/>
               </w:rPr>
@@ -7733,7 +7861,7 @@
             <w:r/>
             <w:r>
               <w:rPr>
-                <w:rFonts w:ascii="Arial" w:hAnsi="Arial"/>
+                <w:rFonts w:ascii="Verdana" w:hAnsi="Verdana"/>
                 <w:b w:val="0"/>
                 <w:sz w:val="16"/>
               </w:rPr>
@@ -7749,7 +7877,7 @@
             <w:r/>
             <w:r>
               <w:rPr>
-                <w:rFonts w:ascii="Arial" w:hAnsi="Arial"/>
+                <w:rFonts w:ascii="Verdana" w:hAnsi="Verdana"/>
                 <w:b w:val="0"/>
                 <w:sz w:val="16"/>
               </w:rPr>
@@ -7765,7 +7893,7 @@
             <w:r/>
             <w:r>
               <w:rPr>
-                <w:rFonts w:ascii="Arial" w:hAnsi="Arial"/>
+                <w:rFonts w:ascii="Verdana" w:hAnsi="Verdana"/>
                 <w:b w:val="0"/>
                 <w:sz w:val="16"/>
               </w:rPr>
@@ -7781,7 +7909,7 @@
             <w:r/>
             <w:r>
               <w:rPr>
-                <w:rFonts w:ascii="Arial" w:hAnsi="Arial"/>
+                <w:rFonts w:ascii="Verdana" w:hAnsi="Verdana"/>
                 <w:b w:val="0"/>
                 <w:sz w:val="16"/>
               </w:rPr>
@@ -7797,7 +7925,7 @@
             <w:r/>
             <w:r>
               <w:rPr>
-                <w:rFonts w:ascii="Arial" w:hAnsi="Arial"/>
+                <w:rFonts w:ascii="Verdana" w:hAnsi="Verdana"/>
                 <w:b w:val="0"/>
                 <w:sz w:val="16"/>
               </w:rPr>
@@ -7806,15 +7934,18 @@
         </w:tc>
       </w:tr>
       <w:tr>
-        <w:tc>
-          <w:tcPr>
-            <w:tcW w:type="dxa" w:w="1514"/>
-          </w:tcPr>
-          <w:p>
-            <w:r/>
-            <w:r>
-              <w:rPr>
-                <w:rFonts w:ascii="Arial" w:hAnsi="Arial"/>
+        <w:trPr>
+          <w:cantSplit/>
+        </w:trPr>
+        <w:tc>
+          <w:tcPr>
+            <w:tcW w:type="dxa" w:w="1514"/>
+          </w:tcPr>
+          <w:p>
+            <w:r/>
+            <w:r>
+              <w:rPr>
+                <w:rFonts w:ascii="Verdana" w:hAnsi="Verdana"/>
                 <w:b w:val="0"/>
                 <w:sz w:val="16"/>
               </w:rPr>
@@ -7830,7 +7961,7 @@
             <w:r/>
             <w:r>
               <w:rPr>
-                <w:rFonts w:ascii="Arial" w:hAnsi="Arial"/>
+                <w:rFonts w:ascii="Verdana" w:hAnsi="Verdana"/>
                 <w:b w:val="0"/>
                 <w:sz w:val="16"/>
               </w:rPr>
@@ -7846,7 +7977,7 @@
             <w:r/>
             <w:r>
               <w:rPr>
-                <w:rFonts w:ascii="Arial" w:hAnsi="Arial"/>
+                <w:rFonts w:ascii="Verdana" w:hAnsi="Verdana"/>
                 <w:b w:val="0"/>
                 <w:sz w:val="16"/>
               </w:rPr>
@@ -7862,7 +7993,7 @@
             <w:r/>
             <w:r>
               <w:rPr>
-                <w:rFonts w:ascii="Arial" w:hAnsi="Arial"/>
+                <w:rFonts w:ascii="Verdana" w:hAnsi="Verdana"/>
                 <w:b w:val="0"/>
                 <w:sz w:val="16"/>
               </w:rPr>
@@ -7878,7 +8009,7 @@
             <w:r/>
             <w:r>
               <w:rPr>
-                <w:rFonts w:ascii="Arial" w:hAnsi="Arial"/>
+                <w:rFonts w:ascii="Verdana" w:hAnsi="Verdana"/>
                 <w:b w:val="0"/>
                 <w:sz w:val="16"/>
               </w:rPr>
@@ -7894,7 +8025,7 @@
             <w:r/>
             <w:r>
               <w:rPr>
-                <w:rFonts w:ascii="Arial" w:hAnsi="Arial"/>
+                <w:rFonts w:ascii="Verdana" w:hAnsi="Verdana"/>
                 <w:b w:val="0"/>
                 <w:sz w:val="16"/>
               </w:rPr>
@@ -7910,7 +8041,7 @@
             <w:r/>
             <w:r>
               <w:rPr>
-                <w:rFonts w:ascii="Arial" w:hAnsi="Arial"/>
+                <w:rFonts w:ascii="Verdana" w:hAnsi="Verdana"/>
                 <w:b w:val="0"/>
                 <w:sz w:val="16"/>
               </w:rPr>
@@ -7926,7 +8057,7 @@
             <w:r/>
             <w:r>
               <w:rPr>
-                <w:rFonts w:ascii="Arial" w:hAnsi="Arial"/>
+                <w:rFonts w:ascii="Verdana" w:hAnsi="Verdana"/>
                 <w:b w:val="0"/>
                 <w:sz w:val="16"/>
               </w:rPr>
@@ -7942,7 +8073,7 @@
             <w:r/>
             <w:r>
               <w:rPr>
-                <w:rFonts w:ascii="Arial" w:hAnsi="Arial"/>
+                <w:rFonts w:ascii="Verdana" w:hAnsi="Verdana"/>
                 <w:b w:val="0"/>
                 <w:sz w:val="16"/>
               </w:rPr>
@@ -7958,7 +8089,7 @@
             <w:r/>
             <w:r>
               <w:rPr>
-                <w:rFonts w:ascii="Arial" w:hAnsi="Arial"/>
+                <w:rFonts w:ascii="Verdana" w:hAnsi="Verdana"/>
                 <w:b w:val="0"/>
                 <w:sz w:val="16"/>
               </w:rPr>
@@ -7967,15 +8098,18 @@
         </w:tc>
       </w:tr>
       <w:tr>
-        <w:tc>
-          <w:tcPr>
-            <w:tcW w:type="dxa" w:w="1514"/>
-          </w:tcPr>
-          <w:p>
-            <w:r/>
-            <w:r>
-              <w:rPr>
-                <w:rFonts w:ascii="Arial" w:hAnsi="Arial"/>
+        <w:trPr>
+          <w:cantSplit/>
+        </w:trPr>
+        <w:tc>
+          <w:tcPr>
+            <w:tcW w:type="dxa" w:w="1514"/>
+          </w:tcPr>
+          <w:p>
+            <w:r/>
+            <w:r>
+              <w:rPr>
+                <w:rFonts w:ascii="Verdana" w:hAnsi="Verdana"/>
                 <w:b w:val="0"/>
                 <w:sz w:val="16"/>
               </w:rPr>
@@ -7991,7 +8125,7 @@
             <w:r/>
             <w:r>
               <w:rPr>
-                <w:rFonts w:ascii="Arial" w:hAnsi="Arial"/>
+                <w:rFonts w:ascii="Verdana" w:hAnsi="Verdana"/>
                 <w:b w:val="0"/>
                 <w:sz w:val="16"/>
               </w:rPr>
@@ -8007,7 +8141,7 @@
             <w:r/>
             <w:r>
               <w:rPr>
-                <w:rFonts w:ascii="Arial" w:hAnsi="Arial"/>
+                <w:rFonts w:ascii="Verdana" w:hAnsi="Verdana"/>
                 <w:b w:val="0"/>
                 <w:sz w:val="16"/>
               </w:rPr>
@@ -8023,7 +8157,7 @@
             <w:r/>
             <w:r>
               <w:rPr>
-                <w:rFonts w:ascii="Arial" w:hAnsi="Arial"/>
+                <w:rFonts w:ascii="Verdana" w:hAnsi="Verdana"/>
                 <w:b w:val="0"/>
                 <w:sz w:val="16"/>
               </w:rPr>
@@ -8039,7 +8173,7 @@
             <w:r/>
             <w:r>
               <w:rPr>
-                <w:rFonts w:ascii="Arial" w:hAnsi="Arial"/>
+                <w:rFonts w:ascii="Verdana" w:hAnsi="Verdana"/>
                 <w:b w:val="0"/>
                 <w:sz w:val="16"/>
               </w:rPr>
@@ -8055,7 +8189,7 @@
             <w:r/>
             <w:r>
               <w:rPr>
-                <w:rFonts w:ascii="Arial" w:hAnsi="Arial"/>
+                <w:rFonts w:ascii="Verdana" w:hAnsi="Verdana"/>
                 <w:b w:val="0"/>
                 <w:sz w:val="16"/>
               </w:rPr>
@@ -8071,7 +8205,7 @@
             <w:r/>
             <w:r>
               <w:rPr>
-                <w:rFonts w:ascii="Arial" w:hAnsi="Arial"/>
+                <w:rFonts w:ascii="Verdana" w:hAnsi="Verdana"/>
                 <w:b w:val="0"/>
                 <w:sz w:val="16"/>
               </w:rPr>
@@ -8087,7 +8221,7 @@
             <w:r/>
             <w:r>
               <w:rPr>
-                <w:rFonts w:ascii="Arial" w:hAnsi="Arial"/>
+                <w:rFonts w:ascii="Verdana" w:hAnsi="Verdana"/>
                 <w:b w:val="0"/>
                 <w:sz w:val="16"/>
               </w:rPr>
@@ -8103,7 +8237,7 @@
             <w:r/>
             <w:r>
               <w:rPr>
-                <w:rFonts w:ascii="Arial" w:hAnsi="Arial"/>
+                <w:rFonts w:ascii="Verdana" w:hAnsi="Verdana"/>
                 <w:b w:val="0"/>
                 <w:sz w:val="16"/>
               </w:rPr>
@@ -8119,7 +8253,7 @@
             <w:r/>
             <w:r>
               <w:rPr>
-                <w:rFonts w:ascii="Arial" w:hAnsi="Arial"/>
+                <w:rFonts w:ascii="Verdana" w:hAnsi="Verdana"/>
                 <w:b w:val="0"/>
                 <w:sz w:val="16"/>
               </w:rPr>
@@ -8128,15 +8262,18 @@
         </w:tc>
       </w:tr>
       <w:tr>
-        <w:tc>
-          <w:tcPr>
-            <w:tcW w:type="dxa" w:w="1514"/>
-          </w:tcPr>
-          <w:p>
-            <w:r/>
-            <w:r>
-              <w:rPr>
-                <w:rFonts w:ascii="Arial" w:hAnsi="Arial"/>
+        <w:trPr>
+          <w:cantSplit/>
+        </w:trPr>
+        <w:tc>
+          <w:tcPr>
+            <w:tcW w:type="dxa" w:w="1514"/>
+          </w:tcPr>
+          <w:p>
+            <w:r/>
+            <w:r>
+              <w:rPr>
+                <w:rFonts w:ascii="Verdana" w:hAnsi="Verdana"/>
                 <w:b w:val="0"/>
                 <w:sz w:val="16"/>
               </w:rPr>
@@ -8152,7 +8289,7 @@
             <w:r/>
             <w:r>
               <w:rPr>
-                <w:rFonts w:ascii="Arial" w:hAnsi="Arial"/>
+                <w:rFonts w:ascii="Verdana" w:hAnsi="Verdana"/>
                 <w:b w:val="0"/>
                 <w:sz w:val="16"/>
               </w:rPr>
@@ -8168,7 +8305,7 @@
             <w:r/>
             <w:r>
               <w:rPr>
-                <w:rFonts w:ascii="Arial" w:hAnsi="Arial"/>
+                <w:rFonts w:ascii="Verdana" w:hAnsi="Verdana"/>
                 <w:b w:val="0"/>
                 <w:sz w:val="16"/>
               </w:rPr>
@@ -8184,7 +8321,7 @@
             <w:r/>
             <w:r>
               <w:rPr>
-                <w:rFonts w:ascii="Arial" w:hAnsi="Arial"/>
+                <w:rFonts w:ascii="Verdana" w:hAnsi="Verdana"/>
                 <w:b w:val="0"/>
                 <w:sz w:val="16"/>
               </w:rPr>
@@ -8200,7 +8337,7 @@
             <w:r/>
             <w:r>
               <w:rPr>
-                <w:rFonts w:ascii="Arial" w:hAnsi="Arial"/>
+                <w:rFonts w:ascii="Verdana" w:hAnsi="Verdana"/>
                 <w:b w:val="0"/>
                 <w:sz w:val="16"/>
               </w:rPr>
@@ -8216,7 +8353,7 @@
             <w:r/>
             <w:r>
               <w:rPr>
-                <w:rFonts w:ascii="Arial" w:hAnsi="Arial"/>
+                <w:rFonts w:ascii="Verdana" w:hAnsi="Verdana"/>
                 <w:b w:val="0"/>
                 <w:sz w:val="16"/>
               </w:rPr>
@@ -8232,7 +8369,7 @@
             <w:r/>
             <w:r>
               <w:rPr>
-                <w:rFonts w:ascii="Arial" w:hAnsi="Arial"/>
+                <w:rFonts w:ascii="Verdana" w:hAnsi="Verdana"/>
                 <w:b w:val="0"/>
                 <w:sz w:val="16"/>
               </w:rPr>
@@ -8248,7 +8385,7 @@
             <w:r/>
             <w:r>
               <w:rPr>
-                <w:rFonts w:ascii="Arial" w:hAnsi="Arial"/>
+                <w:rFonts w:ascii="Verdana" w:hAnsi="Verdana"/>
                 <w:b w:val="0"/>
                 <w:sz w:val="16"/>
               </w:rPr>
@@ -8264,7 +8401,7 @@
             <w:r/>
             <w:r>
               <w:rPr>
-                <w:rFonts w:ascii="Arial" w:hAnsi="Arial"/>
+                <w:rFonts w:ascii="Verdana" w:hAnsi="Verdana"/>
                 <w:b w:val="0"/>
                 <w:sz w:val="16"/>
               </w:rPr>
@@ -8280,7 +8417,7 @@
             <w:r/>
             <w:r>
               <w:rPr>
-                <w:rFonts w:ascii="Arial" w:hAnsi="Arial"/>
+                <w:rFonts w:ascii="Verdana" w:hAnsi="Verdana"/>
                 <w:b w:val="0"/>
                 <w:sz w:val="16"/>
               </w:rPr>
@@ -8289,15 +8426,18 @@
         </w:tc>
       </w:tr>
       <w:tr>
-        <w:tc>
-          <w:tcPr>
-            <w:tcW w:type="dxa" w:w="1514"/>
-          </w:tcPr>
-          <w:p>
-            <w:r/>
-            <w:r>
-              <w:rPr>
-                <w:rFonts w:ascii="Arial" w:hAnsi="Arial"/>
+        <w:trPr>
+          <w:cantSplit/>
+        </w:trPr>
+        <w:tc>
+          <w:tcPr>
+            <w:tcW w:type="dxa" w:w="1514"/>
+          </w:tcPr>
+          <w:p>
+            <w:r/>
+            <w:r>
+              <w:rPr>
+                <w:rFonts w:ascii="Verdana" w:hAnsi="Verdana"/>
                 <w:b w:val="0"/>
                 <w:sz w:val="16"/>
               </w:rPr>
@@ -8313,7 +8453,7 @@
             <w:r/>
             <w:r>
               <w:rPr>
-                <w:rFonts w:ascii="Arial" w:hAnsi="Arial"/>
+                <w:rFonts w:ascii="Verdana" w:hAnsi="Verdana"/>
                 <w:b w:val="0"/>
                 <w:sz w:val="16"/>
               </w:rPr>
@@ -8329,7 +8469,7 @@
             <w:r/>
             <w:r>
               <w:rPr>
-                <w:rFonts w:ascii="Arial" w:hAnsi="Arial"/>
+                <w:rFonts w:ascii="Verdana" w:hAnsi="Verdana"/>
                 <w:b w:val="0"/>
                 <w:sz w:val="16"/>
               </w:rPr>
@@ -8345,7 +8485,7 @@
             <w:r/>
             <w:r>
               <w:rPr>
-                <w:rFonts w:ascii="Arial" w:hAnsi="Arial"/>
+                <w:rFonts w:ascii="Verdana" w:hAnsi="Verdana"/>
                 <w:b w:val="0"/>
                 <w:sz w:val="16"/>
               </w:rPr>
@@ -8361,7 +8501,7 @@
             <w:r/>
             <w:r>
               <w:rPr>
-                <w:rFonts w:ascii="Arial" w:hAnsi="Arial"/>
+                <w:rFonts w:ascii="Verdana" w:hAnsi="Verdana"/>
                 <w:b w:val="0"/>
                 <w:sz w:val="16"/>
               </w:rPr>
@@ -8377,7 +8517,7 @@
             <w:r/>
             <w:r>
               <w:rPr>
-                <w:rFonts w:ascii="Arial" w:hAnsi="Arial"/>
+                <w:rFonts w:ascii="Verdana" w:hAnsi="Verdana"/>
                 <w:b w:val="0"/>
                 <w:sz w:val="16"/>
               </w:rPr>
@@ -8393,7 +8533,7 @@
             <w:r/>
             <w:r>
               <w:rPr>
-                <w:rFonts w:ascii="Arial" w:hAnsi="Arial"/>
+                <w:rFonts w:ascii="Verdana" w:hAnsi="Verdana"/>
                 <w:b w:val="0"/>
                 <w:sz w:val="16"/>
               </w:rPr>
@@ -8409,7 +8549,7 @@
             <w:r/>
             <w:r>
               <w:rPr>
-                <w:rFonts w:ascii="Arial" w:hAnsi="Arial"/>
+                <w:rFonts w:ascii="Verdana" w:hAnsi="Verdana"/>
                 <w:b w:val="0"/>
                 <w:sz w:val="16"/>
               </w:rPr>
@@ -8425,7 +8565,7 @@
             <w:r/>
             <w:r>
               <w:rPr>
-                <w:rFonts w:ascii="Arial" w:hAnsi="Arial"/>
+                <w:rFonts w:ascii="Verdana" w:hAnsi="Verdana"/>
                 <w:b w:val="0"/>
                 <w:sz w:val="16"/>
               </w:rPr>
@@ -8441,7 +8581,7 @@
             <w:r/>
             <w:r>
               <w:rPr>
-                <w:rFonts w:ascii="Arial" w:hAnsi="Arial"/>
+                <w:rFonts w:ascii="Verdana" w:hAnsi="Verdana"/>
                 <w:b w:val="0"/>
                 <w:sz w:val="16"/>
               </w:rPr>
@@ -8450,15 +8590,18 @@
         </w:tc>
       </w:tr>
       <w:tr>
-        <w:tc>
-          <w:tcPr>
-            <w:tcW w:type="dxa" w:w="1514"/>
-          </w:tcPr>
-          <w:p>
-            <w:r/>
-            <w:r>
-              <w:rPr>
-                <w:rFonts w:ascii="Arial" w:hAnsi="Arial"/>
+        <w:trPr>
+          <w:cantSplit/>
+        </w:trPr>
+        <w:tc>
+          <w:tcPr>
+            <w:tcW w:type="dxa" w:w="1514"/>
+          </w:tcPr>
+          <w:p>
+            <w:r/>
+            <w:r>
+              <w:rPr>
+                <w:rFonts w:ascii="Verdana" w:hAnsi="Verdana"/>
                 <w:b w:val="0"/>
                 <w:sz w:val="16"/>
               </w:rPr>
@@ -8474,7 +8617,7 @@
             <w:r/>
             <w:r>
               <w:rPr>
-                <w:rFonts w:ascii="Arial" w:hAnsi="Arial"/>
+                <w:rFonts w:ascii="Verdana" w:hAnsi="Verdana"/>
                 <w:b w:val="0"/>
                 <w:sz w:val="16"/>
               </w:rPr>
@@ -8490,7 +8633,7 @@
             <w:r/>
             <w:r>
               <w:rPr>
-                <w:rFonts w:ascii="Arial" w:hAnsi="Arial"/>
+                <w:rFonts w:ascii="Verdana" w:hAnsi="Verdana"/>
                 <w:b w:val="0"/>
                 <w:sz w:val="16"/>
               </w:rPr>
@@ -8506,7 +8649,7 @@
             <w:r/>
             <w:r>
               <w:rPr>
-                <w:rFonts w:ascii="Arial" w:hAnsi="Arial"/>
+                <w:rFonts w:ascii="Verdana" w:hAnsi="Verdana"/>
                 <w:b w:val="0"/>
                 <w:sz w:val="16"/>
               </w:rPr>
@@ -8522,7 +8665,7 @@
             <w:r/>
             <w:r>
               <w:rPr>
-                <w:rFonts w:ascii="Arial" w:hAnsi="Arial"/>
+                <w:rFonts w:ascii="Verdana" w:hAnsi="Verdana"/>
                 <w:b w:val="0"/>
                 <w:sz w:val="16"/>
               </w:rPr>
@@ -8538,7 +8681,7 @@
             <w:r/>
             <w:r>
               <w:rPr>
-                <w:rFonts w:ascii="Arial" w:hAnsi="Arial"/>
+                <w:rFonts w:ascii="Verdana" w:hAnsi="Verdana"/>
                 <w:b w:val="0"/>
                 <w:sz w:val="16"/>
               </w:rPr>
@@ -8554,7 +8697,7 @@
             <w:r/>
             <w:r>
               <w:rPr>
-                <w:rFonts w:ascii="Arial" w:hAnsi="Arial"/>
+                <w:rFonts w:ascii="Verdana" w:hAnsi="Verdana"/>
                 <w:b w:val="0"/>
                 <w:sz w:val="16"/>
               </w:rPr>
@@ -8570,7 +8713,7 @@
             <w:r/>
             <w:r>
               <w:rPr>
-                <w:rFonts w:ascii="Arial" w:hAnsi="Arial"/>
+                <w:rFonts w:ascii="Verdana" w:hAnsi="Verdana"/>
                 <w:b w:val="0"/>
                 <w:sz w:val="16"/>
               </w:rPr>
@@ -8586,7 +8729,7 @@
             <w:r/>
             <w:r>
               <w:rPr>
-                <w:rFonts w:ascii="Arial" w:hAnsi="Arial"/>
+                <w:rFonts w:ascii="Verdana" w:hAnsi="Verdana"/>
                 <w:b w:val="0"/>
                 <w:sz w:val="16"/>
               </w:rPr>
@@ -8602,7 +8745,7 @@
             <w:r/>
             <w:r>
               <w:rPr>
-                <w:rFonts w:ascii="Arial" w:hAnsi="Arial"/>
+                <w:rFonts w:ascii="Verdana" w:hAnsi="Verdana"/>
                 <w:b w:val="0"/>
                 <w:sz w:val="16"/>
               </w:rPr>
@@ -8611,15 +8754,18 @@
         </w:tc>
       </w:tr>
       <w:tr>
-        <w:tc>
-          <w:tcPr>
-            <w:tcW w:type="dxa" w:w="1514"/>
-          </w:tcPr>
-          <w:p>
-            <w:r/>
-            <w:r>
-              <w:rPr>
-                <w:rFonts w:ascii="Arial" w:hAnsi="Arial"/>
+        <w:trPr>
+          <w:cantSplit/>
+        </w:trPr>
+        <w:tc>
+          <w:tcPr>
+            <w:tcW w:type="dxa" w:w="1514"/>
+          </w:tcPr>
+          <w:p>
+            <w:r/>
+            <w:r>
+              <w:rPr>
+                <w:rFonts w:ascii="Verdana" w:hAnsi="Verdana"/>
                 <w:b w:val="0"/>
                 <w:sz w:val="16"/>
               </w:rPr>
@@ -8635,7 +8781,7 @@
             <w:r/>
             <w:r>
               <w:rPr>
-                <w:rFonts w:ascii="Arial" w:hAnsi="Arial"/>
+                <w:rFonts w:ascii="Verdana" w:hAnsi="Verdana"/>
                 <w:b w:val="0"/>
                 <w:sz w:val="16"/>
               </w:rPr>
@@ -8651,7 +8797,7 @@
             <w:r/>
             <w:r>
               <w:rPr>
-                <w:rFonts w:ascii="Arial" w:hAnsi="Arial"/>
+                <w:rFonts w:ascii="Verdana" w:hAnsi="Verdana"/>
                 <w:b w:val="0"/>
                 <w:sz w:val="16"/>
               </w:rPr>
@@ -8667,7 +8813,7 @@
             <w:r/>
             <w:r>
               <w:rPr>
-                <w:rFonts w:ascii="Arial" w:hAnsi="Arial"/>
+                <w:rFonts w:ascii="Verdana" w:hAnsi="Verdana"/>
                 <w:b w:val="0"/>
                 <w:sz w:val="16"/>
               </w:rPr>
@@ -8683,7 +8829,7 @@
             <w:r/>
             <w:r>
               <w:rPr>
-                <w:rFonts w:ascii="Arial" w:hAnsi="Arial"/>
+                <w:rFonts w:ascii="Verdana" w:hAnsi="Verdana"/>
                 <w:b w:val="0"/>
                 <w:sz w:val="16"/>
               </w:rPr>
@@ -8699,7 +8845,7 @@
             <w:r/>
             <w:r>
               <w:rPr>
-                <w:rFonts w:ascii="Arial" w:hAnsi="Arial"/>
+                <w:rFonts w:ascii="Verdana" w:hAnsi="Verdana"/>
                 <w:b w:val="0"/>
                 <w:sz w:val="16"/>
               </w:rPr>
@@ -8715,7 +8861,7 @@
             <w:r/>
             <w:r>
               <w:rPr>
-                <w:rFonts w:ascii="Arial" w:hAnsi="Arial"/>
+                <w:rFonts w:ascii="Verdana" w:hAnsi="Verdana"/>
                 <w:b w:val="0"/>
                 <w:sz w:val="16"/>
               </w:rPr>
@@ -8731,7 +8877,7 @@
             <w:r/>
             <w:r>
               <w:rPr>
-                <w:rFonts w:ascii="Arial" w:hAnsi="Arial"/>
+                <w:rFonts w:ascii="Verdana" w:hAnsi="Verdana"/>
                 <w:b w:val="0"/>
                 <w:sz w:val="16"/>
               </w:rPr>
@@ -8747,7 +8893,7 @@
             <w:r/>
             <w:r>
               <w:rPr>
-                <w:rFonts w:ascii="Arial" w:hAnsi="Arial"/>
+                <w:rFonts w:ascii="Verdana" w:hAnsi="Verdana"/>
                 <w:b w:val="0"/>
                 <w:sz w:val="16"/>
               </w:rPr>
@@ -8763,7 +8909,7 @@
             <w:r/>
             <w:r>
               <w:rPr>
-                <w:rFonts w:ascii="Arial" w:hAnsi="Arial"/>
+                <w:rFonts w:ascii="Verdana" w:hAnsi="Verdana"/>
                 <w:b w:val="0"/>
                 <w:sz w:val="16"/>
               </w:rPr>
@@ -8772,15 +8918,18 @@
         </w:tc>
       </w:tr>
       <w:tr>
-        <w:tc>
-          <w:tcPr>
-            <w:tcW w:type="dxa" w:w="1514"/>
-          </w:tcPr>
-          <w:p>
-            <w:r/>
-            <w:r>
-              <w:rPr>
-                <w:rFonts w:ascii="Arial" w:hAnsi="Arial"/>
+        <w:trPr>
+          <w:cantSplit/>
+        </w:trPr>
+        <w:tc>
+          <w:tcPr>
+            <w:tcW w:type="dxa" w:w="1514"/>
+          </w:tcPr>
+          <w:p>
+            <w:r/>
+            <w:r>
+              <w:rPr>
+                <w:rFonts w:ascii="Verdana" w:hAnsi="Verdana"/>
                 <w:b w:val="0"/>
                 <w:sz w:val="16"/>
               </w:rPr>
@@ -8796,7 +8945,7 @@
             <w:r/>
             <w:r>
               <w:rPr>
-                <w:rFonts w:ascii="Arial" w:hAnsi="Arial"/>
+                <w:rFonts w:ascii="Verdana" w:hAnsi="Verdana"/>
                 <w:b w:val="0"/>
                 <w:sz w:val="16"/>
               </w:rPr>
@@ -8812,7 +8961,7 @@
             <w:r/>
             <w:r>
               <w:rPr>
-                <w:rFonts w:ascii="Arial" w:hAnsi="Arial"/>
+                <w:rFonts w:ascii="Verdana" w:hAnsi="Verdana"/>
                 <w:b w:val="0"/>
                 <w:sz w:val="16"/>
               </w:rPr>
@@ -8828,7 +8977,7 @@
             <w:r/>
             <w:r>
               <w:rPr>
-                <w:rFonts w:ascii="Arial" w:hAnsi="Arial"/>
+                <w:rFonts w:ascii="Verdana" w:hAnsi="Verdana"/>
                 <w:b w:val="0"/>
                 <w:sz w:val="16"/>
               </w:rPr>
@@ -8844,7 +8993,7 @@
             <w:r/>
             <w:r>
               <w:rPr>
-                <w:rFonts w:ascii="Arial" w:hAnsi="Arial"/>
+                <w:rFonts w:ascii="Verdana" w:hAnsi="Verdana"/>
                 <w:b w:val="0"/>
                 <w:sz w:val="16"/>
               </w:rPr>
@@ -8860,7 +9009,7 @@
             <w:r/>
             <w:r>
               <w:rPr>
-                <w:rFonts w:ascii="Arial" w:hAnsi="Arial"/>
+                <w:rFonts w:ascii="Verdana" w:hAnsi="Verdana"/>
                 <w:b w:val="0"/>
                 <w:sz w:val="16"/>
               </w:rPr>
@@ -8876,7 +9025,7 @@
             <w:r/>
             <w:r>
               <w:rPr>
-                <w:rFonts w:ascii="Arial" w:hAnsi="Arial"/>
+                <w:rFonts w:ascii="Verdana" w:hAnsi="Verdana"/>
                 <w:b w:val="0"/>
                 <w:sz w:val="16"/>
               </w:rPr>
@@ -8892,7 +9041,7 @@
             <w:r/>
             <w:r>
               <w:rPr>
-                <w:rFonts w:ascii="Arial" w:hAnsi="Arial"/>
+                <w:rFonts w:ascii="Verdana" w:hAnsi="Verdana"/>
                 <w:b w:val="0"/>
                 <w:sz w:val="16"/>
               </w:rPr>
@@ -8908,7 +9057,7 @@
             <w:r/>
             <w:r>
               <w:rPr>
-                <w:rFonts w:ascii="Arial" w:hAnsi="Arial"/>
+                <w:rFonts w:ascii="Verdana" w:hAnsi="Verdana"/>
                 <w:b w:val="0"/>
                 <w:sz w:val="16"/>
               </w:rPr>
@@ -8924,7 +9073,7 @@
             <w:r/>
             <w:r>
               <w:rPr>
-                <w:rFonts w:ascii="Arial" w:hAnsi="Arial"/>
+                <w:rFonts w:ascii="Verdana" w:hAnsi="Verdana"/>
                 <w:b w:val="0"/>
                 <w:sz w:val="16"/>
               </w:rPr>
@@ -8933,15 +9082,18 @@
         </w:tc>
       </w:tr>
       <w:tr>
-        <w:tc>
-          <w:tcPr>
-            <w:tcW w:type="dxa" w:w="1514"/>
-          </w:tcPr>
-          <w:p>
-            <w:r/>
-            <w:r>
-              <w:rPr>
-                <w:rFonts w:ascii="Arial" w:hAnsi="Arial"/>
+        <w:trPr>
+          <w:cantSplit/>
+        </w:trPr>
+        <w:tc>
+          <w:tcPr>
+            <w:tcW w:type="dxa" w:w="1514"/>
+          </w:tcPr>
+          <w:p>
+            <w:r/>
+            <w:r>
+              <w:rPr>
+                <w:rFonts w:ascii="Verdana" w:hAnsi="Verdana"/>
                 <w:b w:val="0"/>
                 <w:sz w:val="16"/>
               </w:rPr>
@@ -8957,7 +9109,7 @@
             <w:r/>
             <w:r>
               <w:rPr>
-                <w:rFonts w:ascii="Arial" w:hAnsi="Arial"/>
+                <w:rFonts w:ascii="Verdana" w:hAnsi="Verdana"/>
                 <w:b w:val="0"/>
                 <w:sz w:val="16"/>
               </w:rPr>
@@ -8973,7 +9125,7 @@
             <w:r/>
             <w:r>
               <w:rPr>
-                <w:rFonts w:ascii="Arial" w:hAnsi="Arial"/>
+                <w:rFonts w:ascii="Verdana" w:hAnsi="Verdana"/>
                 <w:b w:val="0"/>
                 <w:sz w:val="16"/>
               </w:rPr>
@@ -8989,7 +9141,7 @@
             <w:r/>
             <w:r>
               <w:rPr>
-                <w:rFonts w:ascii="Arial" w:hAnsi="Arial"/>
+                <w:rFonts w:ascii="Verdana" w:hAnsi="Verdana"/>
                 <w:b w:val="0"/>
                 <w:sz w:val="16"/>
               </w:rPr>
@@ -9005,7 +9157,7 @@
             <w:r/>
             <w:r>
               <w:rPr>
-                <w:rFonts w:ascii="Arial" w:hAnsi="Arial"/>
+                <w:rFonts w:ascii="Verdana" w:hAnsi="Verdana"/>
                 <w:b w:val="0"/>
                 <w:sz w:val="16"/>
               </w:rPr>
@@ -9021,7 +9173,7 @@
             <w:r/>
             <w:r>
               <w:rPr>
-                <w:rFonts w:ascii="Arial" w:hAnsi="Arial"/>
+                <w:rFonts w:ascii="Verdana" w:hAnsi="Verdana"/>
                 <w:b w:val="0"/>
                 <w:sz w:val="16"/>
               </w:rPr>
@@ -9037,7 +9189,7 @@
             <w:r/>
             <w:r>
               <w:rPr>
-                <w:rFonts w:ascii="Arial" w:hAnsi="Arial"/>
+                <w:rFonts w:ascii="Verdana" w:hAnsi="Verdana"/>
                 <w:b w:val="0"/>
                 <w:sz w:val="16"/>
               </w:rPr>
@@ -9053,7 +9205,7 @@
             <w:r/>
             <w:r>
               <w:rPr>
-                <w:rFonts w:ascii="Arial" w:hAnsi="Arial"/>
+                <w:rFonts w:ascii="Verdana" w:hAnsi="Verdana"/>
                 <w:b w:val="0"/>
                 <w:sz w:val="16"/>
               </w:rPr>
@@ -9069,7 +9221,7 @@
             <w:r/>
             <w:r>
               <w:rPr>
-                <w:rFonts w:ascii="Arial" w:hAnsi="Arial"/>
+                <w:rFonts w:ascii="Verdana" w:hAnsi="Verdana"/>
                 <w:b w:val="0"/>
                 <w:sz w:val="16"/>
               </w:rPr>
@@ -9085,7 +9237,7 @@
             <w:r/>
             <w:r>
               <w:rPr>
-                <w:rFonts w:ascii="Arial" w:hAnsi="Arial"/>
+                <w:rFonts w:ascii="Verdana" w:hAnsi="Verdana"/>
                 <w:b w:val="0"/>
                 <w:sz w:val="16"/>
               </w:rPr>
@@ -9094,15 +9246,18 @@
         </w:tc>
       </w:tr>
       <w:tr>
-        <w:tc>
-          <w:tcPr>
-            <w:tcW w:type="dxa" w:w="1514"/>
-          </w:tcPr>
-          <w:p>
-            <w:r/>
-            <w:r>
-              <w:rPr>
-                <w:rFonts w:ascii="Arial" w:hAnsi="Arial"/>
+        <w:trPr>
+          <w:cantSplit/>
+        </w:trPr>
+        <w:tc>
+          <w:tcPr>
+            <w:tcW w:type="dxa" w:w="1514"/>
+          </w:tcPr>
+          <w:p>
+            <w:r/>
+            <w:r>
+              <w:rPr>
+                <w:rFonts w:ascii="Verdana" w:hAnsi="Verdana"/>
                 <w:b w:val="0"/>
                 <w:sz w:val="16"/>
               </w:rPr>
@@ -9118,7 +9273,7 @@
             <w:r/>
             <w:r>
               <w:rPr>
-                <w:rFonts w:ascii="Arial" w:hAnsi="Arial"/>
+                <w:rFonts w:ascii="Verdana" w:hAnsi="Verdana"/>
                 <w:b w:val="0"/>
                 <w:sz w:val="16"/>
               </w:rPr>
@@ -9134,7 +9289,7 @@
             <w:r/>
             <w:r>
               <w:rPr>
-                <w:rFonts w:ascii="Arial" w:hAnsi="Arial"/>
+                <w:rFonts w:ascii="Verdana" w:hAnsi="Verdana"/>
                 <w:b w:val="0"/>
                 <w:sz w:val="16"/>
               </w:rPr>
@@ -9150,7 +9305,7 @@
             <w:r/>
             <w:r>
               <w:rPr>
-                <w:rFonts w:ascii="Arial" w:hAnsi="Arial"/>
+                <w:rFonts w:ascii="Verdana" w:hAnsi="Verdana"/>
                 <w:b w:val="0"/>
                 <w:sz w:val="16"/>
               </w:rPr>
@@ -9166,7 +9321,7 @@
             <w:r/>
             <w:r>
               <w:rPr>
-                <w:rFonts w:ascii="Arial" w:hAnsi="Arial"/>
+                <w:rFonts w:ascii="Verdana" w:hAnsi="Verdana"/>
                 <w:b w:val="0"/>
                 <w:sz w:val="16"/>
               </w:rPr>
@@ -9182,7 +9337,7 @@
             <w:r/>
             <w:r>
               <w:rPr>
-                <w:rFonts w:ascii="Arial" w:hAnsi="Arial"/>
+                <w:rFonts w:ascii="Verdana" w:hAnsi="Verdana"/>
                 <w:b w:val="0"/>
                 <w:sz w:val="16"/>
               </w:rPr>
@@ -9198,7 +9353,7 @@
             <w:r/>
             <w:r>
               <w:rPr>
-                <w:rFonts w:ascii="Arial" w:hAnsi="Arial"/>
+                <w:rFonts w:ascii="Verdana" w:hAnsi="Verdana"/>
                 <w:b w:val="0"/>
                 <w:sz w:val="16"/>
               </w:rPr>
@@ -9214,7 +9369,7 @@
             <w:r/>
             <w:r>
               <w:rPr>
-                <w:rFonts w:ascii="Arial" w:hAnsi="Arial"/>
+                <w:rFonts w:ascii="Verdana" w:hAnsi="Verdana"/>
                 <w:b w:val="0"/>
                 <w:sz w:val="16"/>
               </w:rPr>
@@ -9230,7 +9385,7 @@
             <w:r/>
             <w:r>
               <w:rPr>
-                <w:rFonts w:ascii="Arial" w:hAnsi="Arial"/>
+                <w:rFonts w:ascii="Verdana" w:hAnsi="Verdana"/>
                 <w:b w:val="0"/>
                 <w:sz w:val="16"/>
               </w:rPr>
@@ -9246,7 +9401,7 @@
             <w:r/>
             <w:r>
               <w:rPr>
-                <w:rFonts w:ascii="Arial" w:hAnsi="Arial"/>
+                <w:rFonts w:ascii="Verdana" w:hAnsi="Verdana"/>
                 <w:b w:val="0"/>
                 <w:sz w:val="16"/>
               </w:rPr>
@@ -9255,15 +9410,18 @@
         </w:tc>
       </w:tr>
       <w:tr>
-        <w:tc>
-          <w:tcPr>
-            <w:tcW w:type="dxa" w:w="1514"/>
-          </w:tcPr>
-          <w:p>
-            <w:r/>
-            <w:r>
-              <w:rPr>
-                <w:rFonts w:ascii="Arial" w:hAnsi="Arial"/>
+        <w:trPr>
+          <w:cantSplit/>
+        </w:trPr>
+        <w:tc>
+          <w:tcPr>
+            <w:tcW w:type="dxa" w:w="1514"/>
+          </w:tcPr>
+          <w:p>
+            <w:r/>
+            <w:r>
+              <w:rPr>
+                <w:rFonts w:ascii="Verdana" w:hAnsi="Verdana"/>
                 <w:b w:val="0"/>
                 <w:sz w:val="16"/>
               </w:rPr>
@@ -9279,7 +9437,7 @@
             <w:r/>
             <w:r>
               <w:rPr>
-                <w:rFonts w:ascii="Arial" w:hAnsi="Arial"/>
+                <w:rFonts w:ascii="Verdana" w:hAnsi="Verdana"/>
                 <w:b w:val="0"/>
                 <w:sz w:val="16"/>
               </w:rPr>
@@ -9295,7 +9453,7 @@
             <w:r/>
             <w:r>
               <w:rPr>
-                <w:rFonts w:ascii="Arial" w:hAnsi="Arial"/>
+                <w:rFonts w:ascii="Verdana" w:hAnsi="Verdana"/>
                 <w:b w:val="0"/>
                 <w:sz w:val="16"/>
               </w:rPr>
@@ -9311,7 +9469,7 @@
             <w:r/>
             <w:r>
               <w:rPr>
-                <w:rFonts w:ascii="Arial" w:hAnsi="Arial"/>
+                <w:rFonts w:ascii="Verdana" w:hAnsi="Verdana"/>
                 <w:b w:val="0"/>
                 <w:sz w:val="16"/>
               </w:rPr>
@@ -9327,7 +9485,7 @@
             <w:r/>
             <w:r>
               <w:rPr>
-                <w:rFonts w:ascii="Arial" w:hAnsi="Arial"/>
+                <w:rFonts w:ascii="Verdana" w:hAnsi="Verdana"/>
                 <w:b w:val="0"/>
                 <w:sz w:val="16"/>
               </w:rPr>
@@ -9343,7 +9501,7 @@
             <w:r/>
             <w:r>
               <w:rPr>
-                <w:rFonts w:ascii="Arial" w:hAnsi="Arial"/>
+                <w:rFonts w:ascii="Verdana" w:hAnsi="Verdana"/>
                 <w:b w:val="0"/>
                 <w:sz w:val="16"/>
               </w:rPr>
@@ -9359,7 +9517,7 @@
             <w:r/>
             <w:r>
               <w:rPr>
-                <w:rFonts w:ascii="Arial" w:hAnsi="Arial"/>
+                <w:rFonts w:ascii="Verdana" w:hAnsi="Verdana"/>
                 <w:b w:val="0"/>
                 <w:sz w:val="16"/>
               </w:rPr>
@@ -9375,7 +9533,7 @@
             <w:r/>
             <w:r>
               <w:rPr>
-                <w:rFonts w:ascii="Arial" w:hAnsi="Arial"/>
+                <w:rFonts w:ascii="Verdana" w:hAnsi="Verdana"/>
                 <w:b w:val="0"/>
                 <w:sz w:val="16"/>
               </w:rPr>
@@ -9391,7 +9549,7 @@
             <w:r/>
             <w:r>
               <w:rPr>
-                <w:rFonts w:ascii="Arial" w:hAnsi="Arial"/>
+                <w:rFonts w:ascii="Verdana" w:hAnsi="Verdana"/>
                 <w:b w:val="0"/>
                 <w:sz w:val="16"/>
               </w:rPr>
@@ -9407,7 +9565,7 @@
             <w:r/>
             <w:r>
               <w:rPr>
-                <w:rFonts w:ascii="Arial" w:hAnsi="Arial"/>
+                <w:rFonts w:ascii="Verdana" w:hAnsi="Verdana"/>
                 <w:b w:val="0"/>
                 <w:sz w:val="16"/>
               </w:rPr>
@@ -9416,15 +9574,18 @@
         </w:tc>
       </w:tr>
       <w:tr>
-        <w:tc>
-          <w:tcPr>
-            <w:tcW w:type="dxa" w:w="1514"/>
-          </w:tcPr>
-          <w:p>
-            <w:r/>
-            <w:r>
-              <w:rPr>
-                <w:rFonts w:ascii="Arial" w:hAnsi="Arial"/>
+        <w:trPr>
+          <w:cantSplit/>
+        </w:trPr>
+        <w:tc>
+          <w:tcPr>
+            <w:tcW w:type="dxa" w:w="1514"/>
+          </w:tcPr>
+          <w:p>
+            <w:r/>
+            <w:r>
+              <w:rPr>
+                <w:rFonts w:ascii="Verdana" w:hAnsi="Verdana"/>
                 <w:b w:val="0"/>
                 <w:sz w:val="16"/>
               </w:rPr>
@@ -9440,7 +9601,7 @@
             <w:r/>
             <w:r>
               <w:rPr>
-                <w:rFonts w:ascii="Arial" w:hAnsi="Arial"/>
+                <w:rFonts w:ascii="Verdana" w:hAnsi="Verdana"/>
                 <w:b w:val="0"/>
                 <w:sz w:val="16"/>
               </w:rPr>
@@ -9456,7 +9617,7 @@
             <w:r/>
             <w:r>
               <w:rPr>
-                <w:rFonts w:ascii="Arial" w:hAnsi="Arial"/>
+                <w:rFonts w:ascii="Verdana" w:hAnsi="Verdana"/>
                 <w:b w:val="0"/>
                 <w:sz w:val="16"/>
               </w:rPr>
@@ -9472,7 +9633,7 @@
             <w:r/>
             <w:r>
               <w:rPr>
-                <w:rFonts w:ascii="Arial" w:hAnsi="Arial"/>
+                <w:rFonts w:ascii="Verdana" w:hAnsi="Verdana"/>
                 <w:b w:val="0"/>
                 <w:sz w:val="16"/>
               </w:rPr>
@@ -9488,7 +9649,7 @@
             <w:r/>
             <w:r>
               <w:rPr>
-                <w:rFonts w:ascii="Arial" w:hAnsi="Arial"/>
+                <w:rFonts w:ascii="Verdana" w:hAnsi="Verdana"/>
                 <w:b w:val="0"/>
                 <w:sz w:val="16"/>
               </w:rPr>
@@ -9504,7 +9665,7 @@
             <w:r/>
             <w:r>
               <w:rPr>
-                <w:rFonts w:ascii="Arial" w:hAnsi="Arial"/>
+                <w:rFonts w:ascii="Verdana" w:hAnsi="Verdana"/>
                 <w:b w:val="0"/>
                 <w:sz w:val="16"/>
               </w:rPr>
@@ -9520,7 +9681,7 @@
             <w:r/>
             <w:r>
               <w:rPr>
-                <w:rFonts w:ascii="Arial" w:hAnsi="Arial"/>
+                <w:rFonts w:ascii="Verdana" w:hAnsi="Verdana"/>
                 <w:b w:val="0"/>
                 <w:sz w:val="16"/>
               </w:rPr>
@@ -9536,7 +9697,7 @@
             <w:r/>
             <w:r>
               <w:rPr>
-                <w:rFonts w:ascii="Arial" w:hAnsi="Arial"/>
+                <w:rFonts w:ascii="Verdana" w:hAnsi="Verdana"/>
                 <w:b w:val="0"/>
                 <w:sz w:val="16"/>
               </w:rPr>
@@ -9552,7 +9713,7 @@
             <w:r/>
             <w:r>
               <w:rPr>
-                <w:rFonts w:ascii="Arial" w:hAnsi="Arial"/>
+                <w:rFonts w:ascii="Verdana" w:hAnsi="Verdana"/>
                 <w:b w:val="0"/>
                 <w:sz w:val="16"/>
               </w:rPr>
@@ -9568,7 +9729,7 @@
             <w:r/>
             <w:r>
               <w:rPr>
-                <w:rFonts w:ascii="Arial" w:hAnsi="Arial"/>
+                <w:rFonts w:ascii="Verdana" w:hAnsi="Verdana"/>
                 <w:b w:val="0"/>
                 <w:sz w:val="16"/>
               </w:rPr>
@@ -9577,15 +9738,18 @@
         </w:tc>
       </w:tr>
       <w:tr>
-        <w:tc>
-          <w:tcPr>
-            <w:tcW w:type="dxa" w:w="1514"/>
-          </w:tcPr>
-          <w:p>
-            <w:r/>
-            <w:r>
-              <w:rPr>
-                <w:rFonts w:ascii="Arial" w:hAnsi="Arial"/>
+        <w:trPr>
+          <w:cantSplit/>
+        </w:trPr>
+        <w:tc>
+          <w:tcPr>
+            <w:tcW w:type="dxa" w:w="1514"/>
+          </w:tcPr>
+          <w:p>
+            <w:r/>
+            <w:r>
+              <w:rPr>
+                <w:rFonts w:ascii="Verdana" w:hAnsi="Verdana"/>
                 <w:b w:val="0"/>
                 <w:sz w:val="16"/>
               </w:rPr>
@@ -9601,7 +9765,7 @@
             <w:r/>
             <w:r>
               <w:rPr>
-                <w:rFonts w:ascii="Arial" w:hAnsi="Arial"/>
+                <w:rFonts w:ascii="Verdana" w:hAnsi="Verdana"/>
                 <w:b w:val="0"/>
                 <w:sz w:val="16"/>
               </w:rPr>
@@ -9617,7 +9781,7 @@
             <w:r/>
             <w:r>
               <w:rPr>
-                <w:rFonts w:ascii="Arial" w:hAnsi="Arial"/>
+                <w:rFonts w:ascii="Verdana" w:hAnsi="Verdana"/>
                 <w:b w:val="0"/>
                 <w:sz w:val="16"/>
               </w:rPr>
@@ -9633,7 +9797,7 @@
             <w:r/>
             <w:r>
               <w:rPr>
-                <w:rFonts w:ascii="Arial" w:hAnsi="Arial"/>
+                <w:rFonts w:ascii="Verdana" w:hAnsi="Verdana"/>
                 <w:b w:val="0"/>
                 <w:sz w:val="16"/>
               </w:rPr>
@@ -9649,7 +9813,7 @@
             <w:r/>
             <w:r>
               <w:rPr>
-                <w:rFonts w:ascii="Arial" w:hAnsi="Arial"/>
+                <w:rFonts w:ascii="Verdana" w:hAnsi="Verdana"/>
                 <w:b w:val="0"/>
                 <w:sz w:val="16"/>
               </w:rPr>
@@ -9665,7 +9829,7 @@
             <w:r/>
             <w:r>
               <w:rPr>
-                <w:rFonts w:ascii="Arial" w:hAnsi="Arial"/>
+                <w:rFonts w:ascii="Verdana" w:hAnsi="Verdana"/>
                 <w:b w:val="0"/>
                 <w:sz w:val="16"/>
               </w:rPr>
@@ -9681,7 +9845,7 @@
             <w:r/>
             <w:r>
               <w:rPr>
-                <w:rFonts w:ascii="Arial" w:hAnsi="Arial"/>
+                <w:rFonts w:ascii="Verdana" w:hAnsi="Verdana"/>
                 <w:b w:val="0"/>
                 <w:sz w:val="16"/>
               </w:rPr>
@@ -9697,7 +9861,7 @@
             <w:r/>
             <w:r>
               <w:rPr>
-                <w:rFonts w:ascii="Arial" w:hAnsi="Arial"/>
+                <w:rFonts w:ascii="Verdana" w:hAnsi="Verdana"/>
                 <w:b w:val="0"/>
                 <w:sz w:val="16"/>
               </w:rPr>
@@ -9713,7 +9877,7 @@
             <w:r/>
             <w:r>
               <w:rPr>
-                <w:rFonts w:ascii="Arial" w:hAnsi="Arial"/>
+                <w:rFonts w:ascii="Verdana" w:hAnsi="Verdana"/>
                 <w:b w:val="0"/>
                 <w:sz w:val="16"/>
               </w:rPr>
@@ -9729,7 +9893,7 @@
             <w:r/>
             <w:r>
               <w:rPr>
-                <w:rFonts w:ascii="Arial" w:hAnsi="Arial"/>
+                <w:rFonts w:ascii="Verdana" w:hAnsi="Verdana"/>
                 <w:b w:val="0"/>
                 <w:sz w:val="16"/>
               </w:rPr>
@@ -9738,15 +9902,18 @@
         </w:tc>
       </w:tr>
       <w:tr>
-        <w:tc>
-          <w:tcPr>
-            <w:tcW w:type="dxa" w:w="1514"/>
-          </w:tcPr>
-          <w:p>
-            <w:r/>
-            <w:r>
-              <w:rPr>
-                <w:rFonts w:ascii="Arial" w:hAnsi="Arial"/>
+        <w:trPr>
+          <w:cantSplit/>
+        </w:trPr>
+        <w:tc>
+          <w:tcPr>
+            <w:tcW w:type="dxa" w:w="1514"/>
+          </w:tcPr>
+          <w:p>
+            <w:r/>
+            <w:r>
+              <w:rPr>
+                <w:rFonts w:ascii="Verdana" w:hAnsi="Verdana"/>
                 <w:b w:val="0"/>
                 <w:sz w:val="16"/>
               </w:rPr>
@@ -9762,7 +9929,7 @@
             <w:r/>
             <w:r>
               <w:rPr>
-                <w:rFonts w:ascii="Arial" w:hAnsi="Arial"/>
+                <w:rFonts w:ascii="Verdana" w:hAnsi="Verdana"/>
                 <w:b w:val="0"/>
                 <w:sz w:val="16"/>
               </w:rPr>
@@ -9778,7 +9945,7 @@
             <w:r/>
             <w:r>
               <w:rPr>
-                <w:rFonts w:ascii="Arial" w:hAnsi="Arial"/>
+                <w:rFonts w:ascii="Verdana" w:hAnsi="Verdana"/>
                 <w:b w:val="0"/>
                 <w:sz w:val="16"/>
               </w:rPr>
@@ -9794,7 +9961,7 @@
             <w:r/>
             <w:r>
               <w:rPr>
-                <w:rFonts w:ascii="Arial" w:hAnsi="Arial"/>
+                <w:rFonts w:ascii="Verdana" w:hAnsi="Verdana"/>
                 <w:b w:val="0"/>
                 <w:sz w:val="16"/>
               </w:rPr>
@@ -9810,7 +9977,7 @@
             <w:r/>
             <w:r>
               <w:rPr>
-                <w:rFonts w:ascii="Arial" w:hAnsi="Arial"/>
+                <w:rFonts w:ascii="Verdana" w:hAnsi="Verdana"/>
                 <w:b w:val="0"/>
                 <w:sz w:val="16"/>
               </w:rPr>
@@ -9826,7 +9993,7 @@
             <w:r/>
             <w:r>
               <w:rPr>
-                <w:rFonts w:ascii="Arial" w:hAnsi="Arial"/>
+                <w:rFonts w:ascii="Verdana" w:hAnsi="Verdana"/>
                 <w:b w:val="0"/>
                 <w:sz w:val="16"/>
               </w:rPr>
@@ -9842,7 +10009,7 @@
             <w:r/>
             <w:r>
               <w:rPr>
-                <w:rFonts w:ascii="Arial" w:hAnsi="Arial"/>
+                <w:rFonts w:ascii="Verdana" w:hAnsi="Verdana"/>
                 <w:b w:val="0"/>
                 <w:sz w:val="16"/>
               </w:rPr>
@@ -9858,7 +10025,7 @@
             <w:r/>
             <w:r>
               <w:rPr>
-                <w:rFonts w:ascii="Arial" w:hAnsi="Arial"/>
+                <w:rFonts w:ascii="Verdana" w:hAnsi="Verdana"/>
                 <w:b w:val="0"/>
                 <w:sz w:val="16"/>
               </w:rPr>
@@ -9874,7 +10041,7 @@
             <w:r/>
             <w:r>
               <w:rPr>
-                <w:rFonts w:ascii="Arial" w:hAnsi="Arial"/>
+                <w:rFonts w:ascii="Verdana" w:hAnsi="Verdana"/>
                 <w:b w:val="0"/>
                 <w:sz w:val="16"/>
               </w:rPr>
@@ -9890,7 +10057,7 @@
             <w:r/>
             <w:r>
               <w:rPr>
-                <w:rFonts w:ascii="Arial" w:hAnsi="Arial"/>
+                <w:rFonts w:ascii="Verdana" w:hAnsi="Verdana"/>
                 <w:b w:val="0"/>
                 <w:sz w:val="16"/>
               </w:rPr>
@@ -9899,15 +10066,18 @@
         </w:tc>
       </w:tr>
       <w:tr>
-        <w:tc>
-          <w:tcPr>
-            <w:tcW w:type="dxa" w:w="1514"/>
-          </w:tcPr>
-          <w:p>
-            <w:r/>
-            <w:r>
-              <w:rPr>
-                <w:rFonts w:ascii="Arial" w:hAnsi="Arial"/>
+        <w:trPr>
+          <w:cantSplit/>
+        </w:trPr>
+        <w:tc>
+          <w:tcPr>
+            <w:tcW w:type="dxa" w:w="1514"/>
+          </w:tcPr>
+          <w:p>
+            <w:r/>
+            <w:r>
+              <w:rPr>
+                <w:rFonts w:ascii="Verdana" w:hAnsi="Verdana"/>
                 <w:b w:val="0"/>
                 <w:sz w:val="16"/>
               </w:rPr>
@@ -9923,7 +10093,7 @@
             <w:r/>
             <w:r>
               <w:rPr>
-                <w:rFonts w:ascii="Arial" w:hAnsi="Arial"/>
+                <w:rFonts w:ascii="Verdana" w:hAnsi="Verdana"/>
                 <w:b w:val="0"/>
                 <w:sz w:val="16"/>
               </w:rPr>
@@ -9939,7 +10109,7 @@
             <w:r/>
             <w:r>
               <w:rPr>
-                <w:rFonts w:ascii="Arial" w:hAnsi="Arial"/>
+                <w:rFonts w:ascii="Verdana" w:hAnsi="Verdana"/>
                 <w:b w:val="0"/>
                 <w:sz w:val="16"/>
               </w:rPr>
@@ -9955,7 +10125,7 @@
             <w:r/>
             <w:r>
               <w:rPr>
-                <w:rFonts w:ascii="Arial" w:hAnsi="Arial"/>
+                <w:rFonts w:ascii="Verdana" w:hAnsi="Verdana"/>
                 <w:b w:val="0"/>
                 <w:sz w:val="16"/>
               </w:rPr>
@@ -9971,7 +10141,7 @@
             <w:r/>
             <w:r>
               <w:rPr>
-                <w:rFonts w:ascii="Arial" w:hAnsi="Arial"/>
+                <w:rFonts w:ascii="Verdana" w:hAnsi="Verdana"/>
                 <w:b w:val="0"/>
                 <w:sz w:val="16"/>
               </w:rPr>
@@ -9987,7 +10157,7 @@
             <w:r/>
             <w:r>
               <w:rPr>
-                <w:rFonts w:ascii="Arial" w:hAnsi="Arial"/>
+                <w:rFonts w:ascii="Verdana" w:hAnsi="Verdana"/>
                 <w:b w:val="0"/>
                 <w:sz w:val="16"/>
               </w:rPr>
@@ -10003,7 +10173,7 @@
             <w:r/>
             <w:r>
               <w:rPr>
-                <w:rFonts w:ascii="Arial" w:hAnsi="Arial"/>
+                <w:rFonts w:ascii="Verdana" w:hAnsi="Verdana"/>
                 <w:b w:val="0"/>
                 <w:sz w:val="16"/>
               </w:rPr>
@@ -10019,7 +10189,7 @@
             <w:r/>
             <w:r>
               <w:rPr>
-                <w:rFonts w:ascii="Arial" w:hAnsi="Arial"/>
+                <w:rFonts w:ascii="Verdana" w:hAnsi="Verdana"/>
                 <w:b w:val="0"/>
                 <w:sz w:val="16"/>
               </w:rPr>
@@ -10035,7 +10205,7 @@
             <w:r/>
             <w:r>
               <w:rPr>
-                <w:rFonts w:ascii="Arial" w:hAnsi="Arial"/>
+                <w:rFonts w:ascii="Verdana" w:hAnsi="Verdana"/>
                 <w:b w:val="0"/>
                 <w:sz w:val="16"/>
               </w:rPr>
@@ -10051,7 +10221,7 @@
             <w:r/>
             <w:r>
               <w:rPr>
-                <w:rFonts w:ascii="Arial" w:hAnsi="Arial"/>
+                <w:rFonts w:ascii="Verdana" w:hAnsi="Verdana"/>
                 <w:b w:val="0"/>
                 <w:sz w:val="16"/>
               </w:rPr>
@@ -10060,15 +10230,18 @@
         </w:tc>
       </w:tr>
       <w:tr>
-        <w:tc>
-          <w:tcPr>
-            <w:tcW w:type="dxa" w:w="1514"/>
-          </w:tcPr>
-          <w:p>
-            <w:r/>
-            <w:r>
-              <w:rPr>
-                <w:rFonts w:ascii="Arial" w:hAnsi="Arial"/>
+        <w:trPr>
+          <w:cantSplit/>
+        </w:trPr>
+        <w:tc>
+          <w:tcPr>
+            <w:tcW w:type="dxa" w:w="1514"/>
+          </w:tcPr>
+          <w:p>
+            <w:r/>
+            <w:r>
+              <w:rPr>
+                <w:rFonts w:ascii="Verdana" w:hAnsi="Verdana"/>
                 <w:b w:val="0"/>
                 <w:sz w:val="16"/>
               </w:rPr>
@@ -10084,7 +10257,7 @@
             <w:r/>
             <w:r>
               <w:rPr>
-                <w:rFonts w:ascii="Arial" w:hAnsi="Arial"/>
+                <w:rFonts w:ascii="Verdana" w:hAnsi="Verdana"/>
                 <w:b w:val="0"/>
                 <w:sz w:val="16"/>
               </w:rPr>
@@ -10100,7 +10273,7 @@
             <w:r/>
             <w:r>
               <w:rPr>
-                <w:rFonts w:ascii="Arial" w:hAnsi="Arial"/>
+                <w:rFonts w:ascii="Verdana" w:hAnsi="Verdana"/>
                 <w:b w:val="0"/>
                 <w:sz w:val="16"/>
               </w:rPr>
@@ -10116,7 +10289,7 @@
             <w:r/>
             <w:r>
               <w:rPr>
-                <w:rFonts w:ascii="Arial" w:hAnsi="Arial"/>
+                <w:rFonts w:ascii="Verdana" w:hAnsi="Verdana"/>
                 <w:b w:val="0"/>
                 <w:sz w:val="16"/>
               </w:rPr>
@@ -10132,7 +10305,7 @@
             <w:r/>
             <w:r>
               <w:rPr>
-                <w:rFonts w:ascii="Arial" w:hAnsi="Arial"/>
+                <w:rFonts w:ascii="Verdana" w:hAnsi="Verdana"/>
                 <w:b w:val="0"/>
                 <w:sz w:val="16"/>
               </w:rPr>
@@ -10148,7 +10321,7 @@
             <w:r/>
             <w:r>
               <w:rPr>
-                <w:rFonts w:ascii="Arial" w:hAnsi="Arial"/>
+                <w:rFonts w:ascii="Verdana" w:hAnsi="Verdana"/>
                 <w:b w:val="0"/>
                 <w:sz w:val="16"/>
               </w:rPr>
@@ -10164,7 +10337,7 @@
             <w:r/>
             <w:r>
               <w:rPr>
-                <w:rFonts w:ascii="Arial" w:hAnsi="Arial"/>
+                <w:rFonts w:ascii="Verdana" w:hAnsi="Verdana"/>
                 <w:b w:val="0"/>
                 <w:sz w:val="16"/>
               </w:rPr>
@@ -10180,7 +10353,7 @@
             <w:r/>
             <w:r>
               <w:rPr>
-                <w:rFonts w:ascii="Arial" w:hAnsi="Arial"/>
+                <w:rFonts w:ascii="Verdana" w:hAnsi="Verdana"/>
                 <w:b w:val="0"/>
                 <w:sz w:val="16"/>
               </w:rPr>
@@ -10196,7 +10369,7 @@
             <w:r/>
             <w:r>
               <w:rPr>
-                <w:rFonts w:ascii="Arial" w:hAnsi="Arial"/>
+                <w:rFonts w:ascii="Verdana" w:hAnsi="Verdana"/>
                 <w:b w:val="0"/>
                 <w:sz w:val="16"/>
               </w:rPr>
@@ -10212,7 +10385,7 @@
             <w:r/>
             <w:r>
               <w:rPr>
-                <w:rFonts w:ascii="Arial" w:hAnsi="Arial"/>
+                <w:rFonts w:ascii="Verdana" w:hAnsi="Verdana"/>
                 <w:b w:val="0"/>
                 <w:sz w:val="16"/>
               </w:rPr>
@@ -10221,15 +10394,18 @@
         </w:tc>
       </w:tr>
       <w:tr>
-        <w:tc>
-          <w:tcPr>
-            <w:tcW w:type="dxa" w:w="1514"/>
-          </w:tcPr>
-          <w:p>
-            <w:r/>
-            <w:r>
-              <w:rPr>
-                <w:rFonts w:ascii="Arial" w:hAnsi="Arial"/>
+        <w:trPr>
+          <w:cantSplit/>
+        </w:trPr>
+        <w:tc>
+          <w:tcPr>
+            <w:tcW w:type="dxa" w:w="1514"/>
+          </w:tcPr>
+          <w:p>
+            <w:r/>
+            <w:r>
+              <w:rPr>
+                <w:rFonts w:ascii="Verdana" w:hAnsi="Verdana"/>
                 <w:b w:val="0"/>
                 <w:sz w:val="16"/>
               </w:rPr>
@@ -10245,7 +10421,7 @@
             <w:r/>
             <w:r>
               <w:rPr>
-                <w:rFonts w:ascii="Arial" w:hAnsi="Arial"/>
+                <w:rFonts w:ascii="Verdana" w:hAnsi="Verdana"/>
                 <w:b w:val="0"/>
                 <w:sz w:val="16"/>
               </w:rPr>
@@ -10261,7 +10437,7 @@
             <w:r/>
             <w:r>
               <w:rPr>
-                <w:rFonts w:ascii="Arial" w:hAnsi="Arial"/>
+                <w:rFonts w:ascii="Verdana" w:hAnsi="Verdana"/>
                 <w:b w:val="0"/>
                 <w:sz w:val="16"/>
               </w:rPr>
@@ -10277,7 +10453,7 @@
             <w:r/>
             <w:r>
               <w:rPr>
-                <w:rFonts w:ascii="Arial" w:hAnsi="Arial"/>
+                <w:rFonts w:ascii="Verdana" w:hAnsi="Verdana"/>
                 <w:b w:val="0"/>
                 <w:sz w:val="16"/>
               </w:rPr>
@@ -10293,7 +10469,7 @@
             <w:r/>
             <w:r>
               <w:rPr>
-                <w:rFonts w:ascii="Arial" w:hAnsi="Arial"/>
+                <w:rFonts w:ascii="Verdana" w:hAnsi="Verdana"/>
                 <w:b w:val="0"/>
                 <w:sz w:val="16"/>
               </w:rPr>
@@ -10309,7 +10485,7 @@
             <w:r/>
             <w:r>
               <w:rPr>
-                <w:rFonts w:ascii="Arial" w:hAnsi="Arial"/>
+                <w:rFonts w:ascii="Verdana" w:hAnsi="Verdana"/>
                 <w:b w:val="0"/>
                 <w:sz w:val="16"/>
               </w:rPr>
@@ -10325,7 +10501,7 @@
             <w:r/>
             <w:r>
               <w:rPr>
-                <w:rFonts w:ascii="Arial" w:hAnsi="Arial"/>
+                <w:rFonts w:ascii="Verdana" w:hAnsi="Verdana"/>
                 <w:b w:val="0"/>
                 <w:sz w:val="16"/>
               </w:rPr>
@@ -10341,7 +10517,7 @@
             <w:r/>
             <w:r>
               <w:rPr>
-                <w:rFonts w:ascii="Arial" w:hAnsi="Arial"/>
+                <w:rFonts w:ascii="Verdana" w:hAnsi="Verdana"/>
                 <w:b w:val="0"/>
                 <w:sz w:val="16"/>
               </w:rPr>
@@ -10357,7 +10533,7 @@
             <w:r/>
             <w:r>
               <w:rPr>
-                <w:rFonts w:ascii="Arial" w:hAnsi="Arial"/>
+                <w:rFonts w:ascii="Verdana" w:hAnsi="Verdana"/>
                 <w:b w:val="0"/>
                 <w:sz w:val="16"/>
               </w:rPr>
@@ -10373,7 +10549,7 @@
             <w:r/>
             <w:r>
               <w:rPr>
-                <w:rFonts w:ascii="Arial" w:hAnsi="Arial"/>
+                <w:rFonts w:ascii="Verdana" w:hAnsi="Verdana"/>
                 <w:b w:val="0"/>
                 <w:sz w:val="16"/>
               </w:rPr>
@@ -10382,15 +10558,18 @@
         </w:tc>
       </w:tr>
       <w:tr>
-        <w:tc>
-          <w:tcPr>
-            <w:tcW w:type="dxa" w:w="1514"/>
-          </w:tcPr>
-          <w:p>
-            <w:r/>
-            <w:r>
-              <w:rPr>
-                <w:rFonts w:ascii="Arial" w:hAnsi="Arial"/>
+        <w:trPr>
+          <w:cantSplit/>
+        </w:trPr>
+        <w:tc>
+          <w:tcPr>
+            <w:tcW w:type="dxa" w:w="1514"/>
+          </w:tcPr>
+          <w:p>
+            <w:r/>
+            <w:r>
+              <w:rPr>
+                <w:rFonts w:ascii="Verdana" w:hAnsi="Verdana"/>
                 <w:b w:val="0"/>
                 <w:sz w:val="16"/>
               </w:rPr>
@@ -10406,7 +10585,7 @@
             <w:r/>
             <w:r>
               <w:rPr>
-                <w:rFonts w:ascii="Arial" w:hAnsi="Arial"/>
+                <w:rFonts w:ascii="Verdana" w:hAnsi="Verdana"/>
                 <w:b w:val="0"/>
                 <w:sz w:val="16"/>
               </w:rPr>
@@ -10422,7 +10601,7 @@
             <w:r/>
             <w:r>
               <w:rPr>
-                <w:rFonts w:ascii="Arial" w:hAnsi="Arial"/>
+                <w:rFonts w:ascii="Verdana" w:hAnsi="Verdana"/>
                 <w:b w:val="0"/>
                 <w:sz w:val="16"/>
               </w:rPr>
@@ -10438,7 +10617,7 @@
             <w:r/>
             <w:r>
               <w:rPr>
-                <w:rFonts w:ascii="Arial" w:hAnsi="Arial"/>
+                <w:rFonts w:ascii="Verdana" w:hAnsi="Verdana"/>
                 <w:b w:val="0"/>
                 <w:sz w:val="16"/>
               </w:rPr>
@@ -10454,7 +10633,7 @@
             <w:r/>
             <w:r>
               <w:rPr>
-                <w:rFonts w:ascii="Arial" w:hAnsi="Arial"/>
+                <w:rFonts w:ascii="Verdana" w:hAnsi="Verdana"/>
                 <w:b w:val="0"/>
                 <w:sz w:val="16"/>
               </w:rPr>
@@ -10470,7 +10649,7 @@
             <w:r/>
             <w:r>
               <w:rPr>
-                <w:rFonts w:ascii="Arial" w:hAnsi="Arial"/>
+                <w:rFonts w:ascii="Verdana" w:hAnsi="Verdana"/>
                 <w:b w:val="0"/>
                 <w:sz w:val="16"/>
               </w:rPr>
@@ -10486,7 +10665,7 @@
             <w:r/>
             <w:r>
               <w:rPr>
-                <w:rFonts w:ascii="Arial" w:hAnsi="Arial"/>
+                <w:rFonts w:ascii="Verdana" w:hAnsi="Verdana"/>
                 <w:b w:val="0"/>
                 <w:sz w:val="16"/>
               </w:rPr>
@@ -10502,7 +10681,7 @@
             <w:r/>
             <w:r>
               <w:rPr>
-                <w:rFonts w:ascii="Arial" w:hAnsi="Arial"/>
+                <w:rFonts w:ascii="Verdana" w:hAnsi="Verdana"/>
                 <w:b w:val="0"/>
                 <w:sz w:val="16"/>
               </w:rPr>
@@ -10518,7 +10697,7 @@
             <w:r/>
             <w:r>
               <w:rPr>
-                <w:rFonts w:ascii="Arial" w:hAnsi="Arial"/>
+                <w:rFonts w:ascii="Verdana" w:hAnsi="Verdana"/>
                 <w:b w:val="0"/>
                 <w:sz w:val="16"/>
               </w:rPr>
@@ -10534,7 +10713,7 @@
             <w:r/>
             <w:r>
               <w:rPr>
-                <w:rFonts w:ascii="Arial" w:hAnsi="Arial"/>
+                <w:rFonts w:ascii="Verdana" w:hAnsi="Verdana"/>
                 <w:b w:val="0"/>
                 <w:sz w:val="16"/>
               </w:rPr>
@@ -10543,15 +10722,18 @@
         </w:tc>
       </w:tr>
       <w:tr>
-        <w:tc>
-          <w:tcPr>
-            <w:tcW w:type="dxa" w:w="1514"/>
-          </w:tcPr>
-          <w:p>
-            <w:r/>
-            <w:r>
-              <w:rPr>
-                <w:rFonts w:ascii="Arial" w:hAnsi="Arial"/>
+        <w:trPr>
+          <w:cantSplit/>
+        </w:trPr>
+        <w:tc>
+          <w:tcPr>
+            <w:tcW w:type="dxa" w:w="1514"/>
+          </w:tcPr>
+          <w:p>
+            <w:r/>
+            <w:r>
+              <w:rPr>
+                <w:rFonts w:ascii="Verdana" w:hAnsi="Verdana"/>
                 <w:b w:val="0"/>
                 <w:sz w:val="16"/>
               </w:rPr>
@@ -10567,7 +10749,7 @@
             <w:r/>
             <w:r>
               <w:rPr>
-                <w:rFonts w:ascii="Arial" w:hAnsi="Arial"/>
+                <w:rFonts w:ascii="Verdana" w:hAnsi="Verdana"/>
                 <w:b w:val="0"/>
                 <w:sz w:val="16"/>
               </w:rPr>
@@ -10583,7 +10765,7 @@
             <w:r/>
             <w:r>
               <w:rPr>
-                <w:rFonts w:ascii="Arial" w:hAnsi="Arial"/>
+                <w:rFonts w:ascii="Verdana" w:hAnsi="Verdana"/>
                 <w:b w:val="0"/>
                 <w:sz w:val="16"/>
               </w:rPr>
@@ -10599,7 +10781,7 @@
             <w:r/>
             <w:r>
               <w:rPr>
-                <w:rFonts w:ascii="Arial" w:hAnsi="Arial"/>
+                <w:rFonts w:ascii="Verdana" w:hAnsi="Verdana"/>
                 <w:b w:val="0"/>
                 <w:sz w:val="16"/>
               </w:rPr>
@@ -10615,7 +10797,7 @@
             <w:r/>
             <w:r>
               <w:rPr>
-                <w:rFonts w:ascii="Arial" w:hAnsi="Arial"/>
+                <w:rFonts w:ascii="Verdana" w:hAnsi="Verdana"/>
                 <w:b w:val="0"/>
                 <w:sz w:val="16"/>
               </w:rPr>
@@ -10631,7 +10813,7 @@
             <w:r/>
             <w:r>
               <w:rPr>
-                <w:rFonts w:ascii="Arial" w:hAnsi="Arial"/>
+                <w:rFonts w:ascii="Verdana" w:hAnsi="Verdana"/>
                 <w:b w:val="0"/>
                 <w:sz w:val="16"/>
               </w:rPr>
@@ -10647,7 +10829,7 @@
             <w:r/>
             <w:r>
               <w:rPr>
-                <w:rFonts w:ascii="Arial" w:hAnsi="Arial"/>
+                <w:rFonts w:ascii="Verdana" w:hAnsi="Verdana"/>
                 <w:b w:val="0"/>
                 <w:sz w:val="16"/>
               </w:rPr>
@@ -10663,7 +10845,7 @@
             <w:r/>
             <w:r>
               <w:rPr>
-                <w:rFonts w:ascii="Arial" w:hAnsi="Arial"/>
+                <w:rFonts w:ascii="Verdana" w:hAnsi="Verdana"/>
                 <w:b w:val="0"/>
                 <w:sz w:val="16"/>
               </w:rPr>
@@ -10679,7 +10861,7 @@
             <w:r/>
             <w:r>
               <w:rPr>
-                <w:rFonts w:ascii="Arial" w:hAnsi="Arial"/>
+                <w:rFonts w:ascii="Verdana" w:hAnsi="Verdana"/>
                 <w:b w:val="0"/>
                 <w:sz w:val="16"/>
               </w:rPr>
@@ -10695,7 +10877,7 @@
             <w:r/>
             <w:r>
               <w:rPr>
-                <w:rFonts w:ascii="Arial" w:hAnsi="Arial"/>
+                <w:rFonts w:ascii="Verdana" w:hAnsi="Verdana"/>
                 <w:b w:val="0"/>
                 <w:sz w:val="16"/>
               </w:rPr>
@@ -10704,15 +10886,18 @@
         </w:tc>
       </w:tr>
       <w:tr>
-        <w:tc>
-          <w:tcPr>
-            <w:tcW w:type="dxa" w:w="1514"/>
-          </w:tcPr>
-          <w:p>
-            <w:r/>
-            <w:r>
-              <w:rPr>
-                <w:rFonts w:ascii="Arial" w:hAnsi="Arial"/>
+        <w:trPr>
+          <w:cantSplit/>
+        </w:trPr>
+        <w:tc>
+          <w:tcPr>
+            <w:tcW w:type="dxa" w:w="1514"/>
+          </w:tcPr>
+          <w:p>
+            <w:r/>
+            <w:r>
+              <w:rPr>
+                <w:rFonts w:ascii="Verdana" w:hAnsi="Verdana"/>
                 <w:b w:val="0"/>
                 <w:sz w:val="16"/>
               </w:rPr>
@@ -10728,7 +10913,7 @@
             <w:r/>
             <w:r>
               <w:rPr>
-                <w:rFonts w:ascii="Arial" w:hAnsi="Arial"/>
+                <w:rFonts w:ascii="Verdana" w:hAnsi="Verdana"/>
                 <w:b w:val="0"/>
                 <w:sz w:val="16"/>
               </w:rPr>
@@ -10744,7 +10929,7 @@
             <w:r/>
             <w:r>
               <w:rPr>
-                <w:rFonts w:ascii="Arial" w:hAnsi="Arial"/>
+                <w:rFonts w:ascii="Verdana" w:hAnsi="Verdana"/>
                 <w:b w:val="0"/>
                 <w:sz w:val="16"/>
               </w:rPr>
@@ -10760,7 +10945,7 @@
             <w:r/>
             <w:r>
               <w:rPr>
-                <w:rFonts w:ascii="Arial" w:hAnsi="Arial"/>
+                <w:rFonts w:ascii="Verdana" w:hAnsi="Verdana"/>
                 <w:b w:val="0"/>
                 <w:sz w:val="16"/>
               </w:rPr>
@@ -10776,7 +10961,7 @@
             <w:r/>
             <w:r>
               <w:rPr>
-                <w:rFonts w:ascii="Arial" w:hAnsi="Arial"/>
+                <w:rFonts w:ascii="Verdana" w:hAnsi="Verdana"/>
                 <w:b w:val="0"/>
                 <w:sz w:val="16"/>
               </w:rPr>
@@ -10792,7 +10977,7 @@
             <w:r/>
             <w:r>
               <w:rPr>
-                <w:rFonts w:ascii="Arial" w:hAnsi="Arial"/>
+                <w:rFonts w:ascii="Verdana" w:hAnsi="Verdana"/>
                 <w:b w:val="0"/>
                 <w:sz w:val="16"/>
               </w:rPr>
@@ -10808,7 +10993,7 @@
             <w:r/>
             <w:r>
               <w:rPr>
-                <w:rFonts w:ascii="Arial" w:hAnsi="Arial"/>
+                <w:rFonts w:ascii="Verdana" w:hAnsi="Verdana"/>
                 <w:b w:val="0"/>
                 <w:sz w:val="16"/>
               </w:rPr>
@@ -10824,7 +11009,7 @@
             <w:r/>
             <w:r>
               <w:rPr>
-                <w:rFonts w:ascii="Arial" w:hAnsi="Arial"/>
+                <w:rFonts w:ascii="Verdana" w:hAnsi="Verdana"/>
                 <w:b w:val="0"/>
                 <w:sz w:val="16"/>
               </w:rPr>
@@ -10840,7 +11025,7 @@
             <w:r/>
             <w:r>
               <w:rPr>
-                <w:rFonts w:ascii="Arial" w:hAnsi="Arial"/>
+                <w:rFonts w:ascii="Verdana" w:hAnsi="Verdana"/>
                 <w:b w:val="0"/>
                 <w:sz w:val="16"/>
               </w:rPr>
@@ -10856,7 +11041,7 @@
             <w:r/>
             <w:r>
               <w:rPr>
-                <w:rFonts w:ascii="Arial" w:hAnsi="Arial"/>
+                <w:rFonts w:ascii="Verdana" w:hAnsi="Verdana"/>
                 <w:b w:val="0"/>
                 <w:sz w:val="16"/>
               </w:rPr>
@@ -10865,15 +11050,18 @@
         </w:tc>
       </w:tr>
       <w:tr>
-        <w:tc>
-          <w:tcPr>
-            <w:tcW w:type="dxa" w:w="1514"/>
-          </w:tcPr>
-          <w:p>
-            <w:r/>
-            <w:r>
-              <w:rPr>
-                <w:rFonts w:ascii="Arial" w:hAnsi="Arial"/>
+        <w:trPr>
+          <w:cantSplit/>
+        </w:trPr>
+        <w:tc>
+          <w:tcPr>
+            <w:tcW w:type="dxa" w:w="1514"/>
+          </w:tcPr>
+          <w:p>
+            <w:r/>
+            <w:r>
+              <w:rPr>
+                <w:rFonts w:ascii="Verdana" w:hAnsi="Verdana"/>
                 <w:b w:val="0"/>
                 <w:sz w:val="16"/>
               </w:rPr>
@@ -10889,7 +11077,7 @@
             <w:r/>
             <w:r>
               <w:rPr>
-                <w:rFonts w:ascii="Arial" w:hAnsi="Arial"/>
+                <w:rFonts w:ascii="Verdana" w:hAnsi="Verdana"/>
                 <w:b w:val="0"/>
                 <w:sz w:val="16"/>
               </w:rPr>
@@ -10905,7 +11093,7 @@
             <w:r/>
             <w:r>
               <w:rPr>
-                <w:rFonts w:ascii="Arial" w:hAnsi="Arial"/>
+                <w:rFonts w:ascii="Verdana" w:hAnsi="Verdana"/>
                 <w:b w:val="0"/>
                 <w:sz w:val="16"/>
               </w:rPr>
@@ -10921,7 +11109,7 @@
             <w:r/>
             <w:r>
               <w:rPr>
-                <w:rFonts w:ascii="Arial" w:hAnsi="Arial"/>
+                <w:rFonts w:ascii="Verdana" w:hAnsi="Verdana"/>
                 <w:b w:val="0"/>
                 <w:sz w:val="16"/>
               </w:rPr>
@@ -10937,7 +11125,7 @@
             <w:r/>
             <w:r>
               <w:rPr>
-                <w:rFonts w:ascii="Arial" w:hAnsi="Arial"/>
+                <w:rFonts w:ascii="Verdana" w:hAnsi="Verdana"/>
                 <w:b w:val="0"/>
                 <w:sz w:val="16"/>
               </w:rPr>
@@ -10953,7 +11141,7 @@
             <w:r/>
             <w:r>
               <w:rPr>
-                <w:rFonts w:ascii="Arial" w:hAnsi="Arial"/>
+                <w:rFonts w:ascii="Verdana" w:hAnsi="Verdana"/>
                 <w:b w:val="0"/>
                 <w:sz w:val="16"/>
               </w:rPr>
@@ -10969,7 +11157,7 @@
             <w:r/>
             <w:r>
               <w:rPr>
-                <w:rFonts w:ascii="Arial" w:hAnsi="Arial"/>
+                <w:rFonts w:ascii="Verdana" w:hAnsi="Verdana"/>
                 <w:b w:val="0"/>
                 <w:sz w:val="16"/>
               </w:rPr>
@@ -10985,7 +11173,7 @@
             <w:r/>
             <w:r>
               <w:rPr>
-                <w:rFonts w:ascii="Arial" w:hAnsi="Arial"/>
+                <w:rFonts w:ascii="Verdana" w:hAnsi="Verdana"/>
                 <w:b w:val="0"/>
                 <w:sz w:val="16"/>
               </w:rPr>
@@ -11001,7 +11189,7 @@
             <w:r/>
             <w:r>
               <w:rPr>
-                <w:rFonts w:ascii="Arial" w:hAnsi="Arial"/>
+                <w:rFonts w:ascii="Verdana" w:hAnsi="Verdana"/>
                 <w:b w:val="0"/>
                 <w:sz w:val="16"/>
               </w:rPr>
@@ -11017,7 +11205,7 @@
             <w:r/>
             <w:r>
               <w:rPr>
-                <w:rFonts w:ascii="Arial" w:hAnsi="Arial"/>
+                <w:rFonts w:ascii="Verdana" w:hAnsi="Verdana"/>
                 <w:b w:val="0"/>
                 <w:sz w:val="16"/>
               </w:rPr>
@@ -11026,15 +11214,18 @@
         </w:tc>
       </w:tr>
       <w:tr>
-        <w:tc>
-          <w:tcPr>
-            <w:tcW w:type="dxa" w:w="1514"/>
-          </w:tcPr>
-          <w:p>
-            <w:r/>
-            <w:r>
-              <w:rPr>
-                <w:rFonts w:ascii="Arial" w:hAnsi="Arial"/>
+        <w:trPr>
+          <w:cantSplit/>
+        </w:trPr>
+        <w:tc>
+          <w:tcPr>
+            <w:tcW w:type="dxa" w:w="1514"/>
+          </w:tcPr>
+          <w:p>
+            <w:r/>
+            <w:r>
+              <w:rPr>
+                <w:rFonts w:ascii="Verdana" w:hAnsi="Verdana"/>
                 <w:b w:val="0"/>
                 <w:sz w:val="16"/>
               </w:rPr>
@@ -11050,7 +11241,7 @@
             <w:r/>
             <w:r>
               <w:rPr>
-                <w:rFonts w:ascii="Arial" w:hAnsi="Arial"/>
+                <w:rFonts w:ascii="Verdana" w:hAnsi="Verdana"/>
                 <w:b w:val="0"/>
                 <w:sz w:val="16"/>
               </w:rPr>
@@ -11066,7 +11257,7 @@
             <w:r/>
             <w:r>
               <w:rPr>
-                <w:rFonts w:ascii="Arial" w:hAnsi="Arial"/>
+                <w:rFonts w:ascii="Verdana" w:hAnsi="Verdana"/>
                 <w:b w:val="0"/>
                 <w:sz w:val="16"/>
               </w:rPr>
@@ -11082,7 +11273,7 @@
             <w:r/>
             <w:r>
               <w:rPr>
-                <w:rFonts w:ascii="Arial" w:hAnsi="Arial"/>
+                <w:rFonts w:ascii="Verdana" w:hAnsi="Verdana"/>
                 <w:b w:val="0"/>
                 <w:sz w:val="16"/>
               </w:rPr>
@@ -11098,7 +11289,7 @@
             <w:r/>
             <w:r>
               <w:rPr>
-                <w:rFonts w:ascii="Arial" w:hAnsi="Arial"/>
+                <w:rFonts w:ascii="Verdana" w:hAnsi="Verdana"/>
                 <w:b w:val="0"/>
                 <w:sz w:val="16"/>
               </w:rPr>
@@ -11114,7 +11305,7 @@
             <w:r/>
             <w:r>
               <w:rPr>
-                <w:rFonts w:ascii="Arial" w:hAnsi="Arial"/>
+                <w:rFonts w:ascii="Verdana" w:hAnsi="Verdana"/>
                 <w:b w:val="0"/>
                 <w:sz w:val="16"/>
               </w:rPr>
@@ -11130,7 +11321,7 @@
             <w:r/>
             <w:r>
               <w:rPr>
-                <w:rFonts w:ascii="Arial" w:hAnsi="Arial"/>
+                <w:rFonts w:ascii="Verdana" w:hAnsi="Verdana"/>
                 <w:b w:val="0"/>
                 <w:sz w:val="16"/>
               </w:rPr>
@@ -11146,7 +11337,7 @@
             <w:r/>
             <w:r>
               <w:rPr>
-                <w:rFonts w:ascii="Arial" w:hAnsi="Arial"/>
+                <w:rFonts w:ascii="Verdana" w:hAnsi="Verdana"/>
                 <w:b w:val="0"/>
                 <w:sz w:val="16"/>
               </w:rPr>
@@ -11162,7 +11353,7 @@
             <w:r/>
             <w:r>
               <w:rPr>
-                <w:rFonts w:ascii="Arial" w:hAnsi="Arial"/>
+                <w:rFonts w:ascii="Verdana" w:hAnsi="Verdana"/>
                 <w:b w:val="0"/>
                 <w:sz w:val="16"/>
               </w:rPr>
@@ -11178,7 +11369,7 @@
             <w:r/>
             <w:r>
               <w:rPr>
-                <w:rFonts w:ascii="Arial" w:hAnsi="Arial"/>
+                <w:rFonts w:ascii="Verdana" w:hAnsi="Verdana"/>
                 <w:b w:val="0"/>
                 <w:sz w:val="16"/>
               </w:rPr>

--- a/docx/es/BUFRCREX_TableB_es_33.docx
+++ b/docx/es/BUFRCREX_TableB_es_33.docx
@@ -239,7 +239,7 @@
                 <w:b w:val="0"/>
                 <w:sz w:val="16"/>
               </w:rPr>
-              <w:t>033002</w:t>
+              <w:t>0 33 002</w:t>
             </w:r>
           </w:p>
         </w:tc>
@@ -403,7 +403,7 @@
                 <w:b w:val="0"/>
                 <w:sz w:val="16"/>
               </w:rPr>
-              <w:t>033003</w:t>
+              <w:t>0 33 003</w:t>
             </w:r>
           </w:p>
         </w:tc>
@@ -567,7 +567,7 @@
                 <w:b w:val="0"/>
                 <w:sz w:val="16"/>
               </w:rPr>
-              <w:t>033005</w:t>
+              <w:t>0 33 005</w:t>
             </w:r>
           </w:p>
         </w:tc>
@@ -731,7 +731,7 @@
                 <w:b w:val="0"/>
                 <w:sz w:val="16"/>
               </w:rPr>
-              <w:t>033006</w:t>
+              <w:t>0 33 006</w:t>
             </w:r>
           </w:p>
         </w:tc>
@@ -895,7 +895,7 @@
                 <w:b w:val="0"/>
                 <w:sz w:val="16"/>
               </w:rPr>
-              <w:t>033007</w:t>
+              <w:t>0 33 007</w:t>
             </w:r>
           </w:p>
         </w:tc>
@@ -1059,7 +1059,7 @@
                 <w:b w:val="0"/>
                 <w:sz w:val="16"/>
               </w:rPr>
-              <w:t>033015</w:t>
+              <w:t>0 33 015</w:t>
             </w:r>
           </w:p>
         </w:tc>
@@ -1223,7 +1223,7 @@
                 <w:b w:val="0"/>
                 <w:sz w:val="16"/>
               </w:rPr>
-              <w:t>033020</w:t>
+              <w:t>0 33 020</w:t>
             </w:r>
           </w:p>
         </w:tc>
@@ -1387,7 +1387,7 @@
                 <w:b w:val="0"/>
                 <w:sz w:val="16"/>
               </w:rPr>
-              <w:t>033021</w:t>
+              <w:t>0 33 021</w:t>
             </w:r>
           </w:p>
         </w:tc>
@@ -1551,7 +1551,7 @@
                 <w:b w:val="0"/>
                 <w:sz w:val="16"/>
               </w:rPr>
-              <w:t>033022</w:t>
+              <w:t>0 33 022</w:t>
             </w:r>
           </w:p>
         </w:tc>
@@ -1715,7 +1715,7 @@
                 <w:b w:val="0"/>
                 <w:sz w:val="16"/>
               </w:rPr>
-              <w:t>033023</w:t>
+              <w:t>0 33 023</w:t>
             </w:r>
           </w:p>
         </w:tc>
@@ -1879,7 +1879,7 @@
                 <w:b w:val="0"/>
                 <w:sz w:val="16"/>
               </w:rPr>
-              <w:t>033024</w:t>
+              <w:t>0 33 024</w:t>
             </w:r>
           </w:p>
         </w:tc>
@@ -2043,7 +2043,7 @@
                 <w:b w:val="0"/>
                 <w:sz w:val="16"/>
               </w:rPr>
-              <w:t>033025</w:t>
+              <w:t>0 33 025</w:t>
             </w:r>
           </w:p>
         </w:tc>
@@ -2207,7 +2207,7 @@
                 <w:b w:val="0"/>
                 <w:sz w:val="16"/>
               </w:rPr>
-              <w:t>033026</w:t>
+              <w:t>0 33 026</w:t>
             </w:r>
           </w:p>
         </w:tc>
@@ -2371,7 +2371,7 @@
                 <w:b w:val="0"/>
                 <w:sz w:val="16"/>
               </w:rPr>
-              <w:t>033027</w:t>
+              <w:t>0 33 027</w:t>
             </w:r>
           </w:p>
         </w:tc>
@@ -2535,7 +2535,7 @@
                 <w:b w:val="0"/>
                 <w:sz w:val="16"/>
               </w:rPr>
-              <w:t>033028</w:t>
+              <w:t>0 33 028</w:t>
             </w:r>
           </w:p>
         </w:tc>
@@ -2699,7 +2699,7 @@
                 <w:b w:val="0"/>
                 <w:sz w:val="16"/>
               </w:rPr>
-              <w:t>033030</w:t>
+              <w:t>0 33 030</w:t>
             </w:r>
           </w:p>
         </w:tc>
@@ -2863,7 +2863,7 @@
                 <w:b w:val="0"/>
                 <w:sz w:val="16"/>
               </w:rPr>
-              <w:t>033031</w:t>
+              <w:t>0 33 031</w:t>
             </w:r>
           </w:p>
         </w:tc>
@@ -3027,7 +3027,7 @@
                 <w:b w:val="0"/>
                 <w:sz w:val="16"/>
               </w:rPr>
-              <w:t>033032</w:t>
+              <w:t>0 33 032</w:t>
             </w:r>
           </w:p>
         </w:tc>
@@ -3191,7 +3191,7 @@
                 <w:b w:val="0"/>
                 <w:sz w:val="16"/>
               </w:rPr>
-              <w:t>033033</w:t>
+              <w:t>0 33 033</w:t>
             </w:r>
           </w:p>
         </w:tc>
@@ -3355,7 +3355,7 @@
                 <w:b w:val="0"/>
                 <w:sz w:val="16"/>
               </w:rPr>
-              <w:t>033035</w:t>
+              <w:t>0 33 035</w:t>
             </w:r>
           </w:p>
         </w:tc>
@@ -3519,7 +3519,7 @@
                 <w:b w:val="0"/>
                 <w:sz w:val="16"/>
               </w:rPr>
-              <w:t>033036</w:t>
+              <w:t>0 33 036</w:t>
             </w:r>
           </w:p>
         </w:tc>
@@ -3683,7 +3683,7 @@
                 <w:b w:val="0"/>
                 <w:sz w:val="16"/>
               </w:rPr>
-              <w:t>033037</w:t>
+              <w:t>0 33 037</w:t>
             </w:r>
           </w:p>
         </w:tc>
@@ -3847,7 +3847,7 @@
                 <w:b w:val="0"/>
                 <w:sz w:val="16"/>
               </w:rPr>
-              <w:t>033038</w:t>
+              <w:t>0 33 038</w:t>
             </w:r>
           </w:p>
         </w:tc>
@@ -4011,7 +4011,7 @@
                 <w:b w:val="0"/>
                 <w:sz w:val="16"/>
               </w:rPr>
-              <w:t>033039</w:t>
+              <w:t>0 33 039</w:t>
             </w:r>
           </w:p>
         </w:tc>
@@ -4175,7 +4175,7 @@
                 <w:b w:val="0"/>
                 <w:sz w:val="16"/>
               </w:rPr>
-              <w:t>033040</w:t>
+              <w:t>0 33 040</w:t>
             </w:r>
           </w:p>
         </w:tc>
@@ -4339,7 +4339,7 @@
                 <w:b w:val="0"/>
                 <w:sz w:val="16"/>
               </w:rPr>
-              <w:t>033041</w:t>
+              <w:t>0 33 041</w:t>
             </w:r>
           </w:p>
         </w:tc>
@@ -4503,7 +4503,7 @@
                 <w:b w:val="0"/>
                 <w:sz w:val="16"/>
               </w:rPr>
-              <w:t>033042</w:t>
+              <w:t>0 33 042</w:t>
             </w:r>
           </w:p>
         </w:tc>
@@ -4667,7 +4667,7 @@
                 <w:b w:val="0"/>
                 <w:sz w:val="16"/>
               </w:rPr>
-              <w:t>033043</w:t>
+              <w:t>0 33 043</w:t>
             </w:r>
           </w:p>
         </w:tc>
@@ -4831,7 +4831,7 @@
                 <w:b w:val="0"/>
                 <w:sz w:val="16"/>
               </w:rPr>
-              <w:t>033044</w:t>
+              <w:t>0 33 044</w:t>
             </w:r>
           </w:p>
         </w:tc>
@@ -4995,7 +4995,7 @@
                 <w:b w:val="0"/>
                 <w:sz w:val="16"/>
               </w:rPr>
-              <w:t>033045</w:t>
+              <w:t>0 33 045</w:t>
             </w:r>
           </w:p>
         </w:tc>
@@ -5160,7 +5160,7 @@
                 <w:b w:val="0"/>
                 <w:sz w:val="16"/>
               </w:rPr>
-              <w:t>033046</w:t>
+              <w:t>0 33 046</w:t>
             </w:r>
           </w:p>
         </w:tc>
@@ -5325,7 +5325,7 @@
                 <w:b w:val="0"/>
                 <w:sz w:val="16"/>
               </w:rPr>
-              <w:t>033047</w:t>
+              <w:t>0 33 047</w:t>
             </w:r>
           </w:p>
         </w:tc>
@@ -5489,7 +5489,7 @@
                 <w:b w:val="0"/>
                 <w:sz w:val="16"/>
               </w:rPr>
-              <w:t>033048</w:t>
+              <w:t>0 33 048</w:t>
             </w:r>
           </w:p>
         </w:tc>
@@ -5653,7 +5653,7 @@
                 <w:b w:val="0"/>
                 <w:sz w:val="16"/>
               </w:rPr>
-              <w:t>033049</w:t>
+              <w:t>0 33 049</w:t>
             </w:r>
           </w:p>
         </w:tc>
@@ -5817,7 +5817,7 @@
                 <w:b w:val="0"/>
                 <w:sz w:val="16"/>
               </w:rPr>
-              <w:t>033050</w:t>
+              <w:t>0 33 050</w:t>
             </w:r>
           </w:p>
         </w:tc>
@@ -5981,7 +5981,7 @@
                 <w:b w:val="0"/>
                 <w:sz w:val="16"/>
               </w:rPr>
-              <w:t>033052</w:t>
+              <w:t>0 33 052</w:t>
             </w:r>
           </w:p>
         </w:tc>
@@ -6145,7 +6145,7 @@
                 <w:b w:val="0"/>
                 <w:sz w:val="16"/>
               </w:rPr>
-              <w:t>033053</w:t>
+              <w:t>0 33 053</w:t>
             </w:r>
           </w:p>
         </w:tc>
@@ -6309,7 +6309,7 @@
                 <w:b w:val="0"/>
                 <w:sz w:val="16"/>
               </w:rPr>
-              <w:t>033055</w:t>
+              <w:t>0 33 055</w:t>
             </w:r>
           </w:p>
         </w:tc>
@@ -6473,7 +6473,7 @@
                 <w:b w:val="0"/>
                 <w:sz w:val="16"/>
               </w:rPr>
-              <w:t>033056</w:t>
+              <w:t>0 33 056</w:t>
             </w:r>
           </w:p>
         </w:tc>
@@ -6637,7 +6637,7 @@
                 <w:b w:val="0"/>
                 <w:sz w:val="16"/>
               </w:rPr>
-              <w:t>033060</w:t>
+              <w:t>0 33 060</w:t>
             </w:r>
           </w:p>
         </w:tc>
@@ -6801,7 +6801,7 @@
                 <w:b w:val="0"/>
                 <w:sz w:val="16"/>
               </w:rPr>
-              <w:t>033061</w:t>
+              <w:t>0 33 061</w:t>
             </w:r>
           </w:p>
         </w:tc>
@@ -6965,7 +6965,7 @@
                 <w:b w:val="0"/>
                 <w:sz w:val="16"/>
               </w:rPr>
-              <w:t>033062</w:t>
+              <w:t>0 33 062</w:t>
             </w:r>
           </w:p>
         </w:tc>
@@ -7129,7 +7129,7 @@
                 <w:b w:val="0"/>
                 <w:sz w:val="16"/>
               </w:rPr>
-              <w:t>033063</w:t>
+              <w:t>0 33 063</w:t>
             </w:r>
           </w:p>
         </w:tc>
@@ -7293,7 +7293,7 @@
                 <w:b w:val="0"/>
                 <w:sz w:val="16"/>
               </w:rPr>
-              <w:t>033064</w:t>
+              <w:t>0 33 064</w:t>
             </w:r>
           </w:p>
         </w:tc>
@@ -7457,7 +7457,7 @@
                 <w:b w:val="0"/>
                 <w:sz w:val="16"/>
               </w:rPr>
-              <w:t>033065</w:t>
+              <w:t>0 33 065</w:t>
             </w:r>
           </w:p>
         </w:tc>
@@ -7621,7 +7621,7 @@
                 <w:b w:val="0"/>
                 <w:sz w:val="16"/>
               </w:rPr>
-              <w:t>033066</w:t>
+              <w:t>0 33 066</w:t>
             </w:r>
           </w:p>
         </w:tc>
@@ -7785,7 +7785,7 @@
                 <w:b w:val="0"/>
                 <w:sz w:val="16"/>
               </w:rPr>
-              <w:t>033070</w:t>
+              <w:t>0 33 070</w:t>
             </w:r>
           </w:p>
         </w:tc>
@@ -7949,7 +7949,7 @@
                 <w:b w:val="0"/>
                 <w:sz w:val="16"/>
               </w:rPr>
-              <w:t>033071</w:t>
+              <w:t>0 33 071</w:t>
             </w:r>
           </w:p>
         </w:tc>
@@ -8113,7 +8113,7 @@
                 <w:b w:val="0"/>
                 <w:sz w:val="16"/>
               </w:rPr>
-              <w:t>033072</w:t>
+              <w:t>0 33 072</w:t>
             </w:r>
           </w:p>
         </w:tc>
@@ -8277,7 +8277,7 @@
                 <w:b w:val="0"/>
                 <w:sz w:val="16"/>
               </w:rPr>
-              <w:t>033075</w:t>
+              <w:t>0 33 075</w:t>
             </w:r>
           </w:p>
         </w:tc>
@@ -8441,7 +8441,7 @@
                 <w:b w:val="0"/>
                 <w:sz w:val="16"/>
               </w:rPr>
-              <w:t>033076</w:t>
+              <w:t>0 33 076</w:t>
             </w:r>
           </w:p>
         </w:tc>
@@ -8605,7 +8605,7 @@
                 <w:b w:val="0"/>
                 <w:sz w:val="16"/>
               </w:rPr>
-              <w:t>033077</w:t>
+              <w:t>0 33 077</w:t>
             </w:r>
           </w:p>
         </w:tc>
@@ -8769,7 +8769,7 @@
                 <w:b w:val="0"/>
                 <w:sz w:val="16"/>
               </w:rPr>
-              <w:t>033078</w:t>
+              <w:t>0 33 078</w:t>
             </w:r>
           </w:p>
         </w:tc>
@@ -8933,7 +8933,7 @@
                 <w:b w:val="0"/>
                 <w:sz w:val="16"/>
               </w:rPr>
-              <w:t>033079</w:t>
+              <w:t>0 33 079</w:t>
             </w:r>
           </w:p>
         </w:tc>
@@ -9097,7 +9097,7 @@
                 <w:b w:val="0"/>
                 <w:sz w:val="16"/>
               </w:rPr>
-              <w:t>033080</w:t>
+              <w:t>0 33 080</w:t>
             </w:r>
           </w:p>
         </w:tc>
@@ -9261,7 +9261,7 @@
                 <w:b w:val="0"/>
                 <w:sz w:val="16"/>
               </w:rPr>
-              <w:t>033081</w:t>
+              <w:t>0 33 081</w:t>
             </w:r>
           </w:p>
         </w:tc>
@@ -9425,7 +9425,7 @@
                 <w:b w:val="0"/>
                 <w:sz w:val="16"/>
               </w:rPr>
-              <w:t>033082</w:t>
+              <w:t>0 33 082</w:t>
             </w:r>
           </w:p>
         </w:tc>
@@ -9589,7 +9589,7 @@
                 <w:b w:val="0"/>
                 <w:sz w:val="16"/>
               </w:rPr>
-              <w:t>033083</w:t>
+              <w:t>0 33 083</w:t>
             </w:r>
           </w:p>
         </w:tc>
@@ -9753,7 +9753,7 @@
                 <w:b w:val="0"/>
                 <w:sz w:val="16"/>
               </w:rPr>
-              <w:t>033084</w:t>
+              <w:t>0 33 084</w:t>
             </w:r>
           </w:p>
         </w:tc>
@@ -9917,7 +9917,7 @@
                 <w:b w:val="0"/>
                 <w:sz w:val="16"/>
               </w:rPr>
-              <w:t>033085</w:t>
+              <w:t>0 33 085</w:t>
             </w:r>
           </w:p>
         </w:tc>
@@ -10081,7 +10081,7 @@
                 <w:b w:val="0"/>
                 <w:sz w:val="16"/>
               </w:rPr>
-              <w:t>033086</w:t>
+              <w:t>0 33 086</w:t>
             </w:r>
           </w:p>
         </w:tc>
@@ -10245,7 +10245,7 @@
                 <w:b w:val="0"/>
                 <w:sz w:val="16"/>
               </w:rPr>
-              <w:t>033087</w:t>
+              <w:t>0 33 087</w:t>
             </w:r>
           </w:p>
         </w:tc>
@@ -10409,7 +10409,7 @@
                 <w:b w:val="0"/>
                 <w:sz w:val="16"/>
               </w:rPr>
-              <w:t>033088</w:t>
+              <w:t>0 33 088</w:t>
             </w:r>
           </w:p>
         </w:tc>
@@ -10573,7 +10573,7 @@
                 <w:b w:val="0"/>
                 <w:sz w:val="16"/>
               </w:rPr>
-              <w:t>033089</w:t>
+              <w:t>0 33 089</w:t>
             </w:r>
           </w:p>
         </w:tc>
@@ -10737,7 +10737,7 @@
                 <w:b w:val="0"/>
                 <w:sz w:val="16"/>
               </w:rPr>
-              <w:t>033090</w:t>
+              <w:t>0 33 090</w:t>
             </w:r>
           </w:p>
         </w:tc>
@@ -10901,7 +10901,7 @@
                 <w:b w:val="0"/>
                 <w:sz w:val="16"/>
               </w:rPr>
-              <w:t>033091</w:t>
+              <w:t>0 33 091</w:t>
             </w:r>
           </w:p>
         </w:tc>
@@ -11065,7 +11065,7 @@
                 <w:b w:val="0"/>
                 <w:sz w:val="16"/>
               </w:rPr>
-              <w:t>033092</w:t>
+              <w:t>0 33 092</w:t>
             </w:r>
           </w:p>
         </w:tc>
@@ -11229,7 +11229,7 @@
                 <w:b w:val="0"/>
                 <w:sz w:val="16"/>
               </w:rPr>
-              <w:t>033093</w:t>
+              <w:t>0 33 093</w:t>
             </w:r>
           </w:p>
         </w:tc>

--- a/docx/es/BUFRCREX_TableB_es_33.docx
+++ b/docx/es/BUFRCREX_TableB_es_33.docx
@@ -13,6 +13,376 @@
           <w:sz w:val="22"/>
         </w:rPr>
         <w:t>Clase 33: Información sobre la calidad</w:t>
+      </w:r>
+    </w:p>
+    <w:p>
+      <w:r>
+        <w:rPr>
+          <w:rFonts w:ascii="Verdana" w:hAnsi="Verdana"/>
+          <w:i/>
+          <w:sz w:val="14"/>
+        </w:rPr>
+        <w:t>Note 23: El valor –0,1 kg m–2 antes de la aplicación del factor de escala (–1 después de su aplicación o en la clave CREX) indicará “trazas” (no mensurable, menos de 0,05 kg m–2).</w:t>
+      </w:r>
+    </w:p>
+    <w:p>
+      <w:r>
+        <w:rPr>
+          <w:rFonts w:ascii="Verdana" w:hAnsi="Verdana"/>
+          <w:i/>
+          <w:sz w:val="14"/>
+        </w:rPr>
+        <w:t>Note 25: Una significación definida anteriormente puede anularse transmitiendo un “valor faltante” a partir de la tabla de cifrado o de banderines apropiada.</w:t>
+      </w:r>
+    </w:p>
+    <w:p>
+      <w:r>
+        <w:rPr>
+          <w:rFonts w:ascii="Verdana" w:hAnsi="Verdana"/>
+          <w:i/>
+          <w:sz w:val="14"/>
+        </w:rPr>
+        <w:t>Note 27: Todas las horas están expresadas en Tiempo Universal Coordinado (UTC), a menos que se indique lo contrario. I.2 – BUFR/CREX Tabla B/04 – 3</w:t>
+      </w:r>
+    </w:p>
+    <w:p>
+      <w:r>
+        <w:rPr>
+          <w:rFonts w:ascii="Verdana" w:hAnsi="Verdana"/>
+          <w:i/>
+          <w:sz w:val="14"/>
+        </w:rPr>
+        <w:t>Note 32: Solo se indicará el rumbo o azimut en relación con la localización comunicada que no volverá a especificarse.</w:t>
+      </w:r>
+    </w:p>
+    <w:p>
+      <w:r>
+        <w:rPr>
+          <w:rFonts w:ascii="Verdana" w:hAnsi="Verdana"/>
+          <w:i/>
+          <w:sz w:val="14"/>
+        </w:rPr>
+        <w:t>Note 62: Tan solo se indicará la distancia en relación con la localización comunicada y el rumbo, azimut o elevación y no se volverá a especificar esta localización.</w:t>
+      </w:r>
+    </w:p>
+    <w:p>
+      <w:r>
+        <w:rPr>
+          <w:rFonts w:ascii="Verdana" w:hAnsi="Verdana"/>
+          <w:i/>
+          <w:sz w:val="14"/>
+        </w:rPr>
+        <w:t>Note 63: Se asignarán valores positivos a la radiación descendente.</w:t>
+      </w:r>
+    </w:p>
+    <w:p>
+      <w:r>
+        <w:rPr>
+          <w:rFonts w:ascii="Verdana" w:hAnsi="Verdana"/>
+          <w:i/>
+          <w:sz w:val="14"/>
+        </w:rPr>
+        <w:t>Note 64: Se asignarán valores positivos a los componentes descendentes w cuando las unidades sean Pa s –1.</w:t>
+      </w:r>
+    </w:p>
+    <w:p>
+      <w:r>
+        <w:rPr>
+          <w:rFonts w:ascii="Verdana" w:hAnsi="Verdana"/>
+          <w:i/>
+          <w:sz w:val="14"/>
+        </w:rPr>
+        <w:t>Note 66: Se asignarán valores negativos a los incrementos este-oeste.</w:t>
+      </w:r>
+    </w:p>
+    <w:p>
+      <w:r>
+        <w:rPr>
+          <w:rFonts w:ascii="Verdana" w:hAnsi="Verdana"/>
+          <w:i/>
+          <w:sz w:val="14"/>
+        </w:rPr>
+        <w:t>Note 75: Para los descriptores CREX F = B, no 0.</w:t>
+      </w:r>
+    </w:p>
+    <w:p>
+      <w:r>
+        <w:rPr>
+          <w:rFonts w:ascii="Verdana" w:hAnsi="Verdana"/>
+          <w:i/>
+          <w:sz w:val="14"/>
+        </w:rPr>
+        <w:t>Note 92: Para distinguir claramente los casos de datos faltantes y de píxeles saturados, los datos de imagen de n bits deberían cifrarse utilizando una anchura de datos de n + 1. Si tal descriptor no está disponible ya en la Clase 30, debería utilizarse un descriptor de operación 2 01 YYY para modificar la anchura de datos de la entrada existente, si fuese necesario. I.2 – BUFR/CREX Tabla B/30 – 1</w:t>
+      </w:r>
+    </w:p>
+    <w:p>
+      <w:r>
+        <w:rPr>
+          <w:rFonts w:ascii="Verdana" w:hAnsi="Verdana"/>
+          <w:i/>
+          <w:sz w:val="14"/>
+        </w:rPr>
+        <w:t>Note 105: Para indicar períodos de tiempo o desplazamientos que preceden al tiempo definido actualmente se emplearán períodos de tiempo negativos o desplazamientos.</w:t>
+      </w:r>
+    </w:p>
+    <w:p>
+      <w:r>
+        <w:rPr>
+          <w:rFonts w:ascii="Verdana" w:hAnsi="Verdana"/>
+          <w:i/>
+          <w:sz w:val="14"/>
+        </w:rPr>
+        <w:t>Note 110: Se asignarán valores negativos a los incrementos norte-sur.</w:t>
+      </w:r>
+    </w:p>
+    <w:p>
+      <w:r>
+        <w:rPr>
+          <w:rFonts w:ascii="Verdana" w:hAnsi="Verdana"/>
+          <w:i/>
+          <w:sz w:val="14"/>
+        </w:rPr>
+        <w:t>Note 115: La anchura de datos de los píxeles puede cambiarse mediante el descriptor 2 01 YYY.</w:t>
+      </w:r>
+    </w:p>
+    <w:p>
+      <w:r>
+        <w:rPr>
+          <w:rFonts w:ascii="Verdana" w:hAnsi="Verdana"/>
+          <w:i/>
+          <w:sz w:val="14"/>
+        </w:rPr>
+        <w:t>Note 121: En relación con determinados elementos de esta clase, pueden consignarse algunas indicaciones sobre la precisión prevista.</w:t>
+      </w:r>
+    </w:p>
+    <w:p>
+      <w:r>
+        <w:rPr>
+          <w:rFonts w:ascii="Verdana" w:hAnsi="Verdana"/>
+          <w:i/>
+          <w:sz w:val="14"/>
+        </w:rPr>
+        <w:t>Note 122: Se asignarán valores negativos a la latitud sur.</w:t>
+      </w:r>
+    </w:p>
+    <w:p>
+      <w:r>
+        <w:rPr>
+          <w:rFonts w:ascii="Verdana" w:hAnsi="Verdana"/>
+          <w:i/>
+          <w:sz w:val="14"/>
+        </w:rPr>
+        <w:t>Note 123: Se asignarán valores positivos a los componentes v en sentido sur–norte.</w:t>
+      </w:r>
+    </w:p>
+    <w:p>
+      <w:r>
+        <w:rPr>
+          <w:rFonts w:ascii="Verdana" w:hAnsi="Verdana"/>
+          <w:i/>
+          <w:sz w:val="14"/>
+        </w:rPr>
+        <w:t>Note 126: Los informes sobre la dirección del viento de superficie resultantes de mediciones dentro del 1° del Polo Norte o del Polo Sur se notificarán de manera que el cero de su acimut esté alineado, coincidiendo con los 0° del meridiano de Greenwich. I.2 – BUFR/CREX Tabla B/11 – 6</w:t>
+      </w:r>
+    </w:p>
+    <w:p>
+      <w:r>
+        <w:rPr>
+          <w:rFonts w:ascii="Verdana" w:hAnsi="Verdana"/>
+          <w:i/>
+          <w:sz w:val="14"/>
+        </w:rPr>
+        <w:t>Note 140: El tamaño del píxel en la horizontal – 1 está dado por la posición donde el factor de escala del mapa es igual a la unidad.</w:t>
+      </w:r>
+    </w:p>
+    <w:p>
+      <w:r>
+        <w:rPr>
+          <w:rFonts w:ascii="Verdana" w:hAnsi="Verdana"/>
+          <w:i/>
+          <w:sz w:val="14"/>
+        </w:rPr>
+        <w:t>Note 141: El tamaño del píxel en la horizontal – 2 está dado por la posición donde el factor de escala del mapa es igual a la unidad.</w:t>
+      </w:r>
+    </w:p>
+    <w:p>
+      <w:r>
+        <w:rPr>
+          <w:rFonts w:ascii="Verdana" w:hAnsi="Verdana"/>
+          <w:i/>
+          <w:sz w:val="14"/>
+        </w:rPr>
+        <w:t>Note 145: La significación de los períodos o desplazamientos de tiempo se puede indicar utilizando la clave de significación del tiempo correspondiente a la referencia de tabla 0 08 021.</w:t>
+      </w:r>
+    </w:p>
+    <w:p>
+      <w:r>
+        <w:rPr>
+          <w:rFonts w:ascii="Verdana" w:hAnsi="Verdana"/>
+          <w:i/>
+          <w:sz w:val="14"/>
+        </w:rPr>
+        <w:t>Note 149: La localización del tiempo, cuando se utiliza con valores de predicción, indicará la hora del estado inicial de la predicción o el comienzo del período de predicción; cuando se utilice con promedios de conjunto de valores de predicción, la localización del tiempo indicará el estado inicial o el comienzo de la primera predicción de las que se obtienen los valores medios de conjunto</w:t>
+      </w:r>
+    </w:p>
+    <w:p>
+      <w:r>
+        <w:rPr>
+          <w:rFonts w:ascii="Verdana" w:hAnsi="Verdana"/>
+          <w:i/>
+          <w:sz w:val="14"/>
+        </w:rPr>
+        <w:t>Note 155: Esta clase también puede contener elementos relativos a los procedimientos de observación.</w:t>
+      </w:r>
+    </w:p>
+    <w:p>
+      <w:r>
+        <w:rPr>
+          <w:rFonts w:ascii="Verdana" w:hAnsi="Verdana"/>
+          <w:i/>
+          <w:sz w:val="14"/>
+        </w:rPr>
+        <w:t>Note 156: Esta clase incluirá elementos que describen los instrumentos que se utilizan para obtener los elementos meteorológicos transmitidos.</w:t>
+      </w:r>
+    </w:p>
+    <w:p>
+      <w:r>
+        <w:rPr>
+          <w:rFonts w:ascii="Verdana" w:hAnsi="Verdana"/>
+          <w:i/>
+          <w:sz w:val="14"/>
+        </w:rPr>
+        <w:t>Note 158: Respecto a los períodos o desplazamientos de tiempo, e incrementos de tiempo, será necesario determinar la localización inicial del tiempo antes de utilizarlos, y a continuación, según corresponda, se indicará la definición y significación del tiempo.</w:t>
+      </w:r>
+    </w:p>
+    <w:p>
+      <w:r>
+        <w:rPr>
+          <w:rFonts w:ascii="Verdana" w:hAnsi="Verdana"/>
+          <w:i/>
+          <w:sz w:val="14"/>
+        </w:rPr>
+        <w:t>Note 160: Se asignarán valores negativos a la radiación ascendente.</w:t>
+      </w:r>
+    </w:p>
+    <w:p>
+      <w:r>
+        <w:rPr>
+          <w:rFonts w:ascii="Verdana" w:hAnsi="Verdana"/>
+          <w:i/>
+          <w:sz w:val="14"/>
+        </w:rPr>
+        <w:t>Note 161: Se asignarán valores positivos a los componentes ascendentes w cuando las unidades sean m s–1.</w:t>
+      </w:r>
+    </w:p>
+    <w:p>
+      <w:r>
+        <w:rPr>
+          <w:rFonts w:ascii="Verdana" w:hAnsi="Verdana"/>
+          <w:i/>
+          <w:sz w:val="14"/>
+        </w:rPr>
+        <w:t>Note 162: Intervalos útiles utilizados: de 1011 Bq a 1019 Bq para emisiones; de 10–2 Bq a 107 Bq y de 10–2 mSv a 107 mSv para concentraciones y dosis.</w:t>
+      </w:r>
+    </w:p>
+    <w:p>
+      <w:r>
+        <w:rPr>
+          <w:rFonts w:ascii="Verdana" w:hAnsi="Verdana"/>
+          <w:i/>
+          <w:sz w:val="14"/>
+        </w:rPr>
+        <w:t>Note 163: Los valores de la latitud y de los incrementos de latitud quedan comprendidos entre –90 grados y +90 grados.</w:t>
+      </w:r>
+    </w:p>
+    <w:p>
+      <w:r>
+        <w:rPr>
+          <w:rFonts w:ascii="Verdana" w:hAnsi="Verdana"/>
+          <w:i/>
+          <w:sz w:val="14"/>
+        </w:rPr>
+        <w:t>Note 164: Los valores de longitud quedarán comprendidos entre –180 grados y +180 grados.</w:t>
+      </w:r>
+    </w:p>
+    <w:p>
+      <w:r>
+        <w:rPr>
+          <w:rFonts w:ascii="Verdana" w:hAnsi="Verdana"/>
+          <w:i/>
+          <w:sz w:val="14"/>
+        </w:rPr>
+        <w:t>Note 165: Se indicarán los elementos verticales y la presión para determinar los valores de estos elementos con independencia del elemento o variable que indique la coordenada vertical.</w:t>
+      </w:r>
+    </w:p>
+    <w:p>
+      <w:r>
+        <w:rPr>
+          <w:rFonts w:ascii="Verdana" w:hAnsi="Verdana"/>
+          <w:i/>
+          <w:sz w:val="14"/>
+        </w:rPr>
+        <w:t>Note 166: Se asignarán valores negativos a la longitud oeste.</w:t>
+      </w:r>
+    </w:p>
+    <w:p>
+      <w:r>
+        <w:rPr>
+          <w:rFonts w:ascii="Verdana" w:hAnsi="Verdana"/>
+          <w:i/>
+          <w:sz w:val="14"/>
+        </w:rPr>
+        <w:t>Note 167: Se asignarán valores positivos a los componentes u en sentido oeste–este.</w:t>
+      </w:r>
+    </w:p>
+    <w:p>
+      <w:r>
+        <w:rPr>
+          <w:rFonts w:ascii="Verdana" w:hAnsi="Verdana"/>
+          <w:i/>
+          <w:sz w:val="14"/>
+        </w:rPr>
+        <w:t>Note 176: Cuando sea necesario indicar más de un período o desplazamiento de tiempo para hacer indicaciones de tiempo complejas se definirán en sucesión inmediata en el siguiente orden: período conjunto (según corresponda), seguido por el período de predicción (según corresponda), seguido por el período de promedio o acumulación (según corresponda).</w:t>
+      </w:r>
+    </w:p>
+    <w:p>
+      <w:r>
+        <w:rPr>
+          <w:rFonts w:ascii="Verdana" w:hAnsi="Verdana"/>
+          <w:i/>
+          <w:sz w:val="14"/>
+        </w:rPr>
+        <w:t>Note 178: Cuando se indique la expresión “período determinado” en la columna “nombre del elemento”, deberá indicarse el período correspondiente, utilizando referencias de la Clase 04.</w:t>
+      </w:r>
+    </w:p>
+    <w:p>
+      <w:r>
+        <w:rPr>
+          <w:rFonts w:ascii="Verdana" w:hAnsi="Verdana"/>
+          <w:i/>
+          <w:sz w:val="14"/>
+        </w:rPr>
+        <w:t>Note 179: Cuando se acumulen o promedien los valores (por ejemplo en relación con un determinado período de tiempo), el número total de valores de los que se obtienen los valores acumulados o promediados podrán representarse utilizando la referencia 0 08 022.</w:t>
+      </w:r>
+    </w:p>
+    <w:p>
+      <w:r>
+        <w:rPr>
+          <w:rFonts w:ascii="Verdana" w:hAnsi="Verdana"/>
+          <w:i/>
+          <w:sz w:val="14"/>
+        </w:rPr>
+        <w:t>Note 180: Normas para la información sobre vientos: Velocidad Dirección Valor faltante Valor faltante Calma 0 0 Observación normal &gt;0 1°–360° Velocidad solamente &gt;0 Valor faltante Dirección solamente Valor faltante 1°–360° “Ligero y variable” &gt;0 0 No hay observaciones</w:t>
+      </w:r>
+    </w:p>
+    <w:p>
+      <w:r>
+        <w:rPr>
+          <w:rFonts w:ascii="Verdana" w:hAnsi="Verdana"/>
+          <w:i/>
+          <w:sz w:val="14"/>
+        </w:rPr>
+        <w:t>Note 181: Normas de notificación sobre mar de viento y olas: Observación Velocidad Dirección Ninguna observación faltante faltante Calma 0 0 Observación normal &gt;0 1–360 Velocidad únicamente &gt;0 faltante Dirección únicamente faltante 1–360 &gt;0 0 “Ligero y variable”</w:t>
       </w:r>
     </w:p>
     <w:tbl>
@@ -58,6 +428,9 @@
             <w:shd w:val="clear" w:color="auto" w:fill="D9D9D9"/>
           </w:tcPr>
           <w:p>
+            <w:pPr>
+              <w:spacing w:before="20" w:after="20"/>
+            </w:pPr>
             <w:r/>
             <w:r>
               <w:rPr>
@@ -75,6 +448,9 @@
             <w:shd w:val="clear" w:color="auto" w:fill="D9D9D9"/>
           </w:tcPr>
           <w:p>
+            <w:pPr>
+              <w:spacing w:before="20" w:after="20"/>
+            </w:pPr>
             <w:r/>
             <w:r>
               <w:rPr>
@@ -92,6 +468,9 @@
             <w:shd w:val="clear" w:color="auto" w:fill="D9D9D9"/>
           </w:tcPr>
           <w:p>
+            <w:pPr>
+              <w:spacing w:before="20" w:after="20"/>
+            </w:pPr>
             <w:r/>
             <w:r>
               <w:rPr>
@@ -109,6 +488,9 @@
             <w:shd w:val="clear" w:color="auto" w:fill="D9D9D9"/>
           </w:tcPr>
           <w:p>
+            <w:pPr>
+              <w:spacing w:before="20" w:after="20"/>
+            </w:pPr>
             <w:r/>
             <w:r>
               <w:rPr>
@@ -126,6 +508,9 @@
             <w:shd w:val="clear" w:color="auto" w:fill="D9D9D9"/>
           </w:tcPr>
           <w:p>
+            <w:pPr>
+              <w:spacing w:before="20" w:after="20"/>
+            </w:pPr>
             <w:r/>
             <w:r>
               <w:rPr>
@@ -143,6 +528,9 @@
             <w:shd w:val="clear" w:color="auto" w:fill="D9D9D9"/>
           </w:tcPr>
           <w:p>
+            <w:pPr>
+              <w:spacing w:before="20" w:after="20"/>
+            </w:pPr>
             <w:r/>
             <w:r>
               <w:rPr>
@@ -160,6 +548,9 @@
             <w:shd w:val="clear" w:color="auto" w:fill="D9D9D9"/>
           </w:tcPr>
           <w:p>
+            <w:pPr>
+              <w:spacing w:before="20" w:after="20"/>
+            </w:pPr>
             <w:r/>
             <w:r>
               <w:rPr>
@@ -177,6 +568,9 @@
             <w:shd w:val="clear" w:color="auto" w:fill="D9D9D9"/>
           </w:tcPr>
           <w:p>
+            <w:pPr>
+              <w:spacing w:before="20" w:after="20"/>
+            </w:pPr>
             <w:r/>
             <w:r>
               <w:rPr>
@@ -194,6 +588,9 @@
             <w:shd w:val="clear" w:color="auto" w:fill="D9D9D9"/>
           </w:tcPr>
           <w:p>
+            <w:pPr>
+              <w:spacing w:before="20" w:after="20"/>
+            </w:pPr>
             <w:r/>
             <w:r>
               <w:rPr>
@@ -211,6 +608,9 @@
             <w:shd w:val="clear" w:color="auto" w:fill="D9D9D9"/>
           </w:tcPr>
           <w:p>
+            <w:pPr>
+              <w:spacing w:before="20" w:after="20"/>
+            </w:pPr>
             <w:r/>
             <w:r>
               <w:rPr>
@@ -232,6 +632,9 @@
             <w:tcW w:type="dxa" w:w="1514"/>
           </w:tcPr>
           <w:p>
+            <w:pPr>
+              <w:spacing w:before="20" w:after="20"/>
+            </w:pPr>
             <w:r/>
             <w:r>
               <w:rPr>
@@ -248,6 +651,9 @@
             <w:tcW w:type="dxa" w:w="1514"/>
           </w:tcPr>
           <w:p>
+            <w:pPr>
+              <w:spacing w:before="20" w:after="20"/>
+            </w:pPr>
             <w:r/>
             <w:r>
               <w:rPr>
@@ -264,11 +670,13 @@
             <w:tcW w:type="dxa" w:w="1514"/>
           </w:tcPr>
           <w:p>
-            <w:r/>
-            <w:r>
-              <w:rPr>
-                <w:rFonts w:ascii="Verdana" w:hAnsi="Verdana"/>
-                <w:b w:val="0"/>
+            <w:pPr>
+              <w:spacing w:before="20" w:after="20"/>
+            </w:pPr>
+            <w:r/>
+            <w:r>
+              <w:rPr>
+                <w:rFonts w:ascii="Verdana" w:hAnsi="Verdana"/>
                 <w:sz w:val="16"/>
               </w:rPr>
               <w:t>Tabla de cifrado</w:t>
@@ -280,6 +688,9 @@
             <w:tcW w:type="dxa" w:w="1514"/>
           </w:tcPr>
           <w:p>
+            <w:pPr>
+              <w:spacing w:before="20" w:after="20"/>
+            </w:pPr>
             <w:r/>
             <w:r>
               <w:rPr>
@@ -296,6 +707,9 @@
             <w:tcW w:type="dxa" w:w="1514"/>
           </w:tcPr>
           <w:p>
+            <w:pPr>
+              <w:spacing w:before="20" w:after="20"/>
+            </w:pPr>
             <w:r/>
             <w:r>
               <w:rPr>
@@ -312,6 +726,9 @@
             <w:tcW w:type="dxa" w:w="1514"/>
           </w:tcPr>
           <w:p>
+            <w:pPr>
+              <w:spacing w:before="20" w:after="20"/>
+            </w:pPr>
             <w:r/>
             <w:r>
               <w:rPr>
@@ -328,11 +745,13 @@
             <w:tcW w:type="dxa" w:w="1514"/>
           </w:tcPr>
           <w:p>
-            <w:r/>
-            <w:r>
-              <w:rPr>
-                <w:rFonts w:ascii="Verdana" w:hAnsi="Verdana"/>
-                <w:b w:val="0"/>
+            <w:pPr>
+              <w:spacing w:before="20" w:after="20"/>
+            </w:pPr>
+            <w:r/>
+            <w:r>
+              <w:rPr>
+                <w:rFonts w:ascii="Verdana" w:hAnsi="Verdana"/>
                 <w:sz w:val="16"/>
               </w:rPr>
               <w:t>Tabla de cifrado</w:t>
@@ -344,6 +763,9 @@
             <w:tcW w:type="dxa" w:w="1514"/>
           </w:tcPr>
           <w:p>
+            <w:pPr>
+              <w:spacing w:before="20" w:after="20"/>
+            </w:pPr>
             <w:r/>
             <w:r>
               <w:rPr>
@@ -360,6 +782,9 @@
             <w:tcW w:type="dxa" w:w="1514"/>
           </w:tcPr>
           <w:p>
+            <w:pPr>
+              <w:spacing w:before="20" w:after="20"/>
+            </w:pPr>
             <w:r/>
             <w:r>
               <w:rPr>
@@ -376,6 +801,9 @@
             <w:tcW w:type="dxa" w:w="1514"/>
           </w:tcPr>
           <w:p>
+            <w:pPr>
+              <w:spacing w:before="20" w:after="20"/>
+            </w:pPr>
             <w:r/>
             <w:r>
               <w:rPr>
@@ -396,6 +824,9 @@
             <w:tcW w:type="dxa" w:w="1514"/>
           </w:tcPr>
           <w:p>
+            <w:pPr>
+              <w:spacing w:before="20" w:after="20"/>
+            </w:pPr>
             <w:r/>
             <w:r>
               <w:rPr>
@@ -412,6 +843,9 @@
             <w:tcW w:type="dxa" w:w="1514"/>
           </w:tcPr>
           <w:p>
+            <w:pPr>
+              <w:spacing w:before="20" w:after="20"/>
+            </w:pPr>
             <w:r/>
             <w:r>
               <w:rPr>
@@ -428,11 +862,13 @@
             <w:tcW w:type="dxa" w:w="1514"/>
           </w:tcPr>
           <w:p>
-            <w:r/>
-            <w:r>
-              <w:rPr>
-                <w:rFonts w:ascii="Verdana" w:hAnsi="Verdana"/>
-                <w:b w:val="0"/>
+            <w:pPr>
+              <w:spacing w:before="20" w:after="20"/>
+            </w:pPr>
+            <w:r/>
+            <w:r>
+              <w:rPr>
+                <w:rFonts w:ascii="Verdana" w:hAnsi="Verdana"/>
                 <w:sz w:val="16"/>
               </w:rPr>
               <w:t>Tabla de cifrado</w:t>
@@ -444,6 +880,9 @@
             <w:tcW w:type="dxa" w:w="1514"/>
           </w:tcPr>
           <w:p>
+            <w:pPr>
+              <w:spacing w:before="20" w:after="20"/>
+            </w:pPr>
             <w:r/>
             <w:r>
               <w:rPr>
@@ -460,6 +899,9 @@
             <w:tcW w:type="dxa" w:w="1514"/>
           </w:tcPr>
           <w:p>
+            <w:pPr>
+              <w:spacing w:before="20" w:after="20"/>
+            </w:pPr>
             <w:r/>
             <w:r>
               <w:rPr>
@@ -476,6 +918,9 @@
             <w:tcW w:type="dxa" w:w="1514"/>
           </w:tcPr>
           <w:p>
+            <w:pPr>
+              <w:spacing w:before="20" w:after="20"/>
+            </w:pPr>
             <w:r/>
             <w:r>
               <w:rPr>
@@ -492,11 +937,13 @@
             <w:tcW w:type="dxa" w:w="1514"/>
           </w:tcPr>
           <w:p>
-            <w:r/>
-            <w:r>
-              <w:rPr>
-                <w:rFonts w:ascii="Verdana" w:hAnsi="Verdana"/>
-                <w:b w:val="0"/>
+            <w:pPr>
+              <w:spacing w:before="20" w:after="20"/>
+            </w:pPr>
+            <w:r/>
+            <w:r>
+              <w:rPr>
+                <w:rFonts w:ascii="Verdana" w:hAnsi="Verdana"/>
                 <w:sz w:val="16"/>
               </w:rPr>
               <w:t>Tabla de cifrado</w:t>
@@ -508,6 +955,9 @@
             <w:tcW w:type="dxa" w:w="1514"/>
           </w:tcPr>
           <w:p>
+            <w:pPr>
+              <w:spacing w:before="20" w:after="20"/>
+            </w:pPr>
             <w:r/>
             <w:r>
               <w:rPr>
@@ -524,6 +974,9 @@
             <w:tcW w:type="dxa" w:w="1514"/>
           </w:tcPr>
           <w:p>
+            <w:pPr>
+              <w:spacing w:before="20" w:after="20"/>
+            </w:pPr>
             <w:r/>
             <w:r>
               <w:rPr>
@@ -540,6 +993,9 @@
             <w:tcW w:type="dxa" w:w="1514"/>
           </w:tcPr>
           <w:p>
+            <w:pPr>
+              <w:spacing w:before="20" w:after="20"/>
+            </w:pPr>
             <w:r/>
             <w:r>
               <w:rPr>
@@ -560,6 +1016,9 @@
             <w:tcW w:type="dxa" w:w="1514"/>
           </w:tcPr>
           <w:p>
+            <w:pPr>
+              <w:spacing w:before="20" w:after="20"/>
+            </w:pPr>
             <w:r/>
             <w:r>
               <w:rPr>
@@ -576,6 +1035,9 @@
             <w:tcW w:type="dxa" w:w="1514"/>
           </w:tcPr>
           <w:p>
+            <w:pPr>
+              <w:spacing w:before="20" w:after="20"/>
+            </w:pPr>
             <w:r/>
             <w:r>
               <w:rPr>
@@ -592,11 +1054,13 @@
             <w:tcW w:type="dxa" w:w="1514"/>
           </w:tcPr>
           <w:p>
-            <w:r/>
-            <w:r>
-              <w:rPr>
-                <w:rFonts w:ascii="Verdana" w:hAnsi="Verdana"/>
-                <w:b w:val="0"/>
+            <w:pPr>
+              <w:spacing w:before="20" w:after="20"/>
+            </w:pPr>
+            <w:r/>
+            <w:r>
+              <w:rPr>
+                <w:rFonts w:ascii="Verdana" w:hAnsi="Verdana"/>
                 <w:sz w:val="16"/>
               </w:rPr>
               <w:t>Tabla de banderines</w:t>
@@ -608,6 +1072,9 @@
             <w:tcW w:type="dxa" w:w="1514"/>
           </w:tcPr>
           <w:p>
+            <w:pPr>
+              <w:spacing w:before="20" w:after="20"/>
+            </w:pPr>
             <w:r/>
             <w:r>
               <w:rPr>
@@ -624,6 +1091,9 @@
             <w:tcW w:type="dxa" w:w="1514"/>
           </w:tcPr>
           <w:p>
+            <w:pPr>
+              <w:spacing w:before="20" w:after="20"/>
+            </w:pPr>
             <w:r/>
             <w:r>
               <w:rPr>
@@ -640,6 +1110,9 @@
             <w:tcW w:type="dxa" w:w="1514"/>
           </w:tcPr>
           <w:p>
+            <w:pPr>
+              <w:spacing w:before="20" w:after="20"/>
+            </w:pPr>
             <w:r/>
             <w:r>
               <w:rPr>
@@ -656,11 +1129,13 @@
             <w:tcW w:type="dxa" w:w="1514"/>
           </w:tcPr>
           <w:p>
-            <w:r/>
-            <w:r>
-              <w:rPr>
-                <w:rFonts w:ascii="Verdana" w:hAnsi="Verdana"/>
-                <w:b w:val="0"/>
+            <w:pPr>
+              <w:spacing w:before="20" w:after="20"/>
+            </w:pPr>
+            <w:r/>
+            <w:r>
+              <w:rPr>
+                <w:rFonts w:ascii="Verdana" w:hAnsi="Verdana"/>
                 <w:sz w:val="16"/>
               </w:rPr>
               <w:t>Tabla de banderines</w:t>
@@ -672,6 +1147,9 @@
             <w:tcW w:type="dxa" w:w="1514"/>
           </w:tcPr>
           <w:p>
+            <w:pPr>
+              <w:spacing w:before="20" w:after="20"/>
+            </w:pPr>
             <w:r/>
             <w:r>
               <w:rPr>
@@ -688,6 +1166,9 @@
             <w:tcW w:type="dxa" w:w="1514"/>
           </w:tcPr>
           <w:p>
+            <w:pPr>
+              <w:spacing w:before="20" w:after="20"/>
+            </w:pPr>
             <w:r/>
             <w:r>
               <w:rPr>
@@ -704,6 +1185,9 @@
             <w:tcW w:type="dxa" w:w="1514"/>
           </w:tcPr>
           <w:p>
+            <w:pPr>
+              <w:spacing w:before="20" w:after="20"/>
+            </w:pPr>
             <w:r/>
             <w:r>
               <w:rPr>
@@ -724,6 +1208,9 @@
             <w:tcW w:type="dxa" w:w="1514"/>
           </w:tcPr>
           <w:p>
+            <w:pPr>
+              <w:spacing w:before="20" w:after="20"/>
+            </w:pPr>
             <w:r/>
             <w:r>
               <w:rPr>
@@ -740,6 +1227,9 @@
             <w:tcW w:type="dxa" w:w="1514"/>
           </w:tcPr>
           <w:p>
+            <w:pPr>
+              <w:spacing w:before="20" w:after="20"/>
+            </w:pPr>
             <w:r/>
             <w:r>
               <w:rPr>
@@ -756,11 +1246,13 @@
             <w:tcW w:type="dxa" w:w="1514"/>
           </w:tcPr>
           <w:p>
-            <w:r/>
-            <w:r>
-              <w:rPr>
-                <w:rFonts w:ascii="Verdana" w:hAnsi="Verdana"/>
-                <w:b w:val="0"/>
+            <w:pPr>
+              <w:spacing w:before="20" w:after="20"/>
+            </w:pPr>
+            <w:r/>
+            <w:r>
+              <w:rPr>
+                <w:rFonts w:ascii="Verdana" w:hAnsi="Verdana"/>
                 <w:sz w:val="16"/>
               </w:rPr>
               <w:t>Tabla de cifrado</w:t>
@@ -772,6 +1264,9 @@
             <w:tcW w:type="dxa" w:w="1514"/>
           </w:tcPr>
           <w:p>
+            <w:pPr>
+              <w:spacing w:before="20" w:after="20"/>
+            </w:pPr>
             <w:r/>
             <w:r>
               <w:rPr>
@@ -788,6 +1283,9 @@
             <w:tcW w:type="dxa" w:w="1514"/>
           </w:tcPr>
           <w:p>
+            <w:pPr>
+              <w:spacing w:before="20" w:after="20"/>
+            </w:pPr>
             <w:r/>
             <w:r>
               <w:rPr>
@@ -804,6 +1302,9 @@
             <w:tcW w:type="dxa" w:w="1514"/>
           </w:tcPr>
           <w:p>
+            <w:pPr>
+              <w:spacing w:before="20" w:after="20"/>
+            </w:pPr>
             <w:r/>
             <w:r>
               <w:rPr>
@@ -820,11 +1321,13 @@
             <w:tcW w:type="dxa" w:w="1514"/>
           </w:tcPr>
           <w:p>
-            <w:r/>
-            <w:r>
-              <w:rPr>
-                <w:rFonts w:ascii="Verdana" w:hAnsi="Verdana"/>
-                <w:b w:val="0"/>
+            <w:pPr>
+              <w:spacing w:before="20" w:after="20"/>
+            </w:pPr>
+            <w:r/>
+            <w:r>
+              <w:rPr>
+                <w:rFonts w:ascii="Verdana" w:hAnsi="Verdana"/>
                 <w:sz w:val="16"/>
               </w:rPr>
               <w:t>Tabla de cifrado</w:t>
@@ -836,6 +1339,9 @@
             <w:tcW w:type="dxa" w:w="1514"/>
           </w:tcPr>
           <w:p>
+            <w:pPr>
+              <w:spacing w:before="20" w:after="20"/>
+            </w:pPr>
             <w:r/>
             <w:r>
               <w:rPr>
@@ -852,6 +1358,9 @@
             <w:tcW w:type="dxa" w:w="1514"/>
           </w:tcPr>
           <w:p>
+            <w:pPr>
+              <w:spacing w:before="20" w:after="20"/>
+            </w:pPr>
             <w:r/>
             <w:r>
               <w:rPr>
@@ -868,6 +1377,9 @@
             <w:tcW w:type="dxa" w:w="1514"/>
           </w:tcPr>
           <w:p>
+            <w:pPr>
+              <w:spacing w:before="20" w:after="20"/>
+            </w:pPr>
             <w:r/>
             <w:r>
               <w:rPr>
@@ -888,6 +1400,9 @@
             <w:tcW w:type="dxa" w:w="1514"/>
           </w:tcPr>
           <w:p>
+            <w:pPr>
+              <w:spacing w:before="20" w:after="20"/>
+            </w:pPr>
             <w:r/>
             <w:r>
               <w:rPr>
@@ -904,6 +1419,9 @@
             <w:tcW w:type="dxa" w:w="1514"/>
           </w:tcPr>
           <w:p>
+            <w:pPr>
+              <w:spacing w:before="20" w:after="20"/>
+            </w:pPr>
             <w:r/>
             <w:r>
               <w:rPr>
@@ -920,11 +1438,13 @@
             <w:tcW w:type="dxa" w:w="1514"/>
           </w:tcPr>
           <w:p>
-            <w:r/>
-            <w:r>
-              <w:rPr>
-                <w:rFonts w:ascii="Verdana" w:hAnsi="Verdana"/>
-                <w:b w:val="0"/>
+            <w:pPr>
+              <w:spacing w:before="20" w:after="20"/>
+            </w:pPr>
+            <w:r/>
+            <w:r>
+              <w:rPr>
+                <w:rFonts w:ascii="Verdana" w:hAnsi="Verdana"/>
                 <w:sz w:val="16"/>
               </w:rPr>
               <w:t>%</w:t>
@@ -936,6 +1456,9 @@
             <w:tcW w:type="dxa" w:w="1514"/>
           </w:tcPr>
           <w:p>
+            <w:pPr>
+              <w:spacing w:before="20" w:after="20"/>
+            </w:pPr>
             <w:r/>
             <w:r>
               <w:rPr>
@@ -952,6 +1475,9 @@
             <w:tcW w:type="dxa" w:w="1514"/>
           </w:tcPr>
           <w:p>
+            <w:pPr>
+              <w:spacing w:before="20" w:after="20"/>
+            </w:pPr>
             <w:r/>
             <w:r>
               <w:rPr>
@@ -968,6 +1494,9 @@
             <w:tcW w:type="dxa" w:w="1514"/>
           </w:tcPr>
           <w:p>
+            <w:pPr>
+              <w:spacing w:before="20" w:after="20"/>
+            </w:pPr>
             <w:r/>
             <w:r>
               <w:rPr>
@@ -984,11 +1513,13 @@
             <w:tcW w:type="dxa" w:w="1514"/>
           </w:tcPr>
           <w:p>
-            <w:r/>
-            <w:r>
-              <w:rPr>
-                <w:rFonts w:ascii="Verdana" w:hAnsi="Verdana"/>
-                <w:b w:val="0"/>
+            <w:pPr>
+              <w:spacing w:before="20" w:after="20"/>
+            </w:pPr>
+            <w:r/>
+            <w:r>
+              <w:rPr>
+                <w:rFonts w:ascii="Verdana" w:hAnsi="Verdana"/>
                 <w:sz w:val="16"/>
               </w:rPr>
               <w:t>%</w:t>
@@ -1000,6 +1531,9 @@
             <w:tcW w:type="dxa" w:w="1514"/>
           </w:tcPr>
           <w:p>
+            <w:pPr>
+              <w:spacing w:before="20" w:after="20"/>
+            </w:pPr>
             <w:r/>
             <w:r>
               <w:rPr>
@@ -1016,6 +1550,9 @@
             <w:tcW w:type="dxa" w:w="1514"/>
           </w:tcPr>
           <w:p>
+            <w:pPr>
+              <w:spacing w:before="20" w:after="20"/>
+            </w:pPr>
             <w:r/>
             <w:r>
               <w:rPr>
@@ -1032,6 +1569,9 @@
             <w:tcW w:type="dxa" w:w="1514"/>
           </w:tcPr>
           <w:p>
+            <w:pPr>
+              <w:spacing w:before="20" w:after="20"/>
+            </w:pPr>
             <w:r/>
             <w:r>
               <w:rPr>
@@ -1052,6 +1592,9 @@
             <w:tcW w:type="dxa" w:w="1514"/>
           </w:tcPr>
           <w:p>
+            <w:pPr>
+              <w:spacing w:before="20" w:after="20"/>
+            </w:pPr>
             <w:r/>
             <w:r>
               <w:rPr>
@@ -1068,6 +1611,9 @@
             <w:tcW w:type="dxa" w:w="1514"/>
           </w:tcPr>
           <w:p>
+            <w:pPr>
+              <w:spacing w:before="20" w:after="20"/>
+            </w:pPr>
             <w:r/>
             <w:r>
               <w:rPr>
@@ -1084,11 +1630,13 @@
             <w:tcW w:type="dxa" w:w="1514"/>
           </w:tcPr>
           <w:p>
-            <w:r/>
-            <w:r>
-              <w:rPr>
-                <w:rFonts w:ascii="Verdana" w:hAnsi="Verdana"/>
-                <w:b w:val="0"/>
+            <w:pPr>
+              <w:spacing w:before="20" w:after="20"/>
+            </w:pPr>
+            <w:r/>
+            <w:r>
+              <w:rPr>
+                <w:rFonts w:ascii="Verdana" w:hAnsi="Verdana"/>
                 <w:sz w:val="16"/>
               </w:rPr>
               <w:t>Tabla de cifrado</w:t>
@@ -1100,6 +1648,9 @@
             <w:tcW w:type="dxa" w:w="1514"/>
           </w:tcPr>
           <w:p>
+            <w:pPr>
+              <w:spacing w:before="20" w:after="20"/>
+            </w:pPr>
             <w:r/>
             <w:r>
               <w:rPr>
@@ -1116,6 +1667,9 @@
             <w:tcW w:type="dxa" w:w="1514"/>
           </w:tcPr>
           <w:p>
+            <w:pPr>
+              <w:spacing w:before="20" w:after="20"/>
+            </w:pPr>
             <w:r/>
             <w:r>
               <w:rPr>
@@ -1132,6 +1686,9 @@
             <w:tcW w:type="dxa" w:w="1514"/>
           </w:tcPr>
           <w:p>
+            <w:pPr>
+              <w:spacing w:before="20" w:after="20"/>
+            </w:pPr>
             <w:r/>
             <w:r>
               <w:rPr>
@@ -1148,11 +1705,13 @@
             <w:tcW w:type="dxa" w:w="1514"/>
           </w:tcPr>
           <w:p>
-            <w:r/>
-            <w:r>
-              <w:rPr>
-                <w:rFonts w:ascii="Verdana" w:hAnsi="Verdana"/>
-                <w:b w:val="0"/>
+            <w:pPr>
+              <w:spacing w:before="20" w:after="20"/>
+            </w:pPr>
+            <w:r/>
+            <w:r>
+              <w:rPr>
+                <w:rFonts w:ascii="Verdana" w:hAnsi="Verdana"/>
                 <w:sz w:val="16"/>
               </w:rPr>
               <w:t>Tabla de cifrado</w:t>
@@ -1164,6 +1723,9 @@
             <w:tcW w:type="dxa" w:w="1514"/>
           </w:tcPr>
           <w:p>
+            <w:pPr>
+              <w:spacing w:before="20" w:after="20"/>
+            </w:pPr>
             <w:r/>
             <w:r>
               <w:rPr>
@@ -1180,6 +1742,9 @@
             <w:tcW w:type="dxa" w:w="1514"/>
           </w:tcPr>
           <w:p>
+            <w:pPr>
+              <w:spacing w:before="20" w:after="20"/>
+            </w:pPr>
             <w:r/>
             <w:r>
               <w:rPr>
@@ -1196,6 +1761,9 @@
             <w:tcW w:type="dxa" w:w="1514"/>
           </w:tcPr>
           <w:p>
+            <w:pPr>
+              <w:spacing w:before="20" w:after="20"/>
+            </w:pPr>
             <w:r/>
             <w:r>
               <w:rPr>
@@ -1216,6 +1784,9 @@
             <w:tcW w:type="dxa" w:w="1514"/>
           </w:tcPr>
           <w:p>
+            <w:pPr>
+              <w:spacing w:before="20" w:after="20"/>
+            </w:pPr>
             <w:r/>
             <w:r>
               <w:rPr>
@@ -1232,6 +1803,9 @@
             <w:tcW w:type="dxa" w:w="1514"/>
           </w:tcPr>
           <w:p>
+            <w:pPr>
+              <w:spacing w:before="20" w:after="20"/>
+            </w:pPr>
             <w:r/>
             <w:r>
               <w:rPr>
@@ -1248,11 +1822,13 @@
             <w:tcW w:type="dxa" w:w="1514"/>
           </w:tcPr>
           <w:p>
-            <w:r/>
-            <w:r>
-              <w:rPr>
-                <w:rFonts w:ascii="Verdana" w:hAnsi="Verdana"/>
-                <w:b w:val="0"/>
+            <w:pPr>
+              <w:spacing w:before="20" w:after="20"/>
+            </w:pPr>
+            <w:r/>
+            <w:r>
+              <w:rPr>
+                <w:rFonts w:ascii="Verdana" w:hAnsi="Verdana"/>
                 <w:sz w:val="16"/>
               </w:rPr>
               <w:t>Tabla de cifrado</w:t>
@@ -1264,6 +1840,9 @@
             <w:tcW w:type="dxa" w:w="1514"/>
           </w:tcPr>
           <w:p>
+            <w:pPr>
+              <w:spacing w:before="20" w:after="20"/>
+            </w:pPr>
             <w:r/>
             <w:r>
               <w:rPr>
@@ -1280,6 +1859,9 @@
             <w:tcW w:type="dxa" w:w="1514"/>
           </w:tcPr>
           <w:p>
+            <w:pPr>
+              <w:spacing w:before="20" w:after="20"/>
+            </w:pPr>
             <w:r/>
             <w:r>
               <w:rPr>
@@ -1296,6 +1878,9 @@
             <w:tcW w:type="dxa" w:w="1514"/>
           </w:tcPr>
           <w:p>
+            <w:pPr>
+              <w:spacing w:before="20" w:after="20"/>
+            </w:pPr>
             <w:r/>
             <w:r>
               <w:rPr>
@@ -1312,11 +1897,13 @@
             <w:tcW w:type="dxa" w:w="1514"/>
           </w:tcPr>
           <w:p>
-            <w:r/>
-            <w:r>
-              <w:rPr>
-                <w:rFonts w:ascii="Verdana" w:hAnsi="Verdana"/>
-                <w:b w:val="0"/>
+            <w:pPr>
+              <w:spacing w:before="20" w:after="20"/>
+            </w:pPr>
+            <w:r/>
+            <w:r>
+              <w:rPr>
+                <w:rFonts w:ascii="Verdana" w:hAnsi="Verdana"/>
                 <w:sz w:val="16"/>
               </w:rPr>
               <w:t>Tabla de cifrado</w:t>
@@ -1328,6 +1915,9 @@
             <w:tcW w:type="dxa" w:w="1514"/>
           </w:tcPr>
           <w:p>
+            <w:pPr>
+              <w:spacing w:before="20" w:after="20"/>
+            </w:pPr>
             <w:r/>
             <w:r>
               <w:rPr>
@@ -1344,6 +1934,9 @@
             <w:tcW w:type="dxa" w:w="1514"/>
           </w:tcPr>
           <w:p>
+            <w:pPr>
+              <w:spacing w:before="20" w:after="20"/>
+            </w:pPr>
             <w:r/>
             <w:r>
               <w:rPr>
@@ -1360,6 +1953,9 @@
             <w:tcW w:type="dxa" w:w="1514"/>
           </w:tcPr>
           <w:p>
+            <w:pPr>
+              <w:spacing w:before="20" w:after="20"/>
+            </w:pPr>
             <w:r/>
             <w:r>
               <w:rPr>
@@ -1380,6 +1976,9 @@
             <w:tcW w:type="dxa" w:w="1514"/>
           </w:tcPr>
           <w:p>
+            <w:pPr>
+              <w:spacing w:before="20" w:after="20"/>
+            </w:pPr>
             <w:r/>
             <w:r>
               <w:rPr>
@@ -1396,6 +1995,9 @@
             <w:tcW w:type="dxa" w:w="1514"/>
           </w:tcPr>
           <w:p>
+            <w:pPr>
+              <w:spacing w:before="20" w:after="20"/>
+            </w:pPr>
             <w:r/>
             <w:r>
               <w:rPr>
@@ -1412,11 +2014,13 @@
             <w:tcW w:type="dxa" w:w="1514"/>
           </w:tcPr>
           <w:p>
-            <w:r/>
-            <w:r>
-              <w:rPr>
-                <w:rFonts w:ascii="Verdana" w:hAnsi="Verdana"/>
-                <w:b w:val="0"/>
+            <w:pPr>
+              <w:spacing w:before="20" w:after="20"/>
+            </w:pPr>
+            <w:r/>
+            <w:r>
+              <w:rPr>
+                <w:rFonts w:ascii="Verdana" w:hAnsi="Verdana"/>
                 <w:sz w:val="16"/>
               </w:rPr>
               <w:t>Tabla de cifrado</w:t>
@@ -1428,6 +2032,9 @@
             <w:tcW w:type="dxa" w:w="1514"/>
           </w:tcPr>
           <w:p>
+            <w:pPr>
+              <w:spacing w:before="20" w:after="20"/>
+            </w:pPr>
             <w:r/>
             <w:r>
               <w:rPr>
@@ -1444,6 +2051,9 @@
             <w:tcW w:type="dxa" w:w="1514"/>
           </w:tcPr>
           <w:p>
+            <w:pPr>
+              <w:spacing w:before="20" w:after="20"/>
+            </w:pPr>
             <w:r/>
             <w:r>
               <w:rPr>
@@ -1460,6 +2070,9 @@
             <w:tcW w:type="dxa" w:w="1514"/>
           </w:tcPr>
           <w:p>
+            <w:pPr>
+              <w:spacing w:before="20" w:after="20"/>
+            </w:pPr>
             <w:r/>
             <w:r>
               <w:rPr>
@@ -1476,11 +2089,13 @@
             <w:tcW w:type="dxa" w:w="1514"/>
           </w:tcPr>
           <w:p>
-            <w:r/>
-            <w:r>
-              <w:rPr>
-                <w:rFonts w:ascii="Verdana" w:hAnsi="Verdana"/>
-                <w:b w:val="0"/>
+            <w:pPr>
+              <w:spacing w:before="20" w:after="20"/>
+            </w:pPr>
+            <w:r/>
+            <w:r>
+              <w:rPr>
+                <w:rFonts w:ascii="Verdana" w:hAnsi="Verdana"/>
                 <w:sz w:val="16"/>
               </w:rPr>
               <w:t>Tabla de cifrado</w:t>
@@ -1492,6 +2107,9 @@
             <w:tcW w:type="dxa" w:w="1514"/>
           </w:tcPr>
           <w:p>
+            <w:pPr>
+              <w:spacing w:before="20" w:after="20"/>
+            </w:pPr>
             <w:r/>
             <w:r>
               <w:rPr>
@@ -1508,6 +2126,9 @@
             <w:tcW w:type="dxa" w:w="1514"/>
           </w:tcPr>
           <w:p>
+            <w:pPr>
+              <w:spacing w:before="20" w:after="20"/>
+            </w:pPr>
             <w:r/>
             <w:r>
               <w:rPr>
@@ -1524,6 +2145,9 @@
             <w:tcW w:type="dxa" w:w="1514"/>
           </w:tcPr>
           <w:p>
+            <w:pPr>
+              <w:spacing w:before="20" w:after="20"/>
+            </w:pPr>
             <w:r/>
             <w:r>
               <w:rPr>
@@ -1544,6 +2168,9 @@
             <w:tcW w:type="dxa" w:w="1514"/>
           </w:tcPr>
           <w:p>
+            <w:pPr>
+              <w:spacing w:before="20" w:after="20"/>
+            </w:pPr>
             <w:r/>
             <w:r>
               <w:rPr>
@@ -1560,6 +2187,9 @@
             <w:tcW w:type="dxa" w:w="1514"/>
           </w:tcPr>
           <w:p>
+            <w:pPr>
+              <w:spacing w:before="20" w:after="20"/>
+            </w:pPr>
             <w:r/>
             <w:r>
               <w:rPr>
@@ -1576,11 +2206,13 @@
             <w:tcW w:type="dxa" w:w="1514"/>
           </w:tcPr>
           <w:p>
-            <w:r/>
-            <w:r>
-              <w:rPr>
-                <w:rFonts w:ascii="Verdana" w:hAnsi="Verdana"/>
-                <w:b w:val="0"/>
+            <w:pPr>
+              <w:spacing w:before="20" w:after="20"/>
+            </w:pPr>
+            <w:r/>
+            <w:r>
+              <w:rPr>
+                <w:rFonts w:ascii="Verdana" w:hAnsi="Verdana"/>
                 <w:sz w:val="16"/>
               </w:rPr>
               <w:t>Tabla de cifrado</w:t>
@@ -1592,6 +2224,9 @@
             <w:tcW w:type="dxa" w:w="1514"/>
           </w:tcPr>
           <w:p>
+            <w:pPr>
+              <w:spacing w:before="20" w:after="20"/>
+            </w:pPr>
             <w:r/>
             <w:r>
               <w:rPr>
@@ -1608,6 +2243,9 @@
             <w:tcW w:type="dxa" w:w="1514"/>
           </w:tcPr>
           <w:p>
+            <w:pPr>
+              <w:spacing w:before="20" w:after="20"/>
+            </w:pPr>
             <w:r/>
             <w:r>
               <w:rPr>
@@ -1624,6 +2262,9 @@
             <w:tcW w:type="dxa" w:w="1514"/>
           </w:tcPr>
           <w:p>
+            <w:pPr>
+              <w:spacing w:before="20" w:after="20"/>
+            </w:pPr>
             <w:r/>
             <w:r>
               <w:rPr>
@@ -1640,11 +2281,13 @@
             <w:tcW w:type="dxa" w:w="1514"/>
           </w:tcPr>
           <w:p>
-            <w:r/>
-            <w:r>
-              <w:rPr>
-                <w:rFonts w:ascii="Verdana" w:hAnsi="Verdana"/>
-                <w:b w:val="0"/>
+            <w:pPr>
+              <w:spacing w:before="20" w:after="20"/>
+            </w:pPr>
+            <w:r/>
+            <w:r>
+              <w:rPr>
+                <w:rFonts w:ascii="Verdana" w:hAnsi="Verdana"/>
                 <w:sz w:val="16"/>
               </w:rPr>
               <w:t>Tabla de cifrado</w:t>
@@ -1656,6 +2299,9 @@
             <w:tcW w:type="dxa" w:w="1514"/>
           </w:tcPr>
           <w:p>
+            <w:pPr>
+              <w:spacing w:before="20" w:after="20"/>
+            </w:pPr>
             <w:r/>
             <w:r>
               <w:rPr>
@@ -1672,6 +2318,9 @@
             <w:tcW w:type="dxa" w:w="1514"/>
           </w:tcPr>
           <w:p>
+            <w:pPr>
+              <w:spacing w:before="20" w:after="20"/>
+            </w:pPr>
             <w:r/>
             <w:r>
               <w:rPr>
@@ -1688,6 +2337,9 @@
             <w:tcW w:type="dxa" w:w="1514"/>
           </w:tcPr>
           <w:p>
+            <w:pPr>
+              <w:spacing w:before="20" w:after="20"/>
+            </w:pPr>
             <w:r/>
             <w:r>
               <w:rPr>
@@ -1708,6 +2360,9 @@
             <w:tcW w:type="dxa" w:w="1514"/>
           </w:tcPr>
           <w:p>
+            <w:pPr>
+              <w:spacing w:before="20" w:after="20"/>
+            </w:pPr>
             <w:r/>
             <w:r>
               <w:rPr>
@@ -1724,6 +2379,9 @@
             <w:tcW w:type="dxa" w:w="1514"/>
           </w:tcPr>
           <w:p>
+            <w:pPr>
+              <w:spacing w:before="20" w:after="20"/>
+            </w:pPr>
             <w:r/>
             <w:r>
               <w:rPr>
@@ -1740,11 +2398,13 @@
             <w:tcW w:type="dxa" w:w="1514"/>
           </w:tcPr>
           <w:p>
-            <w:r/>
-            <w:r>
-              <w:rPr>
-                <w:rFonts w:ascii="Verdana" w:hAnsi="Verdana"/>
-                <w:b w:val="0"/>
+            <w:pPr>
+              <w:spacing w:before="20" w:after="20"/>
+            </w:pPr>
+            <w:r/>
+            <w:r>
+              <w:rPr>
+                <w:rFonts w:ascii="Verdana" w:hAnsi="Verdana"/>
                 <w:sz w:val="16"/>
               </w:rPr>
               <w:t>Tabla de cifrado</w:t>
@@ -1756,6 +2416,9 @@
             <w:tcW w:type="dxa" w:w="1514"/>
           </w:tcPr>
           <w:p>
+            <w:pPr>
+              <w:spacing w:before="20" w:after="20"/>
+            </w:pPr>
             <w:r/>
             <w:r>
               <w:rPr>
@@ -1772,6 +2435,9 @@
             <w:tcW w:type="dxa" w:w="1514"/>
           </w:tcPr>
           <w:p>
+            <w:pPr>
+              <w:spacing w:before="20" w:after="20"/>
+            </w:pPr>
             <w:r/>
             <w:r>
               <w:rPr>
@@ -1788,6 +2454,9 @@
             <w:tcW w:type="dxa" w:w="1514"/>
           </w:tcPr>
           <w:p>
+            <w:pPr>
+              <w:spacing w:before="20" w:after="20"/>
+            </w:pPr>
             <w:r/>
             <w:r>
               <w:rPr>
@@ -1804,11 +2473,13 @@
             <w:tcW w:type="dxa" w:w="1514"/>
           </w:tcPr>
           <w:p>
-            <w:r/>
-            <w:r>
-              <w:rPr>
-                <w:rFonts w:ascii="Verdana" w:hAnsi="Verdana"/>
-                <w:b w:val="0"/>
+            <w:pPr>
+              <w:spacing w:before="20" w:after="20"/>
+            </w:pPr>
+            <w:r/>
+            <w:r>
+              <w:rPr>
+                <w:rFonts w:ascii="Verdana" w:hAnsi="Verdana"/>
                 <w:sz w:val="16"/>
               </w:rPr>
               <w:t>Tabla de cifrado</w:t>
@@ -1820,6 +2491,9 @@
             <w:tcW w:type="dxa" w:w="1514"/>
           </w:tcPr>
           <w:p>
+            <w:pPr>
+              <w:spacing w:before="20" w:after="20"/>
+            </w:pPr>
             <w:r/>
             <w:r>
               <w:rPr>
@@ -1836,6 +2510,9 @@
             <w:tcW w:type="dxa" w:w="1514"/>
           </w:tcPr>
           <w:p>
+            <w:pPr>
+              <w:spacing w:before="20" w:after="20"/>
+            </w:pPr>
             <w:r/>
             <w:r>
               <w:rPr>
@@ -1852,6 +2529,9 @@
             <w:tcW w:type="dxa" w:w="1514"/>
           </w:tcPr>
           <w:p>
+            <w:pPr>
+              <w:spacing w:before="20" w:after="20"/>
+            </w:pPr>
             <w:r/>
             <w:r>
               <w:rPr>
@@ -1872,6 +2552,9 @@
             <w:tcW w:type="dxa" w:w="1514"/>
           </w:tcPr>
           <w:p>
+            <w:pPr>
+              <w:spacing w:before="20" w:after="20"/>
+            </w:pPr>
             <w:r/>
             <w:r>
               <w:rPr>
@@ -1888,6 +2571,9 @@
             <w:tcW w:type="dxa" w:w="1514"/>
           </w:tcPr>
           <w:p>
+            <w:pPr>
+              <w:spacing w:before="20" w:after="20"/>
+            </w:pPr>
             <w:r/>
             <w:r>
               <w:rPr>
@@ -1904,11 +2590,13 @@
             <w:tcW w:type="dxa" w:w="1514"/>
           </w:tcPr>
           <w:p>
-            <w:r/>
-            <w:r>
-              <w:rPr>
-                <w:rFonts w:ascii="Verdana" w:hAnsi="Verdana"/>
-                <w:b w:val="0"/>
+            <w:pPr>
+              <w:spacing w:before="20" w:after="20"/>
+            </w:pPr>
+            <w:r/>
+            <w:r>
+              <w:rPr>
+                <w:rFonts w:ascii="Verdana" w:hAnsi="Verdana"/>
                 <w:sz w:val="16"/>
               </w:rPr>
               <w:t>Tabla de cifrado</w:t>
@@ -1920,6 +2608,9 @@
             <w:tcW w:type="dxa" w:w="1514"/>
           </w:tcPr>
           <w:p>
+            <w:pPr>
+              <w:spacing w:before="20" w:after="20"/>
+            </w:pPr>
             <w:r/>
             <w:r>
               <w:rPr>
@@ -1936,6 +2627,9 @@
             <w:tcW w:type="dxa" w:w="1514"/>
           </w:tcPr>
           <w:p>
+            <w:pPr>
+              <w:spacing w:before="20" w:after="20"/>
+            </w:pPr>
             <w:r/>
             <w:r>
               <w:rPr>
@@ -1952,6 +2646,9 @@
             <w:tcW w:type="dxa" w:w="1514"/>
           </w:tcPr>
           <w:p>
+            <w:pPr>
+              <w:spacing w:before="20" w:after="20"/>
+            </w:pPr>
             <w:r/>
             <w:r>
               <w:rPr>
@@ -1968,11 +2665,13 @@
             <w:tcW w:type="dxa" w:w="1514"/>
           </w:tcPr>
           <w:p>
-            <w:r/>
-            <w:r>
-              <w:rPr>
-                <w:rFonts w:ascii="Verdana" w:hAnsi="Verdana"/>
-                <w:b w:val="0"/>
+            <w:pPr>
+              <w:spacing w:before="20" w:after="20"/>
+            </w:pPr>
+            <w:r/>
+            <w:r>
+              <w:rPr>
+                <w:rFonts w:ascii="Verdana" w:hAnsi="Verdana"/>
                 <w:sz w:val="16"/>
               </w:rPr>
               <w:t>Tabla de cifrado</w:t>
@@ -1984,6 +2683,9 @@
             <w:tcW w:type="dxa" w:w="1514"/>
           </w:tcPr>
           <w:p>
+            <w:pPr>
+              <w:spacing w:before="20" w:after="20"/>
+            </w:pPr>
             <w:r/>
             <w:r>
               <w:rPr>
@@ -2000,6 +2702,9 @@
             <w:tcW w:type="dxa" w:w="1514"/>
           </w:tcPr>
           <w:p>
+            <w:pPr>
+              <w:spacing w:before="20" w:after="20"/>
+            </w:pPr>
             <w:r/>
             <w:r>
               <w:rPr>
@@ -2016,6 +2721,9 @@
             <w:tcW w:type="dxa" w:w="1514"/>
           </w:tcPr>
           <w:p>
+            <w:pPr>
+              <w:spacing w:before="20" w:after="20"/>
+            </w:pPr>
             <w:r/>
             <w:r>
               <w:rPr>
@@ -2036,6 +2744,9 @@
             <w:tcW w:type="dxa" w:w="1514"/>
           </w:tcPr>
           <w:p>
+            <w:pPr>
+              <w:spacing w:before="20" w:after="20"/>
+            </w:pPr>
             <w:r/>
             <w:r>
               <w:rPr>
@@ -2052,6 +2763,9 @@
             <w:tcW w:type="dxa" w:w="1514"/>
           </w:tcPr>
           <w:p>
+            <w:pPr>
+              <w:spacing w:before="20" w:after="20"/>
+            </w:pPr>
             <w:r/>
             <w:r>
               <w:rPr>
@@ -2068,11 +2782,13 @@
             <w:tcW w:type="dxa" w:w="1514"/>
           </w:tcPr>
           <w:p>
-            <w:r/>
-            <w:r>
-              <w:rPr>
-                <w:rFonts w:ascii="Verdana" w:hAnsi="Verdana"/>
-                <w:b w:val="0"/>
+            <w:pPr>
+              <w:spacing w:before="20" w:after="20"/>
+            </w:pPr>
+            <w:r/>
+            <w:r>
+              <w:rPr>
+                <w:rFonts w:ascii="Verdana" w:hAnsi="Verdana"/>
                 <w:sz w:val="16"/>
               </w:rPr>
               <w:t>Tabla de cifrado</w:t>
@@ -2084,6 +2800,9 @@
             <w:tcW w:type="dxa" w:w="1514"/>
           </w:tcPr>
           <w:p>
+            <w:pPr>
+              <w:spacing w:before="20" w:after="20"/>
+            </w:pPr>
             <w:r/>
             <w:r>
               <w:rPr>
@@ -2100,6 +2819,9 @@
             <w:tcW w:type="dxa" w:w="1514"/>
           </w:tcPr>
           <w:p>
+            <w:pPr>
+              <w:spacing w:before="20" w:after="20"/>
+            </w:pPr>
             <w:r/>
             <w:r>
               <w:rPr>
@@ -2116,6 +2838,9 @@
             <w:tcW w:type="dxa" w:w="1514"/>
           </w:tcPr>
           <w:p>
+            <w:pPr>
+              <w:spacing w:before="20" w:after="20"/>
+            </w:pPr>
             <w:r/>
             <w:r>
               <w:rPr>
@@ -2132,11 +2857,13 @@
             <w:tcW w:type="dxa" w:w="1514"/>
           </w:tcPr>
           <w:p>
-            <w:r/>
-            <w:r>
-              <w:rPr>
-                <w:rFonts w:ascii="Verdana" w:hAnsi="Verdana"/>
-                <w:b w:val="0"/>
+            <w:pPr>
+              <w:spacing w:before="20" w:after="20"/>
+            </w:pPr>
+            <w:r/>
+            <w:r>
+              <w:rPr>
+                <w:rFonts w:ascii="Verdana" w:hAnsi="Verdana"/>
                 <w:sz w:val="16"/>
               </w:rPr>
               <w:t>Tabla de cifrado</w:t>
@@ -2148,6 +2875,9 @@
             <w:tcW w:type="dxa" w:w="1514"/>
           </w:tcPr>
           <w:p>
+            <w:pPr>
+              <w:spacing w:before="20" w:after="20"/>
+            </w:pPr>
             <w:r/>
             <w:r>
               <w:rPr>
@@ -2164,6 +2894,9 @@
             <w:tcW w:type="dxa" w:w="1514"/>
           </w:tcPr>
           <w:p>
+            <w:pPr>
+              <w:spacing w:before="20" w:after="20"/>
+            </w:pPr>
             <w:r/>
             <w:r>
               <w:rPr>
@@ -2180,6 +2913,9 @@
             <w:tcW w:type="dxa" w:w="1514"/>
           </w:tcPr>
           <w:p>
+            <w:pPr>
+              <w:spacing w:before="20" w:after="20"/>
+            </w:pPr>
             <w:r/>
             <w:r>
               <w:rPr>
@@ -2200,6 +2936,9 @@
             <w:tcW w:type="dxa" w:w="1514"/>
           </w:tcPr>
           <w:p>
+            <w:pPr>
+              <w:spacing w:before="20" w:after="20"/>
+            </w:pPr>
             <w:r/>
             <w:r>
               <w:rPr>
@@ -2216,6 +2955,9 @@
             <w:tcW w:type="dxa" w:w="1514"/>
           </w:tcPr>
           <w:p>
+            <w:pPr>
+              <w:spacing w:before="20" w:after="20"/>
+            </w:pPr>
             <w:r/>
             <w:r>
               <w:rPr>
@@ -2232,11 +2974,13 @@
             <w:tcW w:type="dxa" w:w="1514"/>
           </w:tcPr>
           <w:p>
-            <w:r/>
-            <w:r>
-              <w:rPr>
-                <w:rFonts w:ascii="Verdana" w:hAnsi="Verdana"/>
-                <w:b w:val="0"/>
+            <w:pPr>
+              <w:spacing w:before="20" w:after="20"/>
+            </w:pPr>
+            <w:r/>
+            <w:r>
+              <w:rPr>
+                <w:rFonts w:ascii="Verdana" w:hAnsi="Verdana"/>
                 <w:sz w:val="16"/>
               </w:rPr>
               <w:t>Tabla de cifrado</w:t>
@@ -2248,6 +2992,9 @@
             <w:tcW w:type="dxa" w:w="1514"/>
           </w:tcPr>
           <w:p>
+            <w:pPr>
+              <w:spacing w:before="20" w:after="20"/>
+            </w:pPr>
             <w:r/>
             <w:r>
               <w:rPr>
@@ -2264,6 +3011,9 @@
             <w:tcW w:type="dxa" w:w="1514"/>
           </w:tcPr>
           <w:p>
+            <w:pPr>
+              <w:spacing w:before="20" w:after="20"/>
+            </w:pPr>
             <w:r/>
             <w:r>
               <w:rPr>
@@ -2280,6 +3030,9 @@
             <w:tcW w:type="dxa" w:w="1514"/>
           </w:tcPr>
           <w:p>
+            <w:pPr>
+              <w:spacing w:before="20" w:after="20"/>
+            </w:pPr>
             <w:r/>
             <w:r>
               <w:rPr>
@@ -2296,11 +3049,13 @@
             <w:tcW w:type="dxa" w:w="1514"/>
           </w:tcPr>
           <w:p>
-            <w:r/>
-            <w:r>
-              <w:rPr>
-                <w:rFonts w:ascii="Verdana" w:hAnsi="Verdana"/>
-                <w:b w:val="0"/>
+            <w:pPr>
+              <w:spacing w:before="20" w:after="20"/>
+            </w:pPr>
+            <w:r/>
+            <w:r>
+              <w:rPr>
+                <w:rFonts w:ascii="Verdana" w:hAnsi="Verdana"/>
                 <w:sz w:val="16"/>
               </w:rPr>
               <w:t>Tabla de cifrado</w:t>
@@ -2312,6 +3067,9 @@
             <w:tcW w:type="dxa" w:w="1514"/>
           </w:tcPr>
           <w:p>
+            <w:pPr>
+              <w:spacing w:before="20" w:after="20"/>
+            </w:pPr>
             <w:r/>
             <w:r>
               <w:rPr>
@@ -2328,6 +3086,9 @@
             <w:tcW w:type="dxa" w:w="1514"/>
           </w:tcPr>
           <w:p>
+            <w:pPr>
+              <w:spacing w:before="20" w:after="20"/>
+            </w:pPr>
             <w:r/>
             <w:r>
               <w:rPr>
@@ -2344,6 +3105,9 @@
             <w:tcW w:type="dxa" w:w="1514"/>
           </w:tcPr>
           <w:p>
+            <w:pPr>
+              <w:spacing w:before="20" w:after="20"/>
+            </w:pPr>
             <w:r/>
             <w:r>
               <w:rPr>
@@ -2364,6 +3128,9 @@
             <w:tcW w:type="dxa" w:w="1514"/>
           </w:tcPr>
           <w:p>
+            <w:pPr>
+              <w:spacing w:before="20" w:after="20"/>
+            </w:pPr>
             <w:r/>
             <w:r>
               <w:rPr>
@@ -2380,6 +3147,9 @@
             <w:tcW w:type="dxa" w:w="1514"/>
           </w:tcPr>
           <w:p>
+            <w:pPr>
+              <w:spacing w:before="20" w:after="20"/>
+            </w:pPr>
             <w:r/>
             <w:r>
               <w:rPr>
@@ -2396,11 +3166,13 @@
             <w:tcW w:type="dxa" w:w="1514"/>
           </w:tcPr>
           <w:p>
-            <w:r/>
-            <w:r>
-              <w:rPr>
-                <w:rFonts w:ascii="Verdana" w:hAnsi="Verdana"/>
-                <w:b w:val="0"/>
+            <w:pPr>
+              <w:spacing w:before="20" w:after="20"/>
+            </w:pPr>
+            <w:r/>
+            <w:r>
+              <w:rPr>
+                <w:rFonts w:ascii="Verdana" w:hAnsi="Verdana"/>
                 <w:sz w:val="16"/>
               </w:rPr>
               <w:t>Tabla de cifrado</w:t>
@@ -2412,6 +3184,9 @@
             <w:tcW w:type="dxa" w:w="1514"/>
           </w:tcPr>
           <w:p>
+            <w:pPr>
+              <w:spacing w:before="20" w:after="20"/>
+            </w:pPr>
             <w:r/>
             <w:r>
               <w:rPr>
@@ -2428,6 +3203,9 @@
             <w:tcW w:type="dxa" w:w="1514"/>
           </w:tcPr>
           <w:p>
+            <w:pPr>
+              <w:spacing w:before="20" w:after="20"/>
+            </w:pPr>
             <w:r/>
             <w:r>
               <w:rPr>
@@ -2444,6 +3222,9 @@
             <w:tcW w:type="dxa" w:w="1514"/>
           </w:tcPr>
           <w:p>
+            <w:pPr>
+              <w:spacing w:before="20" w:after="20"/>
+            </w:pPr>
             <w:r/>
             <w:r>
               <w:rPr>
@@ -2460,11 +3241,13 @@
             <w:tcW w:type="dxa" w:w="1514"/>
           </w:tcPr>
           <w:p>
-            <w:r/>
-            <w:r>
-              <w:rPr>
-                <w:rFonts w:ascii="Verdana" w:hAnsi="Verdana"/>
-                <w:b w:val="0"/>
+            <w:pPr>
+              <w:spacing w:before="20" w:after="20"/>
+            </w:pPr>
+            <w:r/>
+            <w:r>
+              <w:rPr>
+                <w:rFonts w:ascii="Verdana" w:hAnsi="Verdana"/>
                 <w:sz w:val="16"/>
               </w:rPr>
               <w:t>Tabla de cifrado</w:t>
@@ -2476,6 +3259,9 @@
             <w:tcW w:type="dxa" w:w="1514"/>
           </w:tcPr>
           <w:p>
+            <w:pPr>
+              <w:spacing w:before="20" w:after="20"/>
+            </w:pPr>
             <w:r/>
             <w:r>
               <w:rPr>
@@ -2492,6 +3278,9 @@
             <w:tcW w:type="dxa" w:w="1514"/>
           </w:tcPr>
           <w:p>
+            <w:pPr>
+              <w:spacing w:before="20" w:after="20"/>
+            </w:pPr>
             <w:r/>
             <w:r>
               <w:rPr>
@@ -2508,6 +3297,9 @@
             <w:tcW w:type="dxa" w:w="1514"/>
           </w:tcPr>
           <w:p>
+            <w:pPr>
+              <w:spacing w:before="20" w:after="20"/>
+            </w:pPr>
             <w:r/>
             <w:r>
               <w:rPr>
@@ -2528,6 +3320,9 @@
             <w:tcW w:type="dxa" w:w="1514"/>
           </w:tcPr>
           <w:p>
+            <w:pPr>
+              <w:spacing w:before="20" w:after="20"/>
+            </w:pPr>
             <w:r/>
             <w:r>
               <w:rPr>
@@ -2544,6 +3339,9 @@
             <w:tcW w:type="dxa" w:w="1514"/>
           </w:tcPr>
           <w:p>
+            <w:pPr>
+              <w:spacing w:before="20" w:after="20"/>
+            </w:pPr>
             <w:r/>
             <w:r>
               <w:rPr>
@@ -2560,11 +3358,13 @@
             <w:tcW w:type="dxa" w:w="1514"/>
           </w:tcPr>
           <w:p>
-            <w:r/>
-            <w:r>
-              <w:rPr>
-                <w:rFonts w:ascii="Verdana" w:hAnsi="Verdana"/>
-                <w:b w:val="0"/>
+            <w:pPr>
+              <w:spacing w:before="20" w:after="20"/>
+            </w:pPr>
+            <w:r/>
+            <w:r>
+              <w:rPr>
+                <w:rFonts w:ascii="Verdana" w:hAnsi="Verdana"/>
                 <w:sz w:val="16"/>
               </w:rPr>
               <w:t>Tabla de cifrado</w:t>
@@ -2576,6 +3376,9 @@
             <w:tcW w:type="dxa" w:w="1514"/>
           </w:tcPr>
           <w:p>
+            <w:pPr>
+              <w:spacing w:before="20" w:after="20"/>
+            </w:pPr>
             <w:r/>
             <w:r>
               <w:rPr>
@@ -2592,6 +3395,9 @@
             <w:tcW w:type="dxa" w:w="1514"/>
           </w:tcPr>
           <w:p>
+            <w:pPr>
+              <w:spacing w:before="20" w:after="20"/>
+            </w:pPr>
             <w:r/>
             <w:r>
               <w:rPr>
@@ -2608,6 +3414,9 @@
             <w:tcW w:type="dxa" w:w="1514"/>
           </w:tcPr>
           <w:p>
+            <w:pPr>
+              <w:spacing w:before="20" w:after="20"/>
+            </w:pPr>
             <w:r/>
             <w:r>
               <w:rPr>
@@ -2624,11 +3433,13 @@
             <w:tcW w:type="dxa" w:w="1514"/>
           </w:tcPr>
           <w:p>
-            <w:r/>
-            <w:r>
-              <w:rPr>
-                <w:rFonts w:ascii="Verdana" w:hAnsi="Verdana"/>
-                <w:b w:val="0"/>
+            <w:pPr>
+              <w:spacing w:before="20" w:after="20"/>
+            </w:pPr>
+            <w:r/>
+            <w:r>
+              <w:rPr>
+                <w:rFonts w:ascii="Verdana" w:hAnsi="Verdana"/>
                 <w:sz w:val="16"/>
               </w:rPr>
               <w:t>Tabla de cifrado</w:t>
@@ -2640,6 +3451,9 @@
             <w:tcW w:type="dxa" w:w="1514"/>
           </w:tcPr>
           <w:p>
+            <w:pPr>
+              <w:spacing w:before="20" w:after="20"/>
+            </w:pPr>
             <w:r/>
             <w:r>
               <w:rPr>
@@ -2656,6 +3470,9 @@
             <w:tcW w:type="dxa" w:w="1514"/>
           </w:tcPr>
           <w:p>
+            <w:pPr>
+              <w:spacing w:before="20" w:after="20"/>
+            </w:pPr>
             <w:r/>
             <w:r>
               <w:rPr>
@@ -2672,6 +3489,9 @@
             <w:tcW w:type="dxa" w:w="1514"/>
           </w:tcPr>
           <w:p>
+            <w:pPr>
+              <w:spacing w:before="20" w:after="20"/>
+            </w:pPr>
             <w:r/>
             <w:r>
               <w:rPr>
@@ -2692,6 +3512,9 @@
             <w:tcW w:type="dxa" w:w="1514"/>
           </w:tcPr>
           <w:p>
+            <w:pPr>
+              <w:spacing w:before="20" w:after="20"/>
+            </w:pPr>
             <w:r/>
             <w:r>
               <w:rPr>
@@ -2708,6 +3531,9 @@
             <w:tcW w:type="dxa" w:w="1514"/>
           </w:tcPr>
           <w:p>
+            <w:pPr>
+              <w:spacing w:before="20" w:after="20"/>
+            </w:pPr>
             <w:r/>
             <w:r>
               <w:rPr>
@@ -2724,11 +3550,13 @@
             <w:tcW w:type="dxa" w:w="1514"/>
           </w:tcPr>
           <w:p>
-            <w:r/>
-            <w:r>
-              <w:rPr>
-                <w:rFonts w:ascii="Verdana" w:hAnsi="Verdana"/>
-                <w:b w:val="0"/>
+            <w:pPr>
+              <w:spacing w:before="20" w:after="20"/>
+            </w:pPr>
+            <w:r/>
+            <w:r>
+              <w:rPr>
+                <w:rFonts w:ascii="Verdana" w:hAnsi="Verdana"/>
                 <w:sz w:val="16"/>
               </w:rPr>
               <w:t>Tabla de banderines</w:t>
@@ -2740,6 +3568,9 @@
             <w:tcW w:type="dxa" w:w="1514"/>
           </w:tcPr>
           <w:p>
+            <w:pPr>
+              <w:spacing w:before="20" w:after="20"/>
+            </w:pPr>
             <w:r/>
             <w:r>
               <w:rPr>
@@ -2756,6 +3587,9 @@
             <w:tcW w:type="dxa" w:w="1514"/>
           </w:tcPr>
           <w:p>
+            <w:pPr>
+              <w:spacing w:before="20" w:after="20"/>
+            </w:pPr>
             <w:r/>
             <w:r>
               <w:rPr>
@@ -2772,6 +3606,9 @@
             <w:tcW w:type="dxa" w:w="1514"/>
           </w:tcPr>
           <w:p>
+            <w:pPr>
+              <w:spacing w:before="20" w:after="20"/>
+            </w:pPr>
             <w:r/>
             <w:r>
               <w:rPr>
@@ -2788,11 +3625,13 @@
             <w:tcW w:type="dxa" w:w="1514"/>
           </w:tcPr>
           <w:p>
-            <w:r/>
-            <w:r>
-              <w:rPr>
-                <w:rFonts w:ascii="Verdana" w:hAnsi="Verdana"/>
-                <w:b w:val="0"/>
+            <w:pPr>
+              <w:spacing w:before="20" w:after="20"/>
+            </w:pPr>
+            <w:r/>
+            <w:r>
+              <w:rPr>
+                <w:rFonts w:ascii="Verdana" w:hAnsi="Verdana"/>
                 <w:sz w:val="16"/>
               </w:rPr>
               <w:t>Tabla de banderines</w:t>
@@ -2804,6 +3643,9 @@
             <w:tcW w:type="dxa" w:w="1514"/>
           </w:tcPr>
           <w:p>
+            <w:pPr>
+              <w:spacing w:before="20" w:after="20"/>
+            </w:pPr>
             <w:r/>
             <w:r>
               <w:rPr>
@@ -2820,6 +3662,9 @@
             <w:tcW w:type="dxa" w:w="1514"/>
           </w:tcPr>
           <w:p>
+            <w:pPr>
+              <w:spacing w:before="20" w:after="20"/>
+            </w:pPr>
             <w:r/>
             <w:r>
               <w:rPr>
@@ -2836,6 +3681,9 @@
             <w:tcW w:type="dxa" w:w="1514"/>
           </w:tcPr>
           <w:p>
+            <w:pPr>
+              <w:spacing w:before="20" w:after="20"/>
+            </w:pPr>
             <w:r/>
             <w:r>
               <w:rPr>
@@ -2856,6 +3704,9 @@
             <w:tcW w:type="dxa" w:w="1514"/>
           </w:tcPr>
           <w:p>
+            <w:pPr>
+              <w:spacing w:before="20" w:after="20"/>
+            </w:pPr>
             <w:r/>
             <w:r>
               <w:rPr>
@@ -2872,6 +3723,9 @@
             <w:tcW w:type="dxa" w:w="1514"/>
           </w:tcPr>
           <w:p>
+            <w:pPr>
+              <w:spacing w:before="20" w:after="20"/>
+            </w:pPr>
             <w:r/>
             <w:r>
               <w:rPr>
@@ -2888,11 +3742,13 @@
             <w:tcW w:type="dxa" w:w="1514"/>
           </w:tcPr>
           <w:p>
-            <w:r/>
-            <w:r>
-              <w:rPr>
-                <w:rFonts w:ascii="Verdana" w:hAnsi="Verdana"/>
-                <w:b w:val="0"/>
+            <w:pPr>
+              <w:spacing w:before="20" w:after="20"/>
+            </w:pPr>
+            <w:r/>
+            <w:r>
+              <w:rPr>
+                <w:rFonts w:ascii="Verdana" w:hAnsi="Verdana"/>
                 <w:sz w:val="16"/>
               </w:rPr>
               <w:t>Tabla de banderines</w:t>
@@ -2904,6 +3760,9 @@
             <w:tcW w:type="dxa" w:w="1514"/>
           </w:tcPr>
           <w:p>
+            <w:pPr>
+              <w:spacing w:before="20" w:after="20"/>
+            </w:pPr>
             <w:r/>
             <w:r>
               <w:rPr>
@@ -2920,6 +3779,9 @@
             <w:tcW w:type="dxa" w:w="1514"/>
           </w:tcPr>
           <w:p>
+            <w:pPr>
+              <w:spacing w:before="20" w:after="20"/>
+            </w:pPr>
             <w:r/>
             <w:r>
               <w:rPr>
@@ -2936,6 +3798,9 @@
             <w:tcW w:type="dxa" w:w="1514"/>
           </w:tcPr>
           <w:p>
+            <w:pPr>
+              <w:spacing w:before="20" w:after="20"/>
+            </w:pPr>
             <w:r/>
             <w:r>
               <w:rPr>
@@ -2952,11 +3817,13 @@
             <w:tcW w:type="dxa" w:w="1514"/>
           </w:tcPr>
           <w:p>
-            <w:r/>
-            <w:r>
-              <w:rPr>
-                <w:rFonts w:ascii="Verdana" w:hAnsi="Verdana"/>
-                <w:b w:val="0"/>
+            <w:pPr>
+              <w:spacing w:before="20" w:after="20"/>
+            </w:pPr>
+            <w:r/>
+            <w:r>
+              <w:rPr>
+                <w:rFonts w:ascii="Verdana" w:hAnsi="Verdana"/>
                 <w:sz w:val="16"/>
               </w:rPr>
               <w:t>Tabla de banderines</w:t>
@@ -2968,6 +3835,9 @@
             <w:tcW w:type="dxa" w:w="1514"/>
           </w:tcPr>
           <w:p>
+            <w:pPr>
+              <w:spacing w:before="20" w:after="20"/>
+            </w:pPr>
             <w:r/>
             <w:r>
               <w:rPr>
@@ -2984,6 +3854,9 @@
             <w:tcW w:type="dxa" w:w="1514"/>
           </w:tcPr>
           <w:p>
+            <w:pPr>
+              <w:spacing w:before="20" w:after="20"/>
+            </w:pPr>
             <w:r/>
             <w:r>
               <w:rPr>
@@ -3000,6 +3873,9 @@
             <w:tcW w:type="dxa" w:w="1514"/>
           </w:tcPr>
           <w:p>
+            <w:pPr>
+              <w:spacing w:before="20" w:after="20"/>
+            </w:pPr>
             <w:r/>
             <w:r>
               <w:rPr>
@@ -3020,6 +3896,9 @@
             <w:tcW w:type="dxa" w:w="1514"/>
           </w:tcPr>
           <w:p>
+            <w:pPr>
+              <w:spacing w:before="20" w:after="20"/>
+            </w:pPr>
             <w:r/>
             <w:r>
               <w:rPr>
@@ -3036,6 +3915,9 @@
             <w:tcW w:type="dxa" w:w="1514"/>
           </w:tcPr>
           <w:p>
+            <w:pPr>
+              <w:spacing w:before="20" w:after="20"/>
+            </w:pPr>
             <w:r/>
             <w:r>
               <w:rPr>
@@ -3052,11 +3934,13 @@
             <w:tcW w:type="dxa" w:w="1514"/>
           </w:tcPr>
           <w:p>
-            <w:r/>
-            <w:r>
-              <w:rPr>
-                <w:rFonts w:ascii="Verdana" w:hAnsi="Verdana"/>
-                <w:b w:val="0"/>
+            <w:pPr>
+              <w:spacing w:before="20" w:after="20"/>
+            </w:pPr>
+            <w:r/>
+            <w:r>
+              <w:rPr>
+                <w:rFonts w:ascii="Verdana" w:hAnsi="Verdana"/>
                 <w:sz w:val="16"/>
               </w:rPr>
               <w:t>Tabla de banderines</w:t>
@@ -3068,6 +3952,9 @@
             <w:tcW w:type="dxa" w:w="1514"/>
           </w:tcPr>
           <w:p>
+            <w:pPr>
+              <w:spacing w:before="20" w:after="20"/>
+            </w:pPr>
             <w:r/>
             <w:r>
               <w:rPr>
@@ -3084,6 +3971,9 @@
             <w:tcW w:type="dxa" w:w="1514"/>
           </w:tcPr>
           <w:p>
+            <w:pPr>
+              <w:spacing w:before="20" w:after="20"/>
+            </w:pPr>
             <w:r/>
             <w:r>
               <w:rPr>
@@ -3100,6 +3990,9 @@
             <w:tcW w:type="dxa" w:w="1514"/>
           </w:tcPr>
           <w:p>
+            <w:pPr>
+              <w:spacing w:before="20" w:after="20"/>
+            </w:pPr>
             <w:r/>
             <w:r>
               <w:rPr>
@@ -3116,11 +4009,13 @@
             <w:tcW w:type="dxa" w:w="1514"/>
           </w:tcPr>
           <w:p>
-            <w:r/>
-            <w:r>
-              <w:rPr>
-                <w:rFonts w:ascii="Verdana" w:hAnsi="Verdana"/>
-                <w:b w:val="0"/>
+            <w:pPr>
+              <w:spacing w:before="20" w:after="20"/>
+            </w:pPr>
+            <w:r/>
+            <w:r>
+              <w:rPr>
+                <w:rFonts w:ascii="Verdana" w:hAnsi="Verdana"/>
                 <w:sz w:val="16"/>
               </w:rPr>
               <w:t>Tabla de banderines</w:t>
@@ -3132,6 +4027,9 @@
             <w:tcW w:type="dxa" w:w="1514"/>
           </w:tcPr>
           <w:p>
+            <w:pPr>
+              <w:spacing w:before="20" w:after="20"/>
+            </w:pPr>
             <w:r/>
             <w:r>
               <w:rPr>
@@ -3148,6 +4046,9 @@
             <w:tcW w:type="dxa" w:w="1514"/>
           </w:tcPr>
           <w:p>
+            <w:pPr>
+              <w:spacing w:before="20" w:after="20"/>
+            </w:pPr>
             <w:r/>
             <w:r>
               <w:rPr>
@@ -3164,6 +4065,9 @@
             <w:tcW w:type="dxa" w:w="1514"/>
           </w:tcPr>
           <w:p>
+            <w:pPr>
+              <w:spacing w:before="20" w:after="20"/>
+            </w:pPr>
             <w:r/>
             <w:r>
               <w:rPr>
@@ -3184,6 +4088,9 @@
             <w:tcW w:type="dxa" w:w="1514"/>
           </w:tcPr>
           <w:p>
+            <w:pPr>
+              <w:spacing w:before="20" w:after="20"/>
+            </w:pPr>
             <w:r/>
             <w:r>
               <w:rPr>
@@ -3200,6 +4107,9 @@
             <w:tcW w:type="dxa" w:w="1514"/>
           </w:tcPr>
           <w:p>
+            <w:pPr>
+              <w:spacing w:before="20" w:after="20"/>
+            </w:pPr>
             <w:r/>
             <w:r>
               <w:rPr>
@@ -3216,11 +4126,13 @@
             <w:tcW w:type="dxa" w:w="1514"/>
           </w:tcPr>
           <w:p>
-            <w:r/>
-            <w:r>
-              <w:rPr>
-                <w:rFonts w:ascii="Verdana" w:hAnsi="Verdana"/>
-                <w:b w:val="0"/>
+            <w:pPr>
+              <w:spacing w:before="20" w:after="20"/>
+            </w:pPr>
+            <w:r/>
+            <w:r>
+              <w:rPr>
+                <w:rFonts w:ascii="Verdana" w:hAnsi="Verdana"/>
                 <w:sz w:val="16"/>
               </w:rPr>
               <w:t>Tabla de banderines</w:t>
@@ -3232,6 +4144,9 @@
             <w:tcW w:type="dxa" w:w="1514"/>
           </w:tcPr>
           <w:p>
+            <w:pPr>
+              <w:spacing w:before="20" w:after="20"/>
+            </w:pPr>
             <w:r/>
             <w:r>
               <w:rPr>
@@ -3248,6 +4163,9 @@
             <w:tcW w:type="dxa" w:w="1514"/>
           </w:tcPr>
           <w:p>
+            <w:pPr>
+              <w:spacing w:before="20" w:after="20"/>
+            </w:pPr>
             <w:r/>
             <w:r>
               <w:rPr>
@@ -3264,6 +4182,9 @@
             <w:tcW w:type="dxa" w:w="1514"/>
           </w:tcPr>
           <w:p>
+            <w:pPr>
+              <w:spacing w:before="20" w:after="20"/>
+            </w:pPr>
             <w:r/>
             <w:r>
               <w:rPr>
@@ -3280,11 +4201,13 @@
             <w:tcW w:type="dxa" w:w="1514"/>
           </w:tcPr>
           <w:p>
-            <w:r/>
-            <w:r>
-              <w:rPr>
-                <w:rFonts w:ascii="Verdana" w:hAnsi="Verdana"/>
-                <w:b w:val="0"/>
+            <w:pPr>
+              <w:spacing w:before="20" w:after="20"/>
+            </w:pPr>
+            <w:r/>
+            <w:r>
+              <w:rPr>
+                <w:rFonts w:ascii="Verdana" w:hAnsi="Verdana"/>
                 <w:sz w:val="16"/>
               </w:rPr>
               <w:t>Tabla de banderines</w:t>
@@ -3296,6 +4219,9 @@
             <w:tcW w:type="dxa" w:w="1514"/>
           </w:tcPr>
           <w:p>
+            <w:pPr>
+              <w:spacing w:before="20" w:after="20"/>
+            </w:pPr>
             <w:r/>
             <w:r>
               <w:rPr>
@@ -3312,6 +4238,9 @@
             <w:tcW w:type="dxa" w:w="1514"/>
           </w:tcPr>
           <w:p>
+            <w:pPr>
+              <w:spacing w:before="20" w:after="20"/>
+            </w:pPr>
             <w:r/>
             <w:r>
               <w:rPr>
@@ -3328,6 +4257,9 @@
             <w:tcW w:type="dxa" w:w="1514"/>
           </w:tcPr>
           <w:p>
+            <w:pPr>
+              <w:spacing w:before="20" w:after="20"/>
+            </w:pPr>
             <w:r/>
             <w:r>
               <w:rPr>
@@ -3348,6 +4280,9 @@
             <w:tcW w:type="dxa" w:w="1514"/>
           </w:tcPr>
           <w:p>
+            <w:pPr>
+              <w:spacing w:before="20" w:after="20"/>
+            </w:pPr>
             <w:r/>
             <w:r>
               <w:rPr>
@@ -3364,6 +4299,9 @@
             <w:tcW w:type="dxa" w:w="1514"/>
           </w:tcPr>
           <w:p>
+            <w:pPr>
+              <w:spacing w:before="20" w:after="20"/>
+            </w:pPr>
             <w:r/>
             <w:r>
               <w:rPr>
@@ -3380,11 +4318,13 @@
             <w:tcW w:type="dxa" w:w="1514"/>
           </w:tcPr>
           <w:p>
-            <w:r/>
-            <w:r>
-              <w:rPr>
-                <w:rFonts w:ascii="Verdana" w:hAnsi="Verdana"/>
-                <w:b w:val="0"/>
+            <w:pPr>
+              <w:spacing w:before="20" w:after="20"/>
+            </w:pPr>
+            <w:r/>
+            <w:r>
+              <w:rPr>
+                <w:rFonts w:ascii="Verdana" w:hAnsi="Verdana"/>
                 <w:sz w:val="16"/>
               </w:rPr>
               <w:t>Tabla de cifrado</w:t>
@@ -3396,6 +4336,9 @@
             <w:tcW w:type="dxa" w:w="1514"/>
           </w:tcPr>
           <w:p>
+            <w:pPr>
+              <w:spacing w:before="20" w:after="20"/>
+            </w:pPr>
             <w:r/>
             <w:r>
               <w:rPr>
@@ -3412,6 +4355,9 @@
             <w:tcW w:type="dxa" w:w="1514"/>
           </w:tcPr>
           <w:p>
+            <w:pPr>
+              <w:spacing w:before="20" w:after="20"/>
+            </w:pPr>
             <w:r/>
             <w:r>
               <w:rPr>
@@ -3428,6 +4374,9 @@
             <w:tcW w:type="dxa" w:w="1514"/>
           </w:tcPr>
           <w:p>
+            <w:pPr>
+              <w:spacing w:before="20" w:after="20"/>
+            </w:pPr>
             <w:r/>
             <w:r>
               <w:rPr>
@@ -3444,11 +4393,13 @@
             <w:tcW w:type="dxa" w:w="1514"/>
           </w:tcPr>
           <w:p>
-            <w:r/>
-            <w:r>
-              <w:rPr>
-                <w:rFonts w:ascii="Verdana" w:hAnsi="Verdana"/>
-                <w:b w:val="0"/>
+            <w:pPr>
+              <w:spacing w:before="20" w:after="20"/>
+            </w:pPr>
+            <w:r/>
+            <w:r>
+              <w:rPr>
+                <w:rFonts w:ascii="Verdana" w:hAnsi="Verdana"/>
                 <w:sz w:val="16"/>
               </w:rPr>
               <w:t>Tabla de cifrado</w:t>
@@ -3460,6 +4411,9 @@
             <w:tcW w:type="dxa" w:w="1514"/>
           </w:tcPr>
           <w:p>
+            <w:pPr>
+              <w:spacing w:before="20" w:after="20"/>
+            </w:pPr>
             <w:r/>
             <w:r>
               <w:rPr>
@@ -3476,6 +4430,9 @@
             <w:tcW w:type="dxa" w:w="1514"/>
           </w:tcPr>
           <w:p>
+            <w:pPr>
+              <w:spacing w:before="20" w:after="20"/>
+            </w:pPr>
             <w:r/>
             <w:r>
               <w:rPr>
@@ -3492,6 +4449,9 @@
             <w:tcW w:type="dxa" w:w="1514"/>
           </w:tcPr>
           <w:p>
+            <w:pPr>
+              <w:spacing w:before="20" w:after="20"/>
+            </w:pPr>
             <w:r/>
             <w:r>
               <w:rPr>
@@ -3512,6 +4472,9 @@
             <w:tcW w:type="dxa" w:w="1514"/>
           </w:tcPr>
           <w:p>
+            <w:pPr>
+              <w:spacing w:before="20" w:after="20"/>
+            </w:pPr>
             <w:r/>
             <w:r>
               <w:rPr>
@@ -3528,6 +4491,9 @@
             <w:tcW w:type="dxa" w:w="1514"/>
           </w:tcPr>
           <w:p>
+            <w:pPr>
+              <w:spacing w:before="20" w:after="20"/>
+            </w:pPr>
             <w:r/>
             <w:r>
               <w:rPr>
@@ -3544,11 +4510,13 @@
             <w:tcW w:type="dxa" w:w="1514"/>
           </w:tcPr>
           <w:p>
-            <w:r/>
-            <w:r>
-              <w:rPr>
-                <w:rFonts w:ascii="Verdana" w:hAnsi="Verdana"/>
-                <w:b w:val="0"/>
+            <w:pPr>
+              <w:spacing w:before="20" w:after="20"/>
+            </w:pPr>
+            <w:r/>
+            <w:r>
+              <w:rPr>
+                <w:rFonts w:ascii="Verdana" w:hAnsi="Verdana"/>
                 <w:sz w:val="16"/>
               </w:rPr>
               <w:t>%</w:t>
@@ -3560,6 +4528,9 @@
             <w:tcW w:type="dxa" w:w="1514"/>
           </w:tcPr>
           <w:p>
+            <w:pPr>
+              <w:spacing w:before="20" w:after="20"/>
+            </w:pPr>
             <w:r/>
             <w:r>
               <w:rPr>
@@ -3576,6 +4547,9 @@
             <w:tcW w:type="dxa" w:w="1514"/>
           </w:tcPr>
           <w:p>
+            <w:pPr>
+              <w:spacing w:before="20" w:after="20"/>
+            </w:pPr>
             <w:r/>
             <w:r>
               <w:rPr>
@@ -3592,6 +4566,9 @@
             <w:tcW w:type="dxa" w:w="1514"/>
           </w:tcPr>
           <w:p>
+            <w:pPr>
+              <w:spacing w:before="20" w:after="20"/>
+            </w:pPr>
             <w:r/>
             <w:r>
               <w:rPr>
@@ -3608,11 +4585,13 @@
             <w:tcW w:type="dxa" w:w="1514"/>
           </w:tcPr>
           <w:p>
-            <w:r/>
-            <w:r>
-              <w:rPr>
-                <w:rFonts w:ascii="Verdana" w:hAnsi="Verdana"/>
-                <w:b w:val="0"/>
+            <w:pPr>
+              <w:spacing w:before="20" w:after="20"/>
+            </w:pPr>
+            <w:r/>
+            <w:r>
+              <w:rPr>
+                <w:rFonts w:ascii="Verdana" w:hAnsi="Verdana"/>
                 <w:sz w:val="16"/>
               </w:rPr>
               <w:t>%</w:t>
@@ -3624,6 +4603,9 @@
             <w:tcW w:type="dxa" w:w="1514"/>
           </w:tcPr>
           <w:p>
+            <w:pPr>
+              <w:spacing w:before="20" w:after="20"/>
+            </w:pPr>
             <w:r/>
             <w:r>
               <w:rPr>
@@ -3640,6 +4622,9 @@
             <w:tcW w:type="dxa" w:w="1514"/>
           </w:tcPr>
           <w:p>
+            <w:pPr>
+              <w:spacing w:before="20" w:after="20"/>
+            </w:pPr>
             <w:r/>
             <w:r>
               <w:rPr>
@@ -3656,6 +4641,9 @@
             <w:tcW w:type="dxa" w:w="1514"/>
           </w:tcPr>
           <w:p>
+            <w:pPr>
+              <w:spacing w:before="20" w:after="20"/>
+            </w:pPr>
             <w:r/>
             <w:r>
               <w:rPr>
@@ -3676,6 +4664,9 @@
             <w:tcW w:type="dxa" w:w="1514"/>
           </w:tcPr>
           <w:p>
+            <w:pPr>
+              <w:spacing w:before="20" w:after="20"/>
+            </w:pPr>
             <w:r/>
             <w:r>
               <w:rPr>
@@ -3692,6 +4683,9 @@
             <w:tcW w:type="dxa" w:w="1514"/>
           </w:tcPr>
           <w:p>
+            <w:pPr>
+              <w:spacing w:before="20" w:after="20"/>
+            </w:pPr>
             <w:r/>
             <w:r>
               <w:rPr>
@@ -3708,11 +4702,13 @@
             <w:tcW w:type="dxa" w:w="1514"/>
           </w:tcPr>
           <w:p>
-            <w:r/>
-            <w:r>
-              <w:rPr>
-                <w:rFonts w:ascii="Verdana" w:hAnsi="Verdana"/>
-                <w:b w:val="0"/>
+            <w:pPr>
+              <w:spacing w:before="20" w:after="20"/>
+            </w:pPr>
+            <w:r/>
+            <w:r>
+              <w:rPr>
+                <w:rFonts w:ascii="Verdana" w:hAnsi="Verdana"/>
                 <w:sz w:val="16"/>
               </w:rPr>
               <w:t>Tabla de banderines</w:t>
@@ -3724,6 +4720,9 @@
             <w:tcW w:type="dxa" w:w="1514"/>
           </w:tcPr>
           <w:p>
+            <w:pPr>
+              <w:spacing w:before="20" w:after="20"/>
+            </w:pPr>
             <w:r/>
             <w:r>
               <w:rPr>
@@ -3740,6 +4739,9 @@
             <w:tcW w:type="dxa" w:w="1514"/>
           </w:tcPr>
           <w:p>
+            <w:pPr>
+              <w:spacing w:before="20" w:after="20"/>
+            </w:pPr>
             <w:r/>
             <w:r>
               <w:rPr>
@@ -3756,6 +4758,9 @@
             <w:tcW w:type="dxa" w:w="1514"/>
           </w:tcPr>
           <w:p>
+            <w:pPr>
+              <w:spacing w:before="20" w:after="20"/>
+            </w:pPr>
             <w:r/>
             <w:r>
               <w:rPr>
@@ -3772,11 +4777,13 @@
             <w:tcW w:type="dxa" w:w="1514"/>
           </w:tcPr>
           <w:p>
-            <w:r/>
-            <w:r>
-              <w:rPr>
-                <w:rFonts w:ascii="Verdana" w:hAnsi="Verdana"/>
-                <w:b w:val="0"/>
+            <w:pPr>
+              <w:spacing w:before="20" w:after="20"/>
+            </w:pPr>
+            <w:r/>
+            <w:r>
+              <w:rPr>
+                <w:rFonts w:ascii="Verdana" w:hAnsi="Verdana"/>
                 <w:sz w:val="16"/>
               </w:rPr>
               <w:t>Tabla de banderines</w:t>
@@ -3788,6 +4795,9 @@
             <w:tcW w:type="dxa" w:w="1514"/>
           </w:tcPr>
           <w:p>
+            <w:pPr>
+              <w:spacing w:before="20" w:after="20"/>
+            </w:pPr>
             <w:r/>
             <w:r>
               <w:rPr>
@@ -3804,6 +4814,9 @@
             <w:tcW w:type="dxa" w:w="1514"/>
           </w:tcPr>
           <w:p>
+            <w:pPr>
+              <w:spacing w:before="20" w:after="20"/>
+            </w:pPr>
             <w:r/>
             <w:r>
               <w:rPr>
@@ -3820,6 +4833,9 @@
             <w:tcW w:type="dxa" w:w="1514"/>
           </w:tcPr>
           <w:p>
+            <w:pPr>
+              <w:spacing w:before="20" w:after="20"/>
+            </w:pPr>
             <w:r/>
             <w:r>
               <w:rPr>
@@ -3840,6 +4856,9 @@
             <w:tcW w:type="dxa" w:w="1514"/>
           </w:tcPr>
           <w:p>
+            <w:pPr>
+              <w:spacing w:before="20" w:after="20"/>
+            </w:pPr>
             <w:r/>
             <w:r>
               <w:rPr>
@@ -3856,6 +4875,9 @@
             <w:tcW w:type="dxa" w:w="1514"/>
           </w:tcPr>
           <w:p>
+            <w:pPr>
+              <w:spacing w:before="20" w:after="20"/>
+            </w:pPr>
             <w:r/>
             <w:r>
               <w:rPr>
@@ -3872,11 +4894,13 @@
             <w:tcW w:type="dxa" w:w="1514"/>
           </w:tcPr>
           <w:p>
-            <w:r/>
-            <w:r>
-              <w:rPr>
-                <w:rFonts w:ascii="Verdana" w:hAnsi="Verdana"/>
-                <w:b w:val="0"/>
+            <w:pPr>
+              <w:spacing w:before="20" w:after="20"/>
+            </w:pPr>
+            <w:r/>
+            <w:r>
+              <w:rPr>
+                <w:rFonts w:ascii="Verdana" w:hAnsi="Verdana"/>
                 <w:sz w:val="16"/>
               </w:rPr>
               <w:t>Tabla de banderines</w:t>
@@ -3888,6 +4912,9 @@
             <w:tcW w:type="dxa" w:w="1514"/>
           </w:tcPr>
           <w:p>
+            <w:pPr>
+              <w:spacing w:before="20" w:after="20"/>
+            </w:pPr>
             <w:r/>
             <w:r>
               <w:rPr>
@@ -3904,6 +4931,9 @@
             <w:tcW w:type="dxa" w:w="1514"/>
           </w:tcPr>
           <w:p>
+            <w:pPr>
+              <w:spacing w:before="20" w:after="20"/>
+            </w:pPr>
             <w:r/>
             <w:r>
               <w:rPr>
@@ -3920,6 +4950,9 @@
             <w:tcW w:type="dxa" w:w="1514"/>
           </w:tcPr>
           <w:p>
+            <w:pPr>
+              <w:spacing w:before="20" w:after="20"/>
+            </w:pPr>
             <w:r/>
             <w:r>
               <w:rPr>
@@ -3936,11 +4969,13 @@
             <w:tcW w:type="dxa" w:w="1514"/>
           </w:tcPr>
           <w:p>
-            <w:r/>
-            <w:r>
-              <w:rPr>
-                <w:rFonts w:ascii="Verdana" w:hAnsi="Verdana"/>
-                <w:b w:val="0"/>
+            <w:pPr>
+              <w:spacing w:before="20" w:after="20"/>
+            </w:pPr>
+            <w:r/>
+            <w:r>
+              <w:rPr>
+                <w:rFonts w:ascii="Verdana" w:hAnsi="Verdana"/>
                 <w:sz w:val="16"/>
               </w:rPr>
               <w:t>Tabla de banderines</w:t>
@@ -3952,6 +4987,9 @@
             <w:tcW w:type="dxa" w:w="1514"/>
           </w:tcPr>
           <w:p>
+            <w:pPr>
+              <w:spacing w:before="20" w:after="20"/>
+            </w:pPr>
             <w:r/>
             <w:r>
               <w:rPr>
@@ -3968,6 +5006,9 @@
             <w:tcW w:type="dxa" w:w="1514"/>
           </w:tcPr>
           <w:p>
+            <w:pPr>
+              <w:spacing w:before="20" w:after="20"/>
+            </w:pPr>
             <w:r/>
             <w:r>
               <w:rPr>
@@ -3984,6 +5025,9 @@
             <w:tcW w:type="dxa" w:w="1514"/>
           </w:tcPr>
           <w:p>
+            <w:pPr>
+              <w:spacing w:before="20" w:after="20"/>
+            </w:pPr>
             <w:r/>
             <w:r>
               <w:rPr>
@@ -4004,6 +5048,9 @@
             <w:tcW w:type="dxa" w:w="1514"/>
           </w:tcPr>
           <w:p>
+            <w:pPr>
+              <w:spacing w:before="20" w:after="20"/>
+            </w:pPr>
             <w:r/>
             <w:r>
               <w:rPr>
@@ -4020,6 +5067,9 @@
             <w:tcW w:type="dxa" w:w="1514"/>
           </w:tcPr>
           <w:p>
+            <w:pPr>
+              <w:spacing w:before="20" w:after="20"/>
+            </w:pPr>
             <w:r/>
             <w:r>
               <w:rPr>
@@ -4036,11 +5086,13 @@
             <w:tcW w:type="dxa" w:w="1514"/>
           </w:tcPr>
           <w:p>
-            <w:r/>
-            <w:r>
-              <w:rPr>
-                <w:rFonts w:ascii="Verdana" w:hAnsi="Verdana"/>
-                <w:b w:val="0"/>
+            <w:pPr>
+              <w:spacing w:before="20" w:after="20"/>
+            </w:pPr>
+            <w:r/>
+            <w:r>
+              <w:rPr>
+                <w:rFonts w:ascii="Verdana" w:hAnsi="Verdana"/>
                 <w:sz w:val="16"/>
               </w:rPr>
               <w:t>Tabla de banderines</w:t>
@@ -4052,6 +5104,9 @@
             <w:tcW w:type="dxa" w:w="1514"/>
           </w:tcPr>
           <w:p>
+            <w:pPr>
+              <w:spacing w:before="20" w:after="20"/>
+            </w:pPr>
             <w:r/>
             <w:r>
               <w:rPr>
@@ -4068,6 +5123,9 @@
             <w:tcW w:type="dxa" w:w="1514"/>
           </w:tcPr>
           <w:p>
+            <w:pPr>
+              <w:spacing w:before="20" w:after="20"/>
+            </w:pPr>
             <w:r/>
             <w:r>
               <w:rPr>
@@ -4084,6 +5142,9 @@
             <w:tcW w:type="dxa" w:w="1514"/>
           </w:tcPr>
           <w:p>
+            <w:pPr>
+              <w:spacing w:before="20" w:after="20"/>
+            </w:pPr>
             <w:r/>
             <w:r>
               <w:rPr>
@@ -4100,11 +5161,13 @@
             <w:tcW w:type="dxa" w:w="1514"/>
           </w:tcPr>
           <w:p>
-            <w:r/>
-            <w:r>
-              <w:rPr>
-                <w:rFonts w:ascii="Verdana" w:hAnsi="Verdana"/>
-                <w:b w:val="0"/>
+            <w:pPr>
+              <w:spacing w:before="20" w:after="20"/>
+            </w:pPr>
+            <w:r/>
+            <w:r>
+              <w:rPr>
+                <w:rFonts w:ascii="Verdana" w:hAnsi="Verdana"/>
                 <w:sz w:val="16"/>
               </w:rPr>
               <w:t>Tabla de banderines</w:t>
@@ -4116,6 +5179,9 @@
             <w:tcW w:type="dxa" w:w="1514"/>
           </w:tcPr>
           <w:p>
+            <w:pPr>
+              <w:spacing w:before="20" w:after="20"/>
+            </w:pPr>
             <w:r/>
             <w:r>
               <w:rPr>
@@ -4132,6 +5198,9 @@
             <w:tcW w:type="dxa" w:w="1514"/>
           </w:tcPr>
           <w:p>
+            <w:pPr>
+              <w:spacing w:before="20" w:after="20"/>
+            </w:pPr>
             <w:r/>
             <w:r>
               <w:rPr>
@@ -4148,6 +5217,9 @@
             <w:tcW w:type="dxa" w:w="1514"/>
           </w:tcPr>
           <w:p>
+            <w:pPr>
+              <w:spacing w:before="20" w:after="20"/>
+            </w:pPr>
             <w:r/>
             <w:r>
               <w:rPr>
@@ -4168,6 +5240,9 @@
             <w:tcW w:type="dxa" w:w="1514"/>
           </w:tcPr>
           <w:p>
+            <w:pPr>
+              <w:spacing w:before="20" w:after="20"/>
+            </w:pPr>
             <w:r/>
             <w:r>
               <w:rPr>
@@ -4184,6 +5259,9 @@
             <w:tcW w:type="dxa" w:w="1514"/>
           </w:tcPr>
           <w:p>
+            <w:pPr>
+              <w:spacing w:before="20" w:after="20"/>
+            </w:pPr>
             <w:r/>
             <w:r>
               <w:rPr>
@@ -4200,11 +5278,13 @@
             <w:tcW w:type="dxa" w:w="1514"/>
           </w:tcPr>
           <w:p>
-            <w:r/>
-            <w:r>
-              <w:rPr>
-                <w:rFonts w:ascii="Verdana" w:hAnsi="Verdana"/>
-                <w:b w:val="0"/>
+            <w:pPr>
+              <w:spacing w:before="20" w:after="20"/>
+            </w:pPr>
+            <w:r/>
+            <w:r>
+              <w:rPr>
+                <w:rFonts w:ascii="Verdana" w:hAnsi="Verdana"/>
                 <w:sz w:val="16"/>
               </w:rPr>
               <w:t>%</w:t>
@@ -4216,6 +5296,9 @@
             <w:tcW w:type="dxa" w:w="1514"/>
           </w:tcPr>
           <w:p>
+            <w:pPr>
+              <w:spacing w:before="20" w:after="20"/>
+            </w:pPr>
             <w:r/>
             <w:r>
               <w:rPr>
@@ -4232,6 +5315,9 @@
             <w:tcW w:type="dxa" w:w="1514"/>
           </w:tcPr>
           <w:p>
+            <w:pPr>
+              <w:spacing w:before="20" w:after="20"/>
+            </w:pPr>
             <w:r/>
             <w:r>
               <w:rPr>
@@ -4248,6 +5334,9 @@
             <w:tcW w:type="dxa" w:w="1514"/>
           </w:tcPr>
           <w:p>
+            <w:pPr>
+              <w:spacing w:before="20" w:after="20"/>
+            </w:pPr>
             <w:r/>
             <w:r>
               <w:rPr>
@@ -4264,11 +5353,13 @@
             <w:tcW w:type="dxa" w:w="1514"/>
           </w:tcPr>
           <w:p>
-            <w:r/>
-            <w:r>
-              <w:rPr>
-                <w:rFonts w:ascii="Verdana" w:hAnsi="Verdana"/>
-                <w:b w:val="0"/>
+            <w:pPr>
+              <w:spacing w:before="20" w:after="20"/>
+            </w:pPr>
+            <w:r/>
+            <w:r>
+              <w:rPr>
+                <w:rFonts w:ascii="Verdana" w:hAnsi="Verdana"/>
                 <w:sz w:val="16"/>
               </w:rPr>
               <w:t>%</w:t>
@@ -4280,6 +5371,9 @@
             <w:tcW w:type="dxa" w:w="1514"/>
           </w:tcPr>
           <w:p>
+            <w:pPr>
+              <w:spacing w:before="20" w:after="20"/>
+            </w:pPr>
             <w:r/>
             <w:r>
               <w:rPr>
@@ -4296,6 +5390,9 @@
             <w:tcW w:type="dxa" w:w="1514"/>
           </w:tcPr>
           <w:p>
+            <w:pPr>
+              <w:spacing w:before="20" w:after="20"/>
+            </w:pPr>
             <w:r/>
             <w:r>
               <w:rPr>
@@ -4312,6 +5409,9 @@
             <w:tcW w:type="dxa" w:w="1514"/>
           </w:tcPr>
           <w:p>
+            <w:pPr>
+              <w:spacing w:before="20" w:after="20"/>
+            </w:pPr>
             <w:r/>
             <w:r>
               <w:rPr>
@@ -4332,6 +5432,9 @@
             <w:tcW w:type="dxa" w:w="1514"/>
           </w:tcPr>
           <w:p>
+            <w:pPr>
+              <w:spacing w:before="20" w:after="20"/>
+            </w:pPr>
             <w:r/>
             <w:r>
               <w:rPr>
@@ -4348,6 +5451,9 @@
             <w:tcW w:type="dxa" w:w="1514"/>
           </w:tcPr>
           <w:p>
+            <w:pPr>
+              <w:spacing w:before="20" w:after="20"/>
+            </w:pPr>
             <w:r/>
             <w:r>
               <w:rPr>
@@ -4364,11 +5470,13 @@
             <w:tcW w:type="dxa" w:w="1514"/>
           </w:tcPr>
           <w:p>
-            <w:r/>
-            <w:r>
-              <w:rPr>
-                <w:rFonts w:ascii="Verdana" w:hAnsi="Verdana"/>
-                <w:b w:val="0"/>
+            <w:pPr>
+              <w:spacing w:before="20" w:after="20"/>
+            </w:pPr>
+            <w:r/>
+            <w:r>
+              <w:rPr>
+                <w:rFonts w:ascii="Verdana" w:hAnsi="Verdana"/>
                 <w:sz w:val="16"/>
               </w:rPr>
               <w:t>Tabla de cifrado</w:t>
@@ -4380,6 +5488,9 @@
             <w:tcW w:type="dxa" w:w="1514"/>
           </w:tcPr>
           <w:p>
+            <w:pPr>
+              <w:spacing w:before="20" w:after="20"/>
+            </w:pPr>
             <w:r/>
             <w:r>
               <w:rPr>
@@ -4396,6 +5507,9 @@
             <w:tcW w:type="dxa" w:w="1514"/>
           </w:tcPr>
           <w:p>
+            <w:pPr>
+              <w:spacing w:before="20" w:after="20"/>
+            </w:pPr>
             <w:r/>
             <w:r>
               <w:rPr>
@@ -4412,6 +5526,9 @@
             <w:tcW w:type="dxa" w:w="1514"/>
           </w:tcPr>
           <w:p>
+            <w:pPr>
+              <w:spacing w:before="20" w:after="20"/>
+            </w:pPr>
             <w:r/>
             <w:r>
               <w:rPr>
@@ -4428,11 +5545,13 @@
             <w:tcW w:type="dxa" w:w="1514"/>
           </w:tcPr>
           <w:p>
-            <w:r/>
-            <w:r>
-              <w:rPr>
-                <w:rFonts w:ascii="Verdana" w:hAnsi="Verdana"/>
-                <w:b w:val="0"/>
+            <w:pPr>
+              <w:spacing w:before="20" w:after="20"/>
+            </w:pPr>
+            <w:r/>
+            <w:r>
+              <w:rPr>
+                <w:rFonts w:ascii="Verdana" w:hAnsi="Verdana"/>
                 <w:sz w:val="16"/>
               </w:rPr>
               <w:t>Tabla de cifrado</w:t>
@@ -4444,6 +5563,9 @@
             <w:tcW w:type="dxa" w:w="1514"/>
           </w:tcPr>
           <w:p>
+            <w:pPr>
+              <w:spacing w:before="20" w:after="20"/>
+            </w:pPr>
             <w:r/>
             <w:r>
               <w:rPr>
@@ -4460,6 +5582,9 @@
             <w:tcW w:type="dxa" w:w="1514"/>
           </w:tcPr>
           <w:p>
+            <w:pPr>
+              <w:spacing w:before="20" w:after="20"/>
+            </w:pPr>
             <w:r/>
             <w:r>
               <w:rPr>
@@ -4476,6 +5601,9 @@
             <w:tcW w:type="dxa" w:w="1514"/>
           </w:tcPr>
           <w:p>
+            <w:pPr>
+              <w:spacing w:before="20" w:after="20"/>
+            </w:pPr>
             <w:r/>
             <w:r>
               <w:rPr>
@@ -4496,6 +5624,9 @@
             <w:tcW w:type="dxa" w:w="1514"/>
           </w:tcPr>
           <w:p>
+            <w:pPr>
+              <w:spacing w:before="20" w:after="20"/>
+            </w:pPr>
             <w:r/>
             <w:r>
               <w:rPr>
@@ -4512,6 +5643,9 @@
             <w:tcW w:type="dxa" w:w="1514"/>
           </w:tcPr>
           <w:p>
+            <w:pPr>
+              <w:spacing w:before="20" w:after="20"/>
+            </w:pPr>
             <w:r/>
             <w:r>
               <w:rPr>
@@ -4528,11 +5662,13 @@
             <w:tcW w:type="dxa" w:w="1514"/>
           </w:tcPr>
           <w:p>
-            <w:r/>
-            <w:r>
-              <w:rPr>
-                <w:rFonts w:ascii="Verdana" w:hAnsi="Verdana"/>
-                <w:b w:val="0"/>
+            <w:pPr>
+              <w:spacing w:before="20" w:after="20"/>
+            </w:pPr>
+            <w:r/>
+            <w:r>
+              <w:rPr>
+                <w:rFonts w:ascii="Verdana" w:hAnsi="Verdana"/>
                 <w:sz w:val="16"/>
               </w:rPr>
               <w:t>Tabla de cifrado</w:t>
@@ -4544,6 +5680,9 @@
             <w:tcW w:type="dxa" w:w="1514"/>
           </w:tcPr>
           <w:p>
+            <w:pPr>
+              <w:spacing w:before="20" w:after="20"/>
+            </w:pPr>
             <w:r/>
             <w:r>
               <w:rPr>
@@ -4560,6 +5699,9 @@
             <w:tcW w:type="dxa" w:w="1514"/>
           </w:tcPr>
           <w:p>
+            <w:pPr>
+              <w:spacing w:before="20" w:after="20"/>
+            </w:pPr>
             <w:r/>
             <w:r>
               <w:rPr>
@@ -4576,6 +5718,9 @@
             <w:tcW w:type="dxa" w:w="1514"/>
           </w:tcPr>
           <w:p>
+            <w:pPr>
+              <w:spacing w:before="20" w:after="20"/>
+            </w:pPr>
             <w:r/>
             <w:r>
               <w:rPr>
@@ -4592,11 +5737,13 @@
             <w:tcW w:type="dxa" w:w="1514"/>
           </w:tcPr>
           <w:p>
-            <w:r/>
-            <w:r>
-              <w:rPr>
-                <w:rFonts w:ascii="Verdana" w:hAnsi="Verdana"/>
-                <w:b w:val="0"/>
+            <w:pPr>
+              <w:spacing w:before="20" w:after="20"/>
+            </w:pPr>
+            <w:r/>
+            <w:r>
+              <w:rPr>
+                <w:rFonts w:ascii="Verdana" w:hAnsi="Verdana"/>
                 <w:sz w:val="16"/>
               </w:rPr>
               <w:t>Tabla de cifrado</w:t>
@@ -4608,6 +5755,9 @@
             <w:tcW w:type="dxa" w:w="1514"/>
           </w:tcPr>
           <w:p>
+            <w:pPr>
+              <w:spacing w:before="20" w:after="20"/>
+            </w:pPr>
             <w:r/>
             <w:r>
               <w:rPr>
@@ -4624,6 +5774,9 @@
             <w:tcW w:type="dxa" w:w="1514"/>
           </w:tcPr>
           <w:p>
+            <w:pPr>
+              <w:spacing w:before="20" w:after="20"/>
+            </w:pPr>
             <w:r/>
             <w:r>
               <w:rPr>
@@ -4640,6 +5793,9 @@
             <w:tcW w:type="dxa" w:w="1514"/>
           </w:tcPr>
           <w:p>
+            <w:pPr>
+              <w:spacing w:before="20" w:after="20"/>
+            </w:pPr>
             <w:r/>
             <w:r>
               <w:rPr>
@@ -4660,6 +5816,9 @@
             <w:tcW w:type="dxa" w:w="1514"/>
           </w:tcPr>
           <w:p>
+            <w:pPr>
+              <w:spacing w:before="20" w:after="20"/>
+            </w:pPr>
             <w:r/>
             <w:r>
               <w:rPr>
@@ -4676,6 +5835,9 @@
             <w:tcW w:type="dxa" w:w="1514"/>
           </w:tcPr>
           <w:p>
+            <w:pPr>
+              <w:spacing w:before="20" w:after="20"/>
+            </w:pPr>
             <w:r/>
             <w:r>
               <w:rPr>
@@ -4692,11 +5854,13 @@
             <w:tcW w:type="dxa" w:w="1514"/>
           </w:tcPr>
           <w:p>
-            <w:r/>
-            <w:r>
-              <w:rPr>
-                <w:rFonts w:ascii="Verdana" w:hAnsi="Verdana"/>
-                <w:b w:val="0"/>
+            <w:pPr>
+              <w:spacing w:before="20" w:after="20"/>
+            </w:pPr>
+            <w:r/>
+            <w:r>
+              <w:rPr>
+                <w:rFonts w:ascii="Verdana" w:hAnsi="Verdana"/>
                 <w:sz w:val="16"/>
               </w:rPr>
               <w:t>Tabla de banderines</w:t>
@@ -4708,6 +5872,9 @@
             <w:tcW w:type="dxa" w:w="1514"/>
           </w:tcPr>
           <w:p>
+            <w:pPr>
+              <w:spacing w:before="20" w:after="20"/>
+            </w:pPr>
             <w:r/>
             <w:r>
               <w:rPr>
@@ -4724,6 +5891,9 @@
             <w:tcW w:type="dxa" w:w="1514"/>
           </w:tcPr>
           <w:p>
+            <w:pPr>
+              <w:spacing w:before="20" w:after="20"/>
+            </w:pPr>
             <w:r/>
             <w:r>
               <w:rPr>
@@ -4740,6 +5910,9 @@
             <w:tcW w:type="dxa" w:w="1514"/>
           </w:tcPr>
           <w:p>
+            <w:pPr>
+              <w:spacing w:before="20" w:after="20"/>
+            </w:pPr>
             <w:r/>
             <w:r>
               <w:rPr>
@@ -4756,11 +5929,13 @@
             <w:tcW w:type="dxa" w:w="1514"/>
           </w:tcPr>
           <w:p>
-            <w:r/>
-            <w:r>
-              <w:rPr>
-                <w:rFonts w:ascii="Verdana" w:hAnsi="Verdana"/>
-                <w:b w:val="0"/>
+            <w:pPr>
+              <w:spacing w:before="20" w:after="20"/>
+            </w:pPr>
+            <w:r/>
+            <w:r>
+              <w:rPr>
+                <w:rFonts w:ascii="Verdana" w:hAnsi="Verdana"/>
                 <w:sz w:val="16"/>
               </w:rPr>
               <w:t>Tabla de banderines</w:t>
@@ -4772,6 +5947,9 @@
             <w:tcW w:type="dxa" w:w="1514"/>
           </w:tcPr>
           <w:p>
+            <w:pPr>
+              <w:spacing w:before="20" w:after="20"/>
+            </w:pPr>
             <w:r/>
             <w:r>
               <w:rPr>
@@ -4788,6 +5966,9 @@
             <w:tcW w:type="dxa" w:w="1514"/>
           </w:tcPr>
           <w:p>
+            <w:pPr>
+              <w:spacing w:before="20" w:after="20"/>
+            </w:pPr>
             <w:r/>
             <w:r>
               <w:rPr>
@@ -4804,6 +5985,9 @@
             <w:tcW w:type="dxa" w:w="1514"/>
           </w:tcPr>
           <w:p>
+            <w:pPr>
+              <w:spacing w:before="20" w:after="20"/>
+            </w:pPr>
             <w:r/>
             <w:r>
               <w:rPr>
@@ -4824,6 +6008,9 @@
             <w:tcW w:type="dxa" w:w="1514"/>
           </w:tcPr>
           <w:p>
+            <w:pPr>
+              <w:spacing w:before="20" w:after="20"/>
+            </w:pPr>
             <w:r/>
             <w:r>
               <w:rPr>
@@ -4840,6 +6027,9 @@
             <w:tcW w:type="dxa" w:w="1514"/>
           </w:tcPr>
           <w:p>
+            <w:pPr>
+              <w:spacing w:before="20" w:after="20"/>
+            </w:pPr>
             <w:r/>
             <w:r>
               <w:rPr>
@@ -4856,11 +6046,13 @@
             <w:tcW w:type="dxa" w:w="1514"/>
           </w:tcPr>
           <w:p>
-            <w:r/>
-            <w:r>
-              <w:rPr>
-                <w:rFonts w:ascii="Verdana" w:hAnsi="Verdana"/>
-                <w:b w:val="0"/>
+            <w:pPr>
+              <w:spacing w:before="20" w:after="20"/>
+            </w:pPr>
+            <w:r/>
+            <w:r>
+              <w:rPr>
+                <w:rFonts w:ascii="Verdana" w:hAnsi="Verdana"/>
                 <w:sz w:val="16"/>
               </w:rPr>
               <w:t>Tabla de banderines</w:t>
@@ -4872,6 +6064,9 @@
             <w:tcW w:type="dxa" w:w="1514"/>
           </w:tcPr>
           <w:p>
+            <w:pPr>
+              <w:spacing w:before="20" w:after="20"/>
+            </w:pPr>
             <w:r/>
             <w:r>
               <w:rPr>
@@ -4888,6 +6083,9 @@
             <w:tcW w:type="dxa" w:w="1514"/>
           </w:tcPr>
           <w:p>
+            <w:pPr>
+              <w:spacing w:before="20" w:after="20"/>
+            </w:pPr>
             <w:r/>
             <w:r>
               <w:rPr>
@@ -4904,6 +6102,9 @@
             <w:tcW w:type="dxa" w:w="1514"/>
           </w:tcPr>
           <w:p>
+            <w:pPr>
+              <w:spacing w:before="20" w:after="20"/>
+            </w:pPr>
             <w:r/>
             <w:r>
               <w:rPr>
@@ -4920,11 +6121,13 @@
             <w:tcW w:type="dxa" w:w="1514"/>
           </w:tcPr>
           <w:p>
-            <w:r/>
-            <w:r>
-              <w:rPr>
-                <w:rFonts w:ascii="Verdana" w:hAnsi="Verdana"/>
-                <w:b w:val="0"/>
+            <w:pPr>
+              <w:spacing w:before="20" w:after="20"/>
+            </w:pPr>
+            <w:r/>
+            <w:r>
+              <w:rPr>
+                <w:rFonts w:ascii="Verdana" w:hAnsi="Verdana"/>
                 <w:sz w:val="16"/>
               </w:rPr>
               <w:t>Tabla de banderines</w:t>
@@ -4936,6 +6139,9 @@
             <w:tcW w:type="dxa" w:w="1514"/>
           </w:tcPr>
           <w:p>
+            <w:pPr>
+              <w:spacing w:before="20" w:after="20"/>
+            </w:pPr>
             <w:r/>
             <w:r>
               <w:rPr>
@@ -4952,6 +6158,9 @@
             <w:tcW w:type="dxa" w:w="1514"/>
           </w:tcPr>
           <w:p>
+            <w:pPr>
+              <w:spacing w:before="20" w:after="20"/>
+            </w:pPr>
             <w:r/>
             <w:r>
               <w:rPr>
@@ -4968,6 +6177,9 @@
             <w:tcW w:type="dxa" w:w="1514"/>
           </w:tcPr>
           <w:p>
+            <w:pPr>
+              <w:spacing w:before="20" w:after="20"/>
+            </w:pPr>
             <w:r/>
             <w:r>
               <w:rPr>
@@ -4988,6 +6200,9 @@
             <w:tcW w:type="dxa" w:w="1514"/>
           </w:tcPr>
           <w:p>
+            <w:pPr>
+              <w:spacing w:before="20" w:after="20"/>
+            </w:pPr>
             <w:r/>
             <w:r>
               <w:rPr>
@@ -5004,6 +6219,9 @@
             <w:tcW w:type="dxa" w:w="1514"/>
           </w:tcPr>
           <w:p>
+            <w:pPr>
+              <w:spacing w:before="20" w:after="20"/>
+            </w:pPr>
             <w:r/>
             <w:r>
               <w:rPr>
@@ -5020,11 +6238,13 @@
             <w:tcW w:type="dxa" w:w="1514"/>
           </w:tcPr>
           <w:p>
-            <w:r/>
-            <w:r>
-              <w:rPr>
-                <w:rFonts w:ascii="Verdana" w:hAnsi="Verdana"/>
-                <w:b w:val="0"/>
+            <w:pPr>
+              <w:spacing w:before="20" w:after="20"/>
+            </w:pPr>
+            <w:r/>
+            <w:r>
+              <w:rPr>
+                <w:rFonts w:ascii="Verdana" w:hAnsi="Verdana"/>
                 <w:sz w:val="16"/>
               </w:rPr>
               <w:t>%</w:t>
@@ -5036,6 +6256,9 @@
             <w:tcW w:type="dxa" w:w="1514"/>
           </w:tcPr>
           <w:p>
+            <w:pPr>
+              <w:spacing w:before="20" w:after="20"/>
+            </w:pPr>
             <w:r/>
             <w:r>
               <w:rPr>
@@ -5052,6 +6275,9 @@
             <w:tcW w:type="dxa" w:w="1514"/>
           </w:tcPr>
           <w:p>
+            <w:pPr>
+              <w:spacing w:before="20" w:after="20"/>
+            </w:pPr>
             <w:r/>
             <w:r>
               <w:rPr>
@@ -5068,6 +6294,9 @@
             <w:tcW w:type="dxa" w:w="1514"/>
           </w:tcPr>
           <w:p>
+            <w:pPr>
+              <w:spacing w:before="20" w:after="20"/>
+            </w:pPr>
             <w:r/>
             <w:r>
               <w:rPr>
@@ -5084,11 +6313,13 @@
             <w:tcW w:type="dxa" w:w="1514"/>
           </w:tcPr>
           <w:p>
-            <w:r/>
-            <w:r>
-              <w:rPr>
-                <w:rFonts w:ascii="Verdana" w:hAnsi="Verdana"/>
-                <w:b w:val="0"/>
+            <w:pPr>
+              <w:spacing w:before="20" w:after="20"/>
+            </w:pPr>
+            <w:r/>
+            <w:r>
+              <w:rPr>
+                <w:rFonts w:ascii="Verdana" w:hAnsi="Verdana"/>
                 <w:sz w:val="16"/>
               </w:rPr>
               <w:t>%</w:t>
@@ -5100,6 +6331,9 @@
             <w:tcW w:type="dxa" w:w="1514"/>
           </w:tcPr>
           <w:p>
+            <w:pPr>
+              <w:spacing w:before="20" w:after="20"/>
+            </w:pPr>
             <w:r/>
             <w:r>
               <w:rPr>
@@ -5116,6 +6350,9 @@
             <w:tcW w:type="dxa" w:w="1514"/>
           </w:tcPr>
           <w:p>
+            <w:pPr>
+              <w:spacing w:before="20" w:after="20"/>
+            </w:pPr>
             <w:r/>
             <w:r>
               <w:rPr>
@@ -5132,6 +6369,9 @@
             <w:tcW w:type="dxa" w:w="1514"/>
           </w:tcPr>
           <w:p>
+            <w:pPr>
+              <w:spacing w:before="20" w:after="20"/>
+            </w:pPr>
             <w:r/>
             <w:r>
               <w:rPr>
@@ -5153,6 +6393,9 @@
             <w:tcW w:type="dxa" w:w="1514"/>
           </w:tcPr>
           <w:p>
+            <w:pPr>
+              <w:spacing w:before="20" w:after="20"/>
+            </w:pPr>
             <w:r/>
             <w:r>
               <w:rPr>
@@ -5169,6 +6412,9 @@
             <w:tcW w:type="dxa" w:w="1514"/>
           </w:tcPr>
           <w:p>
+            <w:pPr>
+              <w:spacing w:before="20" w:after="20"/>
+            </w:pPr>
             <w:r/>
             <w:r>
               <w:rPr>
@@ -5185,11 +6431,13 @@
             <w:tcW w:type="dxa" w:w="1514"/>
           </w:tcPr>
           <w:p>
-            <w:r/>
-            <w:r>
-              <w:rPr>
-                <w:rFonts w:ascii="Verdana" w:hAnsi="Verdana"/>
-                <w:b w:val="0"/>
+            <w:pPr>
+              <w:spacing w:before="20" w:after="20"/>
+            </w:pPr>
+            <w:r/>
+            <w:r>
+              <w:rPr>
+                <w:rFonts w:ascii="Verdana" w:hAnsi="Verdana"/>
                 <w:sz w:val="16"/>
               </w:rPr>
               <w:t>%</w:t>
@@ -5201,6 +6449,9 @@
             <w:tcW w:type="dxa" w:w="1514"/>
           </w:tcPr>
           <w:p>
+            <w:pPr>
+              <w:spacing w:before="20" w:after="20"/>
+            </w:pPr>
             <w:r/>
             <w:r>
               <w:rPr>
@@ -5217,6 +6468,9 @@
             <w:tcW w:type="dxa" w:w="1514"/>
           </w:tcPr>
           <w:p>
+            <w:pPr>
+              <w:spacing w:before="20" w:after="20"/>
+            </w:pPr>
             <w:r/>
             <w:r>
               <w:rPr>
@@ -5233,6 +6487,9 @@
             <w:tcW w:type="dxa" w:w="1514"/>
           </w:tcPr>
           <w:p>
+            <w:pPr>
+              <w:spacing w:before="20" w:after="20"/>
+            </w:pPr>
             <w:r/>
             <w:r>
               <w:rPr>
@@ -5249,11 +6506,13 @@
             <w:tcW w:type="dxa" w:w="1514"/>
           </w:tcPr>
           <w:p>
-            <w:r/>
-            <w:r>
-              <w:rPr>
-                <w:rFonts w:ascii="Verdana" w:hAnsi="Verdana"/>
-                <w:b w:val="0"/>
+            <w:pPr>
+              <w:spacing w:before="20" w:after="20"/>
+            </w:pPr>
+            <w:r/>
+            <w:r>
+              <w:rPr>
+                <w:rFonts w:ascii="Verdana" w:hAnsi="Verdana"/>
                 <w:sz w:val="16"/>
               </w:rPr>
               <w:t>%</w:t>
@@ -5265,6 +6524,9 @@
             <w:tcW w:type="dxa" w:w="1514"/>
           </w:tcPr>
           <w:p>
+            <w:pPr>
+              <w:spacing w:before="20" w:after="20"/>
+            </w:pPr>
             <w:r/>
             <w:r>
               <w:rPr>
@@ -5281,6 +6543,9 @@
             <w:tcW w:type="dxa" w:w="1514"/>
           </w:tcPr>
           <w:p>
+            <w:pPr>
+              <w:spacing w:before="20" w:after="20"/>
+            </w:pPr>
             <w:r/>
             <w:r>
               <w:rPr>
@@ -5297,6 +6562,9 @@
             <w:tcW w:type="dxa" w:w="1514"/>
           </w:tcPr>
           <w:p>
+            <w:pPr>
+              <w:spacing w:before="20" w:after="20"/>
+            </w:pPr>
             <w:r/>
             <w:r>
               <w:rPr>
@@ -5318,6 +6586,9 @@
             <w:tcW w:type="dxa" w:w="1514"/>
           </w:tcPr>
           <w:p>
+            <w:pPr>
+              <w:spacing w:before="20" w:after="20"/>
+            </w:pPr>
             <w:r/>
             <w:r>
               <w:rPr>
@@ -5334,6 +6605,9 @@
             <w:tcW w:type="dxa" w:w="1514"/>
           </w:tcPr>
           <w:p>
+            <w:pPr>
+              <w:spacing w:before="20" w:after="20"/>
+            </w:pPr>
             <w:r/>
             <w:r>
               <w:rPr>
@@ -5350,11 +6624,13 @@
             <w:tcW w:type="dxa" w:w="1514"/>
           </w:tcPr>
           <w:p>
-            <w:r/>
-            <w:r>
-              <w:rPr>
-                <w:rFonts w:ascii="Verdana" w:hAnsi="Verdana"/>
-                <w:b w:val="0"/>
+            <w:pPr>
+              <w:spacing w:before="20" w:after="20"/>
+            </w:pPr>
+            <w:r/>
+            <w:r>
+              <w:rPr>
+                <w:rFonts w:ascii="Verdana" w:hAnsi="Verdana"/>
                 <w:sz w:val="16"/>
               </w:rPr>
               <w:t>Tabla de banderines</w:t>
@@ -5366,6 +6642,9 @@
             <w:tcW w:type="dxa" w:w="1514"/>
           </w:tcPr>
           <w:p>
+            <w:pPr>
+              <w:spacing w:before="20" w:after="20"/>
+            </w:pPr>
             <w:r/>
             <w:r>
               <w:rPr>
@@ -5382,6 +6661,9 @@
             <w:tcW w:type="dxa" w:w="1514"/>
           </w:tcPr>
           <w:p>
+            <w:pPr>
+              <w:spacing w:before="20" w:after="20"/>
+            </w:pPr>
             <w:r/>
             <w:r>
               <w:rPr>
@@ -5398,6 +6680,9 @@
             <w:tcW w:type="dxa" w:w="1514"/>
           </w:tcPr>
           <w:p>
+            <w:pPr>
+              <w:spacing w:before="20" w:after="20"/>
+            </w:pPr>
             <w:r/>
             <w:r>
               <w:rPr>
@@ -5414,11 +6699,13 @@
             <w:tcW w:type="dxa" w:w="1514"/>
           </w:tcPr>
           <w:p>
-            <w:r/>
-            <w:r>
-              <w:rPr>
-                <w:rFonts w:ascii="Verdana" w:hAnsi="Verdana"/>
-                <w:b w:val="0"/>
+            <w:pPr>
+              <w:spacing w:before="20" w:after="20"/>
+            </w:pPr>
+            <w:r/>
+            <w:r>
+              <w:rPr>
+                <w:rFonts w:ascii="Verdana" w:hAnsi="Verdana"/>
                 <w:sz w:val="16"/>
               </w:rPr>
               <w:t>Tabla de banderines</w:t>
@@ -5430,6 +6717,9 @@
             <w:tcW w:type="dxa" w:w="1514"/>
           </w:tcPr>
           <w:p>
+            <w:pPr>
+              <w:spacing w:before="20" w:after="20"/>
+            </w:pPr>
             <w:r/>
             <w:r>
               <w:rPr>
@@ -5446,6 +6736,9 @@
             <w:tcW w:type="dxa" w:w="1514"/>
           </w:tcPr>
           <w:p>
+            <w:pPr>
+              <w:spacing w:before="20" w:after="20"/>
+            </w:pPr>
             <w:r/>
             <w:r>
               <w:rPr>
@@ -5462,6 +6755,9 @@
             <w:tcW w:type="dxa" w:w="1514"/>
           </w:tcPr>
           <w:p>
+            <w:pPr>
+              <w:spacing w:before="20" w:after="20"/>
+            </w:pPr>
             <w:r/>
             <w:r>
               <w:rPr>
@@ -5482,6 +6778,9 @@
             <w:tcW w:type="dxa" w:w="1514"/>
           </w:tcPr>
           <w:p>
+            <w:pPr>
+              <w:spacing w:before="20" w:after="20"/>
+            </w:pPr>
             <w:r/>
             <w:r>
               <w:rPr>
@@ -5498,6 +6797,9 @@
             <w:tcW w:type="dxa" w:w="1514"/>
           </w:tcPr>
           <w:p>
+            <w:pPr>
+              <w:spacing w:before="20" w:after="20"/>
+            </w:pPr>
             <w:r/>
             <w:r>
               <w:rPr>
@@ -5514,11 +6816,13 @@
             <w:tcW w:type="dxa" w:w="1514"/>
           </w:tcPr>
           <w:p>
-            <w:r/>
-            <w:r>
-              <w:rPr>
-                <w:rFonts w:ascii="Verdana" w:hAnsi="Verdana"/>
-                <w:b w:val="0"/>
+            <w:pPr>
+              <w:spacing w:before="20" w:after="20"/>
+            </w:pPr>
+            <w:r/>
+            <w:r>
+              <w:rPr>
+                <w:rFonts w:ascii="Verdana" w:hAnsi="Verdana"/>
                 <w:sz w:val="16"/>
               </w:rPr>
               <w:t>Tabla de cifrado</w:t>
@@ -5530,6 +6834,9 @@
             <w:tcW w:type="dxa" w:w="1514"/>
           </w:tcPr>
           <w:p>
+            <w:pPr>
+              <w:spacing w:before="20" w:after="20"/>
+            </w:pPr>
             <w:r/>
             <w:r>
               <w:rPr>
@@ -5546,6 +6853,9 @@
             <w:tcW w:type="dxa" w:w="1514"/>
           </w:tcPr>
           <w:p>
+            <w:pPr>
+              <w:spacing w:before="20" w:after="20"/>
+            </w:pPr>
             <w:r/>
             <w:r>
               <w:rPr>
@@ -5562,6 +6872,9 @@
             <w:tcW w:type="dxa" w:w="1514"/>
           </w:tcPr>
           <w:p>
+            <w:pPr>
+              <w:spacing w:before="20" w:after="20"/>
+            </w:pPr>
             <w:r/>
             <w:r>
               <w:rPr>
@@ -5578,11 +6891,13 @@
             <w:tcW w:type="dxa" w:w="1514"/>
           </w:tcPr>
           <w:p>
-            <w:r/>
-            <w:r>
-              <w:rPr>
-                <w:rFonts w:ascii="Verdana" w:hAnsi="Verdana"/>
-                <w:b w:val="0"/>
+            <w:pPr>
+              <w:spacing w:before="20" w:after="20"/>
+            </w:pPr>
+            <w:r/>
+            <w:r>
+              <w:rPr>
+                <w:rFonts w:ascii="Verdana" w:hAnsi="Verdana"/>
                 <w:sz w:val="16"/>
               </w:rPr>
               <w:t>Tabla de cifrado</w:t>
@@ -5594,6 +6909,9 @@
             <w:tcW w:type="dxa" w:w="1514"/>
           </w:tcPr>
           <w:p>
+            <w:pPr>
+              <w:spacing w:before="20" w:after="20"/>
+            </w:pPr>
             <w:r/>
             <w:r>
               <w:rPr>
@@ -5610,6 +6928,9 @@
             <w:tcW w:type="dxa" w:w="1514"/>
           </w:tcPr>
           <w:p>
+            <w:pPr>
+              <w:spacing w:before="20" w:after="20"/>
+            </w:pPr>
             <w:r/>
             <w:r>
               <w:rPr>
@@ -5626,6 +6947,9 @@
             <w:tcW w:type="dxa" w:w="1514"/>
           </w:tcPr>
           <w:p>
+            <w:pPr>
+              <w:spacing w:before="20" w:after="20"/>
+            </w:pPr>
             <w:r/>
             <w:r>
               <w:rPr>
@@ -5646,6 +6970,9 @@
             <w:tcW w:type="dxa" w:w="1514"/>
           </w:tcPr>
           <w:p>
+            <w:pPr>
+              <w:spacing w:before="20" w:after="20"/>
+            </w:pPr>
             <w:r/>
             <w:r>
               <w:rPr>
@@ -5662,6 +6989,9 @@
             <w:tcW w:type="dxa" w:w="1514"/>
           </w:tcPr>
           <w:p>
+            <w:pPr>
+              <w:spacing w:before="20" w:after="20"/>
+            </w:pPr>
             <w:r/>
             <w:r>
               <w:rPr>
@@ -5678,11 +7008,13 @@
             <w:tcW w:type="dxa" w:w="1514"/>
           </w:tcPr>
           <w:p>
-            <w:r/>
-            <w:r>
-              <w:rPr>
-                <w:rFonts w:ascii="Verdana" w:hAnsi="Verdana"/>
-                <w:b w:val="0"/>
+            <w:pPr>
+              <w:spacing w:before="20" w:after="20"/>
+            </w:pPr>
+            <w:r/>
+            <w:r>
+              <w:rPr>
+                <w:rFonts w:ascii="Verdana" w:hAnsi="Verdana"/>
                 <w:sz w:val="16"/>
               </w:rPr>
               <w:t>Tabla de cifrado</w:t>
@@ -5694,6 +7026,9 @@
             <w:tcW w:type="dxa" w:w="1514"/>
           </w:tcPr>
           <w:p>
+            <w:pPr>
+              <w:spacing w:before="20" w:after="20"/>
+            </w:pPr>
             <w:r/>
             <w:r>
               <w:rPr>
@@ -5710,6 +7045,9 @@
             <w:tcW w:type="dxa" w:w="1514"/>
           </w:tcPr>
           <w:p>
+            <w:pPr>
+              <w:spacing w:before="20" w:after="20"/>
+            </w:pPr>
             <w:r/>
             <w:r>
               <w:rPr>
@@ -5726,6 +7064,9 @@
             <w:tcW w:type="dxa" w:w="1514"/>
           </w:tcPr>
           <w:p>
+            <w:pPr>
+              <w:spacing w:before="20" w:after="20"/>
+            </w:pPr>
             <w:r/>
             <w:r>
               <w:rPr>
@@ -5742,11 +7083,13 @@
             <w:tcW w:type="dxa" w:w="1514"/>
           </w:tcPr>
           <w:p>
-            <w:r/>
-            <w:r>
-              <w:rPr>
-                <w:rFonts w:ascii="Verdana" w:hAnsi="Verdana"/>
-                <w:b w:val="0"/>
+            <w:pPr>
+              <w:spacing w:before="20" w:after="20"/>
+            </w:pPr>
+            <w:r/>
+            <w:r>
+              <w:rPr>
+                <w:rFonts w:ascii="Verdana" w:hAnsi="Verdana"/>
                 <w:sz w:val="16"/>
               </w:rPr>
               <w:t>Tabla de cifrado</w:t>
@@ -5758,6 +7101,9 @@
             <w:tcW w:type="dxa" w:w="1514"/>
           </w:tcPr>
           <w:p>
+            <w:pPr>
+              <w:spacing w:before="20" w:after="20"/>
+            </w:pPr>
             <w:r/>
             <w:r>
               <w:rPr>
@@ -5774,6 +7120,9 @@
             <w:tcW w:type="dxa" w:w="1514"/>
           </w:tcPr>
           <w:p>
+            <w:pPr>
+              <w:spacing w:before="20" w:after="20"/>
+            </w:pPr>
             <w:r/>
             <w:r>
               <w:rPr>
@@ -5790,6 +7139,9 @@
             <w:tcW w:type="dxa" w:w="1514"/>
           </w:tcPr>
           <w:p>
+            <w:pPr>
+              <w:spacing w:before="20" w:after="20"/>
+            </w:pPr>
             <w:r/>
             <w:r>
               <w:rPr>
@@ -5810,6 +7162,9 @@
             <w:tcW w:type="dxa" w:w="1514"/>
           </w:tcPr>
           <w:p>
+            <w:pPr>
+              <w:spacing w:before="20" w:after="20"/>
+            </w:pPr>
             <w:r/>
             <w:r>
               <w:rPr>
@@ -5826,6 +7181,9 @@
             <w:tcW w:type="dxa" w:w="1514"/>
           </w:tcPr>
           <w:p>
+            <w:pPr>
+              <w:spacing w:before="20" w:after="20"/>
+            </w:pPr>
             <w:r/>
             <w:r>
               <w:rPr>
@@ -5842,11 +7200,13 @@
             <w:tcW w:type="dxa" w:w="1514"/>
           </w:tcPr>
           <w:p>
-            <w:r/>
-            <w:r>
-              <w:rPr>
-                <w:rFonts w:ascii="Verdana" w:hAnsi="Verdana"/>
-                <w:b w:val="0"/>
+            <w:pPr>
+              <w:spacing w:before="20" w:after="20"/>
+            </w:pPr>
+            <w:r/>
+            <w:r>
+              <w:rPr>
+                <w:rFonts w:ascii="Verdana" w:hAnsi="Verdana"/>
                 <w:sz w:val="16"/>
               </w:rPr>
               <w:t>Tabla de cifrado</w:t>
@@ -5858,6 +7218,9 @@
             <w:tcW w:type="dxa" w:w="1514"/>
           </w:tcPr>
           <w:p>
+            <w:pPr>
+              <w:spacing w:before="20" w:after="20"/>
+            </w:pPr>
             <w:r/>
             <w:r>
               <w:rPr>
@@ -5874,6 +7237,9 @@
             <w:tcW w:type="dxa" w:w="1514"/>
           </w:tcPr>
           <w:p>
+            <w:pPr>
+              <w:spacing w:before="20" w:after="20"/>
+            </w:pPr>
             <w:r/>
             <w:r>
               <w:rPr>
@@ -5890,6 +7256,9 @@
             <w:tcW w:type="dxa" w:w="1514"/>
           </w:tcPr>
           <w:p>
+            <w:pPr>
+              <w:spacing w:before="20" w:after="20"/>
+            </w:pPr>
             <w:r/>
             <w:r>
               <w:rPr>
@@ -5906,11 +7275,13 @@
             <w:tcW w:type="dxa" w:w="1514"/>
           </w:tcPr>
           <w:p>
-            <w:r/>
-            <w:r>
-              <w:rPr>
-                <w:rFonts w:ascii="Verdana" w:hAnsi="Verdana"/>
-                <w:b w:val="0"/>
+            <w:pPr>
+              <w:spacing w:before="20" w:after="20"/>
+            </w:pPr>
+            <w:r/>
+            <w:r>
+              <w:rPr>
+                <w:rFonts w:ascii="Verdana" w:hAnsi="Verdana"/>
                 <w:sz w:val="16"/>
               </w:rPr>
               <w:t>Tabla de cifrado</w:t>
@@ -5922,6 +7293,9 @@
             <w:tcW w:type="dxa" w:w="1514"/>
           </w:tcPr>
           <w:p>
+            <w:pPr>
+              <w:spacing w:before="20" w:after="20"/>
+            </w:pPr>
             <w:r/>
             <w:r>
               <w:rPr>
@@ -5938,6 +7312,9 @@
             <w:tcW w:type="dxa" w:w="1514"/>
           </w:tcPr>
           <w:p>
+            <w:pPr>
+              <w:spacing w:before="20" w:after="20"/>
+            </w:pPr>
             <w:r/>
             <w:r>
               <w:rPr>
@@ -5954,6 +7331,9 @@
             <w:tcW w:type="dxa" w:w="1514"/>
           </w:tcPr>
           <w:p>
+            <w:pPr>
+              <w:spacing w:before="20" w:after="20"/>
+            </w:pPr>
             <w:r/>
             <w:r>
               <w:rPr>
@@ -5974,6 +7354,9 @@
             <w:tcW w:type="dxa" w:w="1514"/>
           </w:tcPr>
           <w:p>
+            <w:pPr>
+              <w:spacing w:before="20" w:after="20"/>
+            </w:pPr>
             <w:r/>
             <w:r>
               <w:rPr>
@@ -5990,6 +7373,9 @@
             <w:tcW w:type="dxa" w:w="1514"/>
           </w:tcPr>
           <w:p>
+            <w:pPr>
+              <w:spacing w:before="20" w:after="20"/>
+            </w:pPr>
             <w:r/>
             <w:r>
               <w:rPr>
@@ -6006,11 +7392,13 @@
             <w:tcW w:type="dxa" w:w="1514"/>
           </w:tcPr>
           <w:p>
-            <w:r/>
-            <w:r>
-              <w:rPr>
-                <w:rFonts w:ascii="Verdana" w:hAnsi="Verdana"/>
-                <w:b w:val="0"/>
+            <w:pPr>
+              <w:spacing w:before="20" w:after="20"/>
+            </w:pPr>
+            <w:r/>
+            <w:r>
+              <w:rPr>
+                <w:rFonts w:ascii="Verdana" w:hAnsi="Verdana"/>
                 <w:sz w:val="16"/>
               </w:rPr>
               <w:t>Tabla de banderines</w:t>
@@ -6022,6 +7410,9 @@
             <w:tcW w:type="dxa" w:w="1514"/>
           </w:tcPr>
           <w:p>
+            <w:pPr>
+              <w:spacing w:before="20" w:after="20"/>
+            </w:pPr>
             <w:r/>
             <w:r>
               <w:rPr>
@@ -6038,6 +7429,9 @@
             <w:tcW w:type="dxa" w:w="1514"/>
           </w:tcPr>
           <w:p>
+            <w:pPr>
+              <w:spacing w:before="20" w:after="20"/>
+            </w:pPr>
             <w:r/>
             <w:r>
               <w:rPr>
@@ -6054,6 +7448,9 @@
             <w:tcW w:type="dxa" w:w="1514"/>
           </w:tcPr>
           <w:p>
+            <w:pPr>
+              <w:spacing w:before="20" w:after="20"/>
+            </w:pPr>
             <w:r/>
             <w:r>
               <w:rPr>
@@ -6070,11 +7467,13 @@
             <w:tcW w:type="dxa" w:w="1514"/>
           </w:tcPr>
           <w:p>
-            <w:r/>
-            <w:r>
-              <w:rPr>
-                <w:rFonts w:ascii="Verdana" w:hAnsi="Verdana"/>
-                <w:b w:val="0"/>
+            <w:pPr>
+              <w:spacing w:before="20" w:after="20"/>
+            </w:pPr>
+            <w:r/>
+            <w:r>
+              <w:rPr>
+                <w:rFonts w:ascii="Verdana" w:hAnsi="Verdana"/>
                 <w:sz w:val="16"/>
               </w:rPr>
               <w:t>Tabla de banderines</w:t>
@@ -6086,6 +7485,9 @@
             <w:tcW w:type="dxa" w:w="1514"/>
           </w:tcPr>
           <w:p>
+            <w:pPr>
+              <w:spacing w:before="20" w:after="20"/>
+            </w:pPr>
             <w:r/>
             <w:r>
               <w:rPr>
@@ -6102,6 +7504,9 @@
             <w:tcW w:type="dxa" w:w="1514"/>
           </w:tcPr>
           <w:p>
+            <w:pPr>
+              <w:spacing w:before="20" w:after="20"/>
+            </w:pPr>
             <w:r/>
             <w:r>
               <w:rPr>
@@ -6118,6 +7523,9 @@
             <w:tcW w:type="dxa" w:w="1514"/>
           </w:tcPr>
           <w:p>
+            <w:pPr>
+              <w:spacing w:before="20" w:after="20"/>
+            </w:pPr>
             <w:r/>
             <w:r>
               <w:rPr>
@@ -6138,6 +7546,9 @@
             <w:tcW w:type="dxa" w:w="1514"/>
           </w:tcPr>
           <w:p>
+            <w:pPr>
+              <w:spacing w:before="20" w:after="20"/>
+            </w:pPr>
             <w:r/>
             <w:r>
               <w:rPr>
@@ -6154,6 +7565,9 @@
             <w:tcW w:type="dxa" w:w="1514"/>
           </w:tcPr>
           <w:p>
+            <w:pPr>
+              <w:spacing w:before="20" w:after="20"/>
+            </w:pPr>
             <w:r/>
             <w:r>
               <w:rPr>
@@ -6170,11 +7584,13 @@
             <w:tcW w:type="dxa" w:w="1514"/>
           </w:tcPr>
           <w:p>
-            <w:r/>
-            <w:r>
-              <w:rPr>
-                <w:rFonts w:ascii="Verdana" w:hAnsi="Verdana"/>
-                <w:b w:val="0"/>
+            <w:pPr>
+              <w:spacing w:before="20" w:after="20"/>
+            </w:pPr>
+            <w:r/>
+            <w:r>
+              <w:rPr>
+                <w:rFonts w:ascii="Verdana" w:hAnsi="Verdana"/>
                 <w:sz w:val="16"/>
               </w:rPr>
               <w:t>Tabla de banderines</w:t>
@@ -6186,6 +7602,9 @@
             <w:tcW w:type="dxa" w:w="1514"/>
           </w:tcPr>
           <w:p>
+            <w:pPr>
+              <w:spacing w:before="20" w:after="20"/>
+            </w:pPr>
             <w:r/>
             <w:r>
               <w:rPr>
@@ -6202,6 +7621,9 @@
             <w:tcW w:type="dxa" w:w="1514"/>
           </w:tcPr>
           <w:p>
+            <w:pPr>
+              <w:spacing w:before="20" w:after="20"/>
+            </w:pPr>
             <w:r/>
             <w:r>
               <w:rPr>
@@ -6218,6 +7640,9 @@
             <w:tcW w:type="dxa" w:w="1514"/>
           </w:tcPr>
           <w:p>
+            <w:pPr>
+              <w:spacing w:before="20" w:after="20"/>
+            </w:pPr>
             <w:r/>
             <w:r>
               <w:rPr>
@@ -6234,11 +7659,13 @@
             <w:tcW w:type="dxa" w:w="1514"/>
           </w:tcPr>
           <w:p>
-            <w:r/>
-            <w:r>
-              <w:rPr>
-                <w:rFonts w:ascii="Verdana" w:hAnsi="Verdana"/>
-                <w:b w:val="0"/>
+            <w:pPr>
+              <w:spacing w:before="20" w:after="20"/>
+            </w:pPr>
+            <w:r/>
+            <w:r>
+              <w:rPr>
+                <w:rFonts w:ascii="Verdana" w:hAnsi="Verdana"/>
                 <w:sz w:val="16"/>
               </w:rPr>
               <w:t>Tabla de banderines</w:t>
@@ -6250,6 +7677,9 @@
             <w:tcW w:type="dxa" w:w="1514"/>
           </w:tcPr>
           <w:p>
+            <w:pPr>
+              <w:spacing w:before="20" w:after="20"/>
+            </w:pPr>
             <w:r/>
             <w:r>
               <w:rPr>
@@ -6266,6 +7696,9 @@
             <w:tcW w:type="dxa" w:w="1514"/>
           </w:tcPr>
           <w:p>
+            <w:pPr>
+              <w:spacing w:before="20" w:after="20"/>
+            </w:pPr>
             <w:r/>
             <w:r>
               <w:rPr>
@@ -6282,6 +7715,9 @@
             <w:tcW w:type="dxa" w:w="1514"/>
           </w:tcPr>
           <w:p>
+            <w:pPr>
+              <w:spacing w:before="20" w:after="20"/>
+            </w:pPr>
             <w:r/>
             <w:r>
               <w:rPr>
@@ -6302,6 +7738,9 @@
             <w:tcW w:type="dxa" w:w="1514"/>
           </w:tcPr>
           <w:p>
+            <w:pPr>
+              <w:spacing w:before="20" w:after="20"/>
+            </w:pPr>
             <w:r/>
             <w:r>
               <w:rPr>
@@ -6318,6 +7757,9 @@
             <w:tcW w:type="dxa" w:w="1514"/>
           </w:tcPr>
           <w:p>
+            <w:pPr>
+              <w:spacing w:before="20" w:after="20"/>
+            </w:pPr>
             <w:r/>
             <w:r>
               <w:rPr>
@@ -6334,11 +7776,13 @@
             <w:tcW w:type="dxa" w:w="1514"/>
           </w:tcPr>
           <w:p>
-            <w:r/>
-            <w:r>
-              <w:rPr>
-                <w:rFonts w:ascii="Verdana" w:hAnsi="Verdana"/>
-                <w:b w:val="0"/>
+            <w:pPr>
+              <w:spacing w:before="20" w:after="20"/>
+            </w:pPr>
+            <w:r/>
+            <w:r>
+              <w:rPr>
+                <w:rFonts w:ascii="Verdana" w:hAnsi="Verdana"/>
                 <w:sz w:val="16"/>
               </w:rPr>
               <w:t>Tabla de banderines</w:t>
@@ -6350,6 +7794,9 @@
             <w:tcW w:type="dxa" w:w="1514"/>
           </w:tcPr>
           <w:p>
+            <w:pPr>
+              <w:spacing w:before="20" w:after="20"/>
+            </w:pPr>
             <w:r/>
             <w:r>
               <w:rPr>
@@ -6366,6 +7813,9 @@
             <w:tcW w:type="dxa" w:w="1514"/>
           </w:tcPr>
           <w:p>
+            <w:pPr>
+              <w:spacing w:before="20" w:after="20"/>
+            </w:pPr>
             <w:r/>
             <w:r>
               <w:rPr>
@@ -6382,6 +7832,9 @@
             <w:tcW w:type="dxa" w:w="1514"/>
           </w:tcPr>
           <w:p>
+            <w:pPr>
+              <w:spacing w:before="20" w:after="20"/>
+            </w:pPr>
             <w:r/>
             <w:r>
               <w:rPr>
@@ -6398,11 +7851,13 @@
             <w:tcW w:type="dxa" w:w="1514"/>
           </w:tcPr>
           <w:p>
-            <w:r/>
-            <w:r>
-              <w:rPr>
-                <w:rFonts w:ascii="Verdana" w:hAnsi="Verdana"/>
-                <w:b w:val="0"/>
+            <w:pPr>
+              <w:spacing w:before="20" w:after="20"/>
+            </w:pPr>
+            <w:r/>
+            <w:r>
+              <w:rPr>
+                <w:rFonts w:ascii="Verdana" w:hAnsi="Verdana"/>
                 <w:sz w:val="16"/>
               </w:rPr>
               <w:t>Tabla de banderines</w:t>
@@ -6414,6 +7869,9 @@
             <w:tcW w:type="dxa" w:w="1514"/>
           </w:tcPr>
           <w:p>
+            <w:pPr>
+              <w:spacing w:before="20" w:after="20"/>
+            </w:pPr>
             <w:r/>
             <w:r>
               <w:rPr>
@@ -6430,6 +7888,9 @@
             <w:tcW w:type="dxa" w:w="1514"/>
           </w:tcPr>
           <w:p>
+            <w:pPr>
+              <w:spacing w:before="20" w:after="20"/>
+            </w:pPr>
             <w:r/>
             <w:r>
               <w:rPr>
@@ -6446,6 +7907,9 @@
             <w:tcW w:type="dxa" w:w="1514"/>
           </w:tcPr>
           <w:p>
+            <w:pPr>
+              <w:spacing w:before="20" w:after="20"/>
+            </w:pPr>
             <w:r/>
             <w:r>
               <w:rPr>
@@ -6466,6 +7930,9 @@
             <w:tcW w:type="dxa" w:w="1514"/>
           </w:tcPr>
           <w:p>
+            <w:pPr>
+              <w:spacing w:before="20" w:after="20"/>
+            </w:pPr>
             <w:r/>
             <w:r>
               <w:rPr>
@@ -6482,6 +7949,9 @@
             <w:tcW w:type="dxa" w:w="1514"/>
           </w:tcPr>
           <w:p>
+            <w:pPr>
+              <w:spacing w:before="20" w:after="20"/>
+            </w:pPr>
             <w:r/>
             <w:r>
               <w:rPr>
@@ -6498,11 +7968,13 @@
             <w:tcW w:type="dxa" w:w="1514"/>
           </w:tcPr>
           <w:p>
-            <w:r/>
-            <w:r>
-              <w:rPr>
-                <w:rFonts w:ascii="Verdana" w:hAnsi="Verdana"/>
-                <w:b w:val="0"/>
+            <w:pPr>
+              <w:spacing w:before="20" w:after="20"/>
+            </w:pPr>
+            <w:r/>
+            <w:r>
+              <w:rPr>
+                <w:rFonts w:ascii="Verdana" w:hAnsi="Verdana"/>
                 <w:sz w:val="16"/>
               </w:rPr>
               <w:t>Tabla de banderines</w:t>
@@ -6514,6 +7986,9 @@
             <w:tcW w:type="dxa" w:w="1514"/>
           </w:tcPr>
           <w:p>
+            <w:pPr>
+              <w:spacing w:before="20" w:after="20"/>
+            </w:pPr>
             <w:r/>
             <w:r>
               <w:rPr>
@@ -6530,6 +8005,9 @@
             <w:tcW w:type="dxa" w:w="1514"/>
           </w:tcPr>
           <w:p>
+            <w:pPr>
+              <w:spacing w:before="20" w:after="20"/>
+            </w:pPr>
             <w:r/>
             <w:r>
               <w:rPr>
@@ -6546,6 +8024,9 @@
             <w:tcW w:type="dxa" w:w="1514"/>
           </w:tcPr>
           <w:p>
+            <w:pPr>
+              <w:spacing w:before="20" w:after="20"/>
+            </w:pPr>
             <w:r/>
             <w:r>
               <w:rPr>
@@ -6562,11 +8043,13 @@
             <w:tcW w:type="dxa" w:w="1514"/>
           </w:tcPr>
           <w:p>
-            <w:r/>
-            <w:r>
-              <w:rPr>
-                <w:rFonts w:ascii="Verdana" w:hAnsi="Verdana"/>
-                <w:b w:val="0"/>
+            <w:pPr>
+              <w:spacing w:before="20" w:after="20"/>
+            </w:pPr>
+            <w:r/>
+            <w:r>
+              <w:rPr>
+                <w:rFonts w:ascii="Verdana" w:hAnsi="Verdana"/>
                 <w:sz w:val="16"/>
               </w:rPr>
               <w:t>Tabla de banderines</w:t>
@@ -6578,6 +8061,9 @@
             <w:tcW w:type="dxa" w:w="1514"/>
           </w:tcPr>
           <w:p>
+            <w:pPr>
+              <w:spacing w:before="20" w:after="20"/>
+            </w:pPr>
             <w:r/>
             <w:r>
               <w:rPr>
@@ -6594,6 +8080,9 @@
             <w:tcW w:type="dxa" w:w="1514"/>
           </w:tcPr>
           <w:p>
+            <w:pPr>
+              <w:spacing w:before="20" w:after="20"/>
+            </w:pPr>
             <w:r/>
             <w:r>
               <w:rPr>
@@ -6610,6 +8099,9 @@
             <w:tcW w:type="dxa" w:w="1514"/>
           </w:tcPr>
           <w:p>
+            <w:pPr>
+              <w:spacing w:before="20" w:after="20"/>
+            </w:pPr>
             <w:r/>
             <w:r>
               <w:rPr>
@@ -6630,6 +8122,9 @@
             <w:tcW w:type="dxa" w:w="1514"/>
           </w:tcPr>
           <w:p>
+            <w:pPr>
+              <w:spacing w:before="20" w:after="20"/>
+            </w:pPr>
             <w:r/>
             <w:r>
               <w:rPr>
@@ -6646,6 +8141,9 @@
             <w:tcW w:type="dxa" w:w="1514"/>
           </w:tcPr>
           <w:p>
+            <w:pPr>
+              <w:spacing w:before="20" w:after="20"/>
+            </w:pPr>
             <w:r/>
             <w:r>
               <w:rPr>
@@ -6662,11 +8160,13 @@
             <w:tcW w:type="dxa" w:w="1514"/>
           </w:tcPr>
           <w:p>
-            <w:r/>
-            <w:r>
-              <w:rPr>
-                <w:rFonts w:ascii="Verdana" w:hAnsi="Verdana"/>
-                <w:b w:val="0"/>
+            <w:pPr>
+              <w:spacing w:before="20" w:after="20"/>
+            </w:pPr>
+            <w:r/>
+            <w:r>
+              <w:rPr>
+                <w:rFonts w:ascii="Verdana" w:hAnsi="Verdana"/>
                 <w:sz w:val="16"/>
               </w:rPr>
               <w:t>Tabla de cifrado</w:t>
@@ -6678,6 +8178,9 @@
             <w:tcW w:type="dxa" w:w="1514"/>
           </w:tcPr>
           <w:p>
+            <w:pPr>
+              <w:spacing w:before="20" w:after="20"/>
+            </w:pPr>
             <w:r/>
             <w:r>
               <w:rPr>
@@ -6694,6 +8197,9 @@
             <w:tcW w:type="dxa" w:w="1514"/>
           </w:tcPr>
           <w:p>
+            <w:pPr>
+              <w:spacing w:before="20" w:after="20"/>
+            </w:pPr>
             <w:r/>
             <w:r>
               <w:rPr>
@@ -6710,6 +8216,9 @@
             <w:tcW w:type="dxa" w:w="1514"/>
           </w:tcPr>
           <w:p>
+            <w:pPr>
+              <w:spacing w:before="20" w:after="20"/>
+            </w:pPr>
             <w:r/>
             <w:r>
               <w:rPr>
@@ -6726,11 +8235,13 @@
             <w:tcW w:type="dxa" w:w="1514"/>
           </w:tcPr>
           <w:p>
-            <w:r/>
-            <w:r>
-              <w:rPr>
-                <w:rFonts w:ascii="Verdana" w:hAnsi="Verdana"/>
-                <w:b w:val="0"/>
+            <w:pPr>
+              <w:spacing w:before="20" w:after="20"/>
+            </w:pPr>
+            <w:r/>
+            <w:r>
+              <w:rPr>
+                <w:rFonts w:ascii="Verdana" w:hAnsi="Verdana"/>
                 <w:sz w:val="16"/>
               </w:rPr>
               <w:t>Tabla de cifrado</w:t>
@@ -6742,6 +8253,9 @@
             <w:tcW w:type="dxa" w:w="1514"/>
           </w:tcPr>
           <w:p>
+            <w:pPr>
+              <w:spacing w:before="20" w:after="20"/>
+            </w:pPr>
             <w:r/>
             <w:r>
               <w:rPr>
@@ -6758,6 +8272,9 @@
             <w:tcW w:type="dxa" w:w="1514"/>
           </w:tcPr>
           <w:p>
+            <w:pPr>
+              <w:spacing w:before="20" w:after="20"/>
+            </w:pPr>
             <w:r/>
             <w:r>
               <w:rPr>
@@ -6774,6 +8291,9 @@
             <w:tcW w:type="dxa" w:w="1514"/>
           </w:tcPr>
           <w:p>
+            <w:pPr>
+              <w:spacing w:before="20" w:after="20"/>
+            </w:pPr>
             <w:r/>
             <w:r>
               <w:rPr>
@@ -6794,6 +8314,9 @@
             <w:tcW w:type="dxa" w:w="1514"/>
           </w:tcPr>
           <w:p>
+            <w:pPr>
+              <w:spacing w:before="20" w:after="20"/>
+            </w:pPr>
             <w:r/>
             <w:r>
               <w:rPr>
@@ -6810,6 +8333,9 @@
             <w:tcW w:type="dxa" w:w="1514"/>
           </w:tcPr>
           <w:p>
+            <w:pPr>
+              <w:spacing w:before="20" w:after="20"/>
+            </w:pPr>
             <w:r/>
             <w:r>
               <w:rPr>
@@ -6826,11 +8352,13 @@
             <w:tcW w:type="dxa" w:w="1514"/>
           </w:tcPr>
           <w:p>
-            <w:r/>
-            <w:r>
-              <w:rPr>
-                <w:rFonts w:ascii="Verdana" w:hAnsi="Verdana"/>
-                <w:b w:val="0"/>
+            <w:pPr>
+              <w:spacing w:before="20" w:after="20"/>
+            </w:pPr>
+            <w:r/>
+            <w:r>
+              <w:rPr>
+                <w:rFonts w:ascii="Verdana" w:hAnsi="Verdana"/>
                 <w:sz w:val="16"/>
               </w:rPr>
               <w:t>%</w:t>
@@ -6842,6 +8370,9 @@
             <w:tcW w:type="dxa" w:w="1514"/>
           </w:tcPr>
           <w:p>
+            <w:pPr>
+              <w:spacing w:before="20" w:after="20"/>
+            </w:pPr>
             <w:r/>
             <w:r>
               <w:rPr>
@@ -6858,6 +8389,9 @@
             <w:tcW w:type="dxa" w:w="1514"/>
           </w:tcPr>
           <w:p>
+            <w:pPr>
+              <w:spacing w:before="20" w:after="20"/>
+            </w:pPr>
             <w:r/>
             <w:r>
               <w:rPr>
@@ -6874,6 +8408,9 @@
             <w:tcW w:type="dxa" w:w="1514"/>
           </w:tcPr>
           <w:p>
+            <w:pPr>
+              <w:spacing w:before="20" w:after="20"/>
+            </w:pPr>
             <w:r/>
             <w:r>
               <w:rPr>
@@ -6890,11 +8427,13 @@
             <w:tcW w:type="dxa" w:w="1514"/>
           </w:tcPr>
           <w:p>
-            <w:r/>
-            <w:r>
-              <w:rPr>
-                <w:rFonts w:ascii="Verdana" w:hAnsi="Verdana"/>
-                <w:b w:val="0"/>
+            <w:pPr>
+              <w:spacing w:before="20" w:after="20"/>
+            </w:pPr>
+            <w:r/>
+            <w:r>
+              <w:rPr>
+                <w:rFonts w:ascii="Verdana" w:hAnsi="Verdana"/>
                 <w:sz w:val="16"/>
               </w:rPr>
               <w:t>%</w:t>
@@ -6906,6 +8445,9 @@
             <w:tcW w:type="dxa" w:w="1514"/>
           </w:tcPr>
           <w:p>
+            <w:pPr>
+              <w:spacing w:before="20" w:after="20"/>
+            </w:pPr>
             <w:r/>
             <w:r>
               <w:rPr>
@@ -6922,6 +8464,9 @@
             <w:tcW w:type="dxa" w:w="1514"/>
           </w:tcPr>
           <w:p>
+            <w:pPr>
+              <w:spacing w:before="20" w:after="20"/>
+            </w:pPr>
             <w:r/>
             <w:r>
               <w:rPr>
@@ -6938,6 +8483,9 @@
             <w:tcW w:type="dxa" w:w="1514"/>
           </w:tcPr>
           <w:p>
+            <w:pPr>
+              <w:spacing w:before="20" w:after="20"/>
+            </w:pPr>
             <w:r/>
             <w:r>
               <w:rPr>
@@ -6958,6 +8506,9 @@
             <w:tcW w:type="dxa" w:w="1514"/>
           </w:tcPr>
           <w:p>
+            <w:pPr>
+              <w:spacing w:before="20" w:after="20"/>
+            </w:pPr>
             <w:r/>
             <w:r>
               <w:rPr>
@@ -6974,6 +8525,9 @@
             <w:tcW w:type="dxa" w:w="1514"/>
           </w:tcPr>
           <w:p>
+            <w:pPr>
+              <w:spacing w:before="20" w:after="20"/>
+            </w:pPr>
             <w:r/>
             <w:r>
               <w:rPr>
@@ -6990,11 +8544,13 @@
             <w:tcW w:type="dxa" w:w="1514"/>
           </w:tcPr>
           <w:p>
-            <w:r/>
-            <w:r>
-              <w:rPr>
-                <w:rFonts w:ascii="Verdana" w:hAnsi="Verdana"/>
-                <w:b w:val="0"/>
+            <w:pPr>
+              <w:spacing w:before="20" w:after="20"/>
+            </w:pPr>
+            <w:r/>
+            <w:r>
+              <w:rPr>
+                <w:rFonts w:ascii="Verdana" w:hAnsi="Verdana"/>
                 <w:sz w:val="16"/>
               </w:rPr>
               <w:t>%</w:t>
@@ -7006,6 +8562,9 @@
             <w:tcW w:type="dxa" w:w="1514"/>
           </w:tcPr>
           <w:p>
+            <w:pPr>
+              <w:spacing w:before="20" w:after="20"/>
+            </w:pPr>
             <w:r/>
             <w:r>
               <w:rPr>
@@ -7022,6 +8581,9 @@
             <w:tcW w:type="dxa" w:w="1514"/>
           </w:tcPr>
           <w:p>
+            <w:pPr>
+              <w:spacing w:before="20" w:after="20"/>
+            </w:pPr>
             <w:r/>
             <w:r>
               <w:rPr>
@@ -7038,6 +8600,9 @@
             <w:tcW w:type="dxa" w:w="1514"/>
           </w:tcPr>
           <w:p>
+            <w:pPr>
+              <w:spacing w:before="20" w:after="20"/>
+            </w:pPr>
             <w:r/>
             <w:r>
               <w:rPr>
@@ -7054,11 +8619,13 @@
             <w:tcW w:type="dxa" w:w="1514"/>
           </w:tcPr>
           <w:p>
-            <w:r/>
-            <w:r>
-              <w:rPr>
-                <w:rFonts w:ascii="Verdana" w:hAnsi="Verdana"/>
-                <w:b w:val="0"/>
+            <w:pPr>
+              <w:spacing w:before="20" w:after="20"/>
+            </w:pPr>
+            <w:r/>
+            <w:r>
+              <w:rPr>
+                <w:rFonts w:ascii="Verdana" w:hAnsi="Verdana"/>
                 <w:sz w:val="16"/>
               </w:rPr>
               <w:t>%</w:t>
@@ -7070,6 +8637,9 @@
             <w:tcW w:type="dxa" w:w="1514"/>
           </w:tcPr>
           <w:p>
+            <w:pPr>
+              <w:spacing w:before="20" w:after="20"/>
+            </w:pPr>
             <w:r/>
             <w:r>
               <w:rPr>
@@ -7086,6 +8656,9 @@
             <w:tcW w:type="dxa" w:w="1514"/>
           </w:tcPr>
           <w:p>
+            <w:pPr>
+              <w:spacing w:before="20" w:after="20"/>
+            </w:pPr>
             <w:r/>
             <w:r>
               <w:rPr>
@@ -7102,6 +8675,9 @@
             <w:tcW w:type="dxa" w:w="1514"/>
           </w:tcPr>
           <w:p>
+            <w:pPr>
+              <w:spacing w:before="20" w:after="20"/>
+            </w:pPr>
             <w:r/>
             <w:r>
               <w:rPr>
@@ -7122,6 +8698,9 @@
             <w:tcW w:type="dxa" w:w="1514"/>
           </w:tcPr>
           <w:p>
+            <w:pPr>
+              <w:spacing w:before="20" w:after="20"/>
+            </w:pPr>
             <w:r/>
             <w:r>
               <w:rPr>
@@ -7138,6 +8717,9 @@
             <w:tcW w:type="dxa" w:w="1514"/>
           </w:tcPr>
           <w:p>
+            <w:pPr>
+              <w:spacing w:before="20" w:after="20"/>
+            </w:pPr>
             <w:r/>
             <w:r>
               <w:rPr>
@@ -7154,11 +8736,13 @@
             <w:tcW w:type="dxa" w:w="1514"/>
           </w:tcPr>
           <w:p>
-            <w:r/>
-            <w:r>
-              <w:rPr>
-                <w:rFonts w:ascii="Verdana" w:hAnsi="Verdana"/>
-                <w:b w:val="0"/>
+            <w:pPr>
+              <w:spacing w:before="20" w:after="20"/>
+            </w:pPr>
+            <w:r/>
+            <w:r>
+              <w:rPr>
+                <w:rFonts w:ascii="Verdana" w:hAnsi="Verdana"/>
                 <w:sz w:val="16"/>
               </w:rPr>
               <w:t>%</w:t>
@@ -7170,6 +8754,9 @@
             <w:tcW w:type="dxa" w:w="1514"/>
           </w:tcPr>
           <w:p>
+            <w:pPr>
+              <w:spacing w:before="20" w:after="20"/>
+            </w:pPr>
             <w:r/>
             <w:r>
               <w:rPr>
@@ -7186,6 +8773,9 @@
             <w:tcW w:type="dxa" w:w="1514"/>
           </w:tcPr>
           <w:p>
+            <w:pPr>
+              <w:spacing w:before="20" w:after="20"/>
+            </w:pPr>
             <w:r/>
             <w:r>
               <w:rPr>
@@ -7202,6 +8792,9 @@
             <w:tcW w:type="dxa" w:w="1514"/>
           </w:tcPr>
           <w:p>
+            <w:pPr>
+              <w:spacing w:before="20" w:after="20"/>
+            </w:pPr>
             <w:r/>
             <w:r>
               <w:rPr>
@@ -7218,11 +8811,13 @@
             <w:tcW w:type="dxa" w:w="1514"/>
           </w:tcPr>
           <w:p>
-            <w:r/>
-            <w:r>
-              <w:rPr>
-                <w:rFonts w:ascii="Verdana" w:hAnsi="Verdana"/>
-                <w:b w:val="0"/>
+            <w:pPr>
+              <w:spacing w:before="20" w:after="20"/>
+            </w:pPr>
+            <w:r/>
+            <w:r>
+              <w:rPr>
+                <w:rFonts w:ascii="Verdana" w:hAnsi="Verdana"/>
                 <w:sz w:val="16"/>
               </w:rPr>
               <w:t>%</w:t>
@@ -7234,6 +8829,9 @@
             <w:tcW w:type="dxa" w:w="1514"/>
           </w:tcPr>
           <w:p>
+            <w:pPr>
+              <w:spacing w:before="20" w:after="20"/>
+            </w:pPr>
             <w:r/>
             <w:r>
               <w:rPr>
@@ -7250,6 +8848,9 @@
             <w:tcW w:type="dxa" w:w="1514"/>
           </w:tcPr>
           <w:p>
+            <w:pPr>
+              <w:spacing w:before="20" w:after="20"/>
+            </w:pPr>
             <w:r/>
             <w:r>
               <w:rPr>
@@ -7266,6 +8867,9 @@
             <w:tcW w:type="dxa" w:w="1514"/>
           </w:tcPr>
           <w:p>
+            <w:pPr>
+              <w:spacing w:before="20" w:after="20"/>
+            </w:pPr>
             <w:r/>
             <w:r>
               <w:rPr>
@@ -7286,6 +8890,9 @@
             <w:tcW w:type="dxa" w:w="1514"/>
           </w:tcPr>
           <w:p>
+            <w:pPr>
+              <w:spacing w:before="20" w:after="20"/>
+            </w:pPr>
             <w:r/>
             <w:r>
               <w:rPr>
@@ -7302,6 +8909,9 @@
             <w:tcW w:type="dxa" w:w="1514"/>
           </w:tcPr>
           <w:p>
+            <w:pPr>
+              <w:spacing w:before="20" w:after="20"/>
+            </w:pPr>
             <w:r/>
             <w:r>
               <w:rPr>
@@ -7318,11 +8928,13 @@
             <w:tcW w:type="dxa" w:w="1514"/>
           </w:tcPr>
           <w:p>
-            <w:r/>
-            <w:r>
-              <w:rPr>
-                <w:rFonts w:ascii="Verdana" w:hAnsi="Verdana"/>
-                <w:b w:val="0"/>
+            <w:pPr>
+              <w:spacing w:before="20" w:after="20"/>
+            </w:pPr>
+            <w:r/>
+            <w:r>
+              <w:rPr>
+                <w:rFonts w:ascii="Verdana" w:hAnsi="Verdana"/>
                 <w:sz w:val="16"/>
               </w:rPr>
               <w:t>%</w:t>
@@ -7334,6 +8946,9 @@
             <w:tcW w:type="dxa" w:w="1514"/>
           </w:tcPr>
           <w:p>
+            <w:pPr>
+              <w:spacing w:before="20" w:after="20"/>
+            </w:pPr>
             <w:r/>
             <w:r>
               <w:rPr>
@@ -7350,6 +8965,9 @@
             <w:tcW w:type="dxa" w:w="1514"/>
           </w:tcPr>
           <w:p>
+            <w:pPr>
+              <w:spacing w:before="20" w:after="20"/>
+            </w:pPr>
             <w:r/>
             <w:r>
               <w:rPr>
@@ -7366,6 +8984,9 @@
             <w:tcW w:type="dxa" w:w="1514"/>
           </w:tcPr>
           <w:p>
+            <w:pPr>
+              <w:spacing w:before="20" w:after="20"/>
+            </w:pPr>
             <w:r/>
             <w:r>
               <w:rPr>
@@ -7382,11 +9003,13 @@
             <w:tcW w:type="dxa" w:w="1514"/>
           </w:tcPr>
           <w:p>
-            <w:r/>
-            <w:r>
-              <w:rPr>
-                <w:rFonts w:ascii="Verdana" w:hAnsi="Verdana"/>
-                <w:b w:val="0"/>
+            <w:pPr>
+              <w:spacing w:before="20" w:after="20"/>
+            </w:pPr>
+            <w:r/>
+            <w:r>
+              <w:rPr>
+                <w:rFonts w:ascii="Verdana" w:hAnsi="Verdana"/>
                 <w:sz w:val="16"/>
               </w:rPr>
               <w:t>%</w:t>
@@ -7398,6 +9021,9 @@
             <w:tcW w:type="dxa" w:w="1514"/>
           </w:tcPr>
           <w:p>
+            <w:pPr>
+              <w:spacing w:before="20" w:after="20"/>
+            </w:pPr>
             <w:r/>
             <w:r>
               <w:rPr>
@@ -7414,6 +9040,9 @@
             <w:tcW w:type="dxa" w:w="1514"/>
           </w:tcPr>
           <w:p>
+            <w:pPr>
+              <w:spacing w:before="20" w:after="20"/>
+            </w:pPr>
             <w:r/>
             <w:r>
               <w:rPr>
@@ -7430,6 +9059,9 @@
             <w:tcW w:type="dxa" w:w="1514"/>
           </w:tcPr>
           <w:p>
+            <w:pPr>
+              <w:spacing w:before="20" w:after="20"/>
+            </w:pPr>
             <w:r/>
             <w:r>
               <w:rPr>
@@ -7450,6 +9082,9 @@
             <w:tcW w:type="dxa" w:w="1514"/>
           </w:tcPr>
           <w:p>
+            <w:pPr>
+              <w:spacing w:before="20" w:after="20"/>
+            </w:pPr>
             <w:r/>
             <w:r>
               <w:rPr>
@@ -7466,6 +9101,9 @@
             <w:tcW w:type="dxa" w:w="1514"/>
           </w:tcPr>
           <w:p>
+            <w:pPr>
+              <w:spacing w:before="20" w:after="20"/>
+            </w:pPr>
             <w:r/>
             <w:r>
               <w:rPr>
@@ -7482,11 +9120,13 @@
             <w:tcW w:type="dxa" w:w="1514"/>
           </w:tcPr>
           <w:p>
-            <w:r/>
-            <w:r>
-              <w:rPr>
-                <w:rFonts w:ascii="Verdana" w:hAnsi="Verdana"/>
-                <w:b w:val="0"/>
+            <w:pPr>
+              <w:spacing w:before="20" w:after="20"/>
+            </w:pPr>
+            <w:r/>
+            <w:r>
+              <w:rPr>
+                <w:rFonts w:ascii="Verdana" w:hAnsi="Verdana"/>
                 <w:sz w:val="16"/>
               </w:rPr>
               <w:t>Numérica</w:t>
@@ -7498,6 +9138,9 @@
             <w:tcW w:type="dxa" w:w="1514"/>
           </w:tcPr>
           <w:p>
+            <w:pPr>
+              <w:spacing w:before="20" w:after="20"/>
+            </w:pPr>
             <w:r/>
             <w:r>
               <w:rPr>
@@ -7514,6 +9157,9 @@
             <w:tcW w:type="dxa" w:w="1514"/>
           </w:tcPr>
           <w:p>
+            <w:pPr>
+              <w:spacing w:before="20" w:after="20"/>
+            </w:pPr>
             <w:r/>
             <w:r>
               <w:rPr>
@@ -7530,6 +9176,9 @@
             <w:tcW w:type="dxa" w:w="1514"/>
           </w:tcPr>
           <w:p>
+            <w:pPr>
+              <w:spacing w:before="20" w:after="20"/>
+            </w:pPr>
             <w:r/>
             <w:r>
               <w:rPr>
@@ -7546,11 +9195,13 @@
             <w:tcW w:type="dxa" w:w="1514"/>
           </w:tcPr>
           <w:p>
-            <w:r/>
-            <w:r>
-              <w:rPr>
-                <w:rFonts w:ascii="Verdana" w:hAnsi="Verdana"/>
-                <w:b w:val="0"/>
+            <w:pPr>
+              <w:spacing w:before="20" w:after="20"/>
+            </w:pPr>
+            <w:r/>
+            <w:r>
+              <w:rPr>
+                <w:rFonts w:ascii="Verdana" w:hAnsi="Verdana"/>
                 <w:sz w:val="16"/>
               </w:rPr>
               <w:t>Numérica</w:t>
@@ -7562,6 +9213,9 @@
             <w:tcW w:type="dxa" w:w="1514"/>
           </w:tcPr>
           <w:p>
+            <w:pPr>
+              <w:spacing w:before="20" w:after="20"/>
+            </w:pPr>
             <w:r/>
             <w:r>
               <w:rPr>
@@ -7578,6 +9232,9 @@
             <w:tcW w:type="dxa" w:w="1514"/>
           </w:tcPr>
           <w:p>
+            <w:pPr>
+              <w:spacing w:before="20" w:after="20"/>
+            </w:pPr>
             <w:r/>
             <w:r>
               <w:rPr>
@@ -7594,6 +9251,9 @@
             <w:tcW w:type="dxa" w:w="1514"/>
           </w:tcPr>
           <w:p>
+            <w:pPr>
+              <w:spacing w:before="20" w:after="20"/>
+            </w:pPr>
             <w:r/>
             <w:r>
               <w:rPr>
@@ -7614,6 +9274,9 @@
             <w:tcW w:type="dxa" w:w="1514"/>
           </w:tcPr>
           <w:p>
+            <w:pPr>
+              <w:spacing w:before="20" w:after="20"/>
+            </w:pPr>
             <w:r/>
             <w:r>
               <w:rPr>
@@ -7630,6 +9293,9 @@
             <w:tcW w:type="dxa" w:w="1514"/>
           </w:tcPr>
           <w:p>
+            <w:pPr>
+              <w:spacing w:before="20" w:after="20"/>
+            </w:pPr>
             <w:r/>
             <w:r>
               <w:rPr>
@@ -7646,11 +9312,13 @@
             <w:tcW w:type="dxa" w:w="1514"/>
           </w:tcPr>
           <w:p>
-            <w:r/>
-            <w:r>
-              <w:rPr>
-                <w:rFonts w:ascii="Verdana" w:hAnsi="Verdana"/>
-                <w:b w:val="0"/>
+            <w:pPr>
+              <w:spacing w:before="20" w:after="20"/>
+            </w:pPr>
+            <w:r/>
+            <w:r>
+              <w:rPr>
+                <w:rFonts w:ascii="Verdana" w:hAnsi="Verdana"/>
                 <w:sz w:val="16"/>
               </w:rPr>
               <w:t>Tabla de banderines</w:t>
@@ -7662,6 +9330,9 @@
             <w:tcW w:type="dxa" w:w="1514"/>
           </w:tcPr>
           <w:p>
+            <w:pPr>
+              <w:spacing w:before="20" w:after="20"/>
+            </w:pPr>
             <w:r/>
             <w:r>
               <w:rPr>
@@ -7678,6 +9349,9 @@
             <w:tcW w:type="dxa" w:w="1514"/>
           </w:tcPr>
           <w:p>
+            <w:pPr>
+              <w:spacing w:before="20" w:after="20"/>
+            </w:pPr>
             <w:r/>
             <w:r>
               <w:rPr>
@@ -7694,6 +9368,9 @@
             <w:tcW w:type="dxa" w:w="1514"/>
           </w:tcPr>
           <w:p>
+            <w:pPr>
+              <w:spacing w:before="20" w:after="20"/>
+            </w:pPr>
             <w:r/>
             <w:r>
               <w:rPr>
@@ -7710,11 +9387,13 @@
             <w:tcW w:type="dxa" w:w="1514"/>
           </w:tcPr>
           <w:p>
-            <w:r/>
-            <w:r>
-              <w:rPr>
-                <w:rFonts w:ascii="Verdana" w:hAnsi="Verdana"/>
-                <w:b w:val="0"/>
+            <w:pPr>
+              <w:spacing w:before="20" w:after="20"/>
+            </w:pPr>
+            <w:r/>
+            <w:r>
+              <w:rPr>
+                <w:rFonts w:ascii="Verdana" w:hAnsi="Verdana"/>
                 <w:sz w:val="16"/>
               </w:rPr>
               <w:t>Tabla de banderines</w:t>
@@ -7726,6 +9405,9 @@
             <w:tcW w:type="dxa" w:w="1514"/>
           </w:tcPr>
           <w:p>
+            <w:pPr>
+              <w:spacing w:before="20" w:after="20"/>
+            </w:pPr>
             <w:r/>
             <w:r>
               <w:rPr>
@@ -7742,6 +9424,9 @@
             <w:tcW w:type="dxa" w:w="1514"/>
           </w:tcPr>
           <w:p>
+            <w:pPr>
+              <w:spacing w:before="20" w:after="20"/>
+            </w:pPr>
             <w:r/>
             <w:r>
               <w:rPr>
@@ -7758,6 +9443,9 @@
             <w:tcW w:type="dxa" w:w="1514"/>
           </w:tcPr>
           <w:p>
+            <w:pPr>
+              <w:spacing w:before="20" w:after="20"/>
+            </w:pPr>
             <w:r/>
             <w:r>
               <w:rPr>
@@ -7778,6 +9466,9 @@
             <w:tcW w:type="dxa" w:w="1514"/>
           </w:tcPr>
           <w:p>
+            <w:pPr>
+              <w:spacing w:before="20" w:after="20"/>
+            </w:pPr>
             <w:r/>
             <w:r>
               <w:rPr>
@@ -7794,6 +9485,9 @@
             <w:tcW w:type="dxa" w:w="1514"/>
           </w:tcPr>
           <w:p>
+            <w:pPr>
+              <w:spacing w:before="20" w:after="20"/>
+            </w:pPr>
             <w:r/>
             <w:r>
               <w:rPr>
@@ -7810,11 +9504,13 @@
             <w:tcW w:type="dxa" w:w="1514"/>
           </w:tcPr>
           <w:p>
-            <w:r/>
-            <w:r>
-              <w:rPr>
-                <w:rFonts w:ascii="Verdana" w:hAnsi="Verdana"/>
-                <w:b w:val="0"/>
+            <w:pPr>
+              <w:spacing w:before="20" w:after="20"/>
+            </w:pPr>
+            <w:r/>
+            <w:r>
+              <w:rPr>
+                <w:rFonts w:ascii="Verdana" w:hAnsi="Verdana"/>
                 <w:sz w:val="16"/>
               </w:rPr>
               <w:t>Tabla de cifrado</w:t>
@@ -7826,6 +9522,9 @@
             <w:tcW w:type="dxa" w:w="1514"/>
           </w:tcPr>
           <w:p>
+            <w:pPr>
+              <w:spacing w:before="20" w:after="20"/>
+            </w:pPr>
             <w:r/>
             <w:r>
               <w:rPr>
@@ -7842,6 +9541,9 @@
             <w:tcW w:type="dxa" w:w="1514"/>
           </w:tcPr>
           <w:p>
+            <w:pPr>
+              <w:spacing w:before="20" w:after="20"/>
+            </w:pPr>
             <w:r/>
             <w:r>
               <w:rPr>
@@ -7858,6 +9560,9 @@
             <w:tcW w:type="dxa" w:w="1514"/>
           </w:tcPr>
           <w:p>
+            <w:pPr>
+              <w:spacing w:before="20" w:after="20"/>
+            </w:pPr>
             <w:r/>
             <w:r>
               <w:rPr>
@@ -7874,11 +9579,13 @@
             <w:tcW w:type="dxa" w:w="1514"/>
           </w:tcPr>
           <w:p>
-            <w:r/>
-            <w:r>
-              <w:rPr>
-                <w:rFonts w:ascii="Verdana" w:hAnsi="Verdana"/>
-                <w:b w:val="0"/>
+            <w:pPr>
+              <w:spacing w:before="20" w:after="20"/>
+            </w:pPr>
+            <w:r/>
+            <w:r>
+              <w:rPr>
+                <w:rFonts w:ascii="Verdana" w:hAnsi="Verdana"/>
                 <w:sz w:val="16"/>
               </w:rPr>
               <w:t>Tabla de cifrado</w:t>
@@ -7890,6 +9597,9 @@
             <w:tcW w:type="dxa" w:w="1514"/>
           </w:tcPr>
           <w:p>
+            <w:pPr>
+              <w:spacing w:before="20" w:after="20"/>
+            </w:pPr>
             <w:r/>
             <w:r>
               <w:rPr>
@@ -7906,6 +9616,9 @@
             <w:tcW w:type="dxa" w:w="1514"/>
           </w:tcPr>
           <w:p>
+            <w:pPr>
+              <w:spacing w:before="20" w:after="20"/>
+            </w:pPr>
             <w:r/>
             <w:r>
               <w:rPr>
@@ -7922,6 +9635,9 @@
             <w:tcW w:type="dxa" w:w="1514"/>
           </w:tcPr>
           <w:p>
+            <w:pPr>
+              <w:spacing w:before="20" w:after="20"/>
+            </w:pPr>
             <w:r/>
             <w:r>
               <w:rPr>
@@ -7942,6 +9658,9 @@
             <w:tcW w:type="dxa" w:w="1514"/>
           </w:tcPr>
           <w:p>
+            <w:pPr>
+              <w:spacing w:before="20" w:after="20"/>
+            </w:pPr>
             <w:r/>
             <w:r>
               <w:rPr>
@@ -7958,6 +9677,9 @@
             <w:tcW w:type="dxa" w:w="1514"/>
           </w:tcPr>
           <w:p>
+            <w:pPr>
+              <w:spacing w:before="20" w:after="20"/>
+            </w:pPr>
             <w:r/>
             <w:r>
               <w:rPr>
@@ -7974,11 +9696,13 @@
             <w:tcW w:type="dxa" w:w="1514"/>
           </w:tcPr>
           <w:p>
-            <w:r/>
-            <w:r>
-              <w:rPr>
-                <w:rFonts w:ascii="Verdana" w:hAnsi="Verdana"/>
-                <w:b w:val="0"/>
+            <w:pPr>
+              <w:spacing w:before="20" w:after="20"/>
+            </w:pPr>
+            <w:r/>
+            <w:r>
+              <w:rPr>
+                <w:rFonts w:ascii="Verdana" w:hAnsi="Verdana"/>
                 <w:sz w:val="16"/>
               </w:rPr>
               <w:t>Tabla de cifrado</w:t>
@@ -7990,6 +9714,9 @@
             <w:tcW w:type="dxa" w:w="1514"/>
           </w:tcPr>
           <w:p>
+            <w:pPr>
+              <w:spacing w:before="20" w:after="20"/>
+            </w:pPr>
             <w:r/>
             <w:r>
               <w:rPr>
@@ -8006,6 +9733,9 @@
             <w:tcW w:type="dxa" w:w="1514"/>
           </w:tcPr>
           <w:p>
+            <w:pPr>
+              <w:spacing w:before="20" w:after="20"/>
+            </w:pPr>
             <w:r/>
             <w:r>
               <w:rPr>
@@ -8022,6 +9752,9 @@
             <w:tcW w:type="dxa" w:w="1514"/>
           </w:tcPr>
           <w:p>
+            <w:pPr>
+              <w:spacing w:before="20" w:after="20"/>
+            </w:pPr>
             <w:r/>
             <w:r>
               <w:rPr>
@@ -8038,11 +9771,13 @@
             <w:tcW w:type="dxa" w:w="1514"/>
           </w:tcPr>
           <w:p>
-            <w:r/>
-            <w:r>
-              <w:rPr>
-                <w:rFonts w:ascii="Verdana" w:hAnsi="Verdana"/>
-                <w:b w:val="0"/>
+            <w:pPr>
+              <w:spacing w:before="20" w:after="20"/>
+            </w:pPr>
+            <w:r/>
+            <w:r>
+              <w:rPr>
+                <w:rFonts w:ascii="Verdana" w:hAnsi="Verdana"/>
                 <w:sz w:val="16"/>
               </w:rPr>
               <w:t>Tabla de cifrado</w:t>
@@ -8054,6 +9789,9 @@
             <w:tcW w:type="dxa" w:w="1514"/>
           </w:tcPr>
           <w:p>
+            <w:pPr>
+              <w:spacing w:before="20" w:after="20"/>
+            </w:pPr>
             <w:r/>
             <w:r>
               <w:rPr>
@@ -8070,6 +9808,9 @@
             <w:tcW w:type="dxa" w:w="1514"/>
           </w:tcPr>
           <w:p>
+            <w:pPr>
+              <w:spacing w:before="20" w:after="20"/>
+            </w:pPr>
             <w:r/>
             <w:r>
               <w:rPr>
@@ -8086,6 +9827,9 @@
             <w:tcW w:type="dxa" w:w="1514"/>
           </w:tcPr>
           <w:p>
+            <w:pPr>
+              <w:spacing w:before="20" w:after="20"/>
+            </w:pPr>
             <w:r/>
             <w:r>
               <w:rPr>
@@ -8106,6 +9850,9 @@
             <w:tcW w:type="dxa" w:w="1514"/>
           </w:tcPr>
           <w:p>
+            <w:pPr>
+              <w:spacing w:before="20" w:after="20"/>
+            </w:pPr>
             <w:r/>
             <w:r>
               <w:rPr>
@@ -8122,6 +9869,9 @@
             <w:tcW w:type="dxa" w:w="1514"/>
           </w:tcPr>
           <w:p>
+            <w:pPr>
+              <w:spacing w:before="20" w:after="20"/>
+            </w:pPr>
             <w:r/>
             <w:r>
               <w:rPr>
@@ -8138,11 +9888,13 @@
             <w:tcW w:type="dxa" w:w="1514"/>
           </w:tcPr>
           <w:p>
-            <w:r/>
-            <w:r>
-              <w:rPr>
-                <w:rFonts w:ascii="Verdana" w:hAnsi="Verdana"/>
-                <w:b w:val="0"/>
+            <w:pPr>
+              <w:spacing w:before="20" w:after="20"/>
+            </w:pPr>
+            <w:r/>
+            <w:r>
+              <w:rPr>
+                <w:rFonts w:ascii="Verdana" w:hAnsi="Verdana"/>
                 <w:sz w:val="16"/>
               </w:rPr>
               <w:t>Tabla de cifrado</w:t>
@@ -8154,6 +9906,9 @@
             <w:tcW w:type="dxa" w:w="1514"/>
           </w:tcPr>
           <w:p>
+            <w:pPr>
+              <w:spacing w:before="20" w:after="20"/>
+            </w:pPr>
             <w:r/>
             <w:r>
               <w:rPr>
@@ -8170,6 +9925,9 @@
             <w:tcW w:type="dxa" w:w="1514"/>
           </w:tcPr>
           <w:p>
+            <w:pPr>
+              <w:spacing w:before="20" w:after="20"/>
+            </w:pPr>
             <w:r/>
             <w:r>
               <w:rPr>
@@ -8186,6 +9944,9 @@
             <w:tcW w:type="dxa" w:w="1514"/>
           </w:tcPr>
           <w:p>
+            <w:pPr>
+              <w:spacing w:before="20" w:after="20"/>
+            </w:pPr>
             <w:r/>
             <w:r>
               <w:rPr>
@@ -8202,11 +9963,13 @@
             <w:tcW w:type="dxa" w:w="1514"/>
           </w:tcPr>
           <w:p>
-            <w:r/>
-            <w:r>
-              <w:rPr>
-                <w:rFonts w:ascii="Verdana" w:hAnsi="Verdana"/>
-                <w:b w:val="0"/>
+            <w:pPr>
+              <w:spacing w:before="20" w:after="20"/>
+            </w:pPr>
+            <w:r/>
+            <w:r>
+              <w:rPr>
+                <w:rFonts w:ascii="Verdana" w:hAnsi="Verdana"/>
                 <w:sz w:val="16"/>
               </w:rPr>
               <w:t>Tabla de cifrado</w:t>
@@ -8218,6 +9981,9 @@
             <w:tcW w:type="dxa" w:w="1514"/>
           </w:tcPr>
           <w:p>
+            <w:pPr>
+              <w:spacing w:before="20" w:after="20"/>
+            </w:pPr>
             <w:r/>
             <w:r>
               <w:rPr>
@@ -8234,6 +10000,9 @@
             <w:tcW w:type="dxa" w:w="1514"/>
           </w:tcPr>
           <w:p>
+            <w:pPr>
+              <w:spacing w:before="20" w:after="20"/>
+            </w:pPr>
             <w:r/>
             <w:r>
               <w:rPr>
@@ -8250,6 +10019,9 @@
             <w:tcW w:type="dxa" w:w="1514"/>
           </w:tcPr>
           <w:p>
+            <w:pPr>
+              <w:spacing w:before="20" w:after="20"/>
+            </w:pPr>
             <w:r/>
             <w:r>
               <w:rPr>
@@ -8270,6 +10042,9 @@
             <w:tcW w:type="dxa" w:w="1514"/>
           </w:tcPr>
           <w:p>
+            <w:pPr>
+              <w:spacing w:before="20" w:after="20"/>
+            </w:pPr>
             <w:r/>
             <w:r>
               <w:rPr>
@@ -8286,6 +10061,9 @@
             <w:tcW w:type="dxa" w:w="1514"/>
           </w:tcPr>
           <w:p>
+            <w:pPr>
+              <w:spacing w:before="20" w:after="20"/>
+            </w:pPr>
             <w:r/>
             <w:r>
               <w:rPr>
@@ -8302,11 +10080,13 @@
             <w:tcW w:type="dxa" w:w="1514"/>
           </w:tcPr>
           <w:p>
-            <w:r/>
-            <w:r>
-              <w:rPr>
-                <w:rFonts w:ascii="Verdana" w:hAnsi="Verdana"/>
-                <w:b w:val="0"/>
+            <w:pPr>
+              <w:spacing w:before="20" w:after="20"/>
+            </w:pPr>
+            <w:r/>
+            <w:r>
+              <w:rPr>
+                <w:rFonts w:ascii="Verdana" w:hAnsi="Verdana"/>
                 <w:sz w:val="16"/>
               </w:rPr>
               <w:t>Tabla de banderines</w:t>
@@ -8318,6 +10098,9 @@
             <w:tcW w:type="dxa" w:w="1514"/>
           </w:tcPr>
           <w:p>
+            <w:pPr>
+              <w:spacing w:before="20" w:after="20"/>
+            </w:pPr>
             <w:r/>
             <w:r>
               <w:rPr>
@@ -8334,6 +10117,9 @@
             <w:tcW w:type="dxa" w:w="1514"/>
           </w:tcPr>
           <w:p>
+            <w:pPr>
+              <w:spacing w:before="20" w:after="20"/>
+            </w:pPr>
             <w:r/>
             <w:r>
               <w:rPr>
@@ -8350,6 +10136,9 @@
             <w:tcW w:type="dxa" w:w="1514"/>
           </w:tcPr>
           <w:p>
+            <w:pPr>
+              <w:spacing w:before="20" w:after="20"/>
+            </w:pPr>
             <w:r/>
             <w:r>
               <w:rPr>
@@ -8366,11 +10155,13 @@
             <w:tcW w:type="dxa" w:w="1514"/>
           </w:tcPr>
           <w:p>
-            <w:r/>
-            <w:r>
-              <w:rPr>
-                <w:rFonts w:ascii="Verdana" w:hAnsi="Verdana"/>
-                <w:b w:val="0"/>
+            <w:pPr>
+              <w:spacing w:before="20" w:after="20"/>
+            </w:pPr>
+            <w:r/>
+            <w:r>
+              <w:rPr>
+                <w:rFonts w:ascii="Verdana" w:hAnsi="Verdana"/>
                 <w:sz w:val="16"/>
               </w:rPr>
               <w:t>Tabla de banderines</w:t>
@@ -8382,6 +10173,9 @@
             <w:tcW w:type="dxa" w:w="1514"/>
           </w:tcPr>
           <w:p>
+            <w:pPr>
+              <w:spacing w:before="20" w:after="20"/>
+            </w:pPr>
             <w:r/>
             <w:r>
               <w:rPr>
@@ -8398,6 +10192,9 @@
             <w:tcW w:type="dxa" w:w="1514"/>
           </w:tcPr>
           <w:p>
+            <w:pPr>
+              <w:spacing w:before="20" w:after="20"/>
+            </w:pPr>
             <w:r/>
             <w:r>
               <w:rPr>
@@ -8414,6 +10211,9 @@
             <w:tcW w:type="dxa" w:w="1514"/>
           </w:tcPr>
           <w:p>
+            <w:pPr>
+              <w:spacing w:before="20" w:after="20"/>
+            </w:pPr>
             <w:r/>
             <w:r>
               <w:rPr>
@@ -8434,6 +10234,9 @@
             <w:tcW w:type="dxa" w:w="1514"/>
           </w:tcPr>
           <w:p>
+            <w:pPr>
+              <w:spacing w:before="20" w:after="20"/>
+            </w:pPr>
             <w:r/>
             <w:r>
               <w:rPr>
@@ -8450,6 +10253,9 @@
             <w:tcW w:type="dxa" w:w="1514"/>
           </w:tcPr>
           <w:p>
+            <w:pPr>
+              <w:spacing w:before="20" w:after="20"/>
+            </w:pPr>
             <w:r/>
             <w:r>
               <w:rPr>
@@ -8466,11 +10272,13 @@
             <w:tcW w:type="dxa" w:w="1514"/>
           </w:tcPr>
           <w:p>
-            <w:r/>
-            <w:r>
-              <w:rPr>
-                <w:rFonts w:ascii="Verdana" w:hAnsi="Verdana"/>
-                <w:b w:val="0"/>
+            <w:pPr>
+              <w:spacing w:before="20" w:after="20"/>
+            </w:pPr>
+            <w:r/>
+            <w:r>
+              <w:rPr>
+                <w:rFonts w:ascii="Verdana" w:hAnsi="Verdana"/>
                 <w:sz w:val="16"/>
               </w:rPr>
               <w:t>Tabla de banderines</w:t>
@@ -8482,6 +10290,9 @@
             <w:tcW w:type="dxa" w:w="1514"/>
           </w:tcPr>
           <w:p>
+            <w:pPr>
+              <w:spacing w:before="20" w:after="20"/>
+            </w:pPr>
             <w:r/>
             <w:r>
               <w:rPr>
@@ -8498,6 +10309,9 @@
             <w:tcW w:type="dxa" w:w="1514"/>
           </w:tcPr>
           <w:p>
+            <w:pPr>
+              <w:spacing w:before="20" w:after="20"/>
+            </w:pPr>
             <w:r/>
             <w:r>
               <w:rPr>
@@ -8514,6 +10328,9 @@
             <w:tcW w:type="dxa" w:w="1514"/>
           </w:tcPr>
           <w:p>
+            <w:pPr>
+              <w:spacing w:before="20" w:after="20"/>
+            </w:pPr>
             <w:r/>
             <w:r>
               <w:rPr>
@@ -8530,11 +10347,13 @@
             <w:tcW w:type="dxa" w:w="1514"/>
           </w:tcPr>
           <w:p>
-            <w:r/>
-            <w:r>
-              <w:rPr>
-                <w:rFonts w:ascii="Verdana" w:hAnsi="Verdana"/>
-                <w:b w:val="0"/>
+            <w:pPr>
+              <w:spacing w:before="20" w:after="20"/>
+            </w:pPr>
+            <w:r/>
+            <w:r>
+              <w:rPr>
+                <w:rFonts w:ascii="Verdana" w:hAnsi="Verdana"/>
                 <w:sz w:val="16"/>
               </w:rPr>
               <w:t>Tabla de banderines</w:t>
@@ -8546,6 +10365,9 @@
             <w:tcW w:type="dxa" w:w="1514"/>
           </w:tcPr>
           <w:p>
+            <w:pPr>
+              <w:spacing w:before="20" w:after="20"/>
+            </w:pPr>
             <w:r/>
             <w:r>
               <w:rPr>
@@ -8562,6 +10384,9 @@
             <w:tcW w:type="dxa" w:w="1514"/>
           </w:tcPr>
           <w:p>
+            <w:pPr>
+              <w:spacing w:before="20" w:after="20"/>
+            </w:pPr>
             <w:r/>
             <w:r>
               <w:rPr>
@@ -8578,6 +10403,9 @@
             <w:tcW w:type="dxa" w:w="1514"/>
           </w:tcPr>
           <w:p>
+            <w:pPr>
+              <w:spacing w:before="20" w:after="20"/>
+            </w:pPr>
             <w:r/>
             <w:r>
               <w:rPr>
@@ -8598,6 +10426,9 @@
             <w:tcW w:type="dxa" w:w="1514"/>
           </w:tcPr>
           <w:p>
+            <w:pPr>
+              <w:spacing w:before="20" w:after="20"/>
+            </w:pPr>
             <w:r/>
             <w:r>
               <w:rPr>
@@ -8614,6 +10445,9 @@
             <w:tcW w:type="dxa" w:w="1514"/>
           </w:tcPr>
           <w:p>
+            <w:pPr>
+              <w:spacing w:before="20" w:after="20"/>
+            </w:pPr>
             <w:r/>
             <w:r>
               <w:rPr>
@@ -8630,11 +10464,13 @@
             <w:tcW w:type="dxa" w:w="1514"/>
           </w:tcPr>
           <w:p>
-            <w:r/>
-            <w:r>
-              <w:rPr>
-                <w:rFonts w:ascii="Verdana" w:hAnsi="Verdana"/>
-                <w:b w:val="0"/>
+            <w:pPr>
+              <w:spacing w:before="20" w:after="20"/>
+            </w:pPr>
+            <w:r/>
+            <w:r>
+              <w:rPr>
+                <w:rFonts w:ascii="Verdana" w:hAnsi="Verdana"/>
                 <w:sz w:val="16"/>
               </w:rPr>
               <w:t>Tabla de banderines</w:t>
@@ -8646,6 +10482,9 @@
             <w:tcW w:type="dxa" w:w="1514"/>
           </w:tcPr>
           <w:p>
+            <w:pPr>
+              <w:spacing w:before="20" w:after="20"/>
+            </w:pPr>
             <w:r/>
             <w:r>
               <w:rPr>
@@ -8662,6 +10501,9 @@
             <w:tcW w:type="dxa" w:w="1514"/>
           </w:tcPr>
           <w:p>
+            <w:pPr>
+              <w:spacing w:before="20" w:after="20"/>
+            </w:pPr>
             <w:r/>
             <w:r>
               <w:rPr>
@@ -8678,6 +10520,9 @@
             <w:tcW w:type="dxa" w:w="1514"/>
           </w:tcPr>
           <w:p>
+            <w:pPr>
+              <w:spacing w:before="20" w:after="20"/>
+            </w:pPr>
             <w:r/>
             <w:r>
               <w:rPr>
@@ -8694,11 +10539,13 @@
             <w:tcW w:type="dxa" w:w="1514"/>
           </w:tcPr>
           <w:p>
-            <w:r/>
-            <w:r>
-              <w:rPr>
-                <w:rFonts w:ascii="Verdana" w:hAnsi="Verdana"/>
-                <w:b w:val="0"/>
+            <w:pPr>
+              <w:spacing w:before="20" w:after="20"/>
+            </w:pPr>
+            <w:r/>
+            <w:r>
+              <w:rPr>
+                <w:rFonts w:ascii="Verdana" w:hAnsi="Verdana"/>
                 <w:sz w:val="16"/>
               </w:rPr>
               <w:t>Tabla de banderines</w:t>
@@ -8710,6 +10557,9 @@
             <w:tcW w:type="dxa" w:w="1514"/>
           </w:tcPr>
           <w:p>
+            <w:pPr>
+              <w:spacing w:before="20" w:after="20"/>
+            </w:pPr>
             <w:r/>
             <w:r>
               <w:rPr>
@@ -8726,6 +10576,9 @@
             <w:tcW w:type="dxa" w:w="1514"/>
           </w:tcPr>
           <w:p>
+            <w:pPr>
+              <w:spacing w:before="20" w:after="20"/>
+            </w:pPr>
             <w:r/>
             <w:r>
               <w:rPr>
@@ -8742,6 +10595,9 @@
             <w:tcW w:type="dxa" w:w="1514"/>
           </w:tcPr>
           <w:p>
+            <w:pPr>
+              <w:spacing w:before="20" w:after="20"/>
+            </w:pPr>
             <w:r/>
             <w:r>
               <w:rPr>
@@ -8762,6 +10618,9 @@
             <w:tcW w:type="dxa" w:w="1514"/>
           </w:tcPr>
           <w:p>
+            <w:pPr>
+              <w:spacing w:before="20" w:after="20"/>
+            </w:pPr>
             <w:r/>
             <w:r>
               <w:rPr>
@@ -8778,6 +10637,9 @@
             <w:tcW w:type="dxa" w:w="1514"/>
           </w:tcPr>
           <w:p>
+            <w:pPr>
+              <w:spacing w:before="20" w:after="20"/>
+            </w:pPr>
             <w:r/>
             <w:r>
               <w:rPr>
@@ -8794,11 +10656,13 @@
             <w:tcW w:type="dxa" w:w="1514"/>
           </w:tcPr>
           <w:p>
-            <w:r/>
-            <w:r>
-              <w:rPr>
-                <w:rFonts w:ascii="Verdana" w:hAnsi="Verdana"/>
-                <w:b w:val="0"/>
+            <w:pPr>
+              <w:spacing w:before="20" w:after="20"/>
+            </w:pPr>
+            <w:r/>
+            <w:r>
+              <w:rPr>
+                <w:rFonts w:ascii="Verdana" w:hAnsi="Verdana"/>
                 <w:sz w:val="16"/>
               </w:rPr>
               <w:t>Tabla de cifrado</w:t>
@@ -8810,6 +10674,9 @@
             <w:tcW w:type="dxa" w:w="1514"/>
           </w:tcPr>
           <w:p>
+            <w:pPr>
+              <w:spacing w:before="20" w:after="20"/>
+            </w:pPr>
             <w:r/>
             <w:r>
               <w:rPr>
@@ -8826,6 +10693,9 @@
             <w:tcW w:type="dxa" w:w="1514"/>
           </w:tcPr>
           <w:p>
+            <w:pPr>
+              <w:spacing w:before="20" w:after="20"/>
+            </w:pPr>
             <w:r/>
             <w:r>
               <w:rPr>
@@ -8842,6 +10712,9 @@
             <w:tcW w:type="dxa" w:w="1514"/>
           </w:tcPr>
           <w:p>
+            <w:pPr>
+              <w:spacing w:before="20" w:after="20"/>
+            </w:pPr>
             <w:r/>
             <w:r>
               <w:rPr>
@@ -8858,11 +10731,13 @@
             <w:tcW w:type="dxa" w:w="1514"/>
           </w:tcPr>
           <w:p>
-            <w:r/>
-            <w:r>
-              <w:rPr>
-                <w:rFonts w:ascii="Verdana" w:hAnsi="Verdana"/>
-                <w:b w:val="0"/>
+            <w:pPr>
+              <w:spacing w:before="20" w:after="20"/>
+            </w:pPr>
+            <w:r/>
+            <w:r>
+              <w:rPr>
+                <w:rFonts w:ascii="Verdana" w:hAnsi="Verdana"/>
                 <w:sz w:val="16"/>
               </w:rPr>
               <w:t>Tabla de cifrado</w:t>
@@ -8874,6 +10749,9 @@
             <w:tcW w:type="dxa" w:w="1514"/>
           </w:tcPr>
           <w:p>
+            <w:pPr>
+              <w:spacing w:before="20" w:after="20"/>
+            </w:pPr>
             <w:r/>
             <w:r>
               <w:rPr>
@@ -8890,6 +10768,9 @@
             <w:tcW w:type="dxa" w:w="1514"/>
           </w:tcPr>
           <w:p>
+            <w:pPr>
+              <w:spacing w:before="20" w:after="20"/>
+            </w:pPr>
             <w:r/>
             <w:r>
               <w:rPr>
@@ -8906,6 +10787,9 @@
             <w:tcW w:type="dxa" w:w="1514"/>
           </w:tcPr>
           <w:p>
+            <w:pPr>
+              <w:spacing w:before="20" w:after="20"/>
+            </w:pPr>
             <w:r/>
             <w:r>
               <w:rPr>
@@ -8926,6 +10810,9 @@
             <w:tcW w:type="dxa" w:w="1514"/>
           </w:tcPr>
           <w:p>
+            <w:pPr>
+              <w:spacing w:before="20" w:after="20"/>
+            </w:pPr>
             <w:r/>
             <w:r>
               <w:rPr>
@@ -8942,6 +10829,9 @@
             <w:tcW w:type="dxa" w:w="1514"/>
           </w:tcPr>
           <w:p>
+            <w:pPr>
+              <w:spacing w:before="20" w:after="20"/>
+            </w:pPr>
             <w:r/>
             <w:r>
               <w:rPr>
@@ -8958,11 +10848,13 @@
             <w:tcW w:type="dxa" w:w="1514"/>
           </w:tcPr>
           <w:p>
-            <w:r/>
-            <w:r>
-              <w:rPr>
-                <w:rFonts w:ascii="Verdana" w:hAnsi="Verdana"/>
-                <w:b w:val="0"/>
+            <w:pPr>
+              <w:spacing w:before="20" w:after="20"/>
+            </w:pPr>
+            <w:r/>
+            <w:r>
+              <w:rPr>
+                <w:rFonts w:ascii="Verdana" w:hAnsi="Verdana"/>
                 <w:sz w:val="16"/>
               </w:rPr>
               <w:t>Tabla de banderines</w:t>
@@ -8974,6 +10866,9 @@
             <w:tcW w:type="dxa" w:w="1514"/>
           </w:tcPr>
           <w:p>
+            <w:pPr>
+              <w:spacing w:before="20" w:after="20"/>
+            </w:pPr>
             <w:r/>
             <w:r>
               <w:rPr>
@@ -8990,6 +10885,9 @@
             <w:tcW w:type="dxa" w:w="1514"/>
           </w:tcPr>
           <w:p>
+            <w:pPr>
+              <w:spacing w:before="20" w:after="20"/>
+            </w:pPr>
             <w:r/>
             <w:r>
               <w:rPr>
@@ -9006,6 +10904,9 @@
             <w:tcW w:type="dxa" w:w="1514"/>
           </w:tcPr>
           <w:p>
+            <w:pPr>
+              <w:spacing w:before="20" w:after="20"/>
+            </w:pPr>
             <w:r/>
             <w:r>
               <w:rPr>
@@ -9022,11 +10923,13 @@
             <w:tcW w:type="dxa" w:w="1514"/>
           </w:tcPr>
           <w:p>
-            <w:r/>
-            <w:r>
-              <w:rPr>
-                <w:rFonts w:ascii="Verdana" w:hAnsi="Verdana"/>
-                <w:b w:val="0"/>
+            <w:pPr>
+              <w:spacing w:before="20" w:after="20"/>
+            </w:pPr>
+            <w:r/>
+            <w:r>
+              <w:rPr>
+                <w:rFonts w:ascii="Verdana" w:hAnsi="Verdana"/>
                 <w:sz w:val="16"/>
               </w:rPr>
               <w:t>Tabla de banderines</w:t>
@@ -9038,6 +10941,9 @@
             <w:tcW w:type="dxa" w:w="1514"/>
           </w:tcPr>
           <w:p>
+            <w:pPr>
+              <w:spacing w:before="20" w:after="20"/>
+            </w:pPr>
             <w:r/>
             <w:r>
               <w:rPr>
@@ -9054,6 +10960,9 @@
             <w:tcW w:type="dxa" w:w="1514"/>
           </w:tcPr>
           <w:p>
+            <w:pPr>
+              <w:spacing w:before="20" w:after="20"/>
+            </w:pPr>
             <w:r/>
             <w:r>
               <w:rPr>
@@ -9070,6 +10979,9 @@
             <w:tcW w:type="dxa" w:w="1514"/>
           </w:tcPr>
           <w:p>
+            <w:pPr>
+              <w:spacing w:before="20" w:after="20"/>
+            </w:pPr>
             <w:r/>
             <w:r>
               <w:rPr>
@@ -9090,6 +11002,9 @@
             <w:tcW w:type="dxa" w:w="1514"/>
           </w:tcPr>
           <w:p>
+            <w:pPr>
+              <w:spacing w:before="20" w:after="20"/>
+            </w:pPr>
             <w:r/>
             <w:r>
               <w:rPr>
@@ -9106,6 +11021,9 @@
             <w:tcW w:type="dxa" w:w="1514"/>
           </w:tcPr>
           <w:p>
+            <w:pPr>
+              <w:spacing w:before="20" w:after="20"/>
+            </w:pPr>
             <w:r/>
             <w:r>
               <w:rPr>
@@ -9122,11 +11040,13 @@
             <w:tcW w:type="dxa" w:w="1514"/>
           </w:tcPr>
           <w:p>
-            <w:r/>
-            <w:r>
-              <w:rPr>
-                <w:rFonts w:ascii="Verdana" w:hAnsi="Verdana"/>
-                <w:b w:val="0"/>
+            <w:pPr>
+              <w:spacing w:before="20" w:after="20"/>
+            </w:pPr>
+            <w:r/>
+            <w:r>
+              <w:rPr>
+                <w:rFonts w:ascii="Verdana" w:hAnsi="Verdana"/>
                 <w:sz w:val="16"/>
               </w:rPr>
               <w:t>Tabla de banderines</w:t>
@@ -9138,6 +11058,9 @@
             <w:tcW w:type="dxa" w:w="1514"/>
           </w:tcPr>
           <w:p>
+            <w:pPr>
+              <w:spacing w:before="20" w:after="20"/>
+            </w:pPr>
             <w:r/>
             <w:r>
               <w:rPr>
@@ -9154,6 +11077,9 @@
             <w:tcW w:type="dxa" w:w="1514"/>
           </w:tcPr>
           <w:p>
+            <w:pPr>
+              <w:spacing w:before="20" w:after="20"/>
+            </w:pPr>
             <w:r/>
             <w:r>
               <w:rPr>
@@ -9170,6 +11096,9 @@
             <w:tcW w:type="dxa" w:w="1514"/>
           </w:tcPr>
           <w:p>
+            <w:pPr>
+              <w:spacing w:before="20" w:after="20"/>
+            </w:pPr>
             <w:r/>
             <w:r>
               <w:rPr>
@@ -9186,11 +11115,13 @@
             <w:tcW w:type="dxa" w:w="1514"/>
           </w:tcPr>
           <w:p>
-            <w:r/>
-            <w:r>
-              <w:rPr>
-                <w:rFonts w:ascii="Verdana" w:hAnsi="Verdana"/>
-                <w:b w:val="0"/>
+            <w:pPr>
+              <w:spacing w:before="20" w:after="20"/>
+            </w:pPr>
+            <w:r/>
+            <w:r>
+              <w:rPr>
+                <w:rFonts w:ascii="Verdana" w:hAnsi="Verdana"/>
                 <w:sz w:val="16"/>
               </w:rPr>
               <w:t>Tabla de banderines</w:t>
@@ -9202,6 +11133,9 @@
             <w:tcW w:type="dxa" w:w="1514"/>
           </w:tcPr>
           <w:p>
+            <w:pPr>
+              <w:spacing w:before="20" w:after="20"/>
+            </w:pPr>
             <w:r/>
             <w:r>
               <w:rPr>
@@ -9218,6 +11152,9 @@
             <w:tcW w:type="dxa" w:w="1514"/>
           </w:tcPr>
           <w:p>
+            <w:pPr>
+              <w:spacing w:before="20" w:after="20"/>
+            </w:pPr>
             <w:r/>
             <w:r>
               <w:rPr>
@@ -9234,6 +11171,9 @@
             <w:tcW w:type="dxa" w:w="1514"/>
           </w:tcPr>
           <w:p>
+            <w:pPr>
+              <w:spacing w:before="20" w:after="20"/>
+            </w:pPr>
             <w:r/>
             <w:r>
               <w:rPr>
@@ -9254,6 +11194,9 @@
             <w:tcW w:type="dxa" w:w="1514"/>
           </w:tcPr>
           <w:p>
+            <w:pPr>
+              <w:spacing w:before="20" w:after="20"/>
+            </w:pPr>
             <w:r/>
             <w:r>
               <w:rPr>
@@ -9270,6 +11213,9 @@
             <w:tcW w:type="dxa" w:w="1514"/>
           </w:tcPr>
           <w:p>
+            <w:pPr>
+              <w:spacing w:before="20" w:after="20"/>
+            </w:pPr>
             <w:r/>
             <w:r>
               <w:rPr>
@@ -9286,11 +11232,13 @@
             <w:tcW w:type="dxa" w:w="1514"/>
           </w:tcPr>
           <w:p>
-            <w:r/>
-            <w:r>
-              <w:rPr>
-                <w:rFonts w:ascii="Verdana" w:hAnsi="Verdana"/>
-                <w:b w:val="0"/>
+            <w:pPr>
+              <w:spacing w:before="20" w:after="20"/>
+            </w:pPr>
+            <w:r/>
+            <w:r>
+              <w:rPr>
+                <w:rFonts w:ascii="Verdana" w:hAnsi="Verdana"/>
                 <w:sz w:val="16"/>
               </w:rPr>
               <w:t>Tabla de banderines</w:t>
@@ -9302,6 +11250,9 @@
             <w:tcW w:type="dxa" w:w="1514"/>
           </w:tcPr>
           <w:p>
+            <w:pPr>
+              <w:spacing w:before="20" w:after="20"/>
+            </w:pPr>
             <w:r/>
             <w:r>
               <w:rPr>
@@ -9318,6 +11269,9 @@
             <w:tcW w:type="dxa" w:w="1514"/>
           </w:tcPr>
           <w:p>
+            <w:pPr>
+              <w:spacing w:before="20" w:after="20"/>
+            </w:pPr>
             <w:r/>
             <w:r>
               <w:rPr>
@@ -9334,6 +11288,9 @@
             <w:tcW w:type="dxa" w:w="1514"/>
           </w:tcPr>
           <w:p>
+            <w:pPr>
+              <w:spacing w:before="20" w:after="20"/>
+            </w:pPr>
             <w:r/>
             <w:r>
               <w:rPr>
@@ -9350,11 +11307,13 @@
             <w:tcW w:type="dxa" w:w="1514"/>
           </w:tcPr>
           <w:p>
-            <w:r/>
-            <w:r>
-              <w:rPr>
-                <w:rFonts w:ascii="Verdana" w:hAnsi="Verdana"/>
-                <w:b w:val="0"/>
+            <w:pPr>
+              <w:spacing w:before="20" w:after="20"/>
+            </w:pPr>
+            <w:r/>
+            <w:r>
+              <w:rPr>
+                <w:rFonts w:ascii="Verdana" w:hAnsi="Verdana"/>
                 <w:sz w:val="16"/>
               </w:rPr>
               <w:t>Tabla de banderines</w:t>
@@ -9366,6 +11325,9 @@
             <w:tcW w:type="dxa" w:w="1514"/>
           </w:tcPr>
           <w:p>
+            <w:pPr>
+              <w:spacing w:before="20" w:after="20"/>
+            </w:pPr>
             <w:r/>
             <w:r>
               <w:rPr>
@@ -9382,6 +11344,9 @@
             <w:tcW w:type="dxa" w:w="1514"/>
           </w:tcPr>
           <w:p>
+            <w:pPr>
+              <w:spacing w:before="20" w:after="20"/>
+            </w:pPr>
             <w:r/>
             <w:r>
               <w:rPr>
@@ -9398,6 +11363,9 @@
             <w:tcW w:type="dxa" w:w="1514"/>
           </w:tcPr>
           <w:p>
+            <w:pPr>
+              <w:spacing w:before="20" w:after="20"/>
+            </w:pPr>
             <w:r/>
             <w:r>
               <w:rPr>
@@ -9418,6 +11386,9 @@
             <w:tcW w:type="dxa" w:w="1514"/>
           </w:tcPr>
           <w:p>
+            <w:pPr>
+              <w:spacing w:before="20" w:after="20"/>
+            </w:pPr>
             <w:r/>
             <w:r>
               <w:rPr>
@@ -9434,6 +11405,9 @@
             <w:tcW w:type="dxa" w:w="1514"/>
           </w:tcPr>
           <w:p>
+            <w:pPr>
+              <w:spacing w:before="20" w:after="20"/>
+            </w:pPr>
             <w:r/>
             <w:r>
               <w:rPr>
@@ -9450,11 +11424,13 @@
             <w:tcW w:type="dxa" w:w="1514"/>
           </w:tcPr>
           <w:p>
-            <w:r/>
-            <w:r>
-              <w:rPr>
-                <w:rFonts w:ascii="Verdana" w:hAnsi="Verdana"/>
-                <w:b w:val="0"/>
+            <w:pPr>
+              <w:spacing w:before="20" w:after="20"/>
+            </w:pPr>
+            <w:r/>
+            <w:r>
+              <w:rPr>
+                <w:rFonts w:ascii="Verdana" w:hAnsi="Verdana"/>
                 <w:sz w:val="16"/>
               </w:rPr>
               <w:t>Tabla de banderines</w:t>
@@ -9466,6 +11442,9 @@
             <w:tcW w:type="dxa" w:w="1514"/>
           </w:tcPr>
           <w:p>
+            <w:pPr>
+              <w:spacing w:before="20" w:after="20"/>
+            </w:pPr>
             <w:r/>
             <w:r>
               <w:rPr>
@@ -9482,6 +11461,9 @@
             <w:tcW w:type="dxa" w:w="1514"/>
           </w:tcPr>
           <w:p>
+            <w:pPr>
+              <w:spacing w:before="20" w:after="20"/>
+            </w:pPr>
             <w:r/>
             <w:r>
               <w:rPr>
@@ -9498,6 +11480,9 @@
             <w:tcW w:type="dxa" w:w="1514"/>
           </w:tcPr>
           <w:p>
+            <w:pPr>
+              <w:spacing w:before="20" w:after="20"/>
+            </w:pPr>
             <w:r/>
             <w:r>
               <w:rPr>
@@ -9514,11 +11499,13 @@
             <w:tcW w:type="dxa" w:w="1514"/>
           </w:tcPr>
           <w:p>
-            <w:r/>
-            <w:r>
-              <w:rPr>
-                <w:rFonts w:ascii="Verdana" w:hAnsi="Verdana"/>
-                <w:b w:val="0"/>
+            <w:pPr>
+              <w:spacing w:before="20" w:after="20"/>
+            </w:pPr>
+            <w:r/>
+            <w:r>
+              <w:rPr>
+                <w:rFonts w:ascii="Verdana" w:hAnsi="Verdana"/>
                 <w:sz w:val="16"/>
               </w:rPr>
               <w:t>Tabla de banderines</w:t>
@@ -9530,6 +11517,9 @@
             <w:tcW w:type="dxa" w:w="1514"/>
           </w:tcPr>
           <w:p>
+            <w:pPr>
+              <w:spacing w:before="20" w:after="20"/>
+            </w:pPr>
             <w:r/>
             <w:r>
               <w:rPr>
@@ -9546,6 +11536,9 @@
             <w:tcW w:type="dxa" w:w="1514"/>
           </w:tcPr>
           <w:p>
+            <w:pPr>
+              <w:spacing w:before="20" w:after="20"/>
+            </w:pPr>
             <w:r/>
             <w:r>
               <w:rPr>
@@ -9562,6 +11555,9 @@
             <w:tcW w:type="dxa" w:w="1514"/>
           </w:tcPr>
           <w:p>
+            <w:pPr>
+              <w:spacing w:before="20" w:after="20"/>
+            </w:pPr>
             <w:r/>
             <w:r>
               <w:rPr>
@@ -9582,6 +11578,9 @@
             <w:tcW w:type="dxa" w:w="1514"/>
           </w:tcPr>
           <w:p>
+            <w:pPr>
+              <w:spacing w:before="20" w:after="20"/>
+            </w:pPr>
             <w:r/>
             <w:r>
               <w:rPr>
@@ -9598,6 +11597,9 @@
             <w:tcW w:type="dxa" w:w="1514"/>
           </w:tcPr>
           <w:p>
+            <w:pPr>
+              <w:spacing w:before="20" w:after="20"/>
+            </w:pPr>
             <w:r/>
             <w:r>
               <w:rPr>
@@ -9614,11 +11616,13 @@
             <w:tcW w:type="dxa" w:w="1514"/>
           </w:tcPr>
           <w:p>
-            <w:r/>
-            <w:r>
-              <w:rPr>
-                <w:rFonts w:ascii="Verdana" w:hAnsi="Verdana"/>
-                <w:b w:val="0"/>
+            <w:pPr>
+              <w:spacing w:before="20" w:after="20"/>
+            </w:pPr>
+            <w:r/>
+            <w:r>
+              <w:rPr>
+                <w:rFonts w:ascii="Verdana" w:hAnsi="Verdana"/>
                 <w:sz w:val="16"/>
               </w:rPr>
               <w:t>Tabla de banderines</w:t>
@@ -9630,6 +11634,9 @@
             <w:tcW w:type="dxa" w:w="1514"/>
           </w:tcPr>
           <w:p>
+            <w:pPr>
+              <w:spacing w:before="20" w:after="20"/>
+            </w:pPr>
             <w:r/>
             <w:r>
               <w:rPr>
@@ -9646,6 +11653,9 @@
             <w:tcW w:type="dxa" w:w="1514"/>
           </w:tcPr>
           <w:p>
+            <w:pPr>
+              <w:spacing w:before="20" w:after="20"/>
+            </w:pPr>
             <w:r/>
             <w:r>
               <w:rPr>
@@ -9662,6 +11672,9 @@
             <w:tcW w:type="dxa" w:w="1514"/>
           </w:tcPr>
           <w:p>
+            <w:pPr>
+              <w:spacing w:before="20" w:after="20"/>
+            </w:pPr>
             <w:r/>
             <w:r>
               <w:rPr>
@@ -9678,11 +11691,13 @@
             <w:tcW w:type="dxa" w:w="1514"/>
           </w:tcPr>
           <w:p>
-            <w:r/>
-            <w:r>
-              <w:rPr>
-                <w:rFonts w:ascii="Verdana" w:hAnsi="Verdana"/>
-                <w:b w:val="0"/>
+            <w:pPr>
+              <w:spacing w:before="20" w:after="20"/>
+            </w:pPr>
+            <w:r/>
+            <w:r>
+              <w:rPr>
+                <w:rFonts w:ascii="Verdana" w:hAnsi="Verdana"/>
                 <w:sz w:val="16"/>
               </w:rPr>
               <w:t>Tabla de banderines</w:t>
@@ -9694,6 +11709,9 @@
             <w:tcW w:type="dxa" w:w="1514"/>
           </w:tcPr>
           <w:p>
+            <w:pPr>
+              <w:spacing w:before="20" w:after="20"/>
+            </w:pPr>
             <w:r/>
             <w:r>
               <w:rPr>
@@ -9710,6 +11728,9 @@
             <w:tcW w:type="dxa" w:w="1514"/>
           </w:tcPr>
           <w:p>
+            <w:pPr>
+              <w:spacing w:before="20" w:after="20"/>
+            </w:pPr>
             <w:r/>
             <w:r>
               <w:rPr>
@@ -9726,6 +11747,9 @@
             <w:tcW w:type="dxa" w:w="1514"/>
           </w:tcPr>
           <w:p>
+            <w:pPr>
+              <w:spacing w:before="20" w:after="20"/>
+            </w:pPr>
             <w:r/>
             <w:r>
               <w:rPr>
@@ -9746,6 +11770,9 @@
             <w:tcW w:type="dxa" w:w="1514"/>
           </w:tcPr>
           <w:p>
+            <w:pPr>
+              <w:spacing w:before="20" w:after="20"/>
+            </w:pPr>
             <w:r/>
             <w:r>
               <w:rPr>
@@ -9762,6 +11789,9 @@
             <w:tcW w:type="dxa" w:w="1514"/>
           </w:tcPr>
           <w:p>
+            <w:pPr>
+              <w:spacing w:before="20" w:after="20"/>
+            </w:pPr>
             <w:r/>
             <w:r>
               <w:rPr>
@@ -9778,11 +11808,13 @@
             <w:tcW w:type="dxa" w:w="1514"/>
           </w:tcPr>
           <w:p>
-            <w:r/>
-            <w:r>
-              <w:rPr>
-                <w:rFonts w:ascii="Verdana" w:hAnsi="Verdana"/>
-                <w:b w:val="0"/>
+            <w:pPr>
+              <w:spacing w:before="20" w:after="20"/>
+            </w:pPr>
+            <w:r/>
+            <w:r>
+              <w:rPr>
+                <w:rFonts w:ascii="Verdana" w:hAnsi="Verdana"/>
                 <w:sz w:val="16"/>
               </w:rPr>
               <w:t>Tabla de banderines</w:t>
@@ -9794,6 +11826,9 @@
             <w:tcW w:type="dxa" w:w="1514"/>
           </w:tcPr>
           <w:p>
+            <w:pPr>
+              <w:spacing w:before="20" w:after="20"/>
+            </w:pPr>
             <w:r/>
             <w:r>
               <w:rPr>
@@ -9810,6 +11845,9 @@
             <w:tcW w:type="dxa" w:w="1514"/>
           </w:tcPr>
           <w:p>
+            <w:pPr>
+              <w:spacing w:before="20" w:after="20"/>
+            </w:pPr>
             <w:r/>
             <w:r>
               <w:rPr>
@@ -9826,6 +11864,9 @@
             <w:tcW w:type="dxa" w:w="1514"/>
           </w:tcPr>
           <w:p>
+            <w:pPr>
+              <w:spacing w:before="20" w:after="20"/>
+            </w:pPr>
             <w:r/>
             <w:r>
               <w:rPr>
@@ -9842,11 +11883,13 @@
             <w:tcW w:type="dxa" w:w="1514"/>
           </w:tcPr>
           <w:p>
-            <w:r/>
-            <w:r>
-              <w:rPr>
-                <w:rFonts w:ascii="Verdana" w:hAnsi="Verdana"/>
-                <w:b w:val="0"/>
+            <w:pPr>
+              <w:spacing w:before="20" w:after="20"/>
+            </w:pPr>
+            <w:r/>
+            <w:r>
+              <w:rPr>
+                <w:rFonts w:ascii="Verdana" w:hAnsi="Verdana"/>
                 <w:sz w:val="16"/>
               </w:rPr>
               <w:t>Tabla de banderines</w:t>
@@ -9858,6 +11901,9 @@
             <w:tcW w:type="dxa" w:w="1514"/>
           </w:tcPr>
           <w:p>
+            <w:pPr>
+              <w:spacing w:before="20" w:after="20"/>
+            </w:pPr>
             <w:r/>
             <w:r>
               <w:rPr>
@@ -9874,6 +11920,9 @@
             <w:tcW w:type="dxa" w:w="1514"/>
           </w:tcPr>
           <w:p>
+            <w:pPr>
+              <w:spacing w:before="20" w:after="20"/>
+            </w:pPr>
             <w:r/>
             <w:r>
               <w:rPr>
@@ -9890,6 +11939,9 @@
             <w:tcW w:type="dxa" w:w="1514"/>
           </w:tcPr>
           <w:p>
+            <w:pPr>
+              <w:spacing w:before="20" w:after="20"/>
+            </w:pPr>
             <w:r/>
             <w:r>
               <w:rPr>
@@ -9910,6 +11962,9 @@
             <w:tcW w:type="dxa" w:w="1514"/>
           </w:tcPr>
           <w:p>
+            <w:pPr>
+              <w:spacing w:before="20" w:after="20"/>
+            </w:pPr>
             <w:r/>
             <w:r>
               <w:rPr>
@@ -9926,6 +11981,9 @@
             <w:tcW w:type="dxa" w:w="1514"/>
           </w:tcPr>
           <w:p>
+            <w:pPr>
+              <w:spacing w:before="20" w:after="20"/>
+            </w:pPr>
             <w:r/>
             <w:r>
               <w:rPr>
@@ -9942,11 +12000,13 @@
             <w:tcW w:type="dxa" w:w="1514"/>
           </w:tcPr>
           <w:p>
-            <w:r/>
-            <w:r>
-              <w:rPr>
-                <w:rFonts w:ascii="Verdana" w:hAnsi="Verdana"/>
-                <w:b w:val="0"/>
+            <w:pPr>
+              <w:spacing w:before="20" w:after="20"/>
+            </w:pPr>
+            <w:r/>
+            <w:r>
+              <w:rPr>
+                <w:rFonts w:ascii="Verdana" w:hAnsi="Verdana"/>
                 <w:sz w:val="16"/>
               </w:rPr>
               <w:t>Tabla de banderines</w:t>
@@ -9958,6 +12018,9 @@
             <w:tcW w:type="dxa" w:w="1514"/>
           </w:tcPr>
           <w:p>
+            <w:pPr>
+              <w:spacing w:before="20" w:after="20"/>
+            </w:pPr>
             <w:r/>
             <w:r>
               <w:rPr>
@@ -9974,6 +12037,9 @@
             <w:tcW w:type="dxa" w:w="1514"/>
           </w:tcPr>
           <w:p>
+            <w:pPr>
+              <w:spacing w:before="20" w:after="20"/>
+            </w:pPr>
             <w:r/>
             <w:r>
               <w:rPr>
@@ -9990,6 +12056,9 @@
             <w:tcW w:type="dxa" w:w="1514"/>
           </w:tcPr>
           <w:p>
+            <w:pPr>
+              <w:spacing w:before="20" w:after="20"/>
+            </w:pPr>
             <w:r/>
             <w:r>
               <w:rPr>
@@ -10006,11 +12075,13 @@
             <w:tcW w:type="dxa" w:w="1514"/>
           </w:tcPr>
           <w:p>
-            <w:r/>
-            <w:r>
-              <w:rPr>
-                <w:rFonts w:ascii="Verdana" w:hAnsi="Verdana"/>
-                <w:b w:val="0"/>
+            <w:pPr>
+              <w:spacing w:before="20" w:after="20"/>
+            </w:pPr>
+            <w:r/>
+            <w:r>
+              <w:rPr>
+                <w:rFonts w:ascii="Verdana" w:hAnsi="Verdana"/>
                 <w:sz w:val="16"/>
               </w:rPr>
               <w:t>Tabla de banderines</w:t>
@@ -10022,6 +12093,9 @@
             <w:tcW w:type="dxa" w:w="1514"/>
           </w:tcPr>
           <w:p>
+            <w:pPr>
+              <w:spacing w:before="20" w:after="20"/>
+            </w:pPr>
             <w:r/>
             <w:r>
               <w:rPr>
@@ -10038,6 +12112,9 @@
             <w:tcW w:type="dxa" w:w="1514"/>
           </w:tcPr>
           <w:p>
+            <w:pPr>
+              <w:spacing w:before="20" w:after="20"/>
+            </w:pPr>
             <w:r/>
             <w:r>
               <w:rPr>
@@ -10054,6 +12131,9 @@
             <w:tcW w:type="dxa" w:w="1514"/>
           </w:tcPr>
           <w:p>
+            <w:pPr>
+              <w:spacing w:before="20" w:after="20"/>
+            </w:pPr>
             <w:r/>
             <w:r>
               <w:rPr>
@@ -10074,6 +12154,9 @@
             <w:tcW w:type="dxa" w:w="1514"/>
           </w:tcPr>
           <w:p>
+            <w:pPr>
+              <w:spacing w:before="20" w:after="20"/>
+            </w:pPr>
             <w:r/>
             <w:r>
               <w:rPr>
@@ -10090,6 +12173,9 @@
             <w:tcW w:type="dxa" w:w="1514"/>
           </w:tcPr>
           <w:p>
+            <w:pPr>
+              <w:spacing w:before="20" w:after="20"/>
+            </w:pPr>
             <w:r/>
             <w:r>
               <w:rPr>
@@ -10106,11 +12192,13 @@
             <w:tcW w:type="dxa" w:w="1514"/>
           </w:tcPr>
           <w:p>
-            <w:r/>
-            <w:r>
-              <w:rPr>
-                <w:rFonts w:ascii="Verdana" w:hAnsi="Verdana"/>
-                <w:b w:val="0"/>
+            <w:pPr>
+              <w:spacing w:before="20" w:after="20"/>
+            </w:pPr>
+            <w:r/>
+            <w:r>
+              <w:rPr>
+                <w:rFonts w:ascii="Verdana" w:hAnsi="Verdana"/>
                 <w:sz w:val="16"/>
               </w:rPr>
               <w:t>Tabla de cifrado</w:t>
@@ -10122,6 +12210,9 @@
             <w:tcW w:type="dxa" w:w="1514"/>
           </w:tcPr>
           <w:p>
+            <w:pPr>
+              <w:spacing w:before="20" w:after="20"/>
+            </w:pPr>
             <w:r/>
             <w:r>
               <w:rPr>
@@ -10138,6 +12229,9 @@
             <w:tcW w:type="dxa" w:w="1514"/>
           </w:tcPr>
           <w:p>
+            <w:pPr>
+              <w:spacing w:before="20" w:after="20"/>
+            </w:pPr>
             <w:r/>
             <w:r>
               <w:rPr>
@@ -10154,6 +12248,9 @@
             <w:tcW w:type="dxa" w:w="1514"/>
           </w:tcPr>
           <w:p>
+            <w:pPr>
+              <w:spacing w:before="20" w:after="20"/>
+            </w:pPr>
             <w:r/>
             <w:r>
               <w:rPr>
@@ -10170,11 +12267,13 @@
             <w:tcW w:type="dxa" w:w="1514"/>
           </w:tcPr>
           <w:p>
-            <w:r/>
-            <w:r>
-              <w:rPr>
-                <w:rFonts w:ascii="Verdana" w:hAnsi="Verdana"/>
-                <w:b w:val="0"/>
+            <w:pPr>
+              <w:spacing w:before="20" w:after="20"/>
+            </w:pPr>
+            <w:r/>
+            <w:r>
+              <w:rPr>
+                <w:rFonts w:ascii="Verdana" w:hAnsi="Verdana"/>
                 <w:sz w:val="16"/>
               </w:rPr>
               <w:t>Tabla de cifrado</w:t>
@@ -10186,6 +12285,9 @@
             <w:tcW w:type="dxa" w:w="1514"/>
           </w:tcPr>
           <w:p>
+            <w:pPr>
+              <w:spacing w:before="20" w:after="20"/>
+            </w:pPr>
             <w:r/>
             <w:r>
               <w:rPr>
@@ -10202,6 +12304,9 @@
             <w:tcW w:type="dxa" w:w="1514"/>
           </w:tcPr>
           <w:p>
+            <w:pPr>
+              <w:spacing w:before="20" w:after="20"/>
+            </w:pPr>
             <w:r/>
             <w:r>
               <w:rPr>
@@ -10218,6 +12323,9 @@
             <w:tcW w:type="dxa" w:w="1514"/>
           </w:tcPr>
           <w:p>
+            <w:pPr>
+              <w:spacing w:before="20" w:after="20"/>
+            </w:pPr>
             <w:r/>
             <w:r>
               <w:rPr>
@@ -10238,6 +12346,9 @@
             <w:tcW w:type="dxa" w:w="1514"/>
           </w:tcPr>
           <w:p>
+            <w:pPr>
+              <w:spacing w:before="20" w:after="20"/>
+            </w:pPr>
             <w:r/>
             <w:r>
               <w:rPr>
@@ -10254,6 +12365,9 @@
             <w:tcW w:type="dxa" w:w="1514"/>
           </w:tcPr>
           <w:p>
+            <w:pPr>
+              <w:spacing w:before="20" w:after="20"/>
+            </w:pPr>
             <w:r/>
             <w:r>
               <w:rPr>
@@ -10270,11 +12384,13 @@
             <w:tcW w:type="dxa" w:w="1514"/>
           </w:tcPr>
           <w:p>
-            <w:r/>
-            <w:r>
-              <w:rPr>
-                <w:rFonts w:ascii="Verdana" w:hAnsi="Verdana"/>
-                <w:b w:val="0"/>
+            <w:pPr>
+              <w:spacing w:before="20" w:after="20"/>
+            </w:pPr>
+            <w:r/>
+            <w:r>
+              <w:rPr>
+                <w:rFonts w:ascii="Verdana" w:hAnsi="Verdana"/>
                 <w:sz w:val="16"/>
               </w:rPr>
               <w:t>Tabla de cifrado</w:t>
@@ -10286,6 +12402,9 @@
             <w:tcW w:type="dxa" w:w="1514"/>
           </w:tcPr>
           <w:p>
+            <w:pPr>
+              <w:spacing w:before="20" w:after="20"/>
+            </w:pPr>
             <w:r/>
             <w:r>
               <w:rPr>
@@ -10302,6 +12421,9 @@
             <w:tcW w:type="dxa" w:w="1514"/>
           </w:tcPr>
           <w:p>
+            <w:pPr>
+              <w:spacing w:before="20" w:after="20"/>
+            </w:pPr>
             <w:r/>
             <w:r>
               <w:rPr>
@@ -10318,6 +12440,9 @@
             <w:tcW w:type="dxa" w:w="1514"/>
           </w:tcPr>
           <w:p>
+            <w:pPr>
+              <w:spacing w:before="20" w:after="20"/>
+            </w:pPr>
             <w:r/>
             <w:r>
               <w:rPr>
@@ -10334,11 +12459,13 @@
             <w:tcW w:type="dxa" w:w="1514"/>
           </w:tcPr>
           <w:p>
-            <w:r/>
-            <w:r>
-              <w:rPr>
-                <w:rFonts w:ascii="Verdana" w:hAnsi="Verdana"/>
-                <w:b w:val="0"/>
+            <w:pPr>
+              <w:spacing w:before="20" w:after="20"/>
+            </w:pPr>
+            <w:r/>
+            <w:r>
+              <w:rPr>
+                <w:rFonts w:ascii="Verdana" w:hAnsi="Verdana"/>
                 <w:sz w:val="16"/>
               </w:rPr>
               <w:t>Tabla de cifrado</w:t>
@@ -10350,6 +12477,9 @@
             <w:tcW w:type="dxa" w:w="1514"/>
           </w:tcPr>
           <w:p>
+            <w:pPr>
+              <w:spacing w:before="20" w:after="20"/>
+            </w:pPr>
             <w:r/>
             <w:r>
               <w:rPr>
@@ -10366,6 +12496,9 @@
             <w:tcW w:type="dxa" w:w="1514"/>
           </w:tcPr>
           <w:p>
+            <w:pPr>
+              <w:spacing w:before="20" w:after="20"/>
+            </w:pPr>
             <w:r/>
             <w:r>
               <w:rPr>
@@ -10382,6 +12515,9 @@
             <w:tcW w:type="dxa" w:w="1514"/>
           </w:tcPr>
           <w:p>
+            <w:pPr>
+              <w:spacing w:before="20" w:after="20"/>
+            </w:pPr>
             <w:r/>
             <w:r>
               <w:rPr>
@@ -10402,6 +12538,9 @@
             <w:tcW w:type="dxa" w:w="1514"/>
           </w:tcPr>
           <w:p>
+            <w:pPr>
+              <w:spacing w:before="20" w:after="20"/>
+            </w:pPr>
             <w:r/>
             <w:r>
               <w:rPr>
@@ -10418,6 +12557,9 @@
             <w:tcW w:type="dxa" w:w="1514"/>
           </w:tcPr>
           <w:p>
+            <w:pPr>
+              <w:spacing w:before="20" w:after="20"/>
+            </w:pPr>
             <w:r/>
             <w:r>
               <w:rPr>
@@ -10434,11 +12576,13 @@
             <w:tcW w:type="dxa" w:w="1514"/>
           </w:tcPr>
           <w:p>
-            <w:r/>
-            <w:r>
-              <w:rPr>
-                <w:rFonts w:ascii="Verdana" w:hAnsi="Verdana"/>
-                <w:b w:val="0"/>
+            <w:pPr>
+              <w:spacing w:before="20" w:after="20"/>
+            </w:pPr>
+            <w:r/>
+            <w:r>
+              <w:rPr>
+                <w:rFonts w:ascii="Verdana" w:hAnsi="Verdana"/>
                 <w:sz w:val="16"/>
               </w:rPr>
               <w:t>Tabla de banderines</w:t>
@@ -10450,6 +12594,9 @@
             <w:tcW w:type="dxa" w:w="1514"/>
           </w:tcPr>
           <w:p>
+            <w:pPr>
+              <w:spacing w:before="20" w:after="20"/>
+            </w:pPr>
             <w:r/>
             <w:r>
               <w:rPr>
@@ -10466,6 +12613,9 @@
             <w:tcW w:type="dxa" w:w="1514"/>
           </w:tcPr>
           <w:p>
+            <w:pPr>
+              <w:spacing w:before="20" w:after="20"/>
+            </w:pPr>
             <w:r/>
             <w:r>
               <w:rPr>
@@ -10482,6 +12632,9 @@
             <w:tcW w:type="dxa" w:w="1514"/>
           </w:tcPr>
           <w:p>
+            <w:pPr>
+              <w:spacing w:before="20" w:after="20"/>
+            </w:pPr>
             <w:r/>
             <w:r>
               <w:rPr>
@@ -10498,11 +12651,13 @@
             <w:tcW w:type="dxa" w:w="1514"/>
           </w:tcPr>
           <w:p>
-            <w:r/>
-            <w:r>
-              <w:rPr>
-                <w:rFonts w:ascii="Verdana" w:hAnsi="Verdana"/>
-                <w:b w:val="0"/>
+            <w:pPr>
+              <w:spacing w:before="20" w:after="20"/>
+            </w:pPr>
+            <w:r/>
+            <w:r>
+              <w:rPr>
+                <w:rFonts w:ascii="Verdana" w:hAnsi="Verdana"/>
                 <w:sz w:val="16"/>
               </w:rPr>
               <w:t>Tabla de banderines</w:t>
@@ -10514,6 +12669,9 @@
             <w:tcW w:type="dxa" w:w="1514"/>
           </w:tcPr>
           <w:p>
+            <w:pPr>
+              <w:spacing w:before="20" w:after="20"/>
+            </w:pPr>
             <w:r/>
             <w:r>
               <w:rPr>
@@ -10530,6 +12688,9 @@
             <w:tcW w:type="dxa" w:w="1514"/>
           </w:tcPr>
           <w:p>
+            <w:pPr>
+              <w:spacing w:before="20" w:after="20"/>
+            </w:pPr>
             <w:r/>
             <w:r>
               <w:rPr>
@@ -10546,6 +12707,9 @@
             <w:tcW w:type="dxa" w:w="1514"/>
           </w:tcPr>
           <w:p>
+            <w:pPr>
+              <w:spacing w:before="20" w:after="20"/>
+            </w:pPr>
             <w:r/>
             <w:r>
               <w:rPr>
@@ -10566,6 +12730,9 @@
             <w:tcW w:type="dxa" w:w="1514"/>
           </w:tcPr>
           <w:p>
+            <w:pPr>
+              <w:spacing w:before="20" w:after="20"/>
+            </w:pPr>
             <w:r/>
             <w:r>
               <w:rPr>
@@ -10582,6 +12749,9 @@
             <w:tcW w:type="dxa" w:w="1514"/>
           </w:tcPr>
           <w:p>
+            <w:pPr>
+              <w:spacing w:before="20" w:after="20"/>
+            </w:pPr>
             <w:r/>
             <w:r>
               <w:rPr>
@@ -10598,11 +12768,13 @@
             <w:tcW w:type="dxa" w:w="1514"/>
           </w:tcPr>
           <w:p>
-            <w:r/>
-            <w:r>
-              <w:rPr>
-                <w:rFonts w:ascii="Verdana" w:hAnsi="Verdana"/>
-                <w:b w:val="0"/>
+            <w:pPr>
+              <w:spacing w:before="20" w:after="20"/>
+            </w:pPr>
+            <w:r/>
+            <w:r>
+              <w:rPr>
+                <w:rFonts w:ascii="Verdana" w:hAnsi="Verdana"/>
                 <w:sz w:val="16"/>
               </w:rPr>
               <w:t>K</w:t>
@@ -10614,6 +12786,9 @@
             <w:tcW w:type="dxa" w:w="1514"/>
           </w:tcPr>
           <w:p>
+            <w:pPr>
+              <w:spacing w:before="20" w:after="20"/>
+            </w:pPr>
             <w:r/>
             <w:r>
               <w:rPr>
@@ -10630,6 +12805,9 @@
             <w:tcW w:type="dxa" w:w="1514"/>
           </w:tcPr>
           <w:p>
+            <w:pPr>
+              <w:spacing w:before="20" w:after="20"/>
+            </w:pPr>
             <w:r/>
             <w:r>
               <w:rPr>
@@ -10646,6 +12824,9 @@
             <w:tcW w:type="dxa" w:w="1514"/>
           </w:tcPr>
           <w:p>
+            <w:pPr>
+              <w:spacing w:before="20" w:after="20"/>
+            </w:pPr>
             <w:r/>
             <w:r>
               <w:rPr>
@@ -10662,11 +12843,13 @@
             <w:tcW w:type="dxa" w:w="1514"/>
           </w:tcPr>
           <w:p>
-            <w:r/>
-            <w:r>
-              <w:rPr>
-                <w:rFonts w:ascii="Verdana" w:hAnsi="Verdana"/>
-                <w:b w:val="0"/>
+            <w:pPr>
+              <w:spacing w:before="20" w:after="20"/>
+            </w:pPr>
+            <w:r/>
+            <w:r>
+              <w:rPr>
+                <w:rFonts w:ascii="Verdana" w:hAnsi="Verdana"/>
                 <w:sz w:val="16"/>
               </w:rPr>
               <w:t>K</w:t>
@@ -10678,6 +12861,9 @@
             <w:tcW w:type="dxa" w:w="1514"/>
           </w:tcPr>
           <w:p>
+            <w:pPr>
+              <w:spacing w:before="20" w:after="20"/>
+            </w:pPr>
             <w:r/>
             <w:r>
               <w:rPr>
@@ -10694,6 +12880,9 @@
             <w:tcW w:type="dxa" w:w="1514"/>
           </w:tcPr>
           <w:p>
+            <w:pPr>
+              <w:spacing w:before="20" w:after="20"/>
+            </w:pPr>
             <w:r/>
             <w:r>
               <w:rPr>
@@ -10710,6 +12899,9 @@
             <w:tcW w:type="dxa" w:w="1514"/>
           </w:tcPr>
           <w:p>
+            <w:pPr>
+              <w:spacing w:before="20" w:after="20"/>
+            </w:pPr>
             <w:r/>
             <w:r>
               <w:rPr>
@@ -10730,6 +12922,9 @@
             <w:tcW w:type="dxa" w:w="1514"/>
           </w:tcPr>
           <w:p>
+            <w:pPr>
+              <w:spacing w:before="20" w:after="20"/>
+            </w:pPr>
             <w:r/>
             <w:r>
               <w:rPr>
@@ -10746,6 +12941,9 @@
             <w:tcW w:type="dxa" w:w="1514"/>
           </w:tcPr>
           <w:p>
+            <w:pPr>
+              <w:spacing w:before="20" w:after="20"/>
+            </w:pPr>
             <w:r/>
             <w:r>
               <w:rPr>
@@ -10762,11 +12960,13 @@
             <w:tcW w:type="dxa" w:w="1514"/>
           </w:tcPr>
           <w:p>
-            <w:r/>
-            <w:r>
-              <w:rPr>
-                <w:rFonts w:ascii="Verdana" w:hAnsi="Verdana"/>
-                <w:b w:val="0"/>
+            <w:pPr>
+              <w:spacing w:before="20" w:after="20"/>
+            </w:pPr>
+            <w:r/>
+            <w:r>
+              <w:rPr>
+                <w:rFonts w:ascii="Verdana" w:hAnsi="Verdana"/>
                 <w:sz w:val="16"/>
               </w:rPr>
               <w:t>K</w:t>
@@ -10778,6 +12978,9 @@
             <w:tcW w:type="dxa" w:w="1514"/>
           </w:tcPr>
           <w:p>
+            <w:pPr>
+              <w:spacing w:before="20" w:after="20"/>
+            </w:pPr>
             <w:r/>
             <w:r>
               <w:rPr>
@@ -10794,6 +12997,9 @@
             <w:tcW w:type="dxa" w:w="1514"/>
           </w:tcPr>
           <w:p>
+            <w:pPr>
+              <w:spacing w:before="20" w:after="20"/>
+            </w:pPr>
             <w:r/>
             <w:r>
               <w:rPr>
@@ -10810,6 +13016,9 @@
             <w:tcW w:type="dxa" w:w="1514"/>
           </w:tcPr>
           <w:p>
+            <w:pPr>
+              <w:spacing w:before="20" w:after="20"/>
+            </w:pPr>
             <w:r/>
             <w:r>
               <w:rPr>
@@ -10826,11 +13035,13 @@
             <w:tcW w:type="dxa" w:w="1514"/>
           </w:tcPr>
           <w:p>
-            <w:r/>
-            <w:r>
-              <w:rPr>
-                <w:rFonts w:ascii="Verdana" w:hAnsi="Verdana"/>
-                <w:b w:val="0"/>
+            <w:pPr>
+              <w:spacing w:before="20" w:after="20"/>
+            </w:pPr>
+            <w:r/>
+            <w:r>
+              <w:rPr>
+                <w:rFonts w:ascii="Verdana" w:hAnsi="Verdana"/>
                 <w:sz w:val="16"/>
               </w:rPr>
               <w:t>K</w:t>
@@ -10842,6 +13053,9 @@
             <w:tcW w:type="dxa" w:w="1514"/>
           </w:tcPr>
           <w:p>
+            <w:pPr>
+              <w:spacing w:before="20" w:after="20"/>
+            </w:pPr>
             <w:r/>
             <w:r>
               <w:rPr>
@@ -10858,6 +13072,9 @@
             <w:tcW w:type="dxa" w:w="1514"/>
           </w:tcPr>
           <w:p>
+            <w:pPr>
+              <w:spacing w:before="20" w:after="20"/>
+            </w:pPr>
             <w:r/>
             <w:r>
               <w:rPr>
@@ -10874,6 +13091,9 @@
             <w:tcW w:type="dxa" w:w="1514"/>
           </w:tcPr>
           <w:p>
+            <w:pPr>
+              <w:spacing w:before="20" w:after="20"/>
+            </w:pPr>
             <w:r/>
             <w:r>
               <w:rPr>
@@ -10894,6 +13114,9 @@
             <w:tcW w:type="dxa" w:w="1514"/>
           </w:tcPr>
           <w:p>
+            <w:pPr>
+              <w:spacing w:before="20" w:after="20"/>
+            </w:pPr>
             <w:r/>
             <w:r>
               <w:rPr>
@@ -10910,6 +13133,9 @@
             <w:tcW w:type="dxa" w:w="1514"/>
           </w:tcPr>
           <w:p>
+            <w:pPr>
+              <w:spacing w:before="20" w:after="20"/>
+            </w:pPr>
             <w:r/>
             <w:r>
               <w:rPr>
@@ -10926,11 +13152,13 @@
             <w:tcW w:type="dxa" w:w="1514"/>
           </w:tcPr>
           <w:p>
-            <w:r/>
-            <w:r>
-              <w:rPr>
-                <w:rFonts w:ascii="Verdana" w:hAnsi="Verdana"/>
-                <w:b w:val="0"/>
+            <w:pPr>
+              <w:spacing w:before="20" w:after="20"/>
+            </w:pPr>
+            <w:r/>
+            <w:r>
+              <w:rPr>
+                <w:rFonts w:ascii="Verdana" w:hAnsi="Verdana"/>
                 <w:sz w:val="16"/>
               </w:rPr>
               <w:t>K</w:t>
@@ -10942,6 +13170,9 @@
             <w:tcW w:type="dxa" w:w="1514"/>
           </w:tcPr>
           <w:p>
+            <w:pPr>
+              <w:spacing w:before="20" w:after="20"/>
+            </w:pPr>
             <w:r/>
             <w:r>
               <w:rPr>
@@ -10958,6 +13189,9 @@
             <w:tcW w:type="dxa" w:w="1514"/>
           </w:tcPr>
           <w:p>
+            <w:pPr>
+              <w:spacing w:before="20" w:after="20"/>
+            </w:pPr>
             <w:r/>
             <w:r>
               <w:rPr>
@@ -10974,6 +13208,9 @@
             <w:tcW w:type="dxa" w:w="1514"/>
           </w:tcPr>
           <w:p>
+            <w:pPr>
+              <w:spacing w:before="20" w:after="20"/>
+            </w:pPr>
             <w:r/>
             <w:r>
               <w:rPr>
@@ -10990,11 +13227,13 @@
             <w:tcW w:type="dxa" w:w="1514"/>
           </w:tcPr>
           <w:p>
-            <w:r/>
-            <w:r>
-              <w:rPr>
-                <w:rFonts w:ascii="Verdana" w:hAnsi="Verdana"/>
-                <w:b w:val="0"/>
+            <w:pPr>
+              <w:spacing w:before="20" w:after="20"/>
+            </w:pPr>
+            <w:r/>
+            <w:r>
+              <w:rPr>
+                <w:rFonts w:ascii="Verdana" w:hAnsi="Verdana"/>
                 <w:sz w:val="16"/>
               </w:rPr>
               <w:t>K</w:t>
@@ -11006,6 +13245,9 @@
             <w:tcW w:type="dxa" w:w="1514"/>
           </w:tcPr>
           <w:p>
+            <w:pPr>
+              <w:spacing w:before="20" w:after="20"/>
+            </w:pPr>
             <w:r/>
             <w:r>
               <w:rPr>
@@ -11022,6 +13264,9 @@
             <w:tcW w:type="dxa" w:w="1514"/>
           </w:tcPr>
           <w:p>
+            <w:pPr>
+              <w:spacing w:before="20" w:after="20"/>
+            </w:pPr>
             <w:r/>
             <w:r>
               <w:rPr>
@@ -11038,6 +13283,9 @@
             <w:tcW w:type="dxa" w:w="1514"/>
           </w:tcPr>
           <w:p>
+            <w:pPr>
+              <w:spacing w:before="20" w:after="20"/>
+            </w:pPr>
             <w:r/>
             <w:r>
               <w:rPr>
@@ -11058,6 +13306,9 @@
             <w:tcW w:type="dxa" w:w="1514"/>
           </w:tcPr>
           <w:p>
+            <w:pPr>
+              <w:spacing w:before="20" w:after="20"/>
+            </w:pPr>
             <w:r/>
             <w:r>
               <w:rPr>
@@ -11074,6 +13325,9 @@
             <w:tcW w:type="dxa" w:w="1514"/>
           </w:tcPr>
           <w:p>
+            <w:pPr>
+              <w:spacing w:before="20" w:after="20"/>
+            </w:pPr>
             <w:r/>
             <w:r>
               <w:rPr>
@@ -11090,11 +13344,13 @@
             <w:tcW w:type="dxa" w:w="1514"/>
           </w:tcPr>
           <w:p>
-            <w:r/>
-            <w:r>
-              <w:rPr>
-                <w:rFonts w:ascii="Verdana" w:hAnsi="Verdana"/>
-                <w:b w:val="0"/>
+            <w:pPr>
+              <w:spacing w:before="20" w:after="20"/>
+            </w:pPr>
+            <w:r/>
+            <w:r>
+              <w:rPr>
+                <w:rFonts w:ascii="Verdana" w:hAnsi="Verdana"/>
                 <w:sz w:val="16"/>
               </w:rPr>
               <w:t>Tabla de banderines</w:t>
@@ -11106,6 +13362,9 @@
             <w:tcW w:type="dxa" w:w="1514"/>
           </w:tcPr>
           <w:p>
+            <w:pPr>
+              <w:spacing w:before="20" w:after="20"/>
+            </w:pPr>
             <w:r/>
             <w:r>
               <w:rPr>
@@ -11122,6 +13381,9 @@
             <w:tcW w:type="dxa" w:w="1514"/>
           </w:tcPr>
           <w:p>
+            <w:pPr>
+              <w:spacing w:before="20" w:after="20"/>
+            </w:pPr>
             <w:r/>
             <w:r>
               <w:rPr>
@@ -11138,6 +13400,9 @@
             <w:tcW w:type="dxa" w:w="1514"/>
           </w:tcPr>
           <w:p>
+            <w:pPr>
+              <w:spacing w:before="20" w:after="20"/>
+            </w:pPr>
             <w:r/>
             <w:r>
               <w:rPr>
@@ -11154,11 +13419,13 @@
             <w:tcW w:type="dxa" w:w="1514"/>
           </w:tcPr>
           <w:p>
-            <w:r/>
-            <w:r>
-              <w:rPr>
-                <w:rFonts w:ascii="Verdana" w:hAnsi="Verdana"/>
-                <w:b w:val="0"/>
+            <w:pPr>
+              <w:spacing w:before="20" w:after="20"/>
+            </w:pPr>
+            <w:r/>
+            <w:r>
+              <w:rPr>
+                <w:rFonts w:ascii="Verdana" w:hAnsi="Verdana"/>
                 <w:sz w:val="16"/>
               </w:rPr>
               <w:t>Tabla de banderines</w:t>
@@ -11170,6 +13437,9 @@
             <w:tcW w:type="dxa" w:w="1514"/>
           </w:tcPr>
           <w:p>
+            <w:pPr>
+              <w:spacing w:before="20" w:after="20"/>
+            </w:pPr>
             <w:r/>
             <w:r>
               <w:rPr>
@@ -11186,6 +13456,9 @@
             <w:tcW w:type="dxa" w:w="1514"/>
           </w:tcPr>
           <w:p>
+            <w:pPr>
+              <w:spacing w:before="20" w:after="20"/>
+            </w:pPr>
             <w:r/>
             <w:r>
               <w:rPr>
@@ -11202,6 +13475,9 @@
             <w:tcW w:type="dxa" w:w="1514"/>
           </w:tcPr>
           <w:p>
+            <w:pPr>
+              <w:spacing w:before="20" w:after="20"/>
+            </w:pPr>
             <w:r/>
             <w:r>
               <w:rPr>
@@ -11222,6 +13498,9 @@
             <w:tcW w:type="dxa" w:w="1514"/>
           </w:tcPr>
           <w:p>
+            <w:pPr>
+              <w:spacing w:before="20" w:after="20"/>
+            </w:pPr>
             <w:r/>
             <w:r>
               <w:rPr>
@@ -11238,6 +13517,9 @@
             <w:tcW w:type="dxa" w:w="1514"/>
           </w:tcPr>
           <w:p>
+            <w:pPr>
+              <w:spacing w:before="20" w:after="20"/>
+            </w:pPr>
             <w:r/>
             <w:r>
               <w:rPr>
@@ -11254,11 +13536,13 @@
             <w:tcW w:type="dxa" w:w="1514"/>
           </w:tcPr>
           <w:p>
-            <w:r/>
-            <w:r>
-              <w:rPr>
-                <w:rFonts w:ascii="Verdana" w:hAnsi="Verdana"/>
-                <w:b w:val="0"/>
+            <w:pPr>
+              <w:spacing w:before="20" w:after="20"/>
+            </w:pPr>
+            <w:r/>
+            <w:r>
+              <w:rPr>
+                <w:rFonts w:ascii="Verdana" w:hAnsi="Verdana"/>
                 <w:sz w:val="16"/>
               </w:rPr>
               <w:t>Tabla de banderines</w:t>
@@ -11270,6 +13554,9 @@
             <w:tcW w:type="dxa" w:w="1514"/>
           </w:tcPr>
           <w:p>
+            <w:pPr>
+              <w:spacing w:before="20" w:after="20"/>
+            </w:pPr>
             <w:r/>
             <w:r>
               <w:rPr>
@@ -11286,6 +13573,9 @@
             <w:tcW w:type="dxa" w:w="1514"/>
           </w:tcPr>
           <w:p>
+            <w:pPr>
+              <w:spacing w:before="20" w:after="20"/>
+            </w:pPr>
             <w:r/>
             <w:r>
               <w:rPr>
@@ -11302,6 +13592,9 @@
             <w:tcW w:type="dxa" w:w="1514"/>
           </w:tcPr>
           <w:p>
+            <w:pPr>
+              <w:spacing w:before="20" w:after="20"/>
+            </w:pPr>
             <w:r/>
             <w:r>
               <w:rPr>
@@ -11318,11 +13611,13 @@
             <w:tcW w:type="dxa" w:w="1514"/>
           </w:tcPr>
           <w:p>
-            <w:r/>
-            <w:r>
-              <w:rPr>
-                <w:rFonts w:ascii="Verdana" w:hAnsi="Verdana"/>
-                <w:b w:val="0"/>
+            <w:pPr>
+              <w:spacing w:before="20" w:after="20"/>
+            </w:pPr>
+            <w:r/>
+            <w:r>
+              <w:rPr>
+                <w:rFonts w:ascii="Verdana" w:hAnsi="Verdana"/>
                 <w:sz w:val="16"/>
               </w:rPr>
               <w:t>Tabla de banderines</w:t>
@@ -11334,6 +13629,9 @@
             <w:tcW w:type="dxa" w:w="1514"/>
           </w:tcPr>
           <w:p>
+            <w:pPr>
+              <w:spacing w:before="20" w:after="20"/>
+            </w:pPr>
             <w:r/>
             <w:r>
               <w:rPr>
@@ -11350,6 +13648,9 @@
             <w:tcW w:type="dxa" w:w="1514"/>
           </w:tcPr>
           <w:p>
+            <w:pPr>
+              <w:spacing w:before="20" w:after="20"/>
+            </w:pPr>
             <w:r/>
             <w:r>
               <w:rPr>
@@ -11366,6 +13667,9 @@
             <w:tcW w:type="dxa" w:w="1514"/>
           </w:tcPr>
           <w:p>
+            <w:pPr>
+              <w:spacing w:before="20" w:after="20"/>
+            </w:pPr>
             <w:r/>
             <w:r>
               <w:rPr>

--- a/docx/es/BUFRCREX_TableB_es_33.docx
+++ b/docx/es/BUFRCREX_TableB_es_33.docx
@@ -13312,377 +13312,6 @@
         </w:tc>
       </w:tr>
     </w:tbl>
-    <w:p/>
-    <w:p>
-      <w:r>
-        <w:rPr>
-          <w:rFonts w:ascii="Verdana" w:hAnsi="Verdana"/>
-          <w:i/>
-          <w:sz w:val="14"/>
-        </w:rPr>
-        <w:t>Note 23: El valor –0,1 kg m–2 antes de la aplicación del factor de escala (–1 después de su aplicación o en la clave CREX) indicará “trazas” (no mensurable, menos de 0,05 kg m–2).</w:t>
-      </w:r>
-    </w:p>
-    <w:p>
-      <w:r>
-        <w:rPr>
-          <w:rFonts w:ascii="Verdana" w:hAnsi="Verdana"/>
-          <w:i/>
-          <w:sz w:val="14"/>
-        </w:rPr>
-        <w:t>Note 25: Una significación definida anteriormente puede anularse transmitiendo un “valor faltante” a partir de la tabla de cifrado o de banderines apropiada.</w:t>
-      </w:r>
-    </w:p>
-    <w:p>
-      <w:r>
-        <w:rPr>
-          <w:rFonts w:ascii="Verdana" w:hAnsi="Verdana"/>
-          <w:i/>
-          <w:sz w:val="14"/>
-        </w:rPr>
-        <w:t>Note 27: Todas las horas están expresadas en Tiempo Universal Coordinado (UTC), a menos que se indique lo contrario. I.2 – BUFR/CREX Tabla B/04 – 3</w:t>
-      </w:r>
-    </w:p>
-    <w:p>
-      <w:r>
-        <w:rPr>
-          <w:rFonts w:ascii="Verdana" w:hAnsi="Verdana"/>
-          <w:i/>
-          <w:sz w:val="14"/>
-        </w:rPr>
-        <w:t>Note 32: Solo se indicará el rumbo o azimut en relación con la localización comunicada que no volverá a especificarse.</w:t>
-      </w:r>
-    </w:p>
-    <w:p>
-      <w:r>
-        <w:rPr>
-          <w:rFonts w:ascii="Verdana" w:hAnsi="Verdana"/>
-          <w:i/>
-          <w:sz w:val="14"/>
-        </w:rPr>
-        <w:t>Note 62: Tan solo se indicará la distancia en relación con la localización comunicada y el rumbo, azimut o elevación y no se volverá a especificar esta localización.</w:t>
-      </w:r>
-    </w:p>
-    <w:p>
-      <w:r>
-        <w:rPr>
-          <w:rFonts w:ascii="Verdana" w:hAnsi="Verdana"/>
-          <w:i/>
-          <w:sz w:val="14"/>
-        </w:rPr>
-        <w:t>Note 63: Se asignarán valores positivos a la radiación descendente.</w:t>
-      </w:r>
-    </w:p>
-    <w:p>
-      <w:r>
-        <w:rPr>
-          <w:rFonts w:ascii="Verdana" w:hAnsi="Verdana"/>
-          <w:i/>
-          <w:sz w:val="14"/>
-        </w:rPr>
-        <w:t>Note 64: Se asignarán valores positivos a los componentes descendentes w cuando las unidades sean Pa s –1.</w:t>
-      </w:r>
-    </w:p>
-    <w:p>
-      <w:r>
-        <w:rPr>
-          <w:rFonts w:ascii="Verdana" w:hAnsi="Verdana"/>
-          <w:i/>
-          <w:sz w:val="14"/>
-        </w:rPr>
-        <w:t>Note 66: Se asignarán valores negativos a los incrementos este-oeste.</w:t>
-      </w:r>
-    </w:p>
-    <w:p>
-      <w:r>
-        <w:rPr>
-          <w:rFonts w:ascii="Verdana" w:hAnsi="Verdana"/>
-          <w:i/>
-          <w:sz w:val="14"/>
-        </w:rPr>
-        <w:t>Note 75: Para los descriptores CREX F = B, no 0.</w:t>
-      </w:r>
-    </w:p>
-    <w:p>
-      <w:r>
-        <w:rPr>
-          <w:rFonts w:ascii="Verdana" w:hAnsi="Verdana"/>
-          <w:i/>
-          <w:sz w:val="14"/>
-        </w:rPr>
-        <w:t>Note 92: Para distinguir claramente los casos de datos faltantes y de píxeles saturados, los datos de imagen de n bits deberían cifrarse utilizando una anchura de datos de n + 1. Si tal descriptor no está disponible ya en la Clase 30, debería utilizarse un descriptor de operación 2 01 YYY para modificar la anchura de datos de la entrada existente, si fuese necesario. I.2 – BUFR/CREX Tabla B/30 – 1</w:t>
-      </w:r>
-    </w:p>
-    <w:p>
-      <w:r>
-        <w:rPr>
-          <w:rFonts w:ascii="Verdana" w:hAnsi="Verdana"/>
-          <w:i/>
-          <w:sz w:val="14"/>
-        </w:rPr>
-        <w:t>Note 105: Para indicar períodos de tiempo o desplazamientos que preceden al tiempo definido actualmente se emplearán períodos de tiempo negativos o desplazamientos.</w:t>
-      </w:r>
-    </w:p>
-    <w:p>
-      <w:r>
-        <w:rPr>
-          <w:rFonts w:ascii="Verdana" w:hAnsi="Verdana"/>
-          <w:i/>
-          <w:sz w:val="14"/>
-        </w:rPr>
-        <w:t>Note 110: Se asignarán valores negativos a los incrementos norte-sur.</w:t>
-      </w:r>
-    </w:p>
-    <w:p>
-      <w:r>
-        <w:rPr>
-          <w:rFonts w:ascii="Verdana" w:hAnsi="Verdana"/>
-          <w:i/>
-          <w:sz w:val="14"/>
-        </w:rPr>
-        <w:t>Note 115: La anchura de datos de los píxeles puede cambiarse mediante el descriptor 2 01 YYY.</w:t>
-      </w:r>
-    </w:p>
-    <w:p>
-      <w:r>
-        <w:rPr>
-          <w:rFonts w:ascii="Verdana" w:hAnsi="Verdana"/>
-          <w:i/>
-          <w:sz w:val="14"/>
-        </w:rPr>
-        <w:t>Note 121: En relación con determinados elementos de esta clase, pueden consignarse algunas indicaciones sobre la precisión prevista.</w:t>
-      </w:r>
-    </w:p>
-    <w:p>
-      <w:r>
-        <w:rPr>
-          <w:rFonts w:ascii="Verdana" w:hAnsi="Verdana"/>
-          <w:i/>
-          <w:sz w:val="14"/>
-        </w:rPr>
-        <w:t>Note 122: Se asignarán valores negativos a la latitud sur.</w:t>
-      </w:r>
-    </w:p>
-    <w:p>
-      <w:r>
-        <w:rPr>
-          <w:rFonts w:ascii="Verdana" w:hAnsi="Verdana"/>
-          <w:i/>
-          <w:sz w:val="14"/>
-        </w:rPr>
-        <w:t>Note 123: Se asignarán valores positivos a los componentes v en sentido sur–norte.</w:t>
-      </w:r>
-    </w:p>
-    <w:p>
-      <w:r>
-        <w:rPr>
-          <w:rFonts w:ascii="Verdana" w:hAnsi="Verdana"/>
-          <w:i/>
-          <w:sz w:val="14"/>
-        </w:rPr>
-        <w:t>Note 126: Los informes sobre la dirección del viento de superficie resultantes de mediciones dentro del 1° del Polo Norte o del Polo Sur se notificarán de manera que el cero de su acimut esté alineado, coincidiendo con los 0° del meridiano de Greenwich. I.2 – BUFR/CREX Tabla B/11 – 6</w:t>
-      </w:r>
-    </w:p>
-    <w:p>
-      <w:r>
-        <w:rPr>
-          <w:rFonts w:ascii="Verdana" w:hAnsi="Verdana"/>
-          <w:i/>
-          <w:sz w:val="14"/>
-        </w:rPr>
-        <w:t>Note 140: El tamaño del píxel en la horizontal – 1 está dado por la posición donde el factor de escala del mapa es igual a la unidad.</w:t>
-      </w:r>
-    </w:p>
-    <w:p>
-      <w:r>
-        <w:rPr>
-          <w:rFonts w:ascii="Verdana" w:hAnsi="Verdana"/>
-          <w:i/>
-          <w:sz w:val="14"/>
-        </w:rPr>
-        <w:t>Note 141: El tamaño del píxel en la horizontal – 2 está dado por la posición donde el factor de escala del mapa es igual a la unidad.</w:t>
-      </w:r>
-    </w:p>
-    <w:p>
-      <w:r>
-        <w:rPr>
-          <w:rFonts w:ascii="Verdana" w:hAnsi="Verdana"/>
-          <w:i/>
-          <w:sz w:val="14"/>
-        </w:rPr>
-        <w:t>Note 145: La significación de los períodos o desplazamientos de tiempo se puede indicar utilizando la clave de significación del tiempo correspondiente a la referencia de tabla 0 08 021.</w:t>
-      </w:r>
-    </w:p>
-    <w:p>
-      <w:r>
-        <w:rPr>
-          <w:rFonts w:ascii="Verdana" w:hAnsi="Verdana"/>
-          <w:i/>
-          <w:sz w:val="14"/>
-        </w:rPr>
-        <w:t>Note 149: La localización del tiempo, cuando se utiliza con valores de predicción, indicará la hora del estado inicial de la predicción o el comienzo del período de predicción; cuando se utilice con promedios de conjunto de valores de predicción, la localización del tiempo indicará el estado inicial o el comienzo de la primera predicción de las que se obtienen los valores medios de conjunto</w:t>
-      </w:r>
-    </w:p>
-    <w:p>
-      <w:r>
-        <w:rPr>
-          <w:rFonts w:ascii="Verdana" w:hAnsi="Verdana"/>
-          <w:i/>
-          <w:sz w:val="14"/>
-        </w:rPr>
-        <w:t>Note 155: Esta clase también puede contener elementos relativos a los procedimientos de observación.</w:t>
-      </w:r>
-    </w:p>
-    <w:p>
-      <w:r>
-        <w:rPr>
-          <w:rFonts w:ascii="Verdana" w:hAnsi="Verdana"/>
-          <w:i/>
-          <w:sz w:val="14"/>
-        </w:rPr>
-        <w:t>Note 156: Esta clase incluirá elementos que describen los instrumentos que se utilizan para obtener los elementos meteorológicos transmitidos.</w:t>
-      </w:r>
-    </w:p>
-    <w:p>
-      <w:r>
-        <w:rPr>
-          <w:rFonts w:ascii="Verdana" w:hAnsi="Verdana"/>
-          <w:i/>
-          <w:sz w:val="14"/>
-        </w:rPr>
-        <w:t>Note 158: Respecto a los períodos o desplazamientos de tiempo, e incrementos de tiempo, será necesario determinar la localización inicial del tiempo antes de utilizarlos, y a continuación, según corresponda, se indicará la definición y significación del tiempo.</w:t>
-      </w:r>
-    </w:p>
-    <w:p>
-      <w:r>
-        <w:rPr>
-          <w:rFonts w:ascii="Verdana" w:hAnsi="Verdana"/>
-          <w:i/>
-          <w:sz w:val="14"/>
-        </w:rPr>
-        <w:t>Note 160: Se asignarán valores negativos a la radiación ascendente.</w:t>
-      </w:r>
-    </w:p>
-    <w:p>
-      <w:r>
-        <w:rPr>
-          <w:rFonts w:ascii="Verdana" w:hAnsi="Verdana"/>
-          <w:i/>
-          <w:sz w:val="14"/>
-        </w:rPr>
-        <w:t>Note 161: Se asignarán valores positivos a los componentes ascendentes w cuando las unidades sean m s–1.</w:t>
-      </w:r>
-    </w:p>
-    <w:p>
-      <w:r>
-        <w:rPr>
-          <w:rFonts w:ascii="Verdana" w:hAnsi="Verdana"/>
-          <w:i/>
-          <w:sz w:val="14"/>
-        </w:rPr>
-        <w:t>Note 162: Intervalos útiles utilizados: de 1011 Bq a 1019 Bq para emisiones; de 10–2 Bq a 107 Bq y de 10–2 mSv a 107 mSv para concentraciones y dosis.</w:t>
-      </w:r>
-    </w:p>
-    <w:p>
-      <w:r>
-        <w:rPr>
-          <w:rFonts w:ascii="Verdana" w:hAnsi="Verdana"/>
-          <w:i/>
-          <w:sz w:val="14"/>
-        </w:rPr>
-        <w:t>Note 163: Los valores de la latitud y de los incrementos de latitud quedan comprendidos entre –90 grados y +90 grados.</w:t>
-      </w:r>
-    </w:p>
-    <w:p>
-      <w:r>
-        <w:rPr>
-          <w:rFonts w:ascii="Verdana" w:hAnsi="Verdana"/>
-          <w:i/>
-          <w:sz w:val="14"/>
-        </w:rPr>
-        <w:t>Note 164: Los valores de longitud quedarán comprendidos entre –180 grados y +180 grados.</w:t>
-      </w:r>
-    </w:p>
-    <w:p>
-      <w:r>
-        <w:rPr>
-          <w:rFonts w:ascii="Verdana" w:hAnsi="Verdana"/>
-          <w:i/>
-          <w:sz w:val="14"/>
-        </w:rPr>
-        <w:t>Note 165: Se indicarán los elementos verticales y la presión para determinar los valores de estos elementos con independencia del elemento o variable que indique la coordenada vertical.</w:t>
-      </w:r>
-    </w:p>
-    <w:p>
-      <w:r>
-        <w:rPr>
-          <w:rFonts w:ascii="Verdana" w:hAnsi="Verdana"/>
-          <w:i/>
-          <w:sz w:val="14"/>
-        </w:rPr>
-        <w:t>Note 166: Se asignarán valores negativos a la longitud oeste.</w:t>
-      </w:r>
-    </w:p>
-    <w:p>
-      <w:r>
-        <w:rPr>
-          <w:rFonts w:ascii="Verdana" w:hAnsi="Verdana"/>
-          <w:i/>
-          <w:sz w:val="14"/>
-        </w:rPr>
-        <w:t>Note 167: Se asignarán valores positivos a los componentes u en sentido oeste–este.</w:t>
-      </w:r>
-    </w:p>
-    <w:p>
-      <w:r>
-        <w:rPr>
-          <w:rFonts w:ascii="Verdana" w:hAnsi="Verdana"/>
-          <w:i/>
-          <w:sz w:val="14"/>
-        </w:rPr>
-        <w:t>Note 176: Cuando sea necesario indicar más de un período o desplazamiento de tiempo para hacer indicaciones de tiempo complejas se definirán en sucesión inmediata en el siguiente orden: período conjunto (según corresponda), seguido por el período de predicción (según corresponda), seguido por el período de promedio o acumulación (según corresponda).</w:t>
-      </w:r>
-    </w:p>
-    <w:p>
-      <w:r>
-        <w:rPr>
-          <w:rFonts w:ascii="Verdana" w:hAnsi="Verdana"/>
-          <w:i/>
-          <w:sz w:val="14"/>
-        </w:rPr>
-        <w:t>Note 178: Cuando se indique la expresión “período determinado” en la columna “nombre del elemento”, deberá indicarse el período correspondiente, utilizando referencias de la Clase 04.</w:t>
-      </w:r>
-    </w:p>
-    <w:p>
-      <w:r>
-        <w:rPr>
-          <w:rFonts w:ascii="Verdana" w:hAnsi="Verdana"/>
-          <w:i/>
-          <w:sz w:val="14"/>
-        </w:rPr>
-        <w:t>Note 179: Cuando se acumulen o promedien los valores (por ejemplo en relación con un determinado período de tiempo), el número total de valores de los que se obtienen los valores acumulados o promediados podrán representarse utilizando la referencia 0 08 022.</w:t>
-      </w:r>
-    </w:p>
-    <w:p>
-      <w:r>
-        <w:rPr>
-          <w:rFonts w:ascii="Verdana" w:hAnsi="Verdana"/>
-          <w:i/>
-          <w:sz w:val="14"/>
-        </w:rPr>
-        <w:t>Note 180: Normas para la información sobre vientos: Velocidad Dirección Valor faltante Valor faltante Calma 0 0 Observación normal &gt;0 1°–360° Velocidad solamente &gt;0 Valor faltante Dirección solamente Valor faltante 1°–360° “Ligero y variable” &gt;0 0 No hay observaciones</w:t>
-      </w:r>
-    </w:p>
-    <w:p>
-      <w:r>
-        <w:rPr>
-          <w:rFonts w:ascii="Verdana" w:hAnsi="Verdana"/>
-          <w:i/>
-          <w:sz w:val="14"/>
-        </w:rPr>
-        <w:t>Note 181: Normas de notificación sobre mar de viento y olas: Observación Velocidad Dirección Ninguna observación faltante faltante Calma 0 0 Observación normal &gt;0 1–360 Velocidad únicamente &gt;0 faltante Dirección únicamente faltante 1–360 &gt;0 0 “Ligero y variable”</w:t>
-      </w:r>
-    </w:p>
     <w:sectPr>
       <w:pgSz w:w="16838" w:h="11906" w:orient="landscape"/>
       <w:pgMar w:top="850" w:right="850" w:bottom="850" w:left="850" w:header="720" w:footer="720" w:gutter="0"/>
